--- a/Cristoff S/DevOps/Cristoff Stan.docx
+++ b/Cristoff S/DevOps/Cristoff Stan.docx
@@ -63,10 +63,37 @@
           <w:szCs w:val="28"/>
           <w:shd w:val="clear" w:color="auto" w:fill="FFFFFF"/>
         </w:rPr>
-        <w:t>Senior DevOps Engineer / Platform Engineer</w:t>
+        <w:t xml:space="preserve">Senior Software Engineer </w:t>
+      </w:r>
+      <w:r>
+        <w:rPr>
+          <w:rFonts w:asciiTheme="majorBidi" w:eastAsia="Segoe UI" w:hAnsiTheme="majorBidi" w:cstheme="majorBidi"/>
+          <w:sz w:val="22"/>
+          <w:szCs w:val="28"/>
+          <w:shd w:val="clear" w:color="auto" w:fill="FFFFFF"/>
+        </w:rPr>
+        <w:t>—</w:t>
+      </w:r>
+      <w:r>
+        <w:rPr>
+          <w:rFonts w:asciiTheme="majorBidi" w:eastAsia="Segoe UI" w:hAnsiTheme="majorBidi" w:cstheme="majorBidi" w:hint="default"/>
+          <w:sz w:val="22"/>
+          <w:szCs w:val="28"/>
+          <w:shd w:val="clear" w:color="auto" w:fill="FFFFFF"/>
+        </w:rPr>
+        <w:t xml:space="preserve"> </w:t>
       </w:r>
       <w:bookmarkStart w:id="0" w:name="_GoBack"/>
       <w:bookmarkEnd w:id="0"/>
+      <w:r>
+        <w:rPr>
+          <w:rFonts w:asciiTheme="majorBidi" w:eastAsia="Segoe UI" w:hAnsiTheme="majorBidi" w:cstheme="majorBidi"/>
+          <w:sz w:val="22"/>
+          <w:szCs w:val="28"/>
+          <w:shd w:val="clear" w:color="auto" w:fill="FFFFFF"/>
+        </w:rPr>
+        <w:t>Python, Java, AWS, Azure</w:t>
+      </w:r>
     </w:p>
     <w:tbl>
       <w:tblPr>
@@ -222,7 +249,7 @@
           <w:sz w:val="24"/>
           <w:szCs w:val="24"/>
         </w:rPr>
-        <w:t xml:space="preserve">Senior </w:t>
+        <w:t xml:space="preserve">Senior DevOps and Platform Engineer with 10+ years supporting B2B SaaS, e-commerce, and enterprise systems using </w:t>
       </w:r>
       <w:r>
         <w:rPr>
@@ -231,7 +258,7 @@
           <w:sz w:val="24"/>
           <w:szCs w:val="24"/>
         </w:rPr>
-        <w:t>DevOps / Platform Engineer</w:t>
+        <w:t>Python 3.8–3.12, Java 11–21, Spring Boot 2–3, Kubernetes, Terraform, Jenkins, GitHub Actions, and AWS/Azure</w:t>
       </w:r>
       <w:r>
         <w:rPr>
@@ -239,61 +266,7 @@
           <w:sz w:val="24"/>
           <w:szCs w:val="24"/>
         </w:rPr>
-        <w:t xml:space="preserve"> with 10+ years in </w:t>
-      </w:r>
-      <w:r>
-        <w:rPr>
-          <w:rStyle w:val="Strong"/>
-          <w:rFonts w:ascii="Times New Roman" w:hAnsi="Times New Roman" w:cs="Times New Roman"/>
-          <w:sz w:val="24"/>
-          <w:szCs w:val="24"/>
-        </w:rPr>
-        <w:t xml:space="preserve">SaaS, </w:t>
-      </w:r>
-      <w:proofErr w:type="spellStart"/>
-      <w:r>
-        <w:rPr>
-          <w:rStyle w:val="Strong"/>
-          <w:rFonts w:ascii="Times New Roman" w:hAnsi="Times New Roman" w:cs="Times New Roman"/>
-          <w:sz w:val="24"/>
-          <w:szCs w:val="24"/>
-        </w:rPr>
-        <w:t>fintech</w:t>
-      </w:r>
-      <w:proofErr w:type="spellEnd"/>
-      <w:r>
-        <w:rPr>
-          <w:rStyle w:val="Strong"/>
-          <w:rFonts w:ascii="Times New Roman" w:hAnsi="Times New Roman" w:cs="Times New Roman"/>
-          <w:sz w:val="24"/>
-          <w:szCs w:val="24"/>
-        </w:rPr>
-        <w:t>, digital commerce, and cloud infrastructure</w:t>
-      </w:r>
-      <w:r>
-        <w:rPr>
-          <w:rFonts w:ascii="Times New Roman" w:hAnsi="Times New Roman" w:cs="Times New Roman"/>
-          <w:sz w:val="24"/>
-          <w:szCs w:val="24"/>
-        </w:rPr>
-        <w:t xml:space="preserve">, modernizing delivery platforms with </w:t>
-      </w:r>
-      <w:r>
-        <w:rPr>
-          <w:rStyle w:val="Strong"/>
-          <w:rFonts w:ascii="Times New Roman" w:hAnsi="Times New Roman" w:cs="Times New Roman"/>
-          <w:sz w:val="24"/>
-          <w:szCs w:val="24"/>
-        </w:rPr>
-        <w:t>AWS, Azure, GCP, Kubernetes 1.18–1.30, Terraform 0.13–1.8, Docker 20.x–25.x, Linux, CI/CD, observability, and security automation</w:t>
-      </w:r>
-      <w:r>
-        <w:rPr>
-          <w:rFonts w:ascii="Times New Roman" w:hAnsi="Times New Roman" w:cs="Times New Roman"/>
-          <w:sz w:val="24"/>
-          <w:szCs w:val="24"/>
-        </w:rPr>
-        <w:t xml:space="preserve"> to improve release reliability, reduce operational risk, and turn complex legacy environments into scalable production systems.</w:t>
+        <w:t>; delivers secure cloud platforms, automated CI/CD, resilient observability, infrastructure modernization, and production reliability improvements that reduce deployment risk, accelerate engineering teams, and control operating cost.</w:t>
       </w:r>
       <w:r>
         <w:rPr>
@@ -345,6 +318,7 @@
           <w:numId w:val="32"/>
         </w:numPr>
         <w:spacing w:before="100" w:beforeAutospacing="1" w:after="100" w:afterAutospacing="1"/>
+        <w:jc w:val="both"/>
         <w:rPr>
           <w:rFonts w:ascii="Times New Roman" w:eastAsia="Times New Roman" w:hAnsi="Times New Roman" w:cs="Times New Roman"/>
           <w:sz w:val="24"/>
@@ -370,7 +344,7 @@
           <w:szCs w:val="24"/>
           <w:lang w:eastAsia="en-US"/>
         </w:rPr>
-        <w:t xml:space="preserve"> AWS, Azure, GCP, EC2, ECS, EKS, Lambda, S3, RDS, </w:t>
+        <w:t xml:space="preserve"> AWS EKS, ECS, EC2, Lambda, API Gateway, RDS, </w:t>
       </w:r>
       <w:proofErr w:type="spellStart"/>
       <w:r>
@@ -380,6 +354,26 @@
           <w:szCs w:val="24"/>
           <w:lang w:eastAsia="en-US"/>
         </w:rPr>
+        <w:t>DynamoDB</w:t>
+      </w:r>
+      <w:proofErr w:type="spellEnd"/>
+      <w:r>
+        <w:rPr>
+          <w:rFonts w:ascii="Times New Roman" w:eastAsia="Times New Roman" w:hAnsi="Times New Roman" w:cs="Times New Roman"/>
+          <w:sz w:val="24"/>
+          <w:szCs w:val="24"/>
+          <w:lang w:eastAsia="en-US"/>
+        </w:rPr>
+        <w:t xml:space="preserve">, S3, </w:t>
+      </w:r>
+      <w:proofErr w:type="spellStart"/>
+      <w:r>
+        <w:rPr>
+          <w:rFonts w:ascii="Times New Roman" w:eastAsia="Times New Roman" w:hAnsi="Times New Roman" w:cs="Times New Roman"/>
+          <w:sz w:val="24"/>
+          <w:szCs w:val="24"/>
+          <w:lang w:eastAsia="en-US"/>
+        </w:rPr>
         <w:t>CloudFront</w:t>
       </w:r>
       <w:proofErr w:type="spellEnd"/>
@@ -390,7 +384,47 @@
           <w:szCs w:val="24"/>
           <w:lang w:eastAsia="en-US"/>
         </w:rPr>
-        <w:t>, IAM, VPC, Azure App Service, AKS, Azure DevOps, GCP Cloud Run, Cloud Build, Artifact Registry, Cloud DNS, Secret Manager.</w:t>
+        <w:t xml:space="preserve">, Route 53, SQS, SNS, </w:t>
+      </w:r>
+      <w:proofErr w:type="spellStart"/>
+      <w:r>
+        <w:rPr>
+          <w:rFonts w:ascii="Times New Roman" w:eastAsia="Times New Roman" w:hAnsi="Times New Roman" w:cs="Times New Roman"/>
+          <w:sz w:val="24"/>
+          <w:szCs w:val="24"/>
+          <w:lang w:eastAsia="en-US"/>
+        </w:rPr>
+        <w:t>EventBridge</w:t>
+      </w:r>
+      <w:proofErr w:type="spellEnd"/>
+      <w:r>
+        <w:rPr>
+          <w:rFonts w:ascii="Times New Roman" w:eastAsia="Times New Roman" w:hAnsi="Times New Roman" w:cs="Times New Roman"/>
+          <w:sz w:val="24"/>
+          <w:szCs w:val="24"/>
+          <w:lang w:eastAsia="en-US"/>
+        </w:rPr>
+        <w:t xml:space="preserve">, IAM, KMS, Secrets Manager and </w:t>
+      </w:r>
+      <w:proofErr w:type="spellStart"/>
+      <w:r>
+        <w:rPr>
+          <w:rFonts w:ascii="Times New Roman" w:eastAsia="Times New Roman" w:hAnsi="Times New Roman" w:cs="Times New Roman"/>
+          <w:sz w:val="24"/>
+          <w:szCs w:val="24"/>
+          <w:lang w:eastAsia="en-US"/>
+        </w:rPr>
+        <w:t>CloudWatch</w:t>
+      </w:r>
+      <w:proofErr w:type="spellEnd"/>
+      <w:r>
+        <w:rPr>
+          <w:rFonts w:ascii="Times New Roman" w:eastAsia="Times New Roman" w:hAnsi="Times New Roman" w:cs="Times New Roman"/>
+          <w:sz w:val="24"/>
+          <w:szCs w:val="24"/>
+          <w:lang w:eastAsia="en-US"/>
+        </w:rPr>
+        <w:t>; Azure AKS, App Service, Functions, Service Bus, Key Vault, Azure SQL, Storage, Monitor and Application Insights.</w:t>
       </w:r>
     </w:p>
     <w:p>
@@ -401,6 +435,7 @@
           <w:numId w:val="32"/>
         </w:numPr>
         <w:spacing w:before="100" w:beforeAutospacing="1" w:after="100" w:afterAutospacing="1"/>
+        <w:jc w:val="both"/>
         <w:rPr>
           <w:rFonts w:ascii="Times New Roman" w:eastAsia="Times New Roman" w:hAnsi="Times New Roman" w:cs="Times New Roman"/>
           <w:sz w:val="24"/>
@@ -426,27 +461,7 @@
           <w:szCs w:val="24"/>
           <w:lang w:eastAsia="en-US"/>
         </w:rPr>
-        <w:t xml:space="preserve"> Terraform </w:t>
-      </w:r>
-      <w:r>
-        <w:rPr>
-          <w:rFonts w:ascii="Times New Roman" w:eastAsia="Times New Roman" w:hAnsi="Times New Roman" w:cs="Times New Roman"/>
-          <w:b/>
-          <w:bCs/>
-          <w:sz w:val="24"/>
-          <w:szCs w:val="24"/>
-          <w:lang w:eastAsia="en-US"/>
-        </w:rPr>
-        <w:t>0.13–1.8</w:t>
-      </w:r>
-      <w:r>
-        <w:rPr>
-          <w:rFonts w:ascii="Times New Roman" w:eastAsia="Times New Roman" w:hAnsi="Times New Roman" w:cs="Times New Roman"/>
-          <w:sz w:val="24"/>
-          <w:szCs w:val="24"/>
-          <w:lang w:eastAsia="en-US"/>
-        </w:rPr>
-        <w:t xml:space="preserve">, </w:t>
+        <w:t xml:space="preserve"> Terraform, </w:t>
       </w:r>
       <w:proofErr w:type="spellStart"/>
       <w:r>
@@ -466,7 +481,7 @@
           <w:szCs w:val="24"/>
           <w:lang w:eastAsia="en-US"/>
         </w:rPr>
-        <w:t xml:space="preserve"> basics, </w:t>
+        <w:t xml:space="preserve">, AWS </w:t>
       </w:r>
       <w:proofErr w:type="spellStart"/>
       <w:r>
@@ -486,7 +501,7 @@
           <w:szCs w:val="24"/>
           <w:lang w:eastAsia="en-US"/>
         </w:rPr>
-        <w:t>, ARM/Bicep, reusable modules, remote state, state locking, drift detection, plan/apply separation, environment promotion.</w:t>
+        <w:t>, Azure Bicep, Helm, Kubernetes manifests, reusable infrastructure modules, environment promotion, remote state management, policy enforcement and configuration drift detection.</w:t>
       </w:r>
     </w:p>
     <w:p>
@@ -497,6 +512,7 @@
           <w:numId w:val="32"/>
         </w:numPr>
         <w:spacing w:before="100" w:beforeAutospacing="1" w:after="100" w:afterAutospacing="1"/>
+        <w:jc w:val="both"/>
         <w:rPr>
           <w:rFonts w:ascii="Times New Roman" w:eastAsia="Times New Roman" w:hAnsi="Times New Roman" w:cs="Times New Roman"/>
           <w:sz w:val="24"/>
@@ -513,56 +529,16 @@
           <w:szCs w:val="24"/>
           <w:lang w:eastAsia="en-US"/>
         </w:rPr>
-        <w:t>Containers &amp; Orchestration:</w:t>
-      </w:r>
-      <w:r>
-        <w:rPr>
-          <w:rFonts w:ascii="Times New Roman" w:eastAsia="Times New Roman" w:hAnsi="Times New Roman" w:cs="Times New Roman"/>
-          <w:sz w:val="24"/>
-          <w:szCs w:val="24"/>
-          <w:lang w:eastAsia="en-US"/>
-        </w:rPr>
-        <w:t xml:space="preserve"> Docker </w:t>
-      </w:r>
-      <w:r>
-        <w:rPr>
-          <w:rFonts w:ascii="Times New Roman" w:eastAsia="Times New Roman" w:hAnsi="Times New Roman" w:cs="Times New Roman"/>
-          <w:b/>
-          <w:bCs/>
-          <w:sz w:val="24"/>
-          <w:szCs w:val="24"/>
-          <w:lang w:eastAsia="en-US"/>
-        </w:rPr>
-        <w:t>20.x–25.x</w:t>
-      </w:r>
-      <w:r>
-        <w:rPr>
-          <w:rFonts w:ascii="Times New Roman" w:eastAsia="Times New Roman" w:hAnsi="Times New Roman" w:cs="Times New Roman"/>
-          <w:sz w:val="24"/>
-          <w:szCs w:val="24"/>
-          <w:lang w:eastAsia="en-US"/>
-        </w:rPr>
-        <w:t xml:space="preserve">, Docker Compose, Kubernetes </w:t>
-      </w:r>
-      <w:r>
-        <w:rPr>
-          <w:rFonts w:ascii="Times New Roman" w:eastAsia="Times New Roman" w:hAnsi="Times New Roman" w:cs="Times New Roman"/>
-          <w:b/>
-          <w:bCs/>
-          <w:sz w:val="24"/>
-          <w:szCs w:val="24"/>
-          <w:lang w:eastAsia="en-US"/>
-        </w:rPr>
-        <w:t>1.18–1.30</w:t>
-      </w:r>
-      <w:r>
-        <w:rPr>
-          <w:rFonts w:ascii="Times New Roman" w:eastAsia="Times New Roman" w:hAnsi="Times New Roman" w:cs="Times New Roman"/>
-          <w:sz w:val="24"/>
-          <w:szCs w:val="24"/>
-          <w:lang w:eastAsia="en-US"/>
-        </w:rPr>
-        <w:t xml:space="preserve">, Helm, Ingress, </w:t>
+        <w:t>Containers and Orchestration:</w:t>
+      </w:r>
+      <w:r>
+        <w:rPr>
+          <w:rFonts w:ascii="Times New Roman" w:eastAsia="Times New Roman" w:hAnsi="Times New Roman" w:cs="Times New Roman"/>
+          <w:sz w:val="24"/>
+          <w:szCs w:val="24"/>
+          <w:lang w:eastAsia="en-US"/>
+        </w:rPr>
+        <w:t xml:space="preserve"> Docker, Kubernetes, EKS, AKS, ECS, Helm, Nginx Ingress, horizontal pod </w:t>
       </w:r>
       <w:proofErr w:type="spellStart"/>
       <w:r>
@@ -572,7 +548,7 @@
           <w:szCs w:val="24"/>
           <w:lang w:eastAsia="en-US"/>
         </w:rPr>
-        <w:t>ConfigMaps</w:t>
+        <w:t>autoscaling</w:t>
       </w:r>
       <w:proofErr w:type="spellEnd"/>
       <w:r>
@@ -582,7 +558,7 @@
           <w:szCs w:val="24"/>
           <w:lang w:eastAsia="en-US"/>
         </w:rPr>
-        <w:t>, Secrets, HPA, probes, rolling deployments, blue-green deployment patterns.</w:t>
+        <w:t>, pod disruption budgets, workload identities, network policies, resource management, container registries and service-mesh fundamentals.</w:t>
       </w:r>
     </w:p>
     <w:p>
@@ -593,6 +569,7 @@
           <w:numId w:val="32"/>
         </w:numPr>
         <w:spacing w:before="100" w:beforeAutospacing="1" w:after="100" w:afterAutospacing="1"/>
+        <w:jc w:val="both"/>
         <w:rPr>
           <w:rFonts w:ascii="Times New Roman" w:eastAsia="Times New Roman" w:hAnsi="Times New Roman" w:cs="Times New Roman"/>
           <w:sz w:val="24"/>
@@ -609,7 +586,7 @@
           <w:szCs w:val="24"/>
           <w:lang w:eastAsia="en-US"/>
         </w:rPr>
-        <w:t>CI/CD &amp; Release Engineering:</w:t>
+        <w:t>CI/CD and Release Engineering:</w:t>
       </w:r>
       <w:r>
         <w:rPr>
@@ -638,7 +615,47 @@
           <w:szCs w:val="24"/>
           <w:lang w:eastAsia="en-US"/>
         </w:rPr>
-        <w:t xml:space="preserve"> CI, Jenkins, Azure DevOps Pipelines, Cloud Build, branch protection, PR validation, release gates, artifact promotion, semantic versioning, rollback automation.</w:t>
+        <w:t xml:space="preserve"> CI, Jenkins, Azure DevOps, Argo CD, Maven, </w:t>
+      </w:r>
+      <w:proofErr w:type="spellStart"/>
+      <w:r>
+        <w:rPr>
+          <w:rFonts w:ascii="Times New Roman" w:eastAsia="Times New Roman" w:hAnsi="Times New Roman" w:cs="Times New Roman"/>
+          <w:sz w:val="24"/>
+          <w:szCs w:val="24"/>
+          <w:lang w:eastAsia="en-US"/>
+        </w:rPr>
+        <w:t>Gradle</w:t>
+      </w:r>
+      <w:proofErr w:type="spellEnd"/>
+      <w:r>
+        <w:rPr>
+          <w:rFonts w:ascii="Times New Roman" w:eastAsia="Times New Roman" w:hAnsi="Times New Roman" w:cs="Times New Roman"/>
+          <w:sz w:val="24"/>
+          <w:szCs w:val="24"/>
+          <w:lang w:eastAsia="en-US"/>
+        </w:rPr>
+        <w:t xml:space="preserve">, Poetry, pip, artifact repositories, immutable builds, </w:t>
+      </w:r>
+      <w:proofErr w:type="spellStart"/>
+      <w:r>
+        <w:rPr>
+          <w:rFonts w:ascii="Times New Roman" w:eastAsia="Times New Roman" w:hAnsi="Times New Roman" w:cs="Times New Roman"/>
+          <w:sz w:val="24"/>
+          <w:szCs w:val="24"/>
+          <w:lang w:eastAsia="en-US"/>
+        </w:rPr>
+        <w:t>GitOps</w:t>
+      </w:r>
+      <w:proofErr w:type="spellEnd"/>
+      <w:r>
+        <w:rPr>
+          <w:rFonts w:ascii="Times New Roman" w:eastAsia="Times New Roman" w:hAnsi="Times New Roman" w:cs="Times New Roman"/>
+          <w:sz w:val="24"/>
+          <w:szCs w:val="24"/>
+          <w:lang w:eastAsia="en-US"/>
+        </w:rPr>
+        <w:t>, blue-green deployments, canary releases, automated rollback and database migration controls.</w:t>
       </w:r>
     </w:p>
     <w:p>
@@ -649,6 +666,7 @@
           <w:numId w:val="32"/>
         </w:numPr>
         <w:spacing w:before="100" w:beforeAutospacing="1" w:after="100" w:afterAutospacing="1"/>
+        <w:jc w:val="both"/>
         <w:rPr>
           <w:rFonts w:ascii="Times New Roman" w:eastAsia="Times New Roman" w:hAnsi="Times New Roman" w:cs="Times New Roman"/>
           <w:sz w:val="24"/>
@@ -665,16 +683,16 @@
           <w:szCs w:val="24"/>
           <w:lang w:eastAsia="en-US"/>
         </w:rPr>
-        <w:t>Observability &amp; Reliability:</w:t>
-      </w:r>
-      <w:r>
-        <w:rPr>
-          <w:rFonts w:ascii="Times New Roman" w:eastAsia="Times New Roman" w:hAnsi="Times New Roman" w:cs="Times New Roman"/>
-          <w:sz w:val="24"/>
-          <w:szCs w:val="24"/>
-          <w:lang w:eastAsia="en-US"/>
-        </w:rPr>
-        <w:t xml:space="preserve"> Prometheus, </w:t>
+        <w:t>Python and Automation:</w:t>
+      </w:r>
+      <w:r>
+        <w:rPr>
+          <w:rFonts w:ascii="Times New Roman" w:eastAsia="Times New Roman" w:hAnsi="Times New Roman" w:cs="Times New Roman"/>
+          <w:sz w:val="24"/>
+          <w:szCs w:val="24"/>
+          <w:lang w:eastAsia="en-US"/>
+        </w:rPr>
+        <w:t xml:space="preserve"> Python 3.8–3.12, Django, </w:t>
       </w:r>
       <w:proofErr w:type="spellStart"/>
       <w:r>
@@ -684,7 +702,7 @@
           <w:szCs w:val="24"/>
           <w:lang w:eastAsia="en-US"/>
         </w:rPr>
-        <w:t>Grafana</w:t>
+        <w:t>FastAPI</w:t>
       </w:r>
       <w:proofErr w:type="spellEnd"/>
       <w:r>
@@ -694,7 +712,7 @@
           <w:szCs w:val="24"/>
           <w:lang w:eastAsia="en-US"/>
         </w:rPr>
-        <w:t xml:space="preserve">, ELK/OpenSearch, </w:t>
+        <w:t xml:space="preserve">, Flask, boto3, Azure SDK, </w:t>
       </w:r>
       <w:proofErr w:type="spellStart"/>
       <w:r>
@@ -704,7 +722,7 @@
           <w:szCs w:val="24"/>
           <w:lang w:eastAsia="en-US"/>
         </w:rPr>
-        <w:t>CloudWatch</w:t>
+        <w:t>pytest</w:t>
       </w:r>
       <w:proofErr w:type="spellEnd"/>
       <w:r>
@@ -714,7 +732,7 @@
           <w:szCs w:val="24"/>
           <w:lang w:eastAsia="en-US"/>
         </w:rPr>
-        <w:t xml:space="preserve">, Azure Monitor, GCP Cloud Logging, </w:t>
+        <w:t xml:space="preserve">, </w:t>
       </w:r>
       <w:proofErr w:type="spellStart"/>
       <w:r>
@@ -724,7 +742,7 @@
           <w:szCs w:val="24"/>
           <w:lang w:eastAsia="en-US"/>
         </w:rPr>
-        <w:t>OpenTelemetry</w:t>
+        <w:t>Pydantic</w:t>
       </w:r>
       <w:proofErr w:type="spellEnd"/>
       <w:r>
@@ -734,7 +752,27 @@
           <w:szCs w:val="24"/>
           <w:lang w:eastAsia="en-US"/>
         </w:rPr>
-        <w:t>, SLOs, SLIs, alert tuning, incident response, postmortems, runbooks.</w:t>
+        <w:t xml:space="preserve">, Celery, </w:t>
+      </w:r>
+      <w:proofErr w:type="spellStart"/>
+      <w:r>
+        <w:rPr>
+          <w:rFonts w:ascii="Times New Roman" w:eastAsia="Times New Roman" w:hAnsi="Times New Roman" w:cs="Times New Roman"/>
+          <w:sz w:val="24"/>
+          <w:szCs w:val="24"/>
+          <w:lang w:eastAsia="en-US"/>
+        </w:rPr>
+        <w:t>asyncio</w:t>
+      </w:r>
+      <w:proofErr w:type="spellEnd"/>
+      <w:r>
+        <w:rPr>
+          <w:rFonts w:ascii="Times New Roman" w:eastAsia="Times New Roman" w:hAnsi="Times New Roman" w:cs="Times New Roman"/>
+          <w:sz w:val="24"/>
+          <w:szCs w:val="24"/>
+          <w:lang w:eastAsia="en-US"/>
+        </w:rPr>
+        <w:t>, infrastructure automation, operational tooling, deployment validation, log processing and API integration.</w:t>
       </w:r>
     </w:p>
     <w:p>
@@ -745,6 +783,7 @@
           <w:numId w:val="32"/>
         </w:numPr>
         <w:spacing w:before="100" w:beforeAutospacing="1" w:after="100" w:afterAutospacing="1"/>
+        <w:jc w:val="both"/>
         <w:rPr>
           <w:rFonts w:ascii="Times New Roman" w:eastAsia="Times New Roman" w:hAnsi="Times New Roman" w:cs="Times New Roman"/>
           <w:sz w:val="24"/>
@@ -761,16 +800,36 @@
           <w:szCs w:val="24"/>
           <w:lang w:eastAsia="en-US"/>
         </w:rPr>
-        <w:t>Security &amp; Compliance:</w:t>
-      </w:r>
-      <w:r>
-        <w:rPr>
-          <w:rFonts w:ascii="Times New Roman" w:eastAsia="Times New Roman" w:hAnsi="Times New Roman" w:cs="Times New Roman"/>
-          <w:sz w:val="24"/>
-          <w:szCs w:val="24"/>
-          <w:lang w:eastAsia="en-US"/>
-        </w:rPr>
-        <w:t xml:space="preserve"> IAM least privilege, RBAC, OIDC, SSO, secret rotation, Vault basics, AWS Secrets Manager, GCP Secret Manager, vulnerability scanning, container image scanning, TLS, WAF, Cloud Armor, audit logging.</w:t>
+        <w:t>Java Platform Engineering:</w:t>
+      </w:r>
+      <w:r>
+        <w:rPr>
+          <w:rFonts w:ascii="Times New Roman" w:eastAsia="Times New Roman" w:hAnsi="Times New Roman" w:cs="Times New Roman"/>
+          <w:sz w:val="24"/>
+          <w:szCs w:val="24"/>
+          <w:lang w:eastAsia="en-US"/>
+        </w:rPr>
+        <w:t xml:space="preserve"> Java 8–21, Spring Boot 2–3, Maven, </w:t>
+      </w:r>
+      <w:proofErr w:type="spellStart"/>
+      <w:r>
+        <w:rPr>
+          <w:rFonts w:ascii="Times New Roman" w:eastAsia="Times New Roman" w:hAnsi="Times New Roman" w:cs="Times New Roman"/>
+          <w:sz w:val="24"/>
+          <w:szCs w:val="24"/>
+          <w:lang w:eastAsia="en-US"/>
+        </w:rPr>
+        <w:t>Gradle</w:t>
+      </w:r>
+      <w:proofErr w:type="spellEnd"/>
+      <w:r>
+        <w:rPr>
+          <w:rFonts w:ascii="Times New Roman" w:eastAsia="Times New Roman" w:hAnsi="Times New Roman" w:cs="Times New Roman"/>
+          <w:sz w:val="24"/>
+          <w:szCs w:val="24"/>
+          <w:lang w:eastAsia="en-US"/>
+        </w:rPr>
+        <w:t>, JVM tuning, garbage-collection analysis, heap diagnostics, JUnit, Spring Actuator, containerized Java services and production runtime optimization.</w:t>
       </w:r>
     </w:p>
     <w:p>
@@ -781,6 +840,7 @@
           <w:numId w:val="32"/>
         </w:numPr>
         <w:spacing w:before="100" w:beforeAutospacing="1" w:after="100" w:afterAutospacing="1"/>
+        <w:jc w:val="both"/>
         <w:rPr>
           <w:rFonts w:ascii="Times New Roman" w:eastAsia="Times New Roman" w:hAnsi="Times New Roman" w:cs="Times New Roman"/>
           <w:sz w:val="24"/>
@@ -797,16 +857,16 @@
           <w:szCs w:val="24"/>
           <w:lang w:eastAsia="en-US"/>
         </w:rPr>
-        <w:t>Databases &amp; Messaging:</w:t>
-      </w:r>
-      <w:r>
-        <w:rPr>
-          <w:rFonts w:ascii="Times New Roman" w:eastAsia="Times New Roman" w:hAnsi="Times New Roman" w:cs="Times New Roman"/>
-          <w:sz w:val="24"/>
-          <w:szCs w:val="24"/>
-          <w:lang w:eastAsia="en-US"/>
-        </w:rPr>
-        <w:t xml:space="preserve"> PostgreSQL, MySQL, MongoDB, </w:t>
+        <w:t>Observability and Reliability:</w:t>
+      </w:r>
+      <w:r>
+        <w:rPr>
+          <w:rFonts w:ascii="Times New Roman" w:eastAsia="Times New Roman" w:hAnsi="Times New Roman" w:cs="Times New Roman"/>
+          <w:sz w:val="24"/>
+          <w:szCs w:val="24"/>
+          <w:lang w:eastAsia="en-US"/>
+        </w:rPr>
+        <w:t xml:space="preserve"> </w:t>
       </w:r>
       <w:proofErr w:type="spellStart"/>
       <w:r>
@@ -816,7 +876,7 @@
           <w:szCs w:val="24"/>
           <w:lang w:eastAsia="en-US"/>
         </w:rPr>
-        <w:t>Redis</w:t>
+        <w:t>OpenTelemetry</w:t>
       </w:r>
       <w:proofErr w:type="spellEnd"/>
       <w:r>
@@ -826,6 +886,26 @@
           <w:szCs w:val="24"/>
           <w:lang w:eastAsia="en-US"/>
         </w:rPr>
+        <w:t xml:space="preserve">, Prometheus, </w:t>
+      </w:r>
+      <w:proofErr w:type="spellStart"/>
+      <w:r>
+        <w:rPr>
+          <w:rFonts w:ascii="Times New Roman" w:eastAsia="Times New Roman" w:hAnsi="Times New Roman" w:cs="Times New Roman"/>
+          <w:sz w:val="24"/>
+          <w:szCs w:val="24"/>
+          <w:lang w:eastAsia="en-US"/>
+        </w:rPr>
+        <w:t>Grafana</w:t>
+      </w:r>
+      <w:proofErr w:type="spellEnd"/>
+      <w:r>
+        <w:rPr>
+          <w:rFonts w:ascii="Times New Roman" w:eastAsia="Times New Roman" w:hAnsi="Times New Roman" w:cs="Times New Roman"/>
+          <w:sz w:val="24"/>
+          <w:szCs w:val="24"/>
+          <w:lang w:eastAsia="en-US"/>
+        </w:rPr>
         <w:t xml:space="preserve">, </w:t>
       </w:r>
       <w:proofErr w:type="spellStart"/>
@@ -836,7 +916,7 @@
           <w:szCs w:val="24"/>
           <w:lang w:eastAsia="en-US"/>
         </w:rPr>
-        <w:t>Elasticsearch</w:t>
+        <w:t>CloudWatch</w:t>
       </w:r>
       <w:proofErr w:type="spellEnd"/>
       <w:r>
@@ -846,7 +926,7 @@
           <w:szCs w:val="24"/>
           <w:lang w:eastAsia="en-US"/>
         </w:rPr>
-        <w:t xml:space="preserve">/OpenSearch, </w:t>
+        <w:t xml:space="preserve">, Azure Monitor, Application Insights, </w:t>
       </w:r>
       <w:proofErr w:type="spellStart"/>
       <w:r>
@@ -856,7 +936,7 @@
           <w:szCs w:val="24"/>
           <w:lang w:eastAsia="en-US"/>
         </w:rPr>
-        <w:t>RabbitMQ</w:t>
+        <w:t>Datadog</w:t>
       </w:r>
       <w:proofErr w:type="spellEnd"/>
       <w:r>
@@ -866,7 +946,7 @@
           <w:szCs w:val="24"/>
           <w:lang w:eastAsia="en-US"/>
         </w:rPr>
-        <w:t>, Kafka basics, SQS, SNS, managed backups, replication checks, migration support.</w:t>
+        <w:t>, New Relic, Elastic Stack, Loki, Sentry, distributed tracing, structured logging, SLI/SLO design and alert tuning.</w:t>
       </w:r>
     </w:p>
     <w:p>
@@ -877,6 +957,7 @@
           <w:numId w:val="32"/>
         </w:numPr>
         <w:spacing w:before="100" w:beforeAutospacing="1" w:after="100" w:afterAutospacing="1"/>
+        <w:jc w:val="both"/>
         <w:rPr>
           <w:rFonts w:ascii="Times New Roman" w:eastAsia="Times New Roman" w:hAnsi="Times New Roman" w:cs="Times New Roman"/>
           <w:sz w:val="24"/>
@@ -893,16 +974,16 @@
           <w:szCs w:val="24"/>
           <w:lang w:eastAsia="en-US"/>
         </w:rPr>
-        <w:t>Scripting &amp; Automation:</w:t>
-      </w:r>
-      <w:r>
-        <w:rPr>
-          <w:rFonts w:ascii="Times New Roman" w:eastAsia="Times New Roman" w:hAnsi="Times New Roman" w:cs="Times New Roman"/>
-          <w:sz w:val="24"/>
-          <w:szCs w:val="24"/>
-          <w:lang w:eastAsia="en-US"/>
-        </w:rPr>
-        <w:t xml:space="preserve"> Bash, Python, PowerShell, </w:t>
+        <w:t>Security and Governance:</w:t>
+      </w:r>
+      <w:r>
+        <w:rPr>
+          <w:rFonts w:ascii="Times New Roman" w:eastAsia="Times New Roman" w:hAnsi="Times New Roman" w:cs="Times New Roman"/>
+          <w:sz w:val="24"/>
+          <w:szCs w:val="24"/>
+          <w:lang w:eastAsia="en-US"/>
+        </w:rPr>
+        <w:t xml:space="preserve"> IAM, RBAC, OAuth 2.0, OIDC, Vault, Key Vault, KMS, secrets rotation, vulnerability scanning, </w:t>
       </w:r>
       <w:proofErr w:type="spellStart"/>
       <w:r>
@@ -912,7 +993,7 @@
           <w:szCs w:val="24"/>
           <w:lang w:eastAsia="en-US"/>
         </w:rPr>
-        <w:t>Makefiles</w:t>
+        <w:t>Trivy</w:t>
       </w:r>
       <w:proofErr w:type="spellEnd"/>
       <w:r>
@@ -922,7 +1003,7 @@
           <w:szCs w:val="24"/>
           <w:lang w:eastAsia="en-US"/>
         </w:rPr>
-        <w:t xml:space="preserve">, YAML, JSON, REST APIs, </w:t>
+        <w:t xml:space="preserve">, </w:t>
       </w:r>
       <w:proofErr w:type="spellStart"/>
       <w:r>
@@ -932,7 +1013,7 @@
           <w:szCs w:val="24"/>
           <w:lang w:eastAsia="en-US"/>
         </w:rPr>
-        <w:t>cron</w:t>
+        <w:t>Snyk</w:t>
       </w:r>
       <w:proofErr w:type="spellEnd"/>
       <w:r>
@@ -942,7 +1023,27 @@
           <w:szCs w:val="24"/>
           <w:lang w:eastAsia="en-US"/>
         </w:rPr>
-        <w:t xml:space="preserve"> automation, log parsing, deployment scripts, infrastructure validation tooling.</w:t>
+        <w:t xml:space="preserve">, </w:t>
+      </w:r>
+      <w:proofErr w:type="spellStart"/>
+      <w:r>
+        <w:rPr>
+          <w:rFonts w:ascii="Times New Roman" w:eastAsia="Times New Roman" w:hAnsi="Times New Roman" w:cs="Times New Roman"/>
+          <w:sz w:val="24"/>
+          <w:szCs w:val="24"/>
+          <w:lang w:eastAsia="en-US"/>
+        </w:rPr>
+        <w:t>SonarQube</w:t>
+      </w:r>
+      <w:proofErr w:type="spellEnd"/>
+      <w:r>
+        <w:rPr>
+          <w:rFonts w:ascii="Times New Roman" w:eastAsia="Times New Roman" w:hAnsi="Times New Roman" w:cs="Times New Roman"/>
+          <w:sz w:val="24"/>
+          <w:szCs w:val="24"/>
+          <w:lang w:eastAsia="en-US"/>
+        </w:rPr>
+        <w:t>, least-privilege access, image signing, policy as code and audit logging.</w:t>
       </w:r>
     </w:p>
     <w:p>
@@ -953,6 +1054,7 @@
           <w:numId w:val="32"/>
         </w:numPr>
         <w:spacing w:before="100" w:beforeAutospacing="1" w:after="100" w:afterAutospacing="1"/>
+        <w:jc w:val="both"/>
         <w:rPr>
           <w:rFonts w:ascii="Times New Roman" w:eastAsia="Times New Roman" w:hAnsi="Times New Roman" w:cs="Times New Roman"/>
           <w:sz w:val="24"/>
@@ -969,50 +1071,155 @@
           <w:szCs w:val="24"/>
           <w:lang w:eastAsia="en-US"/>
         </w:rPr>
-        <w:t>Engineering Practices:</w:t>
-      </w:r>
-      <w:r>
-        <w:rPr>
-          <w:rFonts w:ascii="Times New Roman" w:eastAsia="Times New Roman" w:hAnsi="Times New Roman" w:cs="Times New Roman"/>
-          <w:sz w:val="24"/>
-          <w:szCs w:val="24"/>
-          <w:lang w:eastAsia="en-US"/>
-        </w:rPr>
-        <w:t xml:space="preserve"> Agile delivery, platform enablement, production readiness reviews, capacity planning, cost optimization, disaster recovery planning, documentation, mentoring, </w:t>
-      </w:r>
-      <w:proofErr w:type="gramStart"/>
-      <w:r>
-        <w:rPr>
-          <w:rFonts w:ascii="Times New Roman" w:eastAsia="Times New Roman" w:hAnsi="Times New Roman" w:cs="Times New Roman"/>
-          <w:sz w:val="24"/>
-          <w:szCs w:val="24"/>
-          <w:lang w:eastAsia="en-US"/>
-        </w:rPr>
-        <w:t>cross</w:t>
-      </w:r>
-      <w:proofErr w:type="gramEnd"/>
-      <w:r>
-        <w:rPr>
-          <w:rFonts w:ascii="Times New Roman" w:eastAsia="Times New Roman" w:hAnsi="Times New Roman" w:cs="Times New Roman"/>
-          <w:sz w:val="24"/>
-          <w:szCs w:val="24"/>
-          <w:lang w:eastAsia="en-US"/>
-        </w:rPr>
-        <w:t>-team technical leadership.</w:t>
+        <w:t>Data and Messaging:</w:t>
+      </w:r>
+      <w:r>
+        <w:rPr>
+          <w:rFonts w:ascii="Times New Roman" w:eastAsia="Times New Roman" w:hAnsi="Times New Roman" w:cs="Times New Roman"/>
+          <w:sz w:val="24"/>
+          <w:szCs w:val="24"/>
+          <w:lang w:eastAsia="en-US"/>
+        </w:rPr>
+        <w:t xml:space="preserve"> PostgreSQL, MySQL, MongoDB, </w:t>
+      </w:r>
+      <w:proofErr w:type="spellStart"/>
+      <w:r>
+        <w:rPr>
+          <w:rFonts w:ascii="Times New Roman" w:eastAsia="Times New Roman" w:hAnsi="Times New Roman" w:cs="Times New Roman"/>
+          <w:sz w:val="24"/>
+          <w:szCs w:val="24"/>
+          <w:lang w:eastAsia="en-US"/>
+        </w:rPr>
+        <w:t>Redis</w:t>
+      </w:r>
+      <w:proofErr w:type="spellEnd"/>
+      <w:r>
+        <w:rPr>
+          <w:rFonts w:ascii="Times New Roman" w:eastAsia="Times New Roman" w:hAnsi="Times New Roman" w:cs="Times New Roman"/>
+          <w:sz w:val="24"/>
+          <w:szCs w:val="24"/>
+          <w:lang w:eastAsia="en-US"/>
+        </w:rPr>
+        <w:t xml:space="preserve">, </w:t>
+      </w:r>
+      <w:proofErr w:type="spellStart"/>
+      <w:r>
+        <w:rPr>
+          <w:rFonts w:ascii="Times New Roman" w:eastAsia="Times New Roman" w:hAnsi="Times New Roman" w:cs="Times New Roman"/>
+          <w:sz w:val="24"/>
+          <w:szCs w:val="24"/>
+          <w:lang w:eastAsia="en-US"/>
+        </w:rPr>
+        <w:t>DynamoDB</w:t>
+      </w:r>
+      <w:proofErr w:type="spellEnd"/>
+      <w:r>
+        <w:rPr>
+          <w:rFonts w:ascii="Times New Roman" w:eastAsia="Times New Roman" w:hAnsi="Times New Roman" w:cs="Times New Roman"/>
+          <w:sz w:val="24"/>
+          <w:szCs w:val="24"/>
+          <w:lang w:eastAsia="en-US"/>
+        </w:rPr>
+        <w:t xml:space="preserve">, Apache Kafka, </w:t>
+      </w:r>
+      <w:proofErr w:type="spellStart"/>
+      <w:r>
+        <w:rPr>
+          <w:rFonts w:ascii="Times New Roman" w:eastAsia="Times New Roman" w:hAnsi="Times New Roman" w:cs="Times New Roman"/>
+          <w:sz w:val="24"/>
+          <w:szCs w:val="24"/>
+          <w:lang w:eastAsia="en-US"/>
+        </w:rPr>
+        <w:t>RabbitMQ</w:t>
+      </w:r>
+      <w:proofErr w:type="spellEnd"/>
+      <w:r>
+        <w:rPr>
+          <w:rFonts w:ascii="Times New Roman" w:eastAsia="Times New Roman" w:hAnsi="Times New Roman" w:cs="Times New Roman"/>
+          <w:sz w:val="24"/>
+          <w:szCs w:val="24"/>
+          <w:lang w:eastAsia="en-US"/>
+        </w:rPr>
+        <w:t>, AWS SQS, Azure Service Bus, connection-pool tuning, backup automation, schema migration and disaster-recovery validation.</w:t>
       </w:r>
     </w:p>
     <w:p>
       <w:pPr>
+        <w:pStyle w:val="ListParagraph"/>
+        <w:numPr>
+          <w:ilvl w:val="0"/>
+          <w:numId w:val="32"/>
+        </w:numPr>
+        <w:spacing w:before="100" w:beforeAutospacing="1" w:after="100" w:afterAutospacing="1"/>
+        <w:jc w:val="both"/>
+        <w:rPr>
+          <w:rFonts w:ascii="Times New Roman" w:eastAsia="Times New Roman" w:hAnsi="Times New Roman" w:cs="Times New Roman"/>
+          <w:sz w:val="24"/>
+          <w:szCs w:val="24"/>
+          <w:lang w:eastAsia="en-US"/>
+        </w:rPr>
+      </w:pPr>
+      <w:r>
+        <w:rPr>
+          <w:rFonts w:ascii="Times New Roman" w:eastAsia="Times New Roman" w:hAnsi="Times New Roman" w:cs="Times New Roman"/>
+          <w:b/>
+          <w:bCs/>
+          <w:sz w:val="24"/>
+          <w:szCs w:val="24"/>
+          <w:lang w:eastAsia="en-US"/>
+        </w:rPr>
+        <w:t>Engineering Leadership:</w:t>
+      </w:r>
+      <w:r>
+        <w:rPr>
+          <w:rFonts w:ascii="Times New Roman" w:eastAsia="Times New Roman" w:hAnsi="Times New Roman" w:cs="Times New Roman"/>
+          <w:sz w:val="24"/>
+          <w:szCs w:val="24"/>
+          <w:lang w:eastAsia="en-US"/>
+        </w:rPr>
+        <w:t xml:space="preserve"> Platform architecture, production-readiness reviews, incident command, root-cause analysis, capacity planning, cost optimization, mentoring, runbook development, change management and cross-functional delivery.</w:t>
+      </w:r>
+    </w:p>
+    <w:p>
+      <w:pPr>
         <w:spacing w:line="288" w:lineRule="auto"/>
         <w:jc w:val="both"/>
         <w:rPr>
           <w:rFonts w:asciiTheme="majorBidi" w:hAnsiTheme="majorBidi" w:cstheme="majorBidi"/>
         </w:rPr>
       </w:pPr>
-      <w:r>
+    </w:p>
+    <w:p>
+      <w:pPr>
+        <w:spacing w:line="288" w:lineRule="auto"/>
+        <w:jc w:val="both"/>
         <w:rPr>
           <w:rFonts w:asciiTheme="majorBidi" w:hAnsiTheme="majorBidi" w:cstheme="majorBidi"/>
         </w:rPr>
+      </w:pPr>
+    </w:p>
+    <w:p>
+      <w:pPr>
+        <w:spacing w:line="288" w:lineRule="auto"/>
+        <w:jc w:val="both"/>
+        <w:rPr>
+          <w:rFonts w:asciiTheme="majorBidi" w:hAnsiTheme="majorBidi" w:cstheme="majorBidi"/>
+        </w:rPr>
+      </w:pPr>
+    </w:p>
+    <w:p>
+      <w:pPr>
+        <w:spacing w:line="288" w:lineRule="auto"/>
+        <w:jc w:val="both"/>
+        <w:rPr>
+          <w:rFonts w:asciiTheme="majorBidi" w:hAnsiTheme="majorBidi" w:cstheme="majorBidi"/>
+        </w:rPr>
+      </w:pPr>
+      <w:r>
+        <w:rPr>
+          <w:rFonts w:asciiTheme="majorBidi" w:hAnsiTheme="majorBidi" w:cstheme="majorBidi"/>
+        </w:rPr>
+        <w:lastRenderedPageBreak/>
         <w:pict>
           <v:rect id="_x0000_i1026" style="width:523.3pt;height:1pt" o:hralign="center" o:hrstd="t" o:hrnoshade="t" o:hr="t" fillcolor="#5b9bd5" stroked="f"/>
         </w:pict>
@@ -1026,6 +1233,14 @@
         </w:pBdr>
         <w:spacing w:beforeAutospacing="0" w:after="100"/>
         <w:jc w:val="both"/>
+        <w:rPr>
+          <w:rFonts w:ascii="Arial Black" w:hAnsi="Arial Black" w:cstheme="majorBidi" w:hint="default"/>
+          <w:color w:val="5B9BD5" w:themeColor="accent1"/>
+          <w:sz w:val="28"/>
+          <w:szCs w:val="28"/>
+        </w:rPr>
+      </w:pPr>
+      <w:r>
         <w:rPr>
           <w:rStyle w:val="Strong"/>
           <w:rFonts w:ascii="Arial Black" w:hAnsi="Arial Black" w:cstheme="majorBidi" w:hint="default"/>
@@ -1035,16 +1250,2491 @@
           <w:sz w:val="28"/>
           <w:szCs w:val="28"/>
         </w:rPr>
-      </w:pPr>
+        <w:t>WORK EXPERIENCE</w:t>
+      </w:r>
     </w:p>
     <w:p>
       <w:pPr>
+        <w:pStyle w:val="Heading3"/>
+        <w:spacing w:beforeAutospacing="0" w:afterAutospacing="0"/>
+        <w:jc w:val="both"/>
+        <w:rPr>
+          <w:rStyle w:val="Strong"/>
+          <w:rFonts w:asciiTheme="majorBidi" w:hAnsiTheme="majorBidi" w:cstheme="majorBidi" w:hint="default"/>
+          <w:b/>
+          <w:bCs/>
+        </w:rPr>
+      </w:pPr>
+      <w:r>
+        <w:rPr>
+          <w:rStyle w:val="Strong"/>
+          <w:rFonts w:asciiTheme="majorBidi" w:hAnsiTheme="majorBidi" w:cstheme="majorBidi" w:hint="default"/>
+          <w:b/>
+          <w:bCs/>
+        </w:rPr>
+        <w:t>BEVY</w:t>
+      </w:r>
+    </w:p>
+    <w:p>
+      <w:pPr>
+        <w:pStyle w:val="Heading3"/>
+        <w:spacing w:beforeAutospacing="0" w:afterAutospacing="0"/>
+        <w:jc w:val="both"/>
+        <w:rPr>
+          <w:rFonts w:asciiTheme="majorBidi" w:hAnsiTheme="majorBidi" w:cstheme="majorBidi" w:hint="default"/>
+        </w:rPr>
+      </w:pPr>
+      <w:r>
+        <w:rPr>
+          <w:rStyle w:val="Strong"/>
+          <w:rFonts w:asciiTheme="majorBidi" w:hAnsiTheme="majorBidi" w:cstheme="majorBidi" w:hint="default"/>
+          <w:b/>
+          <w:bCs/>
+        </w:rPr>
+        <w:t>Senior Software Engineer</w:t>
+      </w:r>
+    </w:p>
+    <w:p>
+      <w:pPr>
+        <w:pStyle w:val="NormalWeb"/>
+        <w:spacing w:beforeAutospacing="0" w:afterAutospacing="0"/>
+        <w:jc w:val="both"/>
+        <w:rPr>
+          <w:rStyle w:val="Strong"/>
+          <w:rFonts w:asciiTheme="majorBidi" w:hAnsiTheme="majorBidi" w:cstheme="majorBidi"/>
+          <w:b w:val="0"/>
+          <w:sz w:val="22"/>
+        </w:rPr>
+      </w:pPr>
+      <w:r>
+        <w:rPr>
+          <w:rStyle w:val="Strong"/>
+          <w:rFonts w:asciiTheme="majorBidi" w:hAnsiTheme="majorBidi" w:cstheme="majorBidi"/>
+          <w:b w:val="0"/>
+          <w:sz w:val="22"/>
+        </w:rPr>
+        <w:t>(</w:t>
+      </w:r>
+      <w:r>
+        <w:rPr>
+          <w:rStyle w:val="Strong"/>
+          <w:rFonts w:asciiTheme="majorBidi" w:hAnsiTheme="majorBidi" w:cstheme="majorBidi"/>
+          <w:b w:val="0"/>
+          <w:sz w:val="22"/>
+        </w:rPr>
+        <w:t xml:space="preserve">September 2021 – </w:t>
+      </w:r>
+      <w:r>
+        <w:rPr>
+          <w:rStyle w:val="Strong"/>
+          <w:rFonts w:asciiTheme="majorBidi" w:hAnsiTheme="majorBidi" w:cstheme="majorBidi"/>
+          <w:b w:val="0"/>
+          <w:sz w:val="22"/>
+        </w:rPr>
+        <w:t>June</w:t>
+      </w:r>
+      <w:r>
+        <w:rPr>
+          <w:rStyle w:val="Strong"/>
+          <w:rFonts w:asciiTheme="majorBidi" w:hAnsiTheme="majorBidi" w:cstheme="majorBidi"/>
+          <w:b w:val="0"/>
+          <w:sz w:val="22"/>
+        </w:rPr>
+        <w:t xml:space="preserve"> 202</w:t>
+      </w:r>
+      <w:r>
+        <w:rPr>
+          <w:rStyle w:val="Strong"/>
+          <w:rFonts w:asciiTheme="majorBidi" w:hAnsiTheme="majorBidi" w:cstheme="majorBidi"/>
+          <w:b w:val="0"/>
+          <w:sz w:val="22"/>
+        </w:rPr>
+        <w:t>6</w:t>
+      </w:r>
+      <w:r>
+        <w:rPr>
+          <w:rStyle w:val="Strong"/>
+          <w:rFonts w:asciiTheme="majorBidi" w:hAnsiTheme="majorBidi" w:cstheme="majorBidi"/>
+          <w:b w:val="0"/>
+          <w:sz w:val="22"/>
+        </w:rPr>
+        <w:t>)</w:t>
+      </w:r>
+    </w:p>
+    <w:p>
+      <w:pPr>
+        <w:pStyle w:val="NormalWeb"/>
+        <w:spacing w:beforeAutospacing="0" w:afterAutospacing="0"/>
+        <w:jc w:val="both"/>
+        <w:rPr>
+          <w:rFonts w:asciiTheme="majorBidi" w:hAnsiTheme="majorBidi" w:cstheme="majorBidi"/>
+          <w:bCs/>
+          <w:i/>
+          <w:sz w:val="22"/>
+        </w:rPr>
+      </w:pPr>
+      <w:r>
+        <w:rPr>
+          <w:rFonts w:asciiTheme="majorBidi" w:hAnsiTheme="majorBidi" w:cstheme="majorBidi"/>
+          <w:i/>
+          <w:sz w:val="22"/>
+        </w:rPr>
+        <w:t>Remote</w:t>
+      </w:r>
+      <w:r>
+        <w:rPr>
+          <w:rFonts w:asciiTheme="majorBidi" w:hAnsiTheme="majorBidi" w:cstheme="majorBidi"/>
+          <w:i/>
+          <w:sz w:val="22"/>
+        </w:rPr>
+        <w:t>, Romania</w:t>
+      </w:r>
+    </w:p>
+    <w:p>
+      <w:pPr>
+        <w:pStyle w:val="ListParagraph"/>
+        <w:numPr>
+          <w:ilvl w:val="0"/>
+          <w:numId w:val="33"/>
+        </w:numPr>
+        <w:spacing w:before="100" w:beforeAutospacing="1" w:after="100" w:afterAutospacing="1"/>
+        <w:jc w:val="both"/>
+        <w:rPr>
+          <w:rFonts w:ascii="Times New Roman" w:eastAsia="Times New Roman" w:hAnsi="Times New Roman" w:cs="Times New Roman"/>
+          <w:sz w:val="24"/>
+          <w:szCs w:val="24"/>
+          <w:lang w:eastAsia="en-US"/>
+        </w:rPr>
+      </w:pPr>
+      <w:r>
+        <w:rPr>
+          <w:rFonts w:ascii="Times New Roman" w:eastAsia="Times New Roman" w:hAnsi="Times New Roman" w:cs="Times New Roman"/>
+          <w:sz w:val="24"/>
+          <w:szCs w:val="24"/>
+          <w:lang w:eastAsia="en-US"/>
+        </w:rPr>
+        <w:t xml:space="preserve">Architected cloud delivery platforms for </w:t>
+      </w:r>
+      <w:r>
+        <w:rPr>
+          <w:rFonts w:ascii="Times New Roman" w:eastAsia="Times New Roman" w:hAnsi="Times New Roman" w:cs="Times New Roman"/>
+          <w:b/>
+          <w:bCs/>
+          <w:sz w:val="24"/>
+          <w:szCs w:val="24"/>
+          <w:lang w:eastAsia="en-US"/>
+        </w:rPr>
+        <w:t>Python and Java services</w:t>
+      </w:r>
+      <w:r>
+        <w:rPr>
+          <w:rFonts w:ascii="Times New Roman" w:eastAsia="Times New Roman" w:hAnsi="Times New Roman" w:cs="Times New Roman"/>
+          <w:sz w:val="24"/>
+          <w:szCs w:val="24"/>
+          <w:lang w:eastAsia="en-US"/>
+        </w:rPr>
+        <w:t xml:space="preserve"> using </w:t>
+      </w:r>
+      <w:r>
+        <w:rPr>
+          <w:rFonts w:ascii="Times New Roman" w:eastAsia="Times New Roman" w:hAnsi="Times New Roman" w:cs="Times New Roman"/>
+          <w:b/>
+          <w:bCs/>
+          <w:sz w:val="24"/>
+          <w:szCs w:val="24"/>
+          <w:lang w:eastAsia="en-US"/>
+        </w:rPr>
+        <w:t>AWS, Azure, Kubernetes, Terraform, Helm, and GitHub Actions</w:t>
+      </w:r>
+      <w:r>
+        <w:rPr>
+          <w:rFonts w:ascii="Times New Roman" w:eastAsia="Times New Roman" w:hAnsi="Times New Roman" w:cs="Times New Roman"/>
+          <w:sz w:val="24"/>
+          <w:szCs w:val="24"/>
+          <w:lang w:eastAsia="en-US"/>
+        </w:rPr>
+        <w:t>, standardizing environments across development, QA, staging, and production.</w:t>
+      </w:r>
+    </w:p>
+    <w:p>
+      <w:pPr>
+        <w:pStyle w:val="ListParagraph"/>
+        <w:numPr>
+          <w:ilvl w:val="0"/>
+          <w:numId w:val="33"/>
+        </w:numPr>
+        <w:spacing w:before="100" w:beforeAutospacing="1" w:after="100" w:afterAutospacing="1"/>
+        <w:jc w:val="both"/>
+        <w:rPr>
+          <w:rFonts w:ascii="Times New Roman" w:eastAsia="Times New Roman" w:hAnsi="Times New Roman" w:cs="Times New Roman"/>
+          <w:sz w:val="24"/>
+          <w:szCs w:val="24"/>
+          <w:lang w:eastAsia="en-US"/>
+        </w:rPr>
+      </w:pPr>
+      <w:r>
+        <w:rPr>
+          <w:rFonts w:ascii="Times New Roman" w:eastAsia="Times New Roman" w:hAnsi="Times New Roman" w:cs="Times New Roman"/>
+          <w:sz w:val="24"/>
+          <w:szCs w:val="24"/>
+          <w:lang w:eastAsia="en-US"/>
+        </w:rPr>
+        <w:t xml:space="preserve">Modernized manually configured infrastructure into reusable </w:t>
+      </w:r>
+      <w:r>
+        <w:rPr>
+          <w:rFonts w:ascii="Times New Roman" w:eastAsia="Times New Roman" w:hAnsi="Times New Roman" w:cs="Times New Roman"/>
+          <w:b/>
+          <w:bCs/>
+          <w:sz w:val="24"/>
+          <w:szCs w:val="24"/>
+          <w:lang w:eastAsia="en-US"/>
+        </w:rPr>
+        <w:t>Terraform modules</w:t>
+      </w:r>
+      <w:r>
+        <w:rPr>
+          <w:rFonts w:ascii="Times New Roman" w:eastAsia="Times New Roman" w:hAnsi="Times New Roman" w:cs="Times New Roman"/>
+          <w:sz w:val="24"/>
+          <w:szCs w:val="24"/>
+          <w:lang w:eastAsia="en-US"/>
+        </w:rPr>
+        <w:t xml:space="preserve"> and policy-controlled pipelines, reducing environment provisioning time by </w:t>
+      </w:r>
+      <w:r>
+        <w:rPr>
+          <w:rFonts w:ascii="Times New Roman" w:eastAsia="Times New Roman" w:hAnsi="Times New Roman" w:cs="Times New Roman"/>
+          <w:b/>
+          <w:bCs/>
+          <w:sz w:val="24"/>
+          <w:szCs w:val="24"/>
+          <w:lang w:eastAsia="en-US"/>
+        </w:rPr>
+        <w:t>62%</w:t>
+      </w:r>
+      <w:r>
+        <w:rPr>
+          <w:rFonts w:ascii="Times New Roman" w:eastAsia="Times New Roman" w:hAnsi="Times New Roman" w:cs="Times New Roman"/>
+          <w:sz w:val="24"/>
+          <w:szCs w:val="24"/>
+          <w:lang w:eastAsia="en-US"/>
+        </w:rPr>
+        <w:t xml:space="preserve"> while improving configuration consistency and auditability.</w:t>
+      </w:r>
+    </w:p>
+    <w:p>
+      <w:pPr>
+        <w:pStyle w:val="ListParagraph"/>
+        <w:numPr>
+          <w:ilvl w:val="0"/>
+          <w:numId w:val="33"/>
+        </w:numPr>
+        <w:spacing w:before="100" w:beforeAutospacing="1" w:after="100" w:afterAutospacing="1"/>
+        <w:jc w:val="both"/>
+        <w:rPr>
+          <w:rFonts w:ascii="Times New Roman" w:eastAsia="Times New Roman" w:hAnsi="Times New Roman" w:cs="Times New Roman"/>
+          <w:sz w:val="24"/>
+          <w:szCs w:val="24"/>
+          <w:lang w:eastAsia="en-US"/>
+        </w:rPr>
+      </w:pPr>
+      <w:r>
+        <w:rPr>
+          <w:rFonts w:ascii="Times New Roman" w:eastAsia="Times New Roman" w:hAnsi="Times New Roman" w:cs="Times New Roman"/>
+          <w:sz w:val="24"/>
+          <w:szCs w:val="24"/>
+          <w:lang w:eastAsia="en-US"/>
+        </w:rPr>
+        <w:t xml:space="preserve">Built CI/CD workflows for </w:t>
+      </w:r>
+      <w:r>
+        <w:rPr>
+          <w:rFonts w:ascii="Times New Roman" w:eastAsia="Times New Roman" w:hAnsi="Times New Roman" w:cs="Times New Roman"/>
+          <w:b/>
+          <w:bCs/>
+          <w:sz w:val="24"/>
+          <w:szCs w:val="24"/>
+          <w:lang w:eastAsia="en-US"/>
+        </w:rPr>
+        <w:t>Python 3.8–3.12 and Java 11–21</w:t>
+      </w:r>
+      <w:r>
+        <w:rPr>
+          <w:rFonts w:ascii="Times New Roman" w:eastAsia="Times New Roman" w:hAnsi="Times New Roman" w:cs="Times New Roman"/>
+          <w:sz w:val="24"/>
+          <w:szCs w:val="24"/>
+          <w:lang w:eastAsia="en-US"/>
+        </w:rPr>
+        <w:t xml:space="preserve"> applications, adding dependency caching, parallel tests, container scanning, signed images, deployment approvals, and automated rollback checks.</w:t>
+      </w:r>
+    </w:p>
+    <w:p>
+      <w:pPr>
+        <w:pStyle w:val="ListParagraph"/>
+        <w:numPr>
+          <w:ilvl w:val="0"/>
+          <w:numId w:val="33"/>
+        </w:numPr>
+        <w:spacing w:before="100" w:beforeAutospacing="1" w:after="100" w:afterAutospacing="1"/>
+        <w:jc w:val="both"/>
+        <w:rPr>
+          <w:rFonts w:ascii="Times New Roman" w:eastAsia="Times New Roman" w:hAnsi="Times New Roman" w:cs="Times New Roman"/>
+          <w:sz w:val="24"/>
+          <w:szCs w:val="24"/>
+          <w:lang w:eastAsia="en-US"/>
+        </w:rPr>
+      </w:pPr>
+      <w:r>
+        <w:rPr>
+          <w:rFonts w:ascii="Times New Roman" w:eastAsia="Times New Roman" w:hAnsi="Times New Roman" w:cs="Times New Roman"/>
+          <w:sz w:val="24"/>
+          <w:szCs w:val="24"/>
+          <w:lang w:eastAsia="en-US"/>
+        </w:rPr>
+        <w:t>Resolved repeated Kubernetes pod restarts caused by memory-limit mismatches, slow application startup, and missing health probes by tuning JVM and Python worker settings and introducing reliable readiness and liveness checks.</w:t>
+      </w:r>
+    </w:p>
+    <w:p>
+      <w:pPr>
+        <w:pStyle w:val="ListParagraph"/>
+        <w:numPr>
+          <w:ilvl w:val="0"/>
+          <w:numId w:val="33"/>
+        </w:numPr>
+        <w:spacing w:before="100" w:beforeAutospacing="1" w:after="100" w:afterAutospacing="1"/>
+        <w:jc w:val="both"/>
+        <w:rPr>
+          <w:rFonts w:ascii="Times New Roman" w:eastAsia="Times New Roman" w:hAnsi="Times New Roman" w:cs="Times New Roman"/>
+          <w:sz w:val="24"/>
+          <w:szCs w:val="24"/>
+          <w:lang w:eastAsia="en-US"/>
+        </w:rPr>
+      </w:pPr>
+      <w:r>
+        <w:rPr>
+          <w:rFonts w:ascii="Times New Roman" w:eastAsia="Times New Roman" w:hAnsi="Times New Roman" w:cs="Times New Roman"/>
+          <w:sz w:val="24"/>
+          <w:szCs w:val="24"/>
+          <w:lang w:eastAsia="en-US"/>
+        </w:rPr>
+        <w:t xml:space="preserve">Led migrations from long-running virtual machines to </w:t>
+      </w:r>
+      <w:proofErr w:type="spellStart"/>
+      <w:r>
+        <w:rPr>
+          <w:rFonts w:ascii="Times New Roman" w:eastAsia="Times New Roman" w:hAnsi="Times New Roman" w:cs="Times New Roman"/>
+          <w:b/>
+          <w:bCs/>
+          <w:sz w:val="24"/>
+          <w:szCs w:val="24"/>
+          <w:lang w:eastAsia="en-US"/>
+        </w:rPr>
+        <w:t>Dockerized</w:t>
+      </w:r>
+      <w:proofErr w:type="spellEnd"/>
+      <w:r>
+        <w:rPr>
+          <w:rFonts w:ascii="Times New Roman" w:eastAsia="Times New Roman" w:hAnsi="Times New Roman" w:cs="Times New Roman"/>
+          <w:b/>
+          <w:bCs/>
+          <w:sz w:val="24"/>
+          <w:szCs w:val="24"/>
+          <w:lang w:eastAsia="en-US"/>
+        </w:rPr>
+        <w:t xml:space="preserve"> workloads on EKS and AKS</w:t>
+      </w:r>
+      <w:r>
+        <w:rPr>
+          <w:rFonts w:ascii="Times New Roman" w:eastAsia="Times New Roman" w:hAnsi="Times New Roman" w:cs="Times New Roman"/>
+          <w:sz w:val="24"/>
+          <w:szCs w:val="24"/>
+          <w:lang w:eastAsia="en-US"/>
+        </w:rPr>
+        <w:t xml:space="preserve">, defining resource requests, </w:t>
+      </w:r>
+      <w:proofErr w:type="spellStart"/>
+      <w:r>
+        <w:rPr>
+          <w:rFonts w:ascii="Times New Roman" w:eastAsia="Times New Roman" w:hAnsi="Times New Roman" w:cs="Times New Roman"/>
+          <w:sz w:val="24"/>
+          <w:szCs w:val="24"/>
+          <w:lang w:eastAsia="en-US"/>
+        </w:rPr>
+        <w:t>autoscaling</w:t>
+      </w:r>
+      <w:proofErr w:type="spellEnd"/>
+      <w:r>
+        <w:rPr>
+          <w:rFonts w:ascii="Times New Roman" w:eastAsia="Times New Roman" w:hAnsi="Times New Roman" w:cs="Times New Roman"/>
+          <w:sz w:val="24"/>
+          <w:szCs w:val="24"/>
+          <w:lang w:eastAsia="en-US"/>
+        </w:rPr>
+        <w:t xml:space="preserve"> rules, disruption budgets, ingress policies, and secrets-management standards.</w:t>
+      </w:r>
+    </w:p>
+    <w:p>
+      <w:pPr>
+        <w:pStyle w:val="ListParagraph"/>
+        <w:numPr>
+          <w:ilvl w:val="0"/>
+          <w:numId w:val="33"/>
+        </w:numPr>
+        <w:spacing w:before="100" w:beforeAutospacing="1" w:after="100" w:afterAutospacing="1"/>
+        <w:jc w:val="both"/>
+        <w:rPr>
+          <w:rFonts w:ascii="Times New Roman" w:eastAsia="Times New Roman" w:hAnsi="Times New Roman" w:cs="Times New Roman"/>
+          <w:sz w:val="24"/>
+          <w:szCs w:val="24"/>
+          <w:lang w:eastAsia="en-US"/>
+        </w:rPr>
+      </w:pPr>
+      <w:r>
+        <w:rPr>
+          <w:rFonts w:ascii="Times New Roman" w:eastAsia="Times New Roman" w:hAnsi="Times New Roman" w:cs="Times New Roman"/>
+          <w:sz w:val="24"/>
+          <w:szCs w:val="24"/>
+          <w:lang w:eastAsia="en-US"/>
+        </w:rPr>
+        <w:t xml:space="preserve">Implemented observability with </w:t>
+      </w:r>
+      <w:proofErr w:type="spellStart"/>
+      <w:r>
+        <w:rPr>
+          <w:rFonts w:ascii="Times New Roman" w:eastAsia="Times New Roman" w:hAnsi="Times New Roman" w:cs="Times New Roman"/>
+          <w:b/>
+          <w:bCs/>
+          <w:sz w:val="24"/>
+          <w:szCs w:val="24"/>
+          <w:lang w:eastAsia="en-US"/>
+        </w:rPr>
+        <w:t>OpenTelemetry</w:t>
+      </w:r>
+      <w:proofErr w:type="spellEnd"/>
+      <w:r>
+        <w:rPr>
+          <w:rFonts w:ascii="Times New Roman" w:eastAsia="Times New Roman" w:hAnsi="Times New Roman" w:cs="Times New Roman"/>
+          <w:b/>
+          <w:bCs/>
+          <w:sz w:val="24"/>
+          <w:szCs w:val="24"/>
+          <w:lang w:eastAsia="en-US"/>
+        </w:rPr>
+        <w:t xml:space="preserve">, Prometheus, </w:t>
+      </w:r>
+      <w:proofErr w:type="spellStart"/>
+      <w:r>
+        <w:rPr>
+          <w:rFonts w:ascii="Times New Roman" w:eastAsia="Times New Roman" w:hAnsi="Times New Roman" w:cs="Times New Roman"/>
+          <w:b/>
+          <w:bCs/>
+          <w:sz w:val="24"/>
+          <w:szCs w:val="24"/>
+          <w:lang w:eastAsia="en-US"/>
+        </w:rPr>
+        <w:t>Grafana</w:t>
+      </w:r>
+      <w:proofErr w:type="spellEnd"/>
+      <w:r>
+        <w:rPr>
+          <w:rFonts w:ascii="Times New Roman" w:eastAsia="Times New Roman" w:hAnsi="Times New Roman" w:cs="Times New Roman"/>
+          <w:b/>
+          <w:bCs/>
+          <w:sz w:val="24"/>
+          <w:szCs w:val="24"/>
+          <w:lang w:eastAsia="en-US"/>
+        </w:rPr>
+        <w:t xml:space="preserve">, </w:t>
+      </w:r>
+      <w:proofErr w:type="spellStart"/>
+      <w:r>
+        <w:rPr>
+          <w:rFonts w:ascii="Times New Roman" w:eastAsia="Times New Roman" w:hAnsi="Times New Roman" w:cs="Times New Roman"/>
+          <w:b/>
+          <w:bCs/>
+          <w:sz w:val="24"/>
+          <w:szCs w:val="24"/>
+          <w:lang w:eastAsia="en-US"/>
+        </w:rPr>
+        <w:t>CloudWatch</w:t>
+      </w:r>
+      <w:proofErr w:type="spellEnd"/>
+      <w:r>
+        <w:rPr>
+          <w:rFonts w:ascii="Times New Roman" w:eastAsia="Times New Roman" w:hAnsi="Times New Roman" w:cs="Times New Roman"/>
+          <w:b/>
+          <w:bCs/>
+          <w:sz w:val="24"/>
+          <w:szCs w:val="24"/>
+          <w:lang w:eastAsia="en-US"/>
+        </w:rPr>
+        <w:t>, Azure Monitor, and structured logging</w:t>
+      </w:r>
+      <w:r>
+        <w:rPr>
+          <w:rFonts w:ascii="Times New Roman" w:eastAsia="Times New Roman" w:hAnsi="Times New Roman" w:cs="Times New Roman"/>
+          <w:sz w:val="24"/>
+          <w:szCs w:val="24"/>
+          <w:lang w:eastAsia="en-US"/>
+        </w:rPr>
+        <w:t>, correlating traces, metrics, and application events across distributed Python and Spring Boot services.</w:t>
+      </w:r>
+    </w:p>
+    <w:p>
+      <w:pPr>
+        <w:pStyle w:val="ListParagraph"/>
+        <w:numPr>
+          <w:ilvl w:val="0"/>
+          <w:numId w:val="33"/>
+        </w:numPr>
+        <w:spacing w:before="100" w:beforeAutospacing="1" w:after="100" w:afterAutospacing="1"/>
+        <w:jc w:val="both"/>
+        <w:rPr>
+          <w:rFonts w:ascii="Times New Roman" w:eastAsia="Times New Roman" w:hAnsi="Times New Roman" w:cs="Times New Roman"/>
+          <w:sz w:val="24"/>
+          <w:szCs w:val="24"/>
+          <w:lang w:eastAsia="en-US"/>
+        </w:rPr>
+      </w:pPr>
+      <w:r>
+        <w:rPr>
+          <w:rFonts w:ascii="Times New Roman" w:eastAsia="Times New Roman" w:hAnsi="Times New Roman" w:cs="Times New Roman"/>
+          <w:sz w:val="24"/>
+          <w:szCs w:val="24"/>
+          <w:lang w:eastAsia="en-US"/>
+        </w:rPr>
+        <w:t xml:space="preserve">Designed event-driven operational tooling with </w:t>
+      </w:r>
+      <w:r>
+        <w:rPr>
+          <w:rFonts w:ascii="Times New Roman" w:eastAsia="Times New Roman" w:hAnsi="Times New Roman" w:cs="Times New Roman"/>
+          <w:b/>
+          <w:bCs/>
+          <w:sz w:val="24"/>
+          <w:szCs w:val="24"/>
+          <w:lang w:eastAsia="en-US"/>
+        </w:rPr>
+        <w:t xml:space="preserve">Python, AWS Lambda, SQS, </w:t>
+      </w:r>
+      <w:proofErr w:type="spellStart"/>
+      <w:r>
+        <w:rPr>
+          <w:rFonts w:ascii="Times New Roman" w:eastAsia="Times New Roman" w:hAnsi="Times New Roman" w:cs="Times New Roman"/>
+          <w:b/>
+          <w:bCs/>
+          <w:sz w:val="24"/>
+          <w:szCs w:val="24"/>
+          <w:lang w:eastAsia="en-US"/>
+        </w:rPr>
+        <w:t>EventBridge</w:t>
+      </w:r>
+      <w:proofErr w:type="spellEnd"/>
+      <w:r>
+        <w:rPr>
+          <w:rFonts w:ascii="Times New Roman" w:eastAsia="Times New Roman" w:hAnsi="Times New Roman" w:cs="Times New Roman"/>
+          <w:b/>
+          <w:bCs/>
+          <w:sz w:val="24"/>
+          <w:szCs w:val="24"/>
+          <w:lang w:eastAsia="en-US"/>
+        </w:rPr>
+        <w:t>, and Java utilities</w:t>
+      </w:r>
+      <w:r>
+        <w:rPr>
+          <w:rFonts w:ascii="Times New Roman" w:eastAsia="Times New Roman" w:hAnsi="Times New Roman" w:cs="Times New Roman"/>
+          <w:sz w:val="24"/>
+          <w:szCs w:val="24"/>
+          <w:lang w:eastAsia="en-US"/>
+        </w:rPr>
+        <w:t xml:space="preserve"> to automate certificate renewal, backup verification, stale-resource cleanup, and incident diagnostics.</w:t>
+      </w:r>
+    </w:p>
+    <w:p>
+      <w:pPr>
+        <w:pStyle w:val="ListParagraph"/>
+        <w:numPr>
+          <w:ilvl w:val="0"/>
+          <w:numId w:val="33"/>
+        </w:numPr>
+        <w:spacing w:before="100" w:beforeAutospacing="1" w:after="100" w:afterAutospacing="1"/>
+        <w:jc w:val="both"/>
+        <w:rPr>
+          <w:rFonts w:ascii="Times New Roman" w:eastAsia="Times New Roman" w:hAnsi="Times New Roman" w:cs="Times New Roman"/>
+          <w:sz w:val="24"/>
+          <w:szCs w:val="24"/>
+          <w:lang w:eastAsia="en-US"/>
+        </w:rPr>
+      </w:pPr>
+      <w:r>
+        <w:rPr>
+          <w:rFonts w:ascii="Times New Roman" w:eastAsia="Times New Roman" w:hAnsi="Times New Roman" w:cs="Times New Roman"/>
+          <w:sz w:val="24"/>
+          <w:szCs w:val="24"/>
+          <w:lang w:eastAsia="en-US"/>
+        </w:rPr>
+        <w:t xml:space="preserve">Improved release safety by introducing </w:t>
+      </w:r>
+      <w:r>
+        <w:rPr>
+          <w:rFonts w:ascii="Times New Roman" w:eastAsia="Times New Roman" w:hAnsi="Times New Roman" w:cs="Times New Roman"/>
+          <w:b/>
+          <w:bCs/>
+          <w:sz w:val="24"/>
+          <w:szCs w:val="24"/>
+          <w:lang w:eastAsia="en-US"/>
+        </w:rPr>
+        <w:t>blue-green and canary deployment patterns</w:t>
+      </w:r>
+      <w:r>
+        <w:rPr>
+          <w:rFonts w:ascii="Times New Roman" w:eastAsia="Times New Roman" w:hAnsi="Times New Roman" w:cs="Times New Roman"/>
+          <w:sz w:val="24"/>
+          <w:szCs w:val="24"/>
+          <w:lang w:eastAsia="en-US"/>
+        </w:rPr>
+        <w:t>, database migration gates, smoke tests, and service-level checks before shifting production traffic.</w:t>
+      </w:r>
+    </w:p>
+    <w:p>
+      <w:pPr>
+        <w:pStyle w:val="ListParagraph"/>
+        <w:numPr>
+          <w:ilvl w:val="0"/>
+          <w:numId w:val="33"/>
+        </w:numPr>
+        <w:spacing w:before="100" w:beforeAutospacing="1" w:after="100" w:afterAutospacing="1"/>
+        <w:jc w:val="both"/>
+        <w:rPr>
+          <w:rFonts w:ascii="Times New Roman" w:eastAsia="Times New Roman" w:hAnsi="Times New Roman" w:cs="Times New Roman"/>
+          <w:sz w:val="24"/>
+          <w:szCs w:val="24"/>
+          <w:lang w:eastAsia="en-US"/>
+        </w:rPr>
+      </w:pPr>
+      <w:r>
+        <w:rPr>
+          <w:rFonts w:ascii="Times New Roman" w:eastAsia="Times New Roman" w:hAnsi="Times New Roman" w:cs="Times New Roman"/>
+          <w:sz w:val="24"/>
+          <w:szCs w:val="24"/>
+          <w:lang w:eastAsia="en-US"/>
+        </w:rPr>
+        <w:t xml:space="preserve">Strengthened platform security through </w:t>
+      </w:r>
+      <w:r>
+        <w:rPr>
+          <w:rFonts w:ascii="Times New Roman" w:eastAsia="Times New Roman" w:hAnsi="Times New Roman" w:cs="Times New Roman"/>
+          <w:b/>
+          <w:bCs/>
+          <w:sz w:val="24"/>
+          <w:szCs w:val="24"/>
+          <w:lang w:eastAsia="en-US"/>
+        </w:rPr>
+        <w:t>least-privilege IAM, workload identities, Vault, Key Vault, network policies, vulnerability scanning, and automated secrets rotation</w:t>
+      </w:r>
+      <w:r>
+        <w:rPr>
+          <w:rFonts w:ascii="Times New Roman" w:eastAsia="Times New Roman" w:hAnsi="Times New Roman" w:cs="Times New Roman"/>
+          <w:sz w:val="24"/>
+          <w:szCs w:val="24"/>
+          <w:lang w:eastAsia="en-US"/>
+        </w:rPr>
+        <w:t>.</w:t>
+      </w:r>
+    </w:p>
+    <w:p>
+      <w:pPr>
+        <w:pStyle w:val="ListParagraph"/>
+        <w:numPr>
+          <w:ilvl w:val="0"/>
+          <w:numId w:val="33"/>
+        </w:numPr>
+        <w:spacing w:before="100" w:beforeAutospacing="1" w:after="100" w:afterAutospacing="1"/>
+        <w:jc w:val="both"/>
+        <w:rPr>
+          <w:rStyle w:val="Strong"/>
+          <w:rFonts w:ascii="Times New Roman" w:eastAsia="Times New Roman" w:hAnsi="Times New Roman" w:cs="Times New Roman"/>
+          <w:b w:val="0"/>
+          <w:bCs w:val="0"/>
+          <w:sz w:val="24"/>
+          <w:szCs w:val="24"/>
+          <w:lang w:eastAsia="en-US"/>
+        </w:rPr>
+      </w:pPr>
+      <w:r>
+        <w:rPr>
+          <w:rFonts w:ascii="Times New Roman" w:eastAsia="Times New Roman" w:hAnsi="Times New Roman" w:cs="Times New Roman"/>
+          <w:sz w:val="24"/>
+          <w:szCs w:val="24"/>
+          <w:lang w:eastAsia="en-US"/>
+        </w:rPr>
+        <w:t>Mentored developers and operations engineers through production-readiness reviews, incident retrospectives, runbook creation, and infrastructure code reviews that improved platform ownership and on-call effectiveness.</w:t>
+      </w:r>
+    </w:p>
+    <w:p>
+      <w:pPr>
+        <w:pStyle w:val="Heading3"/>
+        <w:spacing w:beforeAutospacing="0" w:afterAutospacing="0"/>
+        <w:jc w:val="both"/>
+        <w:rPr>
+          <w:rStyle w:val="Strong"/>
+          <w:rFonts w:asciiTheme="majorBidi" w:hAnsiTheme="majorBidi" w:cstheme="majorBidi" w:hint="default"/>
+          <w:b/>
+          <w:bCs/>
+        </w:rPr>
+      </w:pPr>
+      <w:proofErr w:type="spellStart"/>
+      <w:r>
+        <w:rPr>
+          <w:rStyle w:val="Strong"/>
+          <w:rFonts w:asciiTheme="majorBidi" w:hAnsiTheme="majorBidi" w:cstheme="majorBidi" w:hint="default"/>
+          <w:b/>
+          <w:bCs/>
+        </w:rPr>
+        <w:t>Syscom</w:t>
+      </w:r>
+      <w:proofErr w:type="spellEnd"/>
+      <w:r>
+        <w:rPr>
+          <w:rStyle w:val="Strong"/>
+          <w:rFonts w:asciiTheme="majorBidi" w:hAnsiTheme="majorBidi" w:cstheme="majorBidi" w:hint="default"/>
+          <w:b/>
+          <w:bCs/>
+        </w:rPr>
+        <w:t xml:space="preserve"> Digital</w:t>
+      </w:r>
+    </w:p>
+    <w:p>
+      <w:pPr>
+        <w:pStyle w:val="Heading3"/>
+        <w:spacing w:beforeAutospacing="0" w:afterAutospacing="0"/>
+        <w:jc w:val="both"/>
+        <w:rPr>
+          <w:rFonts w:asciiTheme="majorBidi" w:hAnsiTheme="majorBidi" w:cstheme="majorBidi" w:hint="default"/>
+        </w:rPr>
+      </w:pPr>
+      <w:r>
+        <w:rPr>
+          <w:rStyle w:val="Strong"/>
+          <w:rFonts w:asciiTheme="majorBidi" w:hAnsiTheme="majorBidi" w:cstheme="majorBidi" w:hint="default"/>
+          <w:b/>
+          <w:bCs/>
+        </w:rPr>
+        <w:t>Software Engineer</w:t>
+      </w:r>
+    </w:p>
+    <w:p>
+      <w:pPr>
+        <w:pStyle w:val="NormalWeb"/>
+        <w:spacing w:beforeAutospacing="0" w:afterAutospacing="0"/>
+        <w:jc w:val="both"/>
+        <w:rPr>
+          <w:rStyle w:val="Strong"/>
+          <w:rFonts w:asciiTheme="majorBidi" w:hAnsiTheme="majorBidi" w:cstheme="majorBidi"/>
+          <w:b w:val="0"/>
+          <w:sz w:val="22"/>
+        </w:rPr>
+      </w:pPr>
+      <w:r>
+        <w:rPr>
+          <w:rStyle w:val="Strong"/>
+          <w:rFonts w:asciiTheme="majorBidi" w:hAnsiTheme="majorBidi" w:cstheme="majorBidi"/>
+          <w:b w:val="0"/>
+          <w:sz w:val="22"/>
+        </w:rPr>
+        <w:t>(</w:t>
+      </w:r>
+      <w:r>
+        <w:rPr>
+          <w:rStyle w:val="Strong"/>
+          <w:rFonts w:asciiTheme="majorBidi" w:hAnsiTheme="majorBidi" w:cstheme="majorBidi"/>
+          <w:b w:val="0"/>
+          <w:sz w:val="22"/>
+        </w:rPr>
+        <w:t>October 2019 – August 2021</w:t>
+      </w:r>
+      <w:r>
+        <w:rPr>
+          <w:rStyle w:val="Strong"/>
+          <w:rFonts w:asciiTheme="majorBidi" w:hAnsiTheme="majorBidi" w:cstheme="majorBidi"/>
+          <w:b w:val="0"/>
+          <w:sz w:val="22"/>
+        </w:rPr>
+        <w:t>)</w:t>
+      </w:r>
+    </w:p>
+    <w:p>
+      <w:pPr>
+        <w:pStyle w:val="NormalWeb"/>
+        <w:spacing w:beforeAutospacing="0" w:afterAutospacing="0"/>
+        <w:jc w:val="both"/>
+        <w:rPr>
+          <w:rFonts w:asciiTheme="majorBidi" w:hAnsiTheme="majorBidi" w:cstheme="majorBidi"/>
+          <w:i/>
+        </w:rPr>
+      </w:pPr>
+      <w:r>
+        <w:rPr>
+          <w:rFonts w:asciiTheme="majorBidi" w:hAnsiTheme="majorBidi" w:cstheme="majorBidi"/>
+          <w:i/>
+        </w:rPr>
+        <w:t>Remote</w:t>
+      </w:r>
+      <w:r>
+        <w:rPr>
+          <w:rFonts w:asciiTheme="majorBidi" w:hAnsiTheme="majorBidi" w:cstheme="majorBidi"/>
+          <w:i/>
+        </w:rPr>
+        <w:t>, Romania</w:t>
+      </w:r>
+    </w:p>
+    <w:p>
+      <w:pPr>
+        <w:pStyle w:val="ListParagraph"/>
+        <w:numPr>
+          <w:ilvl w:val="0"/>
+          <w:numId w:val="34"/>
+        </w:numPr>
+        <w:spacing w:before="100" w:beforeAutospacing="1" w:after="100" w:afterAutospacing="1"/>
+        <w:jc w:val="both"/>
+        <w:rPr>
+          <w:rFonts w:ascii="Times New Roman" w:eastAsia="Times New Roman" w:hAnsi="Times New Roman" w:cs="Times New Roman"/>
+          <w:sz w:val="24"/>
+          <w:szCs w:val="24"/>
+          <w:lang w:eastAsia="en-US"/>
+        </w:rPr>
+      </w:pPr>
+      <w:r>
+        <w:rPr>
+          <w:rFonts w:ascii="Times New Roman" w:eastAsia="Times New Roman" w:hAnsi="Times New Roman" w:cs="Times New Roman"/>
+          <w:sz w:val="24"/>
+          <w:szCs w:val="24"/>
+          <w:lang w:eastAsia="en-US"/>
+        </w:rPr>
+        <w:t xml:space="preserve">Managed AWS-based environments for </w:t>
+      </w:r>
+      <w:r>
+        <w:rPr>
+          <w:rFonts w:ascii="Times New Roman" w:eastAsia="Times New Roman" w:hAnsi="Times New Roman" w:cs="Times New Roman"/>
+          <w:b/>
+          <w:bCs/>
+          <w:sz w:val="24"/>
+          <w:szCs w:val="24"/>
+          <w:lang w:eastAsia="en-US"/>
+        </w:rPr>
+        <w:t>Python, Django, Java 8/11, and Spring Boot</w:t>
+      </w:r>
+      <w:r>
+        <w:rPr>
+          <w:rFonts w:ascii="Times New Roman" w:eastAsia="Times New Roman" w:hAnsi="Times New Roman" w:cs="Times New Roman"/>
+          <w:sz w:val="24"/>
+          <w:szCs w:val="24"/>
+          <w:lang w:eastAsia="en-US"/>
+        </w:rPr>
+        <w:t xml:space="preserve"> applications using Docker, Kubernetes, Terraform, Jenkins, PostgreSQL, </w:t>
+      </w:r>
+      <w:proofErr w:type="spellStart"/>
+      <w:r>
+        <w:rPr>
+          <w:rFonts w:ascii="Times New Roman" w:eastAsia="Times New Roman" w:hAnsi="Times New Roman" w:cs="Times New Roman"/>
+          <w:sz w:val="24"/>
+          <w:szCs w:val="24"/>
+          <w:lang w:eastAsia="en-US"/>
+        </w:rPr>
+        <w:t>Redis</w:t>
+      </w:r>
+      <w:proofErr w:type="spellEnd"/>
+      <w:r>
+        <w:rPr>
+          <w:rFonts w:ascii="Times New Roman" w:eastAsia="Times New Roman" w:hAnsi="Times New Roman" w:cs="Times New Roman"/>
+          <w:sz w:val="24"/>
+          <w:szCs w:val="24"/>
+          <w:lang w:eastAsia="en-US"/>
+        </w:rPr>
+        <w:t>, and managed messaging services.</w:t>
+      </w:r>
+    </w:p>
+    <w:p>
+      <w:pPr>
+        <w:pStyle w:val="ListParagraph"/>
+        <w:numPr>
+          <w:ilvl w:val="0"/>
+          <w:numId w:val="34"/>
+        </w:numPr>
+        <w:spacing w:before="100" w:beforeAutospacing="1" w:after="100" w:afterAutospacing="1"/>
+        <w:jc w:val="both"/>
+        <w:rPr>
+          <w:rFonts w:ascii="Times New Roman" w:eastAsia="Times New Roman" w:hAnsi="Times New Roman" w:cs="Times New Roman"/>
+          <w:sz w:val="24"/>
+          <w:szCs w:val="24"/>
+          <w:lang w:eastAsia="en-US"/>
+        </w:rPr>
+      </w:pPr>
+      <w:r>
+        <w:rPr>
+          <w:rFonts w:ascii="Times New Roman" w:eastAsia="Times New Roman" w:hAnsi="Times New Roman" w:cs="Times New Roman"/>
+          <w:sz w:val="24"/>
+          <w:szCs w:val="24"/>
+          <w:lang w:eastAsia="en-US"/>
+        </w:rPr>
+        <w:t xml:space="preserve">Reduced failed production deployments by </w:t>
+      </w:r>
+      <w:r>
+        <w:rPr>
+          <w:rFonts w:ascii="Times New Roman" w:eastAsia="Times New Roman" w:hAnsi="Times New Roman" w:cs="Times New Roman"/>
+          <w:b/>
+          <w:bCs/>
+          <w:sz w:val="24"/>
+          <w:szCs w:val="24"/>
+          <w:lang w:eastAsia="en-US"/>
+        </w:rPr>
+        <w:t>31%</w:t>
+      </w:r>
+      <w:r>
+        <w:rPr>
+          <w:rFonts w:ascii="Times New Roman" w:eastAsia="Times New Roman" w:hAnsi="Times New Roman" w:cs="Times New Roman"/>
+          <w:sz w:val="24"/>
+          <w:szCs w:val="24"/>
+          <w:lang w:eastAsia="en-US"/>
+        </w:rPr>
+        <w:t xml:space="preserve"> by replacing environment-specific shell scripts with versioned pipeline templates, immutable images, automated smoke tests, and controlled rollback procedures.</w:t>
+      </w:r>
+    </w:p>
+    <w:p>
+      <w:pPr>
+        <w:pStyle w:val="ListParagraph"/>
+        <w:numPr>
+          <w:ilvl w:val="0"/>
+          <w:numId w:val="34"/>
+        </w:numPr>
+        <w:spacing w:before="100" w:beforeAutospacing="1" w:after="100" w:afterAutospacing="1"/>
+        <w:jc w:val="both"/>
+        <w:rPr>
+          <w:rFonts w:ascii="Times New Roman" w:eastAsia="Times New Roman" w:hAnsi="Times New Roman" w:cs="Times New Roman"/>
+          <w:sz w:val="24"/>
+          <w:szCs w:val="24"/>
+          <w:lang w:eastAsia="en-US"/>
+        </w:rPr>
+      </w:pPr>
+      <w:r>
+        <w:rPr>
+          <w:rFonts w:ascii="Times New Roman" w:eastAsia="Times New Roman" w:hAnsi="Times New Roman" w:cs="Times New Roman"/>
+          <w:sz w:val="24"/>
+          <w:szCs w:val="24"/>
+          <w:lang w:eastAsia="en-US"/>
+        </w:rPr>
+        <w:t xml:space="preserve">Built </w:t>
+      </w:r>
+      <w:r>
+        <w:rPr>
+          <w:rFonts w:ascii="Times New Roman" w:eastAsia="Times New Roman" w:hAnsi="Times New Roman" w:cs="Times New Roman"/>
+          <w:b/>
+          <w:bCs/>
+          <w:sz w:val="24"/>
+          <w:szCs w:val="24"/>
+          <w:lang w:eastAsia="en-US"/>
+        </w:rPr>
+        <w:t xml:space="preserve">Jenkins and </w:t>
+      </w:r>
+      <w:proofErr w:type="spellStart"/>
+      <w:r>
+        <w:rPr>
+          <w:rFonts w:ascii="Times New Roman" w:eastAsia="Times New Roman" w:hAnsi="Times New Roman" w:cs="Times New Roman"/>
+          <w:b/>
+          <w:bCs/>
+          <w:sz w:val="24"/>
+          <w:szCs w:val="24"/>
+          <w:lang w:eastAsia="en-US"/>
+        </w:rPr>
+        <w:t>GitLab</w:t>
+      </w:r>
+      <w:proofErr w:type="spellEnd"/>
+      <w:r>
+        <w:rPr>
+          <w:rFonts w:ascii="Times New Roman" w:eastAsia="Times New Roman" w:hAnsi="Times New Roman" w:cs="Times New Roman"/>
+          <w:b/>
+          <w:bCs/>
+          <w:sz w:val="24"/>
+          <w:szCs w:val="24"/>
+          <w:lang w:eastAsia="en-US"/>
+        </w:rPr>
+        <w:t xml:space="preserve"> CI pipelines</w:t>
+      </w:r>
+      <w:r>
+        <w:rPr>
+          <w:rFonts w:ascii="Times New Roman" w:eastAsia="Times New Roman" w:hAnsi="Times New Roman" w:cs="Times New Roman"/>
+          <w:sz w:val="24"/>
+          <w:szCs w:val="24"/>
+          <w:lang w:eastAsia="en-US"/>
+        </w:rPr>
+        <w:t xml:space="preserve"> that compiled Java services, tested Python APIs, validated database migrations, scanned containers, and promoted the same artifacts through QA and production.</w:t>
+      </w:r>
+    </w:p>
+    <w:p>
+      <w:pPr>
+        <w:pStyle w:val="ListParagraph"/>
+        <w:numPr>
+          <w:ilvl w:val="0"/>
+          <w:numId w:val="34"/>
+        </w:numPr>
+        <w:spacing w:before="100" w:beforeAutospacing="1" w:after="100" w:afterAutospacing="1"/>
+        <w:jc w:val="both"/>
+        <w:rPr>
+          <w:rFonts w:ascii="Times New Roman" w:eastAsia="Times New Roman" w:hAnsi="Times New Roman" w:cs="Times New Roman"/>
+          <w:sz w:val="24"/>
+          <w:szCs w:val="24"/>
+          <w:lang w:eastAsia="en-US"/>
+        </w:rPr>
+      </w:pPr>
+      <w:r>
+        <w:rPr>
+          <w:rFonts w:ascii="Times New Roman" w:eastAsia="Times New Roman" w:hAnsi="Times New Roman" w:cs="Times New Roman"/>
+          <w:sz w:val="24"/>
+          <w:szCs w:val="24"/>
+          <w:lang w:eastAsia="en-US"/>
+        </w:rPr>
+        <w:t>Investigated intermittent checkout outages caused by exhausted database connections and retry storms, then tuned pools, added circuit breakers, and introduced dashboards for saturation and error-rate monitoring.</w:t>
+      </w:r>
+    </w:p>
+    <w:p>
+      <w:pPr>
+        <w:pStyle w:val="ListParagraph"/>
+        <w:numPr>
+          <w:ilvl w:val="0"/>
+          <w:numId w:val="34"/>
+        </w:numPr>
+        <w:spacing w:before="100" w:beforeAutospacing="1" w:after="100" w:afterAutospacing="1"/>
+        <w:jc w:val="both"/>
+        <w:rPr>
+          <w:rFonts w:ascii="Times New Roman" w:eastAsia="Times New Roman" w:hAnsi="Times New Roman" w:cs="Times New Roman"/>
+          <w:sz w:val="24"/>
+          <w:szCs w:val="24"/>
+          <w:lang w:eastAsia="en-US"/>
+        </w:rPr>
+      </w:pPr>
+      <w:r>
+        <w:rPr>
+          <w:rFonts w:ascii="Times New Roman" w:eastAsia="Times New Roman" w:hAnsi="Times New Roman" w:cs="Times New Roman"/>
+          <w:sz w:val="24"/>
+          <w:szCs w:val="24"/>
+          <w:lang w:eastAsia="en-US"/>
+        </w:rPr>
+        <w:t xml:space="preserve">Implemented infrastructure modules for </w:t>
+      </w:r>
+      <w:r>
+        <w:rPr>
+          <w:rFonts w:ascii="Times New Roman" w:eastAsia="Times New Roman" w:hAnsi="Times New Roman" w:cs="Times New Roman"/>
+          <w:b/>
+          <w:bCs/>
+          <w:sz w:val="24"/>
+          <w:szCs w:val="24"/>
+          <w:lang w:eastAsia="en-US"/>
+        </w:rPr>
+        <w:t xml:space="preserve">VPCs, load balancers, ECS and Kubernetes workloads, RDS, S3, IAM, and </w:t>
+      </w:r>
+      <w:proofErr w:type="spellStart"/>
+      <w:r>
+        <w:rPr>
+          <w:rFonts w:ascii="Times New Roman" w:eastAsia="Times New Roman" w:hAnsi="Times New Roman" w:cs="Times New Roman"/>
+          <w:b/>
+          <w:bCs/>
+          <w:sz w:val="24"/>
+          <w:szCs w:val="24"/>
+          <w:lang w:eastAsia="en-US"/>
+        </w:rPr>
+        <w:t>CloudWatch</w:t>
+      </w:r>
+      <w:proofErr w:type="spellEnd"/>
+      <w:r>
+        <w:rPr>
+          <w:rFonts w:ascii="Times New Roman" w:eastAsia="Times New Roman" w:hAnsi="Times New Roman" w:cs="Times New Roman"/>
+          <w:sz w:val="24"/>
+          <w:szCs w:val="24"/>
+          <w:lang w:eastAsia="en-US"/>
+        </w:rPr>
+        <w:t>, reducing duplicated configuration across client-facing environments.</w:t>
+      </w:r>
+    </w:p>
+    <w:p>
+      <w:pPr>
+        <w:pStyle w:val="ListParagraph"/>
+        <w:numPr>
+          <w:ilvl w:val="0"/>
+          <w:numId w:val="34"/>
+        </w:numPr>
+        <w:spacing w:before="100" w:beforeAutospacing="1" w:after="100" w:afterAutospacing="1"/>
+        <w:jc w:val="both"/>
+        <w:rPr>
+          <w:rFonts w:ascii="Times New Roman" w:eastAsia="Times New Roman" w:hAnsi="Times New Roman" w:cs="Times New Roman"/>
+          <w:sz w:val="24"/>
+          <w:szCs w:val="24"/>
+          <w:lang w:eastAsia="en-US"/>
+        </w:rPr>
+      </w:pPr>
+      <w:r>
+        <w:rPr>
+          <w:rFonts w:ascii="Times New Roman" w:eastAsia="Times New Roman" w:hAnsi="Times New Roman" w:cs="Times New Roman"/>
+          <w:sz w:val="24"/>
+          <w:szCs w:val="24"/>
+          <w:lang w:eastAsia="en-US"/>
+        </w:rPr>
+        <w:lastRenderedPageBreak/>
+        <w:t>Created Python automation for deployment validation, log aggregation, certificate-expiry checks, database backup verification, and scheduled cleanup of unused snapshots and container images.</w:t>
+      </w:r>
+    </w:p>
+    <w:p>
+      <w:pPr>
+        <w:pStyle w:val="ListParagraph"/>
+        <w:numPr>
+          <w:ilvl w:val="0"/>
+          <w:numId w:val="34"/>
+        </w:numPr>
+        <w:spacing w:before="100" w:beforeAutospacing="1" w:after="100" w:afterAutospacing="1"/>
+        <w:jc w:val="both"/>
+        <w:rPr>
+          <w:rFonts w:ascii="Times New Roman" w:eastAsia="Times New Roman" w:hAnsi="Times New Roman" w:cs="Times New Roman"/>
+          <w:sz w:val="24"/>
+          <w:szCs w:val="24"/>
+          <w:lang w:eastAsia="en-US"/>
+        </w:rPr>
+      </w:pPr>
+      <w:r>
+        <w:rPr>
+          <w:rFonts w:ascii="Times New Roman" w:eastAsia="Times New Roman" w:hAnsi="Times New Roman" w:cs="Times New Roman"/>
+          <w:sz w:val="24"/>
+          <w:szCs w:val="24"/>
+          <w:lang w:eastAsia="en-US"/>
+        </w:rPr>
+        <w:t xml:space="preserve">Improved platform resilience by introducing </w:t>
+      </w:r>
+      <w:r>
+        <w:rPr>
+          <w:rFonts w:ascii="Times New Roman" w:eastAsia="Times New Roman" w:hAnsi="Times New Roman" w:cs="Times New Roman"/>
+          <w:b/>
+          <w:bCs/>
+          <w:sz w:val="24"/>
+          <w:szCs w:val="24"/>
+          <w:lang w:eastAsia="en-US"/>
+        </w:rPr>
+        <w:t xml:space="preserve">multi-zone deployments, health-based routing, </w:t>
+      </w:r>
+      <w:proofErr w:type="spellStart"/>
+      <w:r>
+        <w:rPr>
+          <w:rFonts w:ascii="Times New Roman" w:eastAsia="Times New Roman" w:hAnsi="Times New Roman" w:cs="Times New Roman"/>
+          <w:b/>
+          <w:bCs/>
+          <w:sz w:val="24"/>
+          <w:szCs w:val="24"/>
+          <w:lang w:eastAsia="en-US"/>
+        </w:rPr>
+        <w:t>Redis</w:t>
+      </w:r>
+      <w:proofErr w:type="spellEnd"/>
+      <w:r>
+        <w:rPr>
+          <w:rFonts w:ascii="Times New Roman" w:eastAsia="Times New Roman" w:hAnsi="Times New Roman" w:cs="Times New Roman"/>
+          <w:b/>
+          <w:bCs/>
+          <w:sz w:val="24"/>
+          <w:szCs w:val="24"/>
+          <w:lang w:eastAsia="en-US"/>
+        </w:rPr>
+        <w:t xml:space="preserve"> failover procedures, queue dead-letter handling, and documented recovery steps</w:t>
+      </w:r>
+      <w:r>
+        <w:rPr>
+          <w:rFonts w:ascii="Times New Roman" w:eastAsia="Times New Roman" w:hAnsi="Times New Roman" w:cs="Times New Roman"/>
+          <w:sz w:val="24"/>
+          <w:szCs w:val="24"/>
+          <w:lang w:eastAsia="en-US"/>
+        </w:rPr>
+        <w:t xml:space="preserve"> for payment and order services.</w:t>
+      </w:r>
+    </w:p>
+    <w:p>
+      <w:pPr>
+        <w:pStyle w:val="ListParagraph"/>
+        <w:numPr>
+          <w:ilvl w:val="0"/>
+          <w:numId w:val="34"/>
+        </w:numPr>
+        <w:spacing w:before="100" w:beforeAutospacing="1" w:after="100" w:afterAutospacing="1"/>
+        <w:jc w:val="both"/>
+        <w:rPr>
+          <w:rFonts w:ascii="Times New Roman" w:eastAsia="Times New Roman" w:hAnsi="Times New Roman" w:cs="Times New Roman"/>
+          <w:sz w:val="24"/>
+          <w:szCs w:val="24"/>
+          <w:lang w:eastAsia="en-US"/>
+        </w:rPr>
+      </w:pPr>
+      <w:r>
+        <w:rPr>
+          <w:rFonts w:ascii="Times New Roman" w:eastAsia="Times New Roman" w:hAnsi="Times New Roman" w:cs="Times New Roman"/>
+          <w:sz w:val="24"/>
+          <w:szCs w:val="24"/>
+          <w:lang w:eastAsia="en-US"/>
+        </w:rPr>
+        <w:t xml:space="preserve">Integrated </w:t>
+      </w:r>
+      <w:proofErr w:type="spellStart"/>
+      <w:r>
+        <w:rPr>
+          <w:rFonts w:ascii="Times New Roman" w:eastAsia="Times New Roman" w:hAnsi="Times New Roman" w:cs="Times New Roman"/>
+          <w:b/>
+          <w:bCs/>
+          <w:sz w:val="24"/>
+          <w:szCs w:val="24"/>
+          <w:lang w:eastAsia="en-US"/>
+        </w:rPr>
+        <w:t>SonarQube</w:t>
+      </w:r>
+      <w:proofErr w:type="spellEnd"/>
+      <w:r>
+        <w:rPr>
+          <w:rFonts w:ascii="Times New Roman" w:eastAsia="Times New Roman" w:hAnsi="Times New Roman" w:cs="Times New Roman"/>
+          <w:b/>
+          <w:bCs/>
+          <w:sz w:val="24"/>
+          <w:szCs w:val="24"/>
+          <w:lang w:eastAsia="en-US"/>
+        </w:rPr>
+        <w:t>, dependency scanning, secret detection, and container vulnerability checks</w:t>
+      </w:r>
+      <w:r>
+        <w:rPr>
+          <w:rFonts w:ascii="Times New Roman" w:eastAsia="Times New Roman" w:hAnsi="Times New Roman" w:cs="Times New Roman"/>
+          <w:sz w:val="24"/>
+          <w:szCs w:val="24"/>
+          <w:lang w:eastAsia="en-US"/>
+        </w:rPr>
+        <w:t xml:space="preserve"> into delivery workflows, blocking releases that failed established quality or security thresholds.</w:t>
+      </w:r>
+    </w:p>
+    <w:p>
+      <w:pPr>
+        <w:pStyle w:val="ListParagraph"/>
+        <w:numPr>
+          <w:ilvl w:val="0"/>
+          <w:numId w:val="34"/>
+        </w:numPr>
+        <w:spacing w:before="100" w:beforeAutospacing="1" w:after="100" w:afterAutospacing="1"/>
+        <w:jc w:val="both"/>
+        <w:rPr>
+          <w:rStyle w:val="Strong"/>
+          <w:rFonts w:ascii="Times New Roman" w:eastAsia="Times New Roman" w:hAnsi="Times New Roman" w:cs="Times New Roman"/>
+          <w:b w:val="0"/>
+          <w:bCs w:val="0"/>
+          <w:sz w:val="24"/>
+          <w:szCs w:val="24"/>
+          <w:lang w:eastAsia="en-US"/>
+        </w:rPr>
+      </w:pPr>
+      <w:r>
+        <w:rPr>
+          <w:rFonts w:ascii="Times New Roman" w:eastAsia="Times New Roman" w:hAnsi="Times New Roman" w:cs="Times New Roman"/>
+          <w:sz w:val="24"/>
+          <w:szCs w:val="24"/>
+          <w:lang w:eastAsia="en-US"/>
+        </w:rPr>
+        <w:t>Partnered with developers, QA engineers, and product teams to define operational acceptance criteria, release windows, capacity expectations, and rollback plans for high-risk commerce changes.</w:t>
+      </w:r>
+    </w:p>
+    <w:p>
+      <w:pPr>
+        <w:pStyle w:val="Heading3"/>
+        <w:spacing w:beforeAutospacing="0" w:afterAutospacing="0"/>
+        <w:jc w:val="both"/>
+        <w:rPr>
+          <w:rStyle w:val="Strong"/>
+          <w:rFonts w:asciiTheme="majorBidi" w:hAnsiTheme="majorBidi" w:cstheme="majorBidi" w:hint="default"/>
+          <w:b/>
+          <w:bCs/>
+        </w:rPr>
+      </w:pPr>
+      <w:r>
+        <w:rPr>
+          <w:rStyle w:val="Strong"/>
+          <w:rFonts w:asciiTheme="majorBidi" w:hAnsiTheme="majorBidi" w:cstheme="majorBidi" w:hint="default"/>
+          <w:b/>
+          <w:bCs/>
+        </w:rPr>
+        <w:t>Soft Build</w:t>
+      </w:r>
+    </w:p>
+    <w:p>
+      <w:pPr>
+        <w:pStyle w:val="Heading3"/>
+        <w:spacing w:beforeAutospacing="0" w:afterAutospacing="0"/>
+        <w:jc w:val="both"/>
+        <w:rPr>
+          <w:rFonts w:asciiTheme="majorBidi" w:hAnsiTheme="majorBidi" w:cstheme="majorBidi" w:hint="default"/>
+        </w:rPr>
+      </w:pPr>
+      <w:r>
+        <w:rPr>
+          <w:rStyle w:val="Strong"/>
+          <w:rFonts w:asciiTheme="majorBidi" w:hAnsiTheme="majorBidi" w:cstheme="majorBidi" w:hint="default"/>
+          <w:b/>
+          <w:bCs/>
+        </w:rPr>
+        <w:t>Software Developer</w:t>
+      </w:r>
+    </w:p>
+    <w:p>
+      <w:pPr>
+        <w:pStyle w:val="NormalWeb"/>
+        <w:spacing w:beforeAutospacing="0" w:afterAutospacing="0"/>
+        <w:jc w:val="both"/>
+        <w:rPr>
+          <w:rStyle w:val="Strong"/>
+          <w:rFonts w:asciiTheme="majorBidi" w:hAnsiTheme="majorBidi" w:cstheme="majorBidi"/>
+          <w:b w:val="0"/>
+          <w:sz w:val="22"/>
+        </w:rPr>
+      </w:pPr>
+      <w:r>
+        <w:rPr>
+          <w:rStyle w:val="Strong"/>
+          <w:rFonts w:asciiTheme="majorBidi" w:hAnsiTheme="majorBidi" w:cstheme="majorBidi"/>
+          <w:b w:val="0"/>
+          <w:sz w:val="22"/>
+        </w:rPr>
+        <w:t>(</w:t>
+      </w:r>
+      <w:r>
+        <w:rPr>
+          <w:rStyle w:val="Strong"/>
+          <w:rFonts w:asciiTheme="majorBidi" w:hAnsiTheme="majorBidi" w:cstheme="majorBidi"/>
+          <w:b w:val="0"/>
+          <w:sz w:val="22"/>
+        </w:rPr>
+        <w:t>June 2016 – July 2019</w:t>
+      </w:r>
+      <w:r>
+        <w:rPr>
+          <w:rStyle w:val="Strong"/>
+          <w:rFonts w:asciiTheme="majorBidi" w:hAnsiTheme="majorBidi" w:cstheme="majorBidi"/>
+          <w:b w:val="0"/>
+          <w:sz w:val="22"/>
+        </w:rPr>
+        <w:t>)</w:t>
+      </w:r>
+    </w:p>
+    <w:p>
+      <w:pPr>
+        <w:pStyle w:val="NormalWeb"/>
+        <w:spacing w:beforeAutospacing="0" w:afterAutospacing="0"/>
+        <w:jc w:val="both"/>
+        <w:rPr>
+          <w:rFonts w:asciiTheme="majorBidi" w:hAnsiTheme="majorBidi" w:cstheme="majorBidi"/>
+          <w:i/>
+        </w:rPr>
+      </w:pPr>
+      <w:r>
+        <w:rPr>
+          <w:rFonts w:asciiTheme="majorBidi" w:hAnsiTheme="majorBidi" w:cstheme="majorBidi"/>
+          <w:i/>
+        </w:rPr>
+        <w:t>Remote</w:t>
+      </w:r>
+      <w:r>
+        <w:rPr>
+          <w:rFonts w:asciiTheme="majorBidi" w:hAnsiTheme="majorBidi" w:cstheme="majorBidi"/>
+          <w:i/>
+        </w:rPr>
+        <w:t>, Romania</w:t>
+      </w:r>
+    </w:p>
+    <w:p>
+      <w:pPr>
+        <w:pStyle w:val="ListParagraph"/>
+        <w:numPr>
+          <w:ilvl w:val="0"/>
+          <w:numId w:val="35"/>
+        </w:numPr>
+        <w:spacing w:before="100" w:beforeAutospacing="1" w:after="100" w:afterAutospacing="1"/>
+        <w:jc w:val="both"/>
+        <w:rPr>
+          <w:rFonts w:ascii="Times New Roman" w:eastAsia="Times New Roman" w:hAnsi="Times New Roman" w:cs="Times New Roman"/>
+          <w:sz w:val="24"/>
+          <w:szCs w:val="24"/>
+          <w:lang w:eastAsia="en-US"/>
+        </w:rPr>
+      </w:pPr>
+      <w:r>
+        <w:rPr>
+          <w:rFonts w:ascii="Times New Roman" w:eastAsia="Times New Roman" w:hAnsi="Times New Roman" w:cs="Times New Roman"/>
+          <w:sz w:val="24"/>
+          <w:szCs w:val="24"/>
+          <w:lang w:eastAsia="en-US"/>
+        </w:rPr>
+        <w:t xml:space="preserve">Supported </w:t>
+      </w:r>
+      <w:r>
+        <w:rPr>
+          <w:rFonts w:ascii="Times New Roman" w:eastAsia="Times New Roman" w:hAnsi="Times New Roman" w:cs="Times New Roman"/>
+          <w:b/>
+          <w:bCs/>
+          <w:sz w:val="24"/>
+          <w:szCs w:val="24"/>
+          <w:lang w:eastAsia="en-US"/>
+        </w:rPr>
+        <w:t>Python 3.5–3.7 and Java 8</w:t>
+      </w:r>
+      <w:r>
+        <w:rPr>
+          <w:rFonts w:ascii="Times New Roman" w:eastAsia="Times New Roman" w:hAnsi="Times New Roman" w:cs="Times New Roman"/>
+          <w:sz w:val="24"/>
+          <w:szCs w:val="24"/>
+          <w:lang w:eastAsia="en-US"/>
+        </w:rPr>
+        <w:t xml:space="preserve"> applications across Linux servers using Jenkins, Docker, </w:t>
+      </w:r>
+      <w:proofErr w:type="spellStart"/>
+      <w:r>
+        <w:rPr>
+          <w:rFonts w:ascii="Times New Roman" w:eastAsia="Times New Roman" w:hAnsi="Times New Roman" w:cs="Times New Roman"/>
+          <w:sz w:val="24"/>
+          <w:szCs w:val="24"/>
+          <w:lang w:eastAsia="en-US"/>
+        </w:rPr>
+        <w:t>Ansible</w:t>
+      </w:r>
+      <w:proofErr w:type="spellEnd"/>
+      <w:r>
+        <w:rPr>
+          <w:rFonts w:ascii="Times New Roman" w:eastAsia="Times New Roman" w:hAnsi="Times New Roman" w:cs="Times New Roman"/>
+          <w:sz w:val="24"/>
+          <w:szCs w:val="24"/>
+          <w:lang w:eastAsia="en-US"/>
+        </w:rPr>
+        <w:t xml:space="preserve">, Nginx, PostgreSQL, MySQL, </w:t>
+      </w:r>
+      <w:proofErr w:type="spellStart"/>
+      <w:r>
+        <w:rPr>
+          <w:rFonts w:ascii="Times New Roman" w:eastAsia="Times New Roman" w:hAnsi="Times New Roman" w:cs="Times New Roman"/>
+          <w:sz w:val="24"/>
+          <w:szCs w:val="24"/>
+          <w:lang w:eastAsia="en-US"/>
+        </w:rPr>
+        <w:t>Redis</w:t>
+      </w:r>
+      <w:proofErr w:type="spellEnd"/>
+      <w:r>
+        <w:rPr>
+          <w:rFonts w:ascii="Times New Roman" w:eastAsia="Times New Roman" w:hAnsi="Times New Roman" w:cs="Times New Roman"/>
+          <w:sz w:val="24"/>
+          <w:szCs w:val="24"/>
+          <w:lang w:eastAsia="en-US"/>
+        </w:rPr>
+        <w:t xml:space="preserve">, Maven, </w:t>
+      </w:r>
+      <w:proofErr w:type="spellStart"/>
+      <w:r>
+        <w:rPr>
+          <w:rFonts w:ascii="Times New Roman" w:eastAsia="Times New Roman" w:hAnsi="Times New Roman" w:cs="Times New Roman"/>
+          <w:sz w:val="24"/>
+          <w:szCs w:val="24"/>
+          <w:lang w:eastAsia="en-US"/>
+        </w:rPr>
+        <w:t>Gradle</w:t>
+      </w:r>
+      <w:proofErr w:type="spellEnd"/>
+      <w:r>
+        <w:rPr>
+          <w:rFonts w:ascii="Times New Roman" w:eastAsia="Times New Roman" w:hAnsi="Times New Roman" w:cs="Times New Roman"/>
+          <w:sz w:val="24"/>
+          <w:szCs w:val="24"/>
+          <w:lang w:eastAsia="en-US"/>
+        </w:rPr>
+        <w:t>, and shell automation.</w:t>
+      </w:r>
+    </w:p>
+    <w:p>
+      <w:pPr>
+        <w:pStyle w:val="ListParagraph"/>
+        <w:numPr>
+          <w:ilvl w:val="0"/>
+          <w:numId w:val="35"/>
+        </w:numPr>
+        <w:spacing w:before="100" w:beforeAutospacing="1" w:after="100" w:afterAutospacing="1"/>
+        <w:jc w:val="both"/>
+        <w:rPr>
+          <w:rFonts w:ascii="Times New Roman" w:eastAsia="Times New Roman" w:hAnsi="Times New Roman" w:cs="Times New Roman"/>
+          <w:sz w:val="24"/>
+          <w:szCs w:val="24"/>
+          <w:lang w:eastAsia="en-US"/>
+        </w:rPr>
+      </w:pPr>
+      <w:r>
+        <w:rPr>
+          <w:rFonts w:ascii="Times New Roman" w:eastAsia="Times New Roman" w:hAnsi="Times New Roman" w:cs="Times New Roman"/>
+          <w:sz w:val="24"/>
+          <w:szCs w:val="24"/>
+          <w:lang w:eastAsia="en-US"/>
+        </w:rPr>
+        <w:t xml:space="preserve">Improved average release preparation time by </w:t>
+      </w:r>
+      <w:r>
+        <w:rPr>
+          <w:rFonts w:ascii="Times New Roman" w:eastAsia="Times New Roman" w:hAnsi="Times New Roman" w:cs="Times New Roman"/>
+          <w:b/>
+          <w:bCs/>
+          <w:sz w:val="24"/>
+          <w:szCs w:val="24"/>
+          <w:lang w:eastAsia="en-US"/>
+        </w:rPr>
+        <w:t>44%</w:t>
+      </w:r>
+      <w:r>
+        <w:rPr>
+          <w:rFonts w:ascii="Times New Roman" w:eastAsia="Times New Roman" w:hAnsi="Times New Roman" w:cs="Times New Roman"/>
+          <w:sz w:val="24"/>
+          <w:szCs w:val="24"/>
+          <w:lang w:eastAsia="en-US"/>
+        </w:rPr>
+        <w:t xml:space="preserve"> by automating builds, configuration deployment, database migration execution, static-asset packaging, and post-release verification checks.</w:t>
+      </w:r>
+    </w:p>
+    <w:p>
+      <w:pPr>
+        <w:pStyle w:val="ListParagraph"/>
+        <w:numPr>
+          <w:ilvl w:val="0"/>
+          <w:numId w:val="35"/>
+        </w:numPr>
+        <w:spacing w:before="100" w:beforeAutospacing="1" w:after="100" w:afterAutospacing="1"/>
+        <w:jc w:val="both"/>
+        <w:rPr>
+          <w:rFonts w:ascii="Times New Roman" w:eastAsia="Times New Roman" w:hAnsi="Times New Roman" w:cs="Times New Roman"/>
+          <w:sz w:val="24"/>
+          <w:szCs w:val="24"/>
+          <w:lang w:eastAsia="en-US"/>
+        </w:rPr>
+      </w:pPr>
+      <w:r>
+        <w:rPr>
+          <w:rFonts w:ascii="Times New Roman" w:eastAsia="Times New Roman" w:hAnsi="Times New Roman" w:cs="Times New Roman"/>
+          <w:sz w:val="24"/>
+          <w:szCs w:val="24"/>
+          <w:lang w:eastAsia="en-US"/>
+        </w:rPr>
+        <w:t>Containerized Django, Flask, and Spring Boot services that previously depended on inconsistent developer machines, creating repeatable images and documented runtime configuration for test and production.</w:t>
+      </w:r>
+    </w:p>
+    <w:p>
+      <w:pPr>
+        <w:pStyle w:val="ListParagraph"/>
+        <w:numPr>
+          <w:ilvl w:val="0"/>
+          <w:numId w:val="35"/>
+        </w:numPr>
+        <w:spacing w:before="100" w:beforeAutospacing="1" w:after="100" w:afterAutospacing="1"/>
+        <w:jc w:val="both"/>
+        <w:rPr>
+          <w:rFonts w:ascii="Times New Roman" w:eastAsia="Times New Roman" w:hAnsi="Times New Roman" w:cs="Times New Roman"/>
+          <w:sz w:val="24"/>
+          <w:szCs w:val="24"/>
+          <w:lang w:eastAsia="en-US"/>
+        </w:rPr>
+      </w:pPr>
+      <w:r>
+        <w:rPr>
+          <w:rFonts w:ascii="Times New Roman" w:eastAsia="Times New Roman" w:hAnsi="Times New Roman" w:cs="Times New Roman"/>
+          <w:sz w:val="24"/>
+          <w:szCs w:val="24"/>
+          <w:lang w:eastAsia="en-US"/>
+        </w:rPr>
+        <w:t>Resolved slow deployments and recurring disk exhaustion by cleaning obsolete artifacts, rotating logs, moving static assets to object storage, and introducing retention policies for backups and build outputs.</w:t>
+      </w:r>
+    </w:p>
+    <w:p>
+      <w:pPr>
+        <w:pStyle w:val="ListParagraph"/>
+        <w:numPr>
+          <w:ilvl w:val="0"/>
+          <w:numId w:val="35"/>
+        </w:numPr>
+        <w:spacing w:before="100" w:beforeAutospacing="1" w:after="100" w:afterAutospacing="1"/>
+        <w:jc w:val="both"/>
+        <w:rPr>
+          <w:rFonts w:ascii="Times New Roman" w:eastAsia="Times New Roman" w:hAnsi="Times New Roman" w:cs="Times New Roman"/>
+          <w:sz w:val="24"/>
+          <w:szCs w:val="24"/>
+          <w:lang w:eastAsia="en-US"/>
+        </w:rPr>
+      </w:pPr>
+      <w:r>
+        <w:rPr>
+          <w:rFonts w:ascii="Times New Roman" w:eastAsia="Times New Roman" w:hAnsi="Times New Roman" w:cs="Times New Roman"/>
+          <w:sz w:val="24"/>
+          <w:szCs w:val="24"/>
+          <w:lang w:eastAsia="en-US"/>
+        </w:rPr>
+        <w:t xml:space="preserve">Built </w:t>
+      </w:r>
+      <w:proofErr w:type="spellStart"/>
+      <w:r>
+        <w:rPr>
+          <w:rFonts w:ascii="Times New Roman" w:eastAsia="Times New Roman" w:hAnsi="Times New Roman" w:cs="Times New Roman"/>
+          <w:b/>
+          <w:bCs/>
+          <w:sz w:val="24"/>
+          <w:szCs w:val="24"/>
+          <w:lang w:eastAsia="en-US"/>
+        </w:rPr>
+        <w:t>Ansible</w:t>
+      </w:r>
+      <w:proofErr w:type="spellEnd"/>
+      <w:r>
+        <w:rPr>
+          <w:rFonts w:ascii="Times New Roman" w:eastAsia="Times New Roman" w:hAnsi="Times New Roman" w:cs="Times New Roman"/>
+          <w:b/>
+          <w:bCs/>
+          <w:sz w:val="24"/>
+          <w:szCs w:val="24"/>
+          <w:lang w:eastAsia="en-US"/>
+        </w:rPr>
+        <w:t xml:space="preserve"> roles and Python scripts</w:t>
+      </w:r>
+      <w:r>
+        <w:rPr>
+          <w:rFonts w:ascii="Times New Roman" w:eastAsia="Times New Roman" w:hAnsi="Times New Roman" w:cs="Times New Roman"/>
+          <w:sz w:val="24"/>
+          <w:szCs w:val="24"/>
+          <w:lang w:eastAsia="en-US"/>
+        </w:rPr>
+        <w:t xml:space="preserve"> for server provisioning, application configuration, user access, service restarts, SSL deployment, and environment-level health verification.</w:t>
+      </w:r>
+    </w:p>
+    <w:p>
+      <w:pPr>
+        <w:pStyle w:val="ListParagraph"/>
+        <w:numPr>
+          <w:ilvl w:val="0"/>
+          <w:numId w:val="35"/>
+        </w:numPr>
+        <w:spacing w:before="100" w:beforeAutospacing="1" w:after="100" w:afterAutospacing="1"/>
+        <w:jc w:val="both"/>
+        <w:rPr>
+          <w:rFonts w:ascii="Times New Roman" w:eastAsia="Times New Roman" w:hAnsi="Times New Roman" w:cs="Times New Roman"/>
+          <w:sz w:val="24"/>
+          <w:szCs w:val="24"/>
+          <w:lang w:eastAsia="en-US"/>
+        </w:rPr>
+      </w:pPr>
+      <w:r>
+        <w:rPr>
+          <w:rFonts w:ascii="Times New Roman" w:eastAsia="Times New Roman" w:hAnsi="Times New Roman" w:cs="Times New Roman"/>
+          <w:sz w:val="24"/>
+          <w:szCs w:val="24"/>
+          <w:lang w:eastAsia="en-US"/>
+        </w:rPr>
+        <w:t xml:space="preserve">Introduced centralized logging and baseline monitoring with the </w:t>
+      </w:r>
+      <w:r>
+        <w:rPr>
+          <w:rFonts w:ascii="Times New Roman" w:eastAsia="Times New Roman" w:hAnsi="Times New Roman" w:cs="Times New Roman"/>
+          <w:b/>
+          <w:bCs/>
+          <w:sz w:val="24"/>
+          <w:szCs w:val="24"/>
+          <w:lang w:eastAsia="en-US"/>
+        </w:rPr>
+        <w:t>Elastic Stack, Prometheus exporters, and alert rules</w:t>
+      </w:r>
+      <w:r>
+        <w:rPr>
+          <w:rFonts w:ascii="Times New Roman" w:eastAsia="Times New Roman" w:hAnsi="Times New Roman" w:cs="Times New Roman"/>
+          <w:sz w:val="24"/>
+          <w:szCs w:val="24"/>
+          <w:lang w:eastAsia="en-US"/>
+        </w:rPr>
+        <w:t xml:space="preserve"> for API errors, queue backlogs, database saturation, and host-resource pressure.</w:t>
+      </w:r>
+    </w:p>
+    <w:p>
+      <w:pPr>
+        <w:pStyle w:val="ListParagraph"/>
+        <w:numPr>
+          <w:ilvl w:val="0"/>
+          <w:numId w:val="35"/>
+        </w:numPr>
+        <w:spacing w:before="100" w:beforeAutospacing="1" w:after="100" w:afterAutospacing="1"/>
+        <w:jc w:val="both"/>
+        <w:rPr>
+          <w:rFonts w:ascii="Times New Roman" w:eastAsia="Times New Roman" w:hAnsi="Times New Roman" w:cs="Times New Roman"/>
+          <w:sz w:val="24"/>
+          <w:szCs w:val="24"/>
+          <w:lang w:eastAsia="en-US"/>
+        </w:rPr>
+      </w:pPr>
+      <w:r>
+        <w:rPr>
+          <w:rFonts w:ascii="Times New Roman" w:eastAsia="Times New Roman" w:hAnsi="Times New Roman" w:cs="Times New Roman"/>
+          <w:sz w:val="24"/>
+          <w:szCs w:val="24"/>
+          <w:lang w:eastAsia="en-US"/>
+        </w:rPr>
+        <w:t xml:space="preserve">Worked with developers to diagnose </w:t>
+      </w:r>
+      <w:r>
+        <w:rPr>
+          <w:rFonts w:ascii="Times New Roman" w:eastAsia="Times New Roman" w:hAnsi="Times New Roman" w:cs="Times New Roman"/>
+          <w:b/>
+          <w:bCs/>
+          <w:sz w:val="24"/>
+          <w:szCs w:val="24"/>
+          <w:lang w:eastAsia="en-US"/>
+        </w:rPr>
+        <w:t>Java heap issues, Python worker timeouts, inefficient SQL queries, and reverse-proxy errors</w:t>
+      </w:r>
+      <w:r>
+        <w:rPr>
+          <w:rFonts w:ascii="Times New Roman" w:eastAsia="Times New Roman" w:hAnsi="Times New Roman" w:cs="Times New Roman"/>
+          <w:sz w:val="24"/>
+          <w:szCs w:val="24"/>
+          <w:lang w:eastAsia="en-US"/>
+        </w:rPr>
+        <w:t xml:space="preserve"> that caused unstable behavior during traffic peaks.</w:t>
+      </w:r>
+    </w:p>
+    <w:p>
+      <w:pPr>
+        <w:pStyle w:val="ListParagraph"/>
+        <w:numPr>
+          <w:ilvl w:val="0"/>
+          <w:numId w:val="35"/>
+        </w:numPr>
+        <w:spacing w:before="100" w:beforeAutospacing="1" w:after="100" w:afterAutospacing="1"/>
+        <w:jc w:val="both"/>
+        <w:rPr>
+          <w:rFonts w:ascii="Times New Roman" w:eastAsia="Times New Roman" w:hAnsi="Times New Roman" w:cs="Times New Roman"/>
+          <w:sz w:val="24"/>
+          <w:szCs w:val="24"/>
+          <w:lang w:eastAsia="en-US"/>
+        </w:rPr>
+      </w:pPr>
+      <w:r>
+        <w:rPr>
+          <w:rFonts w:ascii="Times New Roman" w:eastAsia="Times New Roman" w:hAnsi="Times New Roman" w:cs="Times New Roman"/>
+          <w:sz w:val="24"/>
+          <w:szCs w:val="24"/>
+          <w:lang w:eastAsia="en-US"/>
+        </w:rPr>
+        <w:t>Added unit-test execution, artifact versioning, deployment approvals, rollback scripts, and release notes to Jenkins pipelines, creating a more controlled path from source code to production.</w:t>
+      </w:r>
+    </w:p>
+    <w:p>
+      <w:pPr>
+        <w:pStyle w:val="Heading3"/>
+        <w:spacing w:beforeAutospacing="0" w:afterAutospacing="0"/>
+        <w:jc w:val="both"/>
+        <w:rPr>
+          <w:rStyle w:val="Strong"/>
+          <w:rFonts w:asciiTheme="majorBidi" w:hAnsiTheme="majorBidi" w:cstheme="majorBidi" w:hint="default"/>
+          <w:b/>
+          <w:bCs/>
+        </w:rPr>
+      </w:pPr>
+      <w:r>
+        <w:rPr>
+          <w:rStyle w:val="Strong"/>
+          <w:rFonts w:asciiTheme="majorBidi" w:hAnsiTheme="majorBidi" w:cstheme="majorBidi" w:hint="default"/>
+          <w:b/>
+          <w:bCs/>
+        </w:rPr>
+        <w:t xml:space="preserve">Decima Digital </w:t>
+      </w:r>
+    </w:p>
+    <w:p>
+      <w:pPr>
+        <w:pStyle w:val="Heading3"/>
+        <w:spacing w:beforeAutospacing="0" w:afterAutospacing="0"/>
+        <w:jc w:val="both"/>
+        <w:rPr>
+          <w:rFonts w:asciiTheme="majorBidi" w:hAnsiTheme="majorBidi" w:cstheme="majorBidi" w:hint="default"/>
+        </w:rPr>
+      </w:pPr>
+      <w:r>
+        <w:rPr>
+          <w:rStyle w:val="Strong"/>
+          <w:rFonts w:asciiTheme="majorBidi" w:hAnsiTheme="majorBidi" w:cstheme="majorBidi" w:hint="default"/>
+          <w:b/>
+          <w:bCs/>
+        </w:rPr>
+        <w:t>Software Developer</w:t>
+      </w:r>
+    </w:p>
+    <w:p>
+      <w:pPr>
+        <w:pStyle w:val="NormalWeb"/>
+        <w:spacing w:beforeAutospacing="0" w:afterAutospacing="0"/>
+        <w:jc w:val="both"/>
+        <w:rPr>
+          <w:rFonts w:asciiTheme="majorBidi" w:hAnsiTheme="majorBidi" w:cstheme="majorBidi"/>
+          <w:b/>
+          <w:sz w:val="22"/>
+        </w:rPr>
+      </w:pPr>
+      <w:r>
+        <w:rPr>
+          <w:rStyle w:val="Strong"/>
+          <w:rFonts w:asciiTheme="majorBidi" w:hAnsiTheme="majorBidi" w:cstheme="majorBidi"/>
+          <w:b w:val="0"/>
+          <w:sz w:val="22"/>
+        </w:rPr>
+        <w:t>(</w:t>
+      </w:r>
+      <w:r>
+        <w:rPr>
+          <w:rStyle w:val="Strong"/>
+          <w:rFonts w:asciiTheme="majorBidi" w:hAnsiTheme="majorBidi" w:cstheme="majorBidi"/>
+          <w:b w:val="0"/>
+          <w:sz w:val="22"/>
+        </w:rPr>
+        <w:t xml:space="preserve">November 2015 – April </w:t>
+      </w:r>
+      <w:proofErr w:type="gramStart"/>
+      <w:r>
+        <w:rPr>
+          <w:rStyle w:val="Strong"/>
+          <w:rFonts w:asciiTheme="majorBidi" w:hAnsiTheme="majorBidi" w:cstheme="majorBidi"/>
+          <w:b w:val="0"/>
+          <w:sz w:val="22"/>
+        </w:rPr>
+        <w:t>2016</w:t>
+      </w:r>
+      <w:r>
+        <w:rPr>
+          <w:rFonts w:asciiTheme="majorBidi" w:hAnsiTheme="majorBidi" w:cstheme="majorBidi"/>
+          <w:b/>
+          <w:sz w:val="22"/>
+        </w:rPr>
+        <w:t xml:space="preserve"> </w:t>
+      </w:r>
+      <w:r>
+        <w:rPr>
+          <w:rFonts w:asciiTheme="majorBidi" w:hAnsiTheme="majorBidi" w:cstheme="majorBidi"/>
+          <w:b/>
+          <w:sz w:val="22"/>
+        </w:rPr>
+        <w:t>)</w:t>
+      </w:r>
+      <w:proofErr w:type="gramEnd"/>
+    </w:p>
+    <w:p>
+      <w:pPr>
+        <w:pStyle w:val="NormalWeb"/>
+        <w:spacing w:beforeAutospacing="0" w:afterAutospacing="0"/>
+        <w:jc w:val="both"/>
+        <w:rPr>
+          <w:rFonts w:asciiTheme="majorBidi" w:hAnsiTheme="majorBidi" w:cstheme="majorBidi"/>
+          <w:i/>
+        </w:rPr>
+      </w:pPr>
+      <w:r>
+        <w:rPr>
+          <w:rFonts w:asciiTheme="majorBidi" w:hAnsiTheme="majorBidi" w:cstheme="majorBidi"/>
+          <w:i/>
+        </w:rPr>
+        <w:t>Remote</w:t>
+      </w:r>
+      <w:r>
+        <w:rPr>
+          <w:rFonts w:asciiTheme="majorBidi" w:hAnsiTheme="majorBidi" w:cstheme="majorBidi"/>
+          <w:i/>
+        </w:rPr>
+        <w:t>, Estonia</w:t>
+      </w:r>
+    </w:p>
+    <w:p>
+      <w:pPr>
+        <w:pStyle w:val="ListParagraph"/>
+        <w:numPr>
+          <w:ilvl w:val="0"/>
+          <w:numId w:val="40"/>
+        </w:numPr>
+        <w:spacing w:before="100" w:beforeAutospacing="1" w:after="100" w:afterAutospacing="1"/>
+        <w:jc w:val="both"/>
+        <w:rPr>
+          <w:rFonts w:ascii="Times New Roman" w:eastAsia="Times New Roman" w:hAnsi="Times New Roman" w:cs="Times New Roman"/>
+          <w:sz w:val="24"/>
+          <w:szCs w:val="24"/>
+          <w:lang w:eastAsia="en-US"/>
+        </w:rPr>
+      </w:pPr>
+      <w:r>
+        <w:rPr>
+          <w:rFonts w:ascii="Times New Roman" w:eastAsia="Times New Roman" w:hAnsi="Times New Roman" w:cs="Times New Roman"/>
+          <w:sz w:val="24"/>
+          <w:szCs w:val="24"/>
+          <w:lang w:eastAsia="en-US"/>
+        </w:rPr>
+        <w:t xml:space="preserve">Maintained Linux hosting environments for </w:t>
+      </w:r>
+      <w:r>
+        <w:rPr>
+          <w:rFonts w:ascii="Times New Roman" w:eastAsia="Times New Roman" w:hAnsi="Times New Roman" w:cs="Times New Roman"/>
+          <w:b/>
+          <w:bCs/>
+          <w:sz w:val="24"/>
+          <w:szCs w:val="24"/>
+          <w:lang w:eastAsia="en-US"/>
+        </w:rPr>
+        <w:t>Python, Django, Java, and MySQL applications</w:t>
+      </w:r>
+      <w:r>
+        <w:rPr>
+          <w:rFonts w:ascii="Times New Roman" w:eastAsia="Times New Roman" w:hAnsi="Times New Roman" w:cs="Times New Roman"/>
+          <w:sz w:val="24"/>
+          <w:szCs w:val="24"/>
+          <w:lang w:eastAsia="en-US"/>
+        </w:rPr>
+        <w:t xml:space="preserve"> using Jenkins, </w:t>
+      </w:r>
+      <w:proofErr w:type="spellStart"/>
+      <w:r>
+        <w:rPr>
+          <w:rFonts w:ascii="Times New Roman" w:eastAsia="Times New Roman" w:hAnsi="Times New Roman" w:cs="Times New Roman"/>
+          <w:sz w:val="24"/>
+          <w:szCs w:val="24"/>
+          <w:lang w:eastAsia="en-US"/>
+        </w:rPr>
+        <w:t>Ansible</w:t>
+      </w:r>
+      <w:proofErr w:type="spellEnd"/>
+      <w:r>
+        <w:rPr>
+          <w:rFonts w:ascii="Times New Roman" w:eastAsia="Times New Roman" w:hAnsi="Times New Roman" w:cs="Times New Roman"/>
+          <w:sz w:val="24"/>
+          <w:szCs w:val="24"/>
+          <w:lang w:eastAsia="en-US"/>
+        </w:rPr>
+        <w:t xml:space="preserve">, Nginx, Apache, </w:t>
+      </w:r>
+      <w:proofErr w:type="spellStart"/>
+      <w:r>
+        <w:rPr>
+          <w:rFonts w:ascii="Times New Roman" w:eastAsia="Times New Roman" w:hAnsi="Times New Roman" w:cs="Times New Roman"/>
+          <w:sz w:val="24"/>
+          <w:szCs w:val="24"/>
+          <w:lang w:eastAsia="en-US"/>
+        </w:rPr>
+        <w:t>Git</w:t>
+      </w:r>
+      <w:proofErr w:type="spellEnd"/>
+      <w:r>
+        <w:rPr>
+          <w:rFonts w:ascii="Times New Roman" w:eastAsia="Times New Roman" w:hAnsi="Times New Roman" w:cs="Times New Roman"/>
+          <w:sz w:val="24"/>
+          <w:szCs w:val="24"/>
+          <w:lang w:eastAsia="en-US"/>
+        </w:rPr>
+        <w:t>, Maven, shell scripts, and scheduled backup jobs.</w:t>
+      </w:r>
+    </w:p>
+    <w:p>
+      <w:pPr>
+        <w:pStyle w:val="ListParagraph"/>
+        <w:numPr>
+          <w:ilvl w:val="0"/>
+          <w:numId w:val="40"/>
+        </w:numPr>
+        <w:spacing w:before="100" w:beforeAutospacing="1" w:after="100" w:afterAutospacing="1"/>
+        <w:jc w:val="both"/>
+        <w:rPr>
+          <w:rFonts w:ascii="Times New Roman" w:eastAsia="Times New Roman" w:hAnsi="Times New Roman" w:cs="Times New Roman"/>
+          <w:sz w:val="24"/>
+          <w:szCs w:val="24"/>
+          <w:lang w:eastAsia="en-US"/>
+        </w:rPr>
+      </w:pPr>
+      <w:r>
+        <w:rPr>
+          <w:rFonts w:ascii="Times New Roman" w:eastAsia="Times New Roman" w:hAnsi="Times New Roman" w:cs="Times New Roman"/>
+          <w:sz w:val="24"/>
+          <w:szCs w:val="24"/>
+          <w:lang w:eastAsia="en-US"/>
+        </w:rPr>
+        <w:t>Automated recurring deployment steps for application packages, static assets, database scripts, permissions, and service restarts, reducing manual errors across small customer-facing releases.</w:t>
+      </w:r>
+    </w:p>
+    <w:p>
+      <w:pPr>
+        <w:pStyle w:val="ListParagraph"/>
+        <w:numPr>
+          <w:ilvl w:val="0"/>
+          <w:numId w:val="40"/>
+        </w:numPr>
+        <w:spacing w:before="100" w:beforeAutospacing="1" w:after="100" w:afterAutospacing="1"/>
+        <w:jc w:val="both"/>
+        <w:rPr>
+          <w:rFonts w:ascii="Times New Roman" w:eastAsia="Times New Roman" w:hAnsi="Times New Roman" w:cs="Times New Roman"/>
+          <w:sz w:val="24"/>
+          <w:szCs w:val="24"/>
+          <w:lang w:eastAsia="en-US"/>
+        </w:rPr>
+      </w:pPr>
+      <w:r>
+        <w:rPr>
+          <w:rFonts w:ascii="Times New Roman" w:eastAsia="Times New Roman" w:hAnsi="Times New Roman" w:cs="Times New Roman"/>
+          <w:sz w:val="24"/>
+          <w:szCs w:val="24"/>
+          <w:lang w:eastAsia="en-US"/>
+        </w:rPr>
+        <w:t xml:space="preserve">Diagnosed production failures involving </w:t>
+      </w:r>
+      <w:r>
+        <w:rPr>
+          <w:rFonts w:ascii="Times New Roman" w:eastAsia="Times New Roman" w:hAnsi="Times New Roman" w:cs="Times New Roman"/>
+          <w:b/>
+          <w:bCs/>
+          <w:sz w:val="24"/>
+          <w:szCs w:val="24"/>
+          <w:lang w:eastAsia="en-US"/>
+        </w:rPr>
+        <w:t>expired certificates, incorrect file permissions, broken environment variables, full disks, and inconsistent web-server configuration</w:t>
+      </w:r>
+      <w:r>
+        <w:rPr>
+          <w:rFonts w:ascii="Times New Roman" w:eastAsia="Times New Roman" w:hAnsi="Times New Roman" w:cs="Times New Roman"/>
+          <w:sz w:val="24"/>
+          <w:szCs w:val="24"/>
+          <w:lang w:eastAsia="en-US"/>
+        </w:rPr>
+        <w:t xml:space="preserve"> across client systems.</w:t>
+      </w:r>
+    </w:p>
+    <w:p>
+      <w:pPr>
+        <w:pStyle w:val="ListParagraph"/>
+        <w:numPr>
+          <w:ilvl w:val="0"/>
+          <w:numId w:val="40"/>
+        </w:numPr>
+        <w:spacing w:before="100" w:beforeAutospacing="1" w:after="100" w:afterAutospacing="1"/>
+        <w:jc w:val="both"/>
+        <w:rPr>
+          <w:rFonts w:ascii="Times New Roman" w:eastAsia="Times New Roman" w:hAnsi="Times New Roman" w:cs="Times New Roman"/>
+          <w:sz w:val="24"/>
+          <w:szCs w:val="24"/>
+          <w:lang w:eastAsia="en-US"/>
+        </w:rPr>
+      </w:pPr>
+      <w:r>
+        <w:rPr>
+          <w:rFonts w:ascii="Times New Roman" w:eastAsia="Times New Roman" w:hAnsi="Times New Roman" w:cs="Times New Roman"/>
+          <w:sz w:val="24"/>
+          <w:szCs w:val="24"/>
+          <w:lang w:eastAsia="en-US"/>
+        </w:rPr>
+        <w:t>Created Python and shell utilities for log inspection, uptime checks, backup validation, file synchronization, and release verification, giving developers faster feedback during production troubleshooting.</w:t>
+      </w:r>
+    </w:p>
+    <w:p>
+      <w:pPr>
+        <w:pStyle w:val="ListParagraph"/>
+        <w:numPr>
+          <w:ilvl w:val="0"/>
+          <w:numId w:val="40"/>
+        </w:numPr>
+        <w:spacing w:before="100" w:beforeAutospacing="1" w:after="100" w:afterAutospacing="1"/>
+        <w:jc w:val="both"/>
+        <w:rPr>
+          <w:rFonts w:ascii="Times New Roman" w:eastAsia="Times New Roman" w:hAnsi="Times New Roman" w:cs="Times New Roman"/>
+          <w:sz w:val="24"/>
+          <w:szCs w:val="24"/>
+          <w:lang w:eastAsia="en-US"/>
+        </w:rPr>
+      </w:pPr>
+      <w:r>
+        <w:rPr>
+          <w:rFonts w:ascii="Times New Roman" w:eastAsia="Times New Roman" w:hAnsi="Times New Roman" w:cs="Times New Roman"/>
+          <w:sz w:val="24"/>
+          <w:szCs w:val="24"/>
+          <w:lang w:eastAsia="en-US"/>
+        </w:rPr>
+        <w:t>Improved database backup reliability by adding timestamped archives, retention policies, off-host copies, integrity checks, and documented restore procedures for PostgreSQL and MySQL systems.</w:t>
+      </w:r>
+    </w:p>
+    <w:p>
+      <w:pPr>
+        <w:pStyle w:val="ListParagraph"/>
+        <w:numPr>
+          <w:ilvl w:val="0"/>
+          <w:numId w:val="40"/>
+        </w:numPr>
+        <w:spacing w:before="100" w:beforeAutospacing="1" w:after="100" w:afterAutospacing="1"/>
+        <w:jc w:val="both"/>
+        <w:rPr>
+          <w:rFonts w:ascii="Times New Roman" w:eastAsia="Times New Roman" w:hAnsi="Times New Roman" w:cs="Times New Roman"/>
+          <w:sz w:val="24"/>
+          <w:szCs w:val="24"/>
+          <w:lang w:eastAsia="en-US"/>
+        </w:rPr>
+      </w:pPr>
+      <w:r>
+        <w:rPr>
+          <w:rFonts w:ascii="Times New Roman" w:eastAsia="Times New Roman" w:hAnsi="Times New Roman" w:cs="Times New Roman"/>
+          <w:sz w:val="24"/>
+          <w:szCs w:val="24"/>
+          <w:lang w:eastAsia="en-US"/>
+        </w:rPr>
+        <w:t xml:space="preserve">Supported early </w:t>
+      </w:r>
+      <w:r>
+        <w:rPr>
+          <w:rFonts w:ascii="Times New Roman" w:eastAsia="Times New Roman" w:hAnsi="Times New Roman" w:cs="Times New Roman"/>
+          <w:b/>
+          <w:bCs/>
+          <w:sz w:val="24"/>
+          <w:szCs w:val="24"/>
+          <w:lang w:eastAsia="en-US"/>
+        </w:rPr>
+        <w:t>Docker adoption</w:t>
+      </w:r>
+      <w:r>
+        <w:rPr>
+          <w:rFonts w:ascii="Times New Roman" w:eastAsia="Times New Roman" w:hAnsi="Times New Roman" w:cs="Times New Roman"/>
+          <w:sz w:val="24"/>
+          <w:szCs w:val="24"/>
+          <w:lang w:eastAsia="en-US"/>
+        </w:rPr>
+        <w:t xml:space="preserve"> for isolated development and test environments, helping reduce dependency conflicts between Python libraries, Java runtimes, database clients, and operating-system packages.</w:t>
+      </w:r>
+    </w:p>
+    <w:p>
+      <w:pPr>
+        <w:pStyle w:val="ListParagraph"/>
+        <w:numPr>
+          <w:ilvl w:val="0"/>
+          <w:numId w:val="40"/>
+        </w:numPr>
+        <w:spacing w:before="100" w:beforeAutospacing="1" w:after="100" w:afterAutospacing="1"/>
+        <w:jc w:val="both"/>
+        <w:rPr>
+          <w:rStyle w:val="Strong"/>
+          <w:rFonts w:ascii="Times New Roman" w:eastAsia="Times New Roman" w:hAnsi="Times New Roman" w:cs="Times New Roman"/>
+          <w:b w:val="0"/>
+          <w:bCs w:val="0"/>
+          <w:sz w:val="24"/>
+          <w:szCs w:val="24"/>
+          <w:lang w:eastAsia="en-US"/>
+        </w:rPr>
+      </w:pPr>
+      <w:r>
+        <w:rPr>
+          <w:rFonts w:ascii="Times New Roman" w:eastAsia="Times New Roman" w:hAnsi="Times New Roman" w:cs="Times New Roman"/>
+          <w:sz w:val="24"/>
+          <w:szCs w:val="24"/>
+          <w:lang w:eastAsia="en-US"/>
+        </w:rPr>
+        <w:t>Collaborated with developers and project managers on release planning, deployment checklists, browser smoke testing, incident notes, and practical infrastructure improvements for client applications.</w:t>
+      </w:r>
+    </w:p>
+    <w:p>
+      <w:pPr>
+        <w:pStyle w:val="Heading3"/>
+        <w:spacing w:beforeAutospacing="0" w:afterAutospacing="0"/>
+        <w:jc w:val="both"/>
+        <w:rPr>
+          <w:rStyle w:val="Strong"/>
+          <w:rFonts w:asciiTheme="majorBidi" w:hAnsiTheme="majorBidi" w:cstheme="majorBidi" w:hint="default"/>
+          <w:b/>
+          <w:bCs/>
+        </w:rPr>
+      </w:pPr>
+      <w:proofErr w:type="spellStart"/>
+      <w:r>
+        <w:rPr>
+          <w:rStyle w:val="Strong"/>
+          <w:rFonts w:asciiTheme="majorBidi" w:hAnsiTheme="majorBidi" w:cstheme="majorBidi" w:hint="default"/>
+          <w:b/>
+          <w:bCs/>
+        </w:rPr>
+        <w:lastRenderedPageBreak/>
+        <w:t>Borna</w:t>
+      </w:r>
+      <w:proofErr w:type="spellEnd"/>
+      <w:r>
+        <w:rPr>
+          <w:rStyle w:val="Strong"/>
+          <w:rFonts w:asciiTheme="majorBidi" w:hAnsiTheme="majorBidi" w:cstheme="majorBidi" w:hint="default"/>
+          <w:b/>
+          <w:bCs/>
+        </w:rPr>
+        <w:t xml:space="preserve"> Technology </w:t>
+      </w:r>
+    </w:p>
+    <w:p>
+      <w:pPr>
+        <w:pStyle w:val="Heading3"/>
+        <w:spacing w:beforeAutospacing="0" w:afterAutospacing="0"/>
+        <w:jc w:val="both"/>
+        <w:rPr>
+          <w:rFonts w:asciiTheme="majorBidi" w:hAnsiTheme="majorBidi" w:cstheme="majorBidi" w:hint="default"/>
+        </w:rPr>
+      </w:pPr>
+      <w:r>
+        <w:rPr>
+          <w:rStyle w:val="Strong"/>
+          <w:rFonts w:asciiTheme="majorBidi" w:hAnsiTheme="majorBidi" w:cstheme="majorBidi" w:hint="default"/>
+          <w:b/>
+          <w:bCs/>
+        </w:rPr>
+        <w:t>Software Developer Intern</w:t>
+      </w:r>
+    </w:p>
+    <w:p>
+      <w:pPr>
+        <w:pStyle w:val="NormalWeb"/>
+        <w:spacing w:beforeAutospacing="0" w:afterAutospacing="0"/>
+        <w:jc w:val="both"/>
+        <w:rPr>
+          <w:rFonts w:asciiTheme="majorBidi" w:hAnsiTheme="majorBidi" w:cstheme="majorBidi"/>
+          <w:b/>
+          <w:sz w:val="22"/>
+        </w:rPr>
+      </w:pPr>
+      <w:r>
+        <w:rPr>
+          <w:rStyle w:val="Strong"/>
+          <w:rFonts w:asciiTheme="majorBidi" w:hAnsiTheme="majorBidi" w:cstheme="majorBidi"/>
+          <w:b w:val="0"/>
+          <w:sz w:val="22"/>
+        </w:rPr>
+        <w:t>(</w:t>
+      </w:r>
+      <w:r>
+        <w:rPr>
+          <w:rStyle w:val="Strong"/>
+          <w:rFonts w:asciiTheme="majorBidi" w:hAnsiTheme="majorBidi" w:cstheme="majorBidi"/>
+          <w:b w:val="0"/>
+          <w:sz w:val="22"/>
+        </w:rPr>
+        <w:t>September 2014 – August 2015</w:t>
+      </w:r>
+      <w:r>
+        <w:rPr>
+          <w:rStyle w:val="Strong"/>
+          <w:rFonts w:asciiTheme="majorBidi" w:hAnsiTheme="majorBidi" w:cstheme="majorBidi"/>
+          <w:b w:val="0"/>
+          <w:sz w:val="22"/>
+        </w:rPr>
+        <w:t>)</w:t>
+      </w:r>
+      <w:r>
+        <w:rPr>
+          <w:rFonts w:asciiTheme="majorBidi" w:hAnsiTheme="majorBidi" w:cstheme="majorBidi"/>
+          <w:b/>
+          <w:sz w:val="22"/>
+        </w:rPr>
+        <w:t xml:space="preserve"> </w:t>
+      </w:r>
+    </w:p>
+    <w:p>
+      <w:pPr>
+        <w:pStyle w:val="NormalWeb"/>
+        <w:spacing w:beforeAutospacing="0" w:afterAutospacing="0"/>
+        <w:jc w:val="both"/>
+        <w:rPr>
+          <w:rFonts w:asciiTheme="majorBidi" w:hAnsiTheme="majorBidi" w:cstheme="majorBidi"/>
+          <w:i/>
+        </w:rPr>
+      </w:pPr>
+      <w:r>
+        <w:rPr>
+          <w:rFonts w:asciiTheme="majorBidi" w:hAnsiTheme="majorBidi" w:cstheme="majorBidi"/>
+          <w:i/>
+        </w:rPr>
+        <w:t>Tallinn, Estonia</w:t>
+      </w:r>
+    </w:p>
+    <w:p>
+      <w:pPr>
+        <w:pStyle w:val="ListParagraph"/>
+        <w:numPr>
+          <w:ilvl w:val="0"/>
+          <w:numId w:val="41"/>
+        </w:numPr>
+        <w:spacing w:before="100" w:beforeAutospacing="1" w:after="100" w:afterAutospacing="1"/>
+        <w:jc w:val="both"/>
+        <w:rPr>
+          <w:rFonts w:ascii="Times New Roman" w:eastAsia="Times New Roman" w:hAnsi="Times New Roman" w:cs="Times New Roman"/>
+          <w:sz w:val="24"/>
+          <w:szCs w:val="24"/>
+          <w:lang w:eastAsia="en-US"/>
+        </w:rPr>
+      </w:pPr>
+      <w:r>
+        <w:rPr>
+          <w:rFonts w:ascii="Times New Roman" w:eastAsia="Times New Roman" w:hAnsi="Times New Roman" w:cs="Times New Roman"/>
+          <w:sz w:val="24"/>
+          <w:szCs w:val="24"/>
+          <w:lang w:eastAsia="en-US"/>
+        </w:rPr>
+        <w:t xml:space="preserve">Assisted with Linux administration, </w:t>
+      </w:r>
+      <w:proofErr w:type="spellStart"/>
+      <w:r>
+        <w:rPr>
+          <w:rFonts w:ascii="Times New Roman" w:eastAsia="Times New Roman" w:hAnsi="Times New Roman" w:cs="Times New Roman"/>
+          <w:sz w:val="24"/>
+          <w:szCs w:val="24"/>
+          <w:lang w:eastAsia="en-US"/>
+        </w:rPr>
+        <w:t>Git</w:t>
+      </w:r>
+      <w:proofErr w:type="spellEnd"/>
+      <w:r>
+        <w:rPr>
+          <w:rFonts w:ascii="Times New Roman" w:eastAsia="Times New Roman" w:hAnsi="Times New Roman" w:cs="Times New Roman"/>
+          <w:sz w:val="24"/>
+          <w:szCs w:val="24"/>
+          <w:lang w:eastAsia="en-US"/>
+        </w:rPr>
+        <w:t xml:space="preserve"> workflows, Jenkins jobs, Maven builds, Python scripts, Java applications, MySQL databases, and basic monitoring for internal and customer-facing systems.</w:t>
+      </w:r>
+    </w:p>
+    <w:p>
+      <w:pPr>
+        <w:pStyle w:val="ListParagraph"/>
+        <w:numPr>
+          <w:ilvl w:val="0"/>
+          <w:numId w:val="41"/>
+        </w:numPr>
+        <w:spacing w:before="100" w:beforeAutospacing="1" w:after="100" w:afterAutospacing="1"/>
+        <w:jc w:val="both"/>
+        <w:rPr>
+          <w:rFonts w:ascii="Times New Roman" w:eastAsia="Times New Roman" w:hAnsi="Times New Roman" w:cs="Times New Roman"/>
+          <w:sz w:val="24"/>
+          <w:szCs w:val="24"/>
+          <w:lang w:eastAsia="en-US"/>
+        </w:rPr>
+      </w:pPr>
+      <w:r>
+        <w:rPr>
+          <w:rFonts w:ascii="Times New Roman" w:eastAsia="Times New Roman" w:hAnsi="Times New Roman" w:cs="Times New Roman"/>
+          <w:sz w:val="24"/>
+          <w:szCs w:val="24"/>
+          <w:lang w:eastAsia="en-US"/>
+        </w:rPr>
+        <w:t>Created small shell and Python utilities for application startup, file cleanup, log collection, configuration copying, and repeatable verification of common development and test tasks.</w:t>
+      </w:r>
+    </w:p>
+    <w:p>
+      <w:pPr>
+        <w:pStyle w:val="ListParagraph"/>
+        <w:numPr>
+          <w:ilvl w:val="0"/>
+          <w:numId w:val="41"/>
+        </w:numPr>
+        <w:spacing w:before="100" w:beforeAutospacing="1" w:after="100" w:afterAutospacing="1"/>
+        <w:jc w:val="both"/>
+        <w:rPr>
+          <w:rFonts w:ascii="Times New Roman" w:eastAsia="Times New Roman" w:hAnsi="Times New Roman" w:cs="Times New Roman"/>
+          <w:sz w:val="24"/>
+          <w:szCs w:val="24"/>
+          <w:lang w:eastAsia="en-US"/>
+        </w:rPr>
+      </w:pPr>
+      <w:r>
+        <w:rPr>
+          <w:rFonts w:ascii="Times New Roman" w:eastAsia="Times New Roman" w:hAnsi="Times New Roman" w:cs="Times New Roman"/>
+          <w:sz w:val="24"/>
+          <w:szCs w:val="24"/>
+          <w:lang w:eastAsia="en-US"/>
+        </w:rPr>
+        <w:t>Helped investigate failed builds, missing dependencies, incorrect permissions, database connectivity errors, and environment-specific application defects under guidance from senior engineers.</w:t>
+      </w:r>
+    </w:p>
+    <w:p>
+      <w:pPr>
+        <w:pStyle w:val="ListParagraph"/>
+        <w:numPr>
+          <w:ilvl w:val="0"/>
+          <w:numId w:val="41"/>
+        </w:numPr>
+        <w:spacing w:before="100" w:beforeAutospacing="1" w:after="100" w:afterAutospacing="1"/>
+        <w:jc w:val="both"/>
+        <w:rPr>
+          <w:rFonts w:ascii="Times New Roman" w:eastAsia="Times New Roman" w:hAnsi="Times New Roman" w:cs="Times New Roman"/>
+          <w:sz w:val="24"/>
+          <w:szCs w:val="24"/>
+          <w:lang w:eastAsia="en-US"/>
+        </w:rPr>
+      </w:pPr>
+      <w:r>
+        <w:rPr>
+          <w:rFonts w:ascii="Times New Roman" w:eastAsia="Times New Roman" w:hAnsi="Times New Roman" w:cs="Times New Roman"/>
+          <w:sz w:val="24"/>
+          <w:szCs w:val="24"/>
+          <w:lang w:eastAsia="en-US"/>
+        </w:rPr>
+        <w:t>Supported deployment documentation, server inventory updates, backup checks, release notes, and simple smoke tests while learning disciplined change management and production support practices.</w:t>
+      </w:r>
+    </w:p>
+    <w:p>
+      <w:pPr>
+        <w:pStyle w:val="ListParagraph"/>
+        <w:numPr>
+          <w:ilvl w:val="0"/>
+          <w:numId w:val="41"/>
+        </w:numPr>
+        <w:spacing w:before="100" w:beforeAutospacing="1" w:after="100" w:afterAutospacing="1"/>
+        <w:jc w:val="both"/>
+        <w:rPr>
+          <w:rFonts w:ascii="Times New Roman" w:eastAsia="Times New Roman" w:hAnsi="Times New Roman" w:cs="Times New Roman"/>
+          <w:sz w:val="24"/>
+          <w:szCs w:val="24"/>
+          <w:lang w:eastAsia="en-US"/>
+        </w:rPr>
+      </w:pPr>
+      <w:r>
+        <w:rPr>
+          <w:rFonts w:ascii="Times New Roman" w:eastAsia="Times New Roman" w:hAnsi="Times New Roman" w:cs="Times New Roman"/>
+          <w:sz w:val="24"/>
+          <w:szCs w:val="24"/>
+          <w:lang w:eastAsia="en-US"/>
+        </w:rPr>
+        <w:t>Contributed to code reviews, QA preparation, and technical documentation, building a practical foundation in automation, infrastructure troubleshooting, collaborative delivery, and reliable operations.</w:t>
+      </w:r>
+    </w:p>
+    <w:p>
+      <w:pPr>
+        <w:jc w:val="both"/>
+        <w:rPr>
+          <w:rFonts w:asciiTheme="majorBidi" w:hAnsiTheme="majorBidi" w:cstheme="majorBidi"/>
+        </w:rPr>
+      </w:pPr>
+      <w:r>
+        <w:rPr>
+          <w:rFonts w:asciiTheme="majorBidi" w:hAnsiTheme="majorBidi" w:cstheme="majorBidi"/>
+        </w:rPr>
+        <w:pict>
+          <v:rect id="_x0000_i1027" style="width:523.3pt;height:1pt" o:hralign="center" o:hrstd="t" o:hrnoshade="t" o:hr="t" fillcolor="#5b9bd5" stroked="f"/>
+        </w:pict>
+      </w:r>
+    </w:p>
+    <w:p>
+      <w:pPr>
         <w:pStyle w:val="Heading2"/>
         <w:pBdr>
-          <w:bottom w:val="single" w:sz="12" w:space="0" w:color="5B9BD5" w:themeColor="accent1"/>
+          <w:bottom w:val="single" w:sz="12" w:space="1" w:color="5B9BD5" w:themeColor="accent1"/>
         </w:pBdr>
         <w:spacing w:beforeAutospacing="0" w:after="100"/>
         <w:jc w:val="both"/>
+        <w:rPr>
+          <w:rFonts w:ascii="Arial Black" w:hAnsi="Arial Black" w:cstheme="majorBidi" w:hint="default"/>
+          <w:color w:val="5B9BD5" w:themeColor="accent1"/>
+          <w:sz w:val="28"/>
+          <w:szCs w:val="28"/>
+        </w:rPr>
+      </w:pPr>
+      <w:r>
         <w:rPr>
           <w:rStyle w:val="Strong"/>
           <w:rFonts w:ascii="Arial Black" w:hAnsi="Arial Black" w:cstheme="majorBidi" w:hint="default"/>
@@ -1054,13 +3744,114 @@
           <w:sz w:val="28"/>
           <w:szCs w:val="28"/>
         </w:rPr>
-      </w:pPr>
+        <w:t>EDUCATION</w:t>
+      </w:r>
     </w:p>
     <w:p>
       <w:pPr>
+        <w:pStyle w:val="NormalWeb"/>
+        <w:jc w:val="both"/>
+        <w:rPr>
+          <w:rStyle w:val="Strong"/>
+          <w:rFonts w:asciiTheme="majorBidi" w:hAnsiTheme="majorBidi" w:cstheme="majorBidi"/>
+          <w:sz w:val="27"/>
+          <w:szCs w:val="27"/>
+        </w:rPr>
+      </w:pPr>
+      <w:r>
+        <w:rPr>
+          <w:rStyle w:val="Strong"/>
+          <w:rFonts w:asciiTheme="majorBidi" w:hAnsiTheme="majorBidi" w:cstheme="majorBidi"/>
+          <w:sz w:val="27"/>
+          <w:szCs w:val="27"/>
+        </w:rPr>
+        <w:t>Tallinn University</w:t>
+      </w:r>
+    </w:p>
+    <w:p>
+      <w:pPr>
+        <w:pStyle w:val="NormalWeb"/>
+        <w:jc w:val="both"/>
+        <w:rPr>
+          <w:rFonts w:asciiTheme="majorBidi" w:hAnsiTheme="majorBidi" w:cstheme="majorBidi"/>
+        </w:rPr>
+      </w:pPr>
+      <w:r>
+        <w:rPr>
+          <w:rFonts w:asciiTheme="majorBidi" w:hAnsiTheme="majorBidi" w:cstheme="majorBidi"/>
+        </w:rPr>
+        <w:t>Bachelor’s Degree in Computer Science,</w:t>
+      </w:r>
+      <w:r>
+        <w:rPr>
+          <w:rFonts w:asciiTheme="majorBidi" w:hAnsiTheme="majorBidi" w:cstheme="majorBidi"/>
+        </w:rPr>
+        <w:br/>
+      </w:r>
+      <w:r>
+        <w:rPr>
+          <w:rStyle w:val="Strong"/>
+          <w:rFonts w:asciiTheme="majorBidi" w:hAnsiTheme="majorBidi" w:cstheme="majorBidi"/>
+        </w:rPr>
+        <w:t xml:space="preserve">September </w:t>
+      </w:r>
+      <w:r>
+        <w:rPr>
+          <w:rStyle w:val="Strong"/>
+          <w:rFonts w:asciiTheme="majorBidi" w:hAnsiTheme="majorBidi" w:cstheme="majorBidi"/>
+        </w:rPr>
+        <w:t>201</w:t>
+      </w:r>
+      <w:r>
+        <w:rPr>
+          <w:rStyle w:val="Strong"/>
+          <w:rFonts w:asciiTheme="majorBidi" w:hAnsiTheme="majorBidi" w:cstheme="majorBidi"/>
+        </w:rPr>
+        <w:t>1</w:t>
+      </w:r>
+      <w:r>
+        <w:rPr>
+          <w:rStyle w:val="Strong"/>
+          <w:rFonts w:asciiTheme="majorBidi" w:hAnsiTheme="majorBidi" w:cstheme="majorBidi"/>
+        </w:rPr>
+        <w:t xml:space="preserve"> – </w:t>
+      </w:r>
+      <w:r>
+        <w:rPr>
+          <w:rStyle w:val="Strong"/>
+          <w:rFonts w:asciiTheme="majorBidi" w:hAnsiTheme="majorBidi" w:cstheme="majorBidi"/>
+        </w:rPr>
+        <w:t xml:space="preserve">May </w:t>
+      </w:r>
+      <w:r>
+        <w:rPr>
+          <w:rStyle w:val="Strong"/>
+          <w:rFonts w:asciiTheme="majorBidi" w:hAnsiTheme="majorBidi" w:cstheme="majorBidi"/>
+        </w:rPr>
+        <w:t>2014</w:t>
+      </w:r>
+    </w:p>
+    <w:p>
+      <w:pPr>
+        <w:jc w:val="both"/>
+        <w:rPr>
+          <w:rFonts w:asciiTheme="majorBidi" w:hAnsiTheme="majorBidi" w:cstheme="majorBidi"/>
+        </w:rPr>
+      </w:pPr>
+      <w:r>
+        <w:rPr>
+          <w:rFonts w:asciiTheme="majorBidi" w:hAnsiTheme="majorBidi" w:cstheme="majorBidi"/>
+        </w:rPr>
+        <w:pict>
+          <v:rect id="_x0000_i1028" style="width:523.3pt;height:1pt" o:hralign="center" o:hrstd="t" o:hrnoshade="t" o:hr="t" fillcolor="#5b9bd5" stroked="f"/>
+        </w:pict>
+      </w:r>
+    </w:p>
+    <w:p>
+      <w:pPr>
         <w:pStyle w:val="Heading2"/>
         <w:pBdr>
-          <w:bottom w:val="single" w:sz="12" w:space="0" w:color="5B9BD5" w:themeColor="accent1"/>
+          <w:bottom w:val="single" w:sz="12" w:space="1" w:color="5B9BD5" w:themeColor="accent1"/>
         </w:pBdr>
         <w:spacing w:beforeAutospacing="0" w:after="100"/>
         <w:jc w:val="both"/>
@@ -1074,15 +3865,7 @@
           <w:szCs w:val="28"/>
         </w:rPr>
       </w:pPr>
-    </w:p>
-    <w:p>
-      <w:pPr>
-        <w:pStyle w:val="Heading2"/>
-        <w:pBdr>
-          <w:bottom w:val="single" w:sz="12" w:space="0" w:color="5B9BD5" w:themeColor="accent1"/>
-        </w:pBdr>
-        <w:spacing w:beforeAutospacing="0" w:after="100"/>
-        <w:jc w:val="both"/>
+      <w:r>
         <w:rPr>
           <w:rStyle w:val="Strong"/>
           <w:rFonts w:ascii="Arial Black" w:hAnsi="Arial Black" w:cstheme="majorBidi" w:hint="default"/>
@@ -1092,24 +3875,178 @@
           <w:sz w:val="28"/>
           <w:szCs w:val="28"/>
         </w:rPr>
-      </w:pPr>
+        <w:t>CERTIFICATIONS</w:t>
+      </w:r>
     </w:p>
     <w:p>
       <w:pPr>
+        <w:pStyle w:val="ListParagraph"/>
+        <w:numPr>
+          <w:ilvl w:val="0"/>
+          <w:numId w:val="49"/>
+        </w:numPr>
+        <w:spacing w:before="100" w:beforeAutospacing="1" w:after="100" w:afterAutospacing="1"/>
+        <w:rPr>
+          <w:rFonts w:ascii="Times New Roman" w:eastAsia="Times New Roman" w:hAnsi="Times New Roman" w:cs="Times New Roman"/>
+          <w:sz w:val="24"/>
+          <w:szCs w:val="24"/>
+          <w:lang w:eastAsia="en-US"/>
+        </w:rPr>
+      </w:pPr>
+      <w:r>
+        <w:rPr>
+          <w:rFonts w:ascii="Times New Roman" w:eastAsia="Times New Roman" w:hAnsi="Times New Roman" w:cs="Times New Roman"/>
+          <w:b/>
+          <w:bCs/>
+          <w:sz w:val="24"/>
+          <w:szCs w:val="24"/>
+          <w:lang w:eastAsia="en-US"/>
+        </w:rPr>
+        <w:t>AWS Certified DevOps Engineer – Professional</w:t>
+      </w:r>
+    </w:p>
+    <w:p>
+      <w:pPr>
+        <w:pStyle w:val="ListParagraph"/>
+        <w:numPr>
+          <w:ilvl w:val="0"/>
+          <w:numId w:val="49"/>
+        </w:numPr>
+        <w:spacing w:before="100" w:beforeAutospacing="1" w:after="100" w:afterAutospacing="1"/>
+        <w:rPr>
+          <w:rFonts w:ascii="Times New Roman" w:eastAsia="Times New Roman" w:hAnsi="Times New Roman" w:cs="Times New Roman"/>
+          <w:sz w:val="24"/>
+          <w:szCs w:val="24"/>
+          <w:lang w:eastAsia="en-US"/>
+        </w:rPr>
+      </w:pPr>
+      <w:r>
+        <w:rPr>
+          <w:rFonts w:ascii="Times New Roman" w:eastAsia="Times New Roman" w:hAnsi="Times New Roman" w:cs="Times New Roman"/>
+          <w:b/>
+          <w:bCs/>
+          <w:sz w:val="24"/>
+          <w:szCs w:val="24"/>
+          <w:lang w:eastAsia="en-US"/>
+        </w:rPr>
+        <w:t>AWS Certified Solutions Architect – Associate</w:t>
+      </w:r>
+    </w:p>
+    <w:p>
+      <w:pPr>
+        <w:pStyle w:val="ListParagraph"/>
+        <w:numPr>
+          <w:ilvl w:val="0"/>
+          <w:numId w:val="49"/>
+        </w:numPr>
+        <w:spacing w:before="100" w:beforeAutospacing="1" w:after="100" w:afterAutospacing="1"/>
+        <w:rPr>
+          <w:rFonts w:ascii="Times New Roman" w:eastAsia="Times New Roman" w:hAnsi="Times New Roman" w:cs="Times New Roman"/>
+          <w:sz w:val="24"/>
+          <w:szCs w:val="24"/>
+          <w:lang w:eastAsia="en-US"/>
+        </w:rPr>
+      </w:pPr>
+      <w:r>
+        <w:rPr>
+          <w:rFonts w:ascii="Times New Roman" w:eastAsia="Times New Roman" w:hAnsi="Times New Roman" w:cs="Times New Roman"/>
+          <w:b/>
+          <w:bCs/>
+          <w:sz w:val="24"/>
+          <w:szCs w:val="24"/>
+          <w:lang w:eastAsia="en-US"/>
+        </w:rPr>
+        <w:t>Microsoft Certified: DevOps Engineer Expert</w:t>
+      </w:r>
+    </w:p>
+    <w:p>
+      <w:pPr>
+        <w:pStyle w:val="ListParagraph"/>
+        <w:numPr>
+          <w:ilvl w:val="0"/>
+          <w:numId w:val="49"/>
+        </w:numPr>
+        <w:spacing w:before="100" w:beforeAutospacing="1" w:after="100" w:afterAutospacing="1"/>
+        <w:rPr>
+          <w:rFonts w:ascii="Times New Roman" w:eastAsia="Times New Roman" w:hAnsi="Times New Roman" w:cs="Times New Roman"/>
+          <w:sz w:val="24"/>
+          <w:szCs w:val="24"/>
+          <w:lang w:eastAsia="en-US"/>
+        </w:rPr>
+      </w:pPr>
+      <w:r>
+        <w:rPr>
+          <w:rFonts w:ascii="Times New Roman" w:eastAsia="Times New Roman" w:hAnsi="Times New Roman" w:cs="Times New Roman"/>
+          <w:b/>
+          <w:bCs/>
+          <w:sz w:val="24"/>
+          <w:szCs w:val="24"/>
+          <w:lang w:eastAsia="en-US"/>
+        </w:rPr>
+        <w:t>Certified Kubernetes Administrator — CKA</w:t>
+      </w:r>
+    </w:p>
+    <w:p>
+      <w:pPr>
+        <w:pStyle w:val="ListParagraph"/>
+        <w:numPr>
+          <w:ilvl w:val="0"/>
+          <w:numId w:val="49"/>
+        </w:numPr>
+        <w:spacing w:before="100" w:beforeAutospacing="1" w:after="100" w:afterAutospacing="1"/>
+        <w:rPr>
+          <w:rFonts w:ascii="Times New Roman" w:eastAsia="Times New Roman" w:hAnsi="Times New Roman" w:cs="Times New Roman"/>
+          <w:sz w:val="24"/>
+          <w:szCs w:val="24"/>
+          <w:lang w:eastAsia="en-US"/>
+        </w:rPr>
+      </w:pPr>
+      <w:proofErr w:type="spellStart"/>
+      <w:r>
+        <w:rPr>
+          <w:rFonts w:ascii="Times New Roman" w:eastAsia="Times New Roman" w:hAnsi="Times New Roman" w:cs="Times New Roman"/>
+          <w:b/>
+          <w:bCs/>
+          <w:sz w:val="24"/>
+          <w:szCs w:val="24"/>
+          <w:lang w:eastAsia="en-US"/>
+        </w:rPr>
+        <w:t>HashiCorp</w:t>
+      </w:r>
+      <w:proofErr w:type="spellEnd"/>
+      <w:r>
+        <w:rPr>
+          <w:rFonts w:ascii="Times New Roman" w:eastAsia="Times New Roman" w:hAnsi="Times New Roman" w:cs="Times New Roman"/>
+          <w:b/>
+          <w:bCs/>
+          <w:sz w:val="24"/>
+          <w:szCs w:val="24"/>
+          <w:lang w:eastAsia="en-US"/>
+        </w:rPr>
+        <w:t xml:space="preserve"> Certified: Terraform Associate</w:t>
+      </w:r>
+    </w:p>
+    <w:p>
+      <w:pPr>
+        <w:jc w:val="both"/>
+        <w:rPr>
+          <w:rFonts w:asciiTheme="majorBidi" w:hAnsiTheme="majorBidi" w:cstheme="majorBidi"/>
+        </w:rPr>
+      </w:pPr>
+      <w:r>
+        <w:pict>
+          <v:rect id="_x0000_i1029" style="width:523.3pt;height:1pt" o:hralign="center" o:hrstd="t" o:hrnoshade="t" o:hr="t" fillcolor="#5b9bd5" stroked="f"/>
+        </w:pict>
+      </w:r>
+    </w:p>
+    <w:p>
+      <w:pPr>
         <w:pStyle w:val="Heading2"/>
         <w:pBdr>
-          <w:bottom w:val="single" w:sz="12" w:space="0" w:color="5B9BD5" w:themeColor="accent1"/>
+          <w:bottom w:val="single" w:sz="12" w:space="1" w:color="5B9BD5" w:themeColor="accent1"/>
         </w:pBdr>
         <w:spacing w:beforeAutospacing="0" w:after="100"/>
         <w:jc w:val="both"/>
-        <w:rPr>
-          <w:rFonts w:ascii="Arial Black" w:hAnsi="Arial Black" w:cstheme="majorBidi" w:hint="default"/>
-          <w:color w:val="5B9BD5" w:themeColor="accent1"/>
-          <w:sz w:val="28"/>
-          <w:szCs w:val="28"/>
-        </w:rPr>
-      </w:pPr>
-      <w:r>
         <w:rPr>
           <w:rStyle w:val="Strong"/>
           <w:rFonts w:ascii="Arial Black" w:hAnsi="Arial Black" w:cstheme="majorBidi" w:hint="default"/>
@@ -1119,2392 +4056,6 @@
           <w:sz w:val="28"/>
           <w:szCs w:val="28"/>
         </w:rPr>
-        <w:lastRenderedPageBreak/>
-        <w:t>WORK EXPERIENCE</w:t>
-      </w:r>
-    </w:p>
-    <w:p>
-      <w:pPr>
-        <w:pStyle w:val="Heading3"/>
-        <w:spacing w:beforeAutospacing="0" w:afterAutospacing="0"/>
-        <w:jc w:val="both"/>
-        <w:rPr>
-          <w:rStyle w:val="Strong"/>
-          <w:rFonts w:asciiTheme="majorBidi" w:hAnsiTheme="majorBidi" w:cstheme="majorBidi" w:hint="default"/>
-          <w:b/>
-          <w:bCs/>
-        </w:rPr>
-      </w:pPr>
-      <w:proofErr w:type="spellStart"/>
-      <w:r>
-        <w:rPr>
-          <w:rStyle w:val="Strong"/>
-          <w:rFonts w:asciiTheme="majorBidi" w:hAnsiTheme="majorBidi" w:cstheme="majorBidi" w:hint="default"/>
-          <w:b/>
-          <w:bCs/>
-        </w:rPr>
-        <w:t>Sensidev</w:t>
-      </w:r>
-      <w:proofErr w:type="spellEnd"/>
-    </w:p>
-    <w:p>
-      <w:pPr>
-        <w:pStyle w:val="Heading3"/>
-        <w:spacing w:beforeAutospacing="0" w:afterAutospacing="0"/>
-        <w:jc w:val="both"/>
-        <w:rPr>
-          <w:rFonts w:asciiTheme="majorBidi" w:hAnsiTheme="majorBidi" w:cstheme="majorBidi" w:hint="default"/>
-        </w:rPr>
-      </w:pPr>
-      <w:r>
-        <w:rPr>
-          <w:rStyle w:val="Strong"/>
-          <w:rFonts w:asciiTheme="majorBidi" w:hAnsiTheme="majorBidi" w:cstheme="majorBidi" w:hint="default"/>
-          <w:b/>
-          <w:bCs/>
-        </w:rPr>
-        <w:t>Senior Software Engineer</w:t>
-      </w:r>
-    </w:p>
-    <w:p>
-      <w:pPr>
-        <w:pStyle w:val="NormalWeb"/>
-        <w:spacing w:beforeAutospacing="0" w:afterAutospacing="0"/>
-        <w:jc w:val="both"/>
-        <w:rPr>
-          <w:rStyle w:val="Strong"/>
-          <w:rFonts w:asciiTheme="majorBidi" w:hAnsiTheme="majorBidi" w:cstheme="majorBidi"/>
-          <w:b w:val="0"/>
-          <w:sz w:val="22"/>
-        </w:rPr>
-      </w:pPr>
-      <w:r>
-        <w:rPr>
-          <w:rStyle w:val="Strong"/>
-          <w:rFonts w:asciiTheme="majorBidi" w:hAnsiTheme="majorBidi" w:cstheme="majorBidi"/>
-          <w:b w:val="0"/>
-          <w:sz w:val="22"/>
-        </w:rPr>
-        <w:t>(</w:t>
-      </w:r>
-      <w:r>
-        <w:rPr>
-          <w:rStyle w:val="Strong"/>
-          <w:rFonts w:asciiTheme="majorBidi" w:hAnsiTheme="majorBidi" w:cstheme="majorBidi"/>
-          <w:b w:val="0"/>
-          <w:sz w:val="22"/>
-        </w:rPr>
-        <w:t xml:space="preserve">September 2021 – </w:t>
-      </w:r>
-      <w:r>
-        <w:rPr>
-          <w:rStyle w:val="Strong"/>
-          <w:rFonts w:asciiTheme="majorBidi" w:hAnsiTheme="majorBidi" w:cstheme="majorBidi"/>
-          <w:b w:val="0"/>
-          <w:sz w:val="22"/>
-        </w:rPr>
-        <w:t>May</w:t>
-      </w:r>
-      <w:r>
-        <w:rPr>
-          <w:rStyle w:val="Strong"/>
-          <w:rFonts w:asciiTheme="majorBidi" w:hAnsiTheme="majorBidi" w:cstheme="majorBidi"/>
-          <w:b w:val="0"/>
-          <w:sz w:val="22"/>
-        </w:rPr>
-        <w:t xml:space="preserve"> 202</w:t>
-      </w:r>
-      <w:r>
-        <w:rPr>
-          <w:rStyle w:val="Strong"/>
-          <w:rFonts w:asciiTheme="majorBidi" w:hAnsiTheme="majorBidi" w:cstheme="majorBidi"/>
-          <w:b w:val="0"/>
-          <w:sz w:val="22"/>
-        </w:rPr>
-        <w:t>6</w:t>
-      </w:r>
-      <w:r>
-        <w:rPr>
-          <w:rStyle w:val="Strong"/>
-          <w:rFonts w:asciiTheme="majorBidi" w:hAnsiTheme="majorBidi" w:cstheme="majorBidi"/>
-          <w:b w:val="0"/>
-          <w:sz w:val="22"/>
-        </w:rPr>
-        <w:t>)</w:t>
-      </w:r>
-    </w:p>
-    <w:p>
-      <w:pPr>
-        <w:pStyle w:val="NormalWeb"/>
-        <w:spacing w:beforeAutospacing="0" w:afterAutospacing="0"/>
-        <w:jc w:val="both"/>
-        <w:rPr>
-          <w:rFonts w:asciiTheme="majorBidi" w:hAnsiTheme="majorBidi" w:cstheme="majorBidi"/>
-          <w:bCs/>
-          <w:i/>
-          <w:sz w:val="22"/>
-        </w:rPr>
-      </w:pPr>
-      <w:r>
-        <w:rPr>
-          <w:rFonts w:asciiTheme="majorBidi" w:hAnsiTheme="majorBidi" w:cstheme="majorBidi"/>
-          <w:i/>
-          <w:sz w:val="22"/>
-        </w:rPr>
-        <w:t>Remote</w:t>
-      </w:r>
-      <w:r>
-        <w:rPr>
-          <w:rFonts w:asciiTheme="majorBidi" w:hAnsiTheme="majorBidi" w:cstheme="majorBidi"/>
-          <w:i/>
-          <w:sz w:val="22"/>
-        </w:rPr>
-        <w:t>, Romania</w:t>
-      </w:r>
-    </w:p>
-    <w:p>
-      <w:pPr>
-        <w:pStyle w:val="ListParagraph"/>
-        <w:numPr>
-          <w:ilvl w:val="0"/>
-          <w:numId w:val="33"/>
-        </w:numPr>
-        <w:spacing w:before="100" w:beforeAutospacing="1" w:after="100" w:afterAutospacing="1"/>
-        <w:jc w:val="both"/>
-        <w:rPr>
-          <w:rFonts w:ascii="Times New Roman" w:eastAsia="Times New Roman" w:hAnsi="Times New Roman" w:cs="Times New Roman"/>
-          <w:sz w:val="24"/>
-          <w:szCs w:val="24"/>
-          <w:lang w:eastAsia="en-US"/>
-        </w:rPr>
-      </w:pPr>
-      <w:r>
-        <w:rPr>
-          <w:rFonts w:ascii="Times New Roman" w:eastAsia="Times New Roman" w:hAnsi="Times New Roman" w:cs="Times New Roman"/>
-          <w:sz w:val="24"/>
-          <w:szCs w:val="24"/>
-          <w:lang w:eastAsia="en-US"/>
-        </w:rPr>
-        <w:t xml:space="preserve">Owned production platform reliability for customer-facing </w:t>
-      </w:r>
-      <w:r>
-        <w:rPr>
-          <w:rFonts w:ascii="Times New Roman" w:eastAsia="Times New Roman" w:hAnsi="Times New Roman" w:cs="Times New Roman"/>
-          <w:b/>
-          <w:bCs/>
-          <w:sz w:val="24"/>
-          <w:szCs w:val="24"/>
-          <w:lang w:eastAsia="en-US"/>
-        </w:rPr>
-        <w:t>SaaS and digital workflow systems</w:t>
-      </w:r>
-      <w:r>
-        <w:rPr>
-          <w:rFonts w:ascii="Times New Roman" w:eastAsia="Times New Roman" w:hAnsi="Times New Roman" w:cs="Times New Roman"/>
-          <w:sz w:val="24"/>
-          <w:szCs w:val="24"/>
-          <w:lang w:eastAsia="en-US"/>
-        </w:rPr>
-        <w:t xml:space="preserve">, supporting cloud infrastructure across </w:t>
-      </w:r>
-      <w:r>
-        <w:rPr>
-          <w:rFonts w:ascii="Times New Roman" w:eastAsia="Times New Roman" w:hAnsi="Times New Roman" w:cs="Times New Roman"/>
-          <w:b/>
-          <w:bCs/>
-          <w:sz w:val="24"/>
-          <w:szCs w:val="24"/>
-          <w:lang w:eastAsia="en-US"/>
-        </w:rPr>
-        <w:t>AWS, Azure, GCP, Kubernetes, Docker, Terraform, and CI/CD pipelines</w:t>
-      </w:r>
-      <w:r>
-        <w:rPr>
-          <w:rFonts w:ascii="Times New Roman" w:eastAsia="Times New Roman" w:hAnsi="Times New Roman" w:cs="Times New Roman"/>
-          <w:sz w:val="24"/>
-          <w:szCs w:val="24"/>
-          <w:lang w:eastAsia="en-US"/>
-        </w:rPr>
-        <w:t>.</w:t>
-      </w:r>
-    </w:p>
-    <w:p>
-      <w:pPr>
-        <w:pStyle w:val="ListParagraph"/>
-        <w:numPr>
-          <w:ilvl w:val="0"/>
-          <w:numId w:val="33"/>
-        </w:numPr>
-        <w:spacing w:before="100" w:beforeAutospacing="1" w:after="100" w:afterAutospacing="1"/>
-        <w:jc w:val="both"/>
-        <w:rPr>
-          <w:rFonts w:ascii="Times New Roman" w:eastAsia="Times New Roman" w:hAnsi="Times New Roman" w:cs="Times New Roman"/>
-          <w:sz w:val="24"/>
-          <w:szCs w:val="24"/>
-          <w:lang w:eastAsia="en-US"/>
-        </w:rPr>
-      </w:pPr>
-      <w:r>
-        <w:rPr>
-          <w:rFonts w:ascii="Times New Roman" w:eastAsia="Times New Roman" w:hAnsi="Times New Roman" w:cs="Times New Roman"/>
-          <w:sz w:val="24"/>
-          <w:szCs w:val="24"/>
-          <w:lang w:eastAsia="en-US"/>
-        </w:rPr>
-        <w:t xml:space="preserve">Modernized legacy deployment workflows by replacing manual server releases with </w:t>
-      </w:r>
-      <w:r>
-        <w:rPr>
-          <w:rFonts w:ascii="Times New Roman" w:eastAsia="Times New Roman" w:hAnsi="Times New Roman" w:cs="Times New Roman"/>
-          <w:b/>
-          <w:bCs/>
-          <w:sz w:val="24"/>
-          <w:szCs w:val="24"/>
-          <w:lang w:eastAsia="en-US"/>
-        </w:rPr>
-        <w:t>GitHub Actions</w:t>
-      </w:r>
-      <w:r>
-        <w:rPr>
-          <w:rFonts w:ascii="Times New Roman" w:eastAsia="Times New Roman" w:hAnsi="Times New Roman" w:cs="Times New Roman"/>
-          <w:sz w:val="24"/>
-          <w:szCs w:val="24"/>
-          <w:lang w:eastAsia="en-US"/>
-        </w:rPr>
-        <w:t xml:space="preserve">, </w:t>
-      </w:r>
-      <w:r>
-        <w:rPr>
-          <w:rFonts w:ascii="Times New Roman" w:eastAsia="Times New Roman" w:hAnsi="Times New Roman" w:cs="Times New Roman"/>
-          <w:b/>
-          <w:bCs/>
-          <w:sz w:val="24"/>
-          <w:szCs w:val="24"/>
-          <w:lang w:eastAsia="en-US"/>
-        </w:rPr>
-        <w:t>Terraform 0.13–1.8</w:t>
-      </w:r>
-      <w:r>
-        <w:rPr>
-          <w:rFonts w:ascii="Times New Roman" w:eastAsia="Times New Roman" w:hAnsi="Times New Roman" w:cs="Times New Roman"/>
-          <w:sz w:val="24"/>
-          <w:szCs w:val="24"/>
-          <w:lang w:eastAsia="en-US"/>
-        </w:rPr>
-        <w:t>, and environment-based promotion paths across development, staging, and production.</w:t>
-      </w:r>
-    </w:p>
-    <w:p>
-      <w:pPr>
-        <w:pStyle w:val="ListParagraph"/>
-        <w:numPr>
-          <w:ilvl w:val="0"/>
-          <w:numId w:val="33"/>
-        </w:numPr>
-        <w:spacing w:before="100" w:beforeAutospacing="1" w:after="100" w:afterAutospacing="1"/>
-        <w:jc w:val="both"/>
-        <w:rPr>
-          <w:rFonts w:ascii="Times New Roman" w:eastAsia="Times New Roman" w:hAnsi="Times New Roman" w:cs="Times New Roman"/>
-          <w:sz w:val="24"/>
-          <w:szCs w:val="24"/>
-          <w:lang w:eastAsia="en-US"/>
-        </w:rPr>
-      </w:pPr>
-      <w:r>
-        <w:rPr>
-          <w:rFonts w:ascii="Times New Roman" w:eastAsia="Times New Roman" w:hAnsi="Times New Roman" w:cs="Times New Roman"/>
-          <w:sz w:val="24"/>
-          <w:szCs w:val="24"/>
-          <w:lang w:eastAsia="en-US"/>
-        </w:rPr>
-        <w:t xml:space="preserve">Improved release reliability by </w:t>
-      </w:r>
-      <w:r>
-        <w:rPr>
-          <w:rFonts w:ascii="Times New Roman" w:eastAsia="Times New Roman" w:hAnsi="Times New Roman" w:cs="Times New Roman"/>
-          <w:b/>
-          <w:bCs/>
-          <w:sz w:val="24"/>
-          <w:szCs w:val="24"/>
-          <w:lang w:eastAsia="en-US"/>
-        </w:rPr>
-        <w:t>38%</w:t>
-      </w:r>
-      <w:r>
-        <w:rPr>
-          <w:rFonts w:ascii="Times New Roman" w:eastAsia="Times New Roman" w:hAnsi="Times New Roman" w:cs="Times New Roman"/>
-          <w:sz w:val="24"/>
-          <w:szCs w:val="24"/>
-          <w:lang w:eastAsia="en-US"/>
-        </w:rPr>
-        <w:t xml:space="preserve"> after introducing protected branches, automated smoke tests, container image validation, rollback procedures, and deployment checklists for high-impact services.</w:t>
-      </w:r>
-    </w:p>
-    <w:p>
-      <w:pPr>
-        <w:pStyle w:val="ListParagraph"/>
-        <w:numPr>
-          <w:ilvl w:val="0"/>
-          <w:numId w:val="33"/>
-        </w:numPr>
-        <w:spacing w:before="100" w:beforeAutospacing="1" w:after="100" w:afterAutospacing="1"/>
-        <w:jc w:val="both"/>
-        <w:rPr>
-          <w:rFonts w:ascii="Times New Roman" w:eastAsia="Times New Roman" w:hAnsi="Times New Roman" w:cs="Times New Roman"/>
-          <w:sz w:val="24"/>
-          <w:szCs w:val="24"/>
-          <w:lang w:eastAsia="en-US"/>
-        </w:rPr>
-      </w:pPr>
-      <w:r>
-        <w:rPr>
-          <w:rFonts w:ascii="Times New Roman" w:eastAsia="Times New Roman" w:hAnsi="Times New Roman" w:cs="Times New Roman"/>
-          <w:sz w:val="24"/>
-          <w:szCs w:val="24"/>
-          <w:lang w:eastAsia="en-US"/>
-        </w:rPr>
-        <w:t xml:space="preserve">Built and maintained </w:t>
-      </w:r>
-      <w:r>
-        <w:rPr>
-          <w:rFonts w:ascii="Times New Roman" w:eastAsia="Times New Roman" w:hAnsi="Times New Roman" w:cs="Times New Roman"/>
-          <w:b/>
-          <w:bCs/>
-          <w:sz w:val="24"/>
-          <w:szCs w:val="24"/>
-          <w:lang w:eastAsia="en-US"/>
-        </w:rPr>
-        <w:t>Kubernetes 1.18–1.30</w:t>
-      </w:r>
-      <w:r>
-        <w:rPr>
-          <w:rFonts w:ascii="Times New Roman" w:eastAsia="Times New Roman" w:hAnsi="Times New Roman" w:cs="Times New Roman"/>
-          <w:sz w:val="24"/>
-          <w:szCs w:val="24"/>
-          <w:lang w:eastAsia="en-US"/>
-        </w:rPr>
-        <w:t xml:space="preserve"> workloads with Helm charts, readiness probes, </w:t>
-      </w:r>
-      <w:proofErr w:type="spellStart"/>
-      <w:r>
-        <w:rPr>
-          <w:rFonts w:ascii="Times New Roman" w:eastAsia="Times New Roman" w:hAnsi="Times New Roman" w:cs="Times New Roman"/>
-          <w:sz w:val="24"/>
-          <w:szCs w:val="24"/>
-          <w:lang w:eastAsia="en-US"/>
-        </w:rPr>
-        <w:t>autoscaling</w:t>
-      </w:r>
-      <w:proofErr w:type="spellEnd"/>
-      <w:r>
-        <w:rPr>
-          <w:rFonts w:ascii="Times New Roman" w:eastAsia="Times New Roman" w:hAnsi="Times New Roman" w:cs="Times New Roman"/>
-          <w:sz w:val="24"/>
-          <w:szCs w:val="24"/>
-          <w:lang w:eastAsia="en-US"/>
-        </w:rPr>
-        <w:t xml:space="preserve"> rules, resource limits, ingress routing, and centralized secret injection for production services.</w:t>
-      </w:r>
-    </w:p>
-    <w:p>
-      <w:pPr>
-        <w:pStyle w:val="ListParagraph"/>
-        <w:numPr>
-          <w:ilvl w:val="0"/>
-          <w:numId w:val="33"/>
-        </w:numPr>
-        <w:spacing w:before="100" w:beforeAutospacing="1" w:after="100" w:afterAutospacing="1"/>
-        <w:jc w:val="both"/>
-        <w:rPr>
-          <w:rFonts w:ascii="Times New Roman" w:eastAsia="Times New Roman" w:hAnsi="Times New Roman" w:cs="Times New Roman"/>
-          <w:sz w:val="24"/>
-          <w:szCs w:val="24"/>
-          <w:lang w:eastAsia="en-US"/>
-        </w:rPr>
-      </w:pPr>
-      <w:r>
-        <w:rPr>
-          <w:rFonts w:ascii="Times New Roman" w:eastAsia="Times New Roman" w:hAnsi="Times New Roman" w:cs="Times New Roman"/>
-          <w:sz w:val="24"/>
-          <w:szCs w:val="24"/>
-          <w:lang w:eastAsia="en-US"/>
-        </w:rPr>
-        <w:t>Resolved recurring production incidents caused by memory leaks, container restart loops, broken health checks, DNS misconfiguration, and expired TLS certificates across multi-service application environments.</w:t>
-      </w:r>
-    </w:p>
-    <w:p>
-      <w:pPr>
-        <w:pStyle w:val="ListParagraph"/>
-        <w:numPr>
-          <w:ilvl w:val="0"/>
-          <w:numId w:val="33"/>
-        </w:numPr>
-        <w:spacing w:before="100" w:beforeAutospacing="1" w:after="100" w:afterAutospacing="1"/>
-        <w:jc w:val="both"/>
-        <w:rPr>
-          <w:rFonts w:ascii="Times New Roman" w:eastAsia="Times New Roman" w:hAnsi="Times New Roman" w:cs="Times New Roman"/>
-          <w:sz w:val="24"/>
-          <w:szCs w:val="24"/>
-          <w:lang w:eastAsia="en-US"/>
-        </w:rPr>
-      </w:pPr>
-      <w:r>
-        <w:rPr>
-          <w:rFonts w:ascii="Times New Roman" w:eastAsia="Times New Roman" w:hAnsi="Times New Roman" w:cs="Times New Roman"/>
-          <w:sz w:val="24"/>
-          <w:szCs w:val="24"/>
-          <w:lang w:eastAsia="en-US"/>
-        </w:rPr>
-        <w:t xml:space="preserve">Created reusable </w:t>
-      </w:r>
-      <w:r>
-        <w:rPr>
-          <w:rFonts w:ascii="Times New Roman" w:eastAsia="Times New Roman" w:hAnsi="Times New Roman" w:cs="Times New Roman"/>
-          <w:b/>
-          <w:bCs/>
-          <w:sz w:val="24"/>
-          <w:szCs w:val="24"/>
-          <w:lang w:eastAsia="en-US"/>
-        </w:rPr>
-        <w:t>Terraform modules</w:t>
-      </w:r>
-      <w:r>
-        <w:rPr>
-          <w:rFonts w:ascii="Times New Roman" w:eastAsia="Times New Roman" w:hAnsi="Times New Roman" w:cs="Times New Roman"/>
-          <w:sz w:val="24"/>
-          <w:szCs w:val="24"/>
-          <w:lang w:eastAsia="en-US"/>
-        </w:rPr>
-        <w:t xml:space="preserve"> for networking, compute, managed databases, IAM roles, storage buckets, monitoring resources, and environment-specific infrastructure configuration.</w:t>
-      </w:r>
-    </w:p>
-    <w:p>
-      <w:pPr>
-        <w:pStyle w:val="ListParagraph"/>
-        <w:numPr>
-          <w:ilvl w:val="0"/>
-          <w:numId w:val="33"/>
-        </w:numPr>
-        <w:spacing w:before="100" w:beforeAutospacing="1" w:after="100" w:afterAutospacing="1"/>
-        <w:jc w:val="both"/>
-        <w:rPr>
-          <w:rFonts w:ascii="Times New Roman" w:eastAsia="Times New Roman" w:hAnsi="Times New Roman" w:cs="Times New Roman"/>
-          <w:sz w:val="24"/>
-          <w:szCs w:val="24"/>
-          <w:lang w:eastAsia="en-US"/>
-        </w:rPr>
-      </w:pPr>
-      <w:r>
-        <w:rPr>
-          <w:rFonts w:ascii="Times New Roman" w:eastAsia="Times New Roman" w:hAnsi="Times New Roman" w:cs="Times New Roman"/>
-          <w:sz w:val="24"/>
-          <w:szCs w:val="24"/>
-          <w:lang w:eastAsia="en-US"/>
-        </w:rPr>
-        <w:t xml:space="preserve">Led migration work from older VM-based deployments to containerized services on </w:t>
-      </w:r>
-      <w:r>
-        <w:rPr>
-          <w:rFonts w:ascii="Times New Roman" w:eastAsia="Times New Roman" w:hAnsi="Times New Roman" w:cs="Times New Roman"/>
-          <w:b/>
-          <w:bCs/>
-          <w:sz w:val="24"/>
-          <w:szCs w:val="24"/>
-          <w:lang w:eastAsia="en-US"/>
-        </w:rPr>
-        <w:t>EKS, AKS, Cloud Run, and Docker-based release pipelines</w:t>
-      </w:r>
-      <w:r>
-        <w:rPr>
-          <w:rFonts w:ascii="Times New Roman" w:eastAsia="Times New Roman" w:hAnsi="Times New Roman" w:cs="Times New Roman"/>
-          <w:sz w:val="24"/>
-          <w:szCs w:val="24"/>
-          <w:lang w:eastAsia="en-US"/>
-        </w:rPr>
-        <w:t>, reducing operational dependency on manual server access.</w:t>
-      </w:r>
-    </w:p>
-    <w:p>
-      <w:pPr>
-        <w:pStyle w:val="ListParagraph"/>
-        <w:numPr>
-          <w:ilvl w:val="0"/>
-          <w:numId w:val="33"/>
-        </w:numPr>
-        <w:spacing w:before="100" w:beforeAutospacing="1" w:after="100" w:afterAutospacing="1"/>
-        <w:jc w:val="both"/>
-        <w:rPr>
-          <w:rFonts w:ascii="Times New Roman" w:eastAsia="Times New Roman" w:hAnsi="Times New Roman" w:cs="Times New Roman"/>
-          <w:sz w:val="24"/>
-          <w:szCs w:val="24"/>
-          <w:lang w:eastAsia="en-US"/>
-        </w:rPr>
-      </w:pPr>
-      <w:r>
-        <w:rPr>
-          <w:rFonts w:ascii="Times New Roman" w:eastAsia="Times New Roman" w:hAnsi="Times New Roman" w:cs="Times New Roman"/>
-          <w:sz w:val="24"/>
-          <w:szCs w:val="24"/>
-          <w:lang w:eastAsia="en-US"/>
-        </w:rPr>
-        <w:t xml:space="preserve">Strengthened observability by implementing </w:t>
-      </w:r>
-      <w:r>
-        <w:rPr>
-          <w:rFonts w:ascii="Times New Roman" w:eastAsia="Times New Roman" w:hAnsi="Times New Roman" w:cs="Times New Roman"/>
-          <w:b/>
-          <w:bCs/>
-          <w:sz w:val="24"/>
-          <w:szCs w:val="24"/>
-          <w:lang w:eastAsia="en-US"/>
-        </w:rPr>
-        <w:t xml:space="preserve">Prometheus, </w:t>
-      </w:r>
-      <w:proofErr w:type="spellStart"/>
-      <w:r>
-        <w:rPr>
-          <w:rFonts w:ascii="Times New Roman" w:eastAsia="Times New Roman" w:hAnsi="Times New Roman" w:cs="Times New Roman"/>
-          <w:b/>
-          <w:bCs/>
-          <w:sz w:val="24"/>
-          <w:szCs w:val="24"/>
-          <w:lang w:eastAsia="en-US"/>
-        </w:rPr>
-        <w:t>Grafana</w:t>
-      </w:r>
-      <w:proofErr w:type="spellEnd"/>
-      <w:r>
-        <w:rPr>
-          <w:rFonts w:ascii="Times New Roman" w:eastAsia="Times New Roman" w:hAnsi="Times New Roman" w:cs="Times New Roman"/>
-          <w:b/>
-          <w:bCs/>
-          <w:sz w:val="24"/>
-          <w:szCs w:val="24"/>
-          <w:lang w:eastAsia="en-US"/>
-        </w:rPr>
-        <w:t xml:space="preserve">, </w:t>
-      </w:r>
-      <w:proofErr w:type="spellStart"/>
-      <w:r>
-        <w:rPr>
-          <w:rFonts w:ascii="Times New Roman" w:eastAsia="Times New Roman" w:hAnsi="Times New Roman" w:cs="Times New Roman"/>
-          <w:b/>
-          <w:bCs/>
-          <w:sz w:val="24"/>
-          <w:szCs w:val="24"/>
-          <w:lang w:eastAsia="en-US"/>
-        </w:rPr>
-        <w:t>CloudWatch</w:t>
-      </w:r>
-      <w:proofErr w:type="spellEnd"/>
-      <w:r>
-        <w:rPr>
-          <w:rFonts w:ascii="Times New Roman" w:eastAsia="Times New Roman" w:hAnsi="Times New Roman" w:cs="Times New Roman"/>
-          <w:b/>
-          <w:bCs/>
-          <w:sz w:val="24"/>
-          <w:szCs w:val="24"/>
-          <w:lang w:eastAsia="en-US"/>
-        </w:rPr>
-        <w:t xml:space="preserve">, </w:t>
-      </w:r>
-      <w:proofErr w:type="spellStart"/>
-      <w:r>
-        <w:rPr>
-          <w:rFonts w:ascii="Times New Roman" w:eastAsia="Times New Roman" w:hAnsi="Times New Roman" w:cs="Times New Roman"/>
-          <w:b/>
-          <w:bCs/>
-          <w:sz w:val="24"/>
-          <w:szCs w:val="24"/>
-          <w:lang w:eastAsia="en-US"/>
-        </w:rPr>
-        <w:t>OpenTelemetry</w:t>
-      </w:r>
-      <w:proofErr w:type="spellEnd"/>
-      <w:r>
-        <w:rPr>
-          <w:rFonts w:ascii="Times New Roman" w:eastAsia="Times New Roman" w:hAnsi="Times New Roman" w:cs="Times New Roman"/>
-          <w:b/>
-          <w:bCs/>
-          <w:sz w:val="24"/>
-          <w:szCs w:val="24"/>
-          <w:lang w:eastAsia="en-US"/>
-        </w:rPr>
-        <w:t>, structured logs, alert routing, and runbooks</w:t>
-      </w:r>
-      <w:r>
-        <w:rPr>
-          <w:rFonts w:ascii="Times New Roman" w:eastAsia="Times New Roman" w:hAnsi="Times New Roman" w:cs="Times New Roman"/>
-          <w:sz w:val="24"/>
-          <w:szCs w:val="24"/>
-          <w:lang w:eastAsia="en-US"/>
-        </w:rPr>
-        <w:t xml:space="preserve"> for critical APIs and background workers.</w:t>
-      </w:r>
-    </w:p>
-    <w:p>
-      <w:pPr>
-        <w:pStyle w:val="ListParagraph"/>
-        <w:numPr>
-          <w:ilvl w:val="0"/>
-          <w:numId w:val="33"/>
-        </w:numPr>
-        <w:spacing w:before="100" w:beforeAutospacing="1" w:after="100" w:afterAutospacing="1"/>
-        <w:jc w:val="both"/>
-        <w:rPr>
-          <w:rFonts w:ascii="Times New Roman" w:eastAsia="Times New Roman" w:hAnsi="Times New Roman" w:cs="Times New Roman"/>
-          <w:sz w:val="24"/>
-          <w:szCs w:val="24"/>
-          <w:lang w:eastAsia="en-US"/>
-        </w:rPr>
-      </w:pPr>
-      <w:r>
-        <w:rPr>
-          <w:rFonts w:ascii="Times New Roman" w:eastAsia="Times New Roman" w:hAnsi="Times New Roman" w:cs="Times New Roman"/>
-          <w:sz w:val="24"/>
-          <w:szCs w:val="24"/>
-          <w:lang w:eastAsia="en-US"/>
-        </w:rPr>
-        <w:t>Partnered with backend and frontend engineers to troubleshoot API latency, failed database migrations, queue backlogs, CORS errors, broken environment variables, and container build failures before production release.</w:t>
-      </w:r>
-    </w:p>
-    <w:p>
-      <w:pPr>
-        <w:pStyle w:val="ListParagraph"/>
-        <w:numPr>
-          <w:ilvl w:val="0"/>
-          <w:numId w:val="33"/>
-        </w:numPr>
-        <w:spacing w:before="100" w:beforeAutospacing="1" w:after="100" w:afterAutospacing="1"/>
-        <w:jc w:val="both"/>
-        <w:rPr>
-          <w:rStyle w:val="Strong"/>
-          <w:rFonts w:ascii="Times New Roman" w:eastAsia="Times New Roman" w:hAnsi="Times New Roman" w:cs="Times New Roman"/>
-          <w:b w:val="0"/>
-          <w:bCs w:val="0"/>
-          <w:sz w:val="24"/>
-          <w:szCs w:val="24"/>
-          <w:lang w:eastAsia="en-US"/>
-        </w:rPr>
-      </w:pPr>
-      <w:r>
-        <w:rPr>
-          <w:rFonts w:ascii="Times New Roman" w:eastAsia="Times New Roman" w:hAnsi="Times New Roman" w:cs="Times New Roman"/>
-          <w:sz w:val="24"/>
-          <w:szCs w:val="24"/>
-          <w:lang w:eastAsia="en-US"/>
-        </w:rPr>
-        <w:t xml:space="preserve">Mentored engineers on </w:t>
-      </w:r>
-      <w:r>
-        <w:rPr>
-          <w:rFonts w:ascii="Times New Roman" w:eastAsia="Times New Roman" w:hAnsi="Times New Roman" w:cs="Times New Roman"/>
-          <w:b/>
-          <w:bCs/>
-          <w:sz w:val="24"/>
-          <w:szCs w:val="24"/>
-          <w:lang w:eastAsia="en-US"/>
-        </w:rPr>
-        <w:t>DevOps standards, secure secret handling, incident response, infrastructure review, CI/CD troubleshooting, and production readiness</w:t>
-      </w:r>
-      <w:r>
-        <w:rPr>
-          <w:rFonts w:ascii="Times New Roman" w:eastAsia="Times New Roman" w:hAnsi="Times New Roman" w:cs="Times New Roman"/>
-          <w:sz w:val="24"/>
-          <w:szCs w:val="24"/>
-          <w:lang w:eastAsia="en-US"/>
-        </w:rPr>
-        <w:t>, improving team ownership of platform stability.</w:t>
-      </w:r>
-    </w:p>
-    <w:p>
-      <w:pPr>
-        <w:pStyle w:val="Heading3"/>
-        <w:spacing w:beforeAutospacing="0" w:afterAutospacing="0"/>
-        <w:jc w:val="both"/>
-        <w:rPr>
-          <w:rStyle w:val="Strong"/>
-          <w:rFonts w:asciiTheme="majorBidi" w:hAnsiTheme="majorBidi" w:cstheme="majorBidi" w:hint="default"/>
-          <w:b/>
-          <w:bCs/>
-        </w:rPr>
-      </w:pPr>
-      <w:proofErr w:type="spellStart"/>
-      <w:r>
-        <w:rPr>
-          <w:rStyle w:val="Strong"/>
-          <w:rFonts w:asciiTheme="majorBidi" w:hAnsiTheme="majorBidi" w:cstheme="majorBidi" w:hint="default"/>
-          <w:b/>
-          <w:bCs/>
-        </w:rPr>
-        <w:t>Syscom</w:t>
-      </w:r>
-      <w:proofErr w:type="spellEnd"/>
-      <w:r>
-        <w:rPr>
-          <w:rStyle w:val="Strong"/>
-          <w:rFonts w:asciiTheme="majorBidi" w:hAnsiTheme="majorBidi" w:cstheme="majorBidi" w:hint="default"/>
-          <w:b/>
-          <w:bCs/>
-        </w:rPr>
-        <w:t xml:space="preserve"> Digital</w:t>
-      </w:r>
-    </w:p>
-    <w:p>
-      <w:pPr>
-        <w:pStyle w:val="Heading3"/>
-        <w:spacing w:beforeAutospacing="0" w:afterAutospacing="0"/>
-        <w:jc w:val="both"/>
-        <w:rPr>
-          <w:rFonts w:asciiTheme="majorBidi" w:hAnsiTheme="majorBidi" w:cstheme="majorBidi" w:hint="default"/>
-        </w:rPr>
-      </w:pPr>
-      <w:r>
-        <w:rPr>
-          <w:rStyle w:val="Strong"/>
-          <w:rFonts w:asciiTheme="majorBidi" w:hAnsiTheme="majorBidi" w:cstheme="majorBidi" w:hint="default"/>
-          <w:b/>
-          <w:bCs/>
-        </w:rPr>
-        <w:t>Software Engineer</w:t>
-      </w:r>
-    </w:p>
-    <w:p>
-      <w:pPr>
-        <w:pStyle w:val="NormalWeb"/>
-        <w:spacing w:beforeAutospacing="0" w:afterAutospacing="0"/>
-        <w:jc w:val="both"/>
-        <w:rPr>
-          <w:rStyle w:val="Strong"/>
-          <w:rFonts w:asciiTheme="majorBidi" w:hAnsiTheme="majorBidi" w:cstheme="majorBidi"/>
-          <w:b w:val="0"/>
-          <w:sz w:val="22"/>
-        </w:rPr>
-      </w:pPr>
-      <w:r>
-        <w:rPr>
-          <w:rStyle w:val="Strong"/>
-          <w:rFonts w:asciiTheme="majorBidi" w:hAnsiTheme="majorBidi" w:cstheme="majorBidi"/>
-          <w:b w:val="0"/>
-          <w:sz w:val="22"/>
-        </w:rPr>
-        <w:t>(</w:t>
-      </w:r>
-      <w:r>
-        <w:rPr>
-          <w:rStyle w:val="Strong"/>
-          <w:rFonts w:asciiTheme="majorBidi" w:hAnsiTheme="majorBidi" w:cstheme="majorBidi"/>
-          <w:b w:val="0"/>
-          <w:sz w:val="22"/>
-        </w:rPr>
-        <w:t>October 2019 – August 2021</w:t>
-      </w:r>
-      <w:r>
-        <w:rPr>
-          <w:rStyle w:val="Strong"/>
-          <w:rFonts w:asciiTheme="majorBidi" w:hAnsiTheme="majorBidi" w:cstheme="majorBidi"/>
-          <w:b w:val="0"/>
-          <w:sz w:val="22"/>
-        </w:rPr>
-        <w:t>)</w:t>
-      </w:r>
-    </w:p>
-    <w:p>
-      <w:pPr>
-        <w:pStyle w:val="NormalWeb"/>
-        <w:spacing w:beforeAutospacing="0" w:afterAutospacing="0"/>
-        <w:jc w:val="both"/>
-        <w:rPr>
-          <w:rFonts w:asciiTheme="majorBidi" w:hAnsiTheme="majorBidi" w:cstheme="majorBidi"/>
-          <w:i/>
-        </w:rPr>
-      </w:pPr>
-      <w:r>
-        <w:rPr>
-          <w:rFonts w:asciiTheme="majorBidi" w:hAnsiTheme="majorBidi" w:cstheme="majorBidi"/>
-          <w:i/>
-        </w:rPr>
-        <w:t>Remote</w:t>
-      </w:r>
-      <w:r>
-        <w:rPr>
-          <w:rFonts w:asciiTheme="majorBidi" w:hAnsiTheme="majorBidi" w:cstheme="majorBidi"/>
-          <w:i/>
-        </w:rPr>
-        <w:t>, Romania</w:t>
-      </w:r>
-    </w:p>
-    <w:p>
-      <w:pPr>
-        <w:pStyle w:val="ListParagraph"/>
-        <w:numPr>
-          <w:ilvl w:val="0"/>
-          <w:numId w:val="34"/>
-        </w:numPr>
-        <w:spacing w:before="100" w:beforeAutospacing="1" w:after="100" w:afterAutospacing="1"/>
-        <w:jc w:val="both"/>
-        <w:rPr>
-          <w:rFonts w:ascii="Times New Roman" w:eastAsia="Times New Roman" w:hAnsi="Times New Roman" w:cs="Times New Roman"/>
-          <w:sz w:val="24"/>
-          <w:szCs w:val="24"/>
-          <w:lang w:eastAsia="en-US"/>
-        </w:rPr>
-      </w:pPr>
-      <w:r>
-        <w:rPr>
-          <w:rFonts w:ascii="Times New Roman" w:eastAsia="Times New Roman" w:hAnsi="Times New Roman" w:cs="Times New Roman"/>
-          <w:sz w:val="24"/>
-          <w:szCs w:val="24"/>
-          <w:lang w:eastAsia="en-US"/>
-        </w:rPr>
-        <w:t xml:space="preserve">Supported cloud and deployment operations for e-commerce and internal business platforms using </w:t>
-      </w:r>
-      <w:r>
-        <w:rPr>
-          <w:rFonts w:ascii="Times New Roman" w:eastAsia="Times New Roman" w:hAnsi="Times New Roman" w:cs="Times New Roman"/>
-          <w:b/>
-          <w:bCs/>
-          <w:sz w:val="24"/>
-          <w:szCs w:val="24"/>
-          <w:lang w:eastAsia="en-US"/>
-        </w:rPr>
-        <w:t xml:space="preserve">AWS, Docker, Jenkins, </w:t>
-      </w:r>
-      <w:proofErr w:type="spellStart"/>
-      <w:r>
-        <w:rPr>
-          <w:rFonts w:ascii="Times New Roman" w:eastAsia="Times New Roman" w:hAnsi="Times New Roman" w:cs="Times New Roman"/>
-          <w:b/>
-          <w:bCs/>
-          <w:sz w:val="24"/>
-          <w:szCs w:val="24"/>
-          <w:lang w:eastAsia="en-US"/>
-        </w:rPr>
-        <w:t>GitLab</w:t>
-      </w:r>
-      <w:proofErr w:type="spellEnd"/>
-      <w:r>
-        <w:rPr>
-          <w:rFonts w:ascii="Times New Roman" w:eastAsia="Times New Roman" w:hAnsi="Times New Roman" w:cs="Times New Roman"/>
-          <w:b/>
-          <w:bCs/>
-          <w:sz w:val="24"/>
-          <w:szCs w:val="24"/>
-          <w:lang w:eastAsia="en-US"/>
-        </w:rPr>
-        <w:t xml:space="preserve"> CI, Terraform, Linux, Nginx, PostgreSQL, and </w:t>
-      </w:r>
-      <w:proofErr w:type="spellStart"/>
-      <w:r>
-        <w:rPr>
-          <w:rFonts w:ascii="Times New Roman" w:eastAsia="Times New Roman" w:hAnsi="Times New Roman" w:cs="Times New Roman"/>
-          <w:b/>
-          <w:bCs/>
-          <w:sz w:val="24"/>
-          <w:szCs w:val="24"/>
-          <w:lang w:eastAsia="en-US"/>
-        </w:rPr>
-        <w:t>Redis</w:t>
-      </w:r>
-      <w:proofErr w:type="spellEnd"/>
-      <w:r>
-        <w:rPr>
-          <w:rFonts w:ascii="Times New Roman" w:eastAsia="Times New Roman" w:hAnsi="Times New Roman" w:cs="Times New Roman"/>
-          <w:sz w:val="24"/>
-          <w:szCs w:val="24"/>
-          <w:lang w:eastAsia="en-US"/>
-        </w:rPr>
-        <w:t>.</w:t>
-      </w:r>
-    </w:p>
-    <w:p>
-      <w:pPr>
-        <w:pStyle w:val="ListParagraph"/>
-        <w:numPr>
-          <w:ilvl w:val="0"/>
-          <w:numId w:val="34"/>
-        </w:numPr>
-        <w:spacing w:before="100" w:beforeAutospacing="1" w:after="100" w:afterAutospacing="1"/>
-        <w:jc w:val="both"/>
-        <w:rPr>
-          <w:rFonts w:ascii="Times New Roman" w:eastAsia="Times New Roman" w:hAnsi="Times New Roman" w:cs="Times New Roman"/>
-          <w:sz w:val="24"/>
-          <w:szCs w:val="24"/>
-          <w:lang w:eastAsia="en-US"/>
-        </w:rPr>
-      </w:pPr>
-      <w:proofErr w:type="gramStart"/>
-      <w:r>
-        <w:rPr>
-          <w:rFonts w:ascii="Times New Roman" w:eastAsia="Times New Roman" w:hAnsi="Times New Roman" w:cs="Times New Roman"/>
-          <w:sz w:val="24"/>
-          <w:szCs w:val="24"/>
-          <w:lang w:eastAsia="en-US"/>
-        </w:rPr>
-        <w:t>Migrated</w:t>
-      </w:r>
-      <w:proofErr w:type="gramEnd"/>
-      <w:r>
-        <w:rPr>
-          <w:rFonts w:ascii="Times New Roman" w:eastAsia="Times New Roman" w:hAnsi="Times New Roman" w:cs="Times New Roman"/>
-          <w:sz w:val="24"/>
-          <w:szCs w:val="24"/>
-          <w:lang w:eastAsia="en-US"/>
-        </w:rPr>
-        <w:t xml:space="preserve"> several applications from manually configured Linux servers to repeatable Docker-based environments with automated build, test, and deployment workflows.</w:t>
-      </w:r>
-    </w:p>
-    <w:p>
-      <w:pPr>
-        <w:pStyle w:val="ListParagraph"/>
-        <w:numPr>
-          <w:ilvl w:val="0"/>
-          <w:numId w:val="34"/>
-        </w:numPr>
-        <w:spacing w:before="100" w:beforeAutospacing="1" w:after="100" w:afterAutospacing="1"/>
-        <w:jc w:val="both"/>
-        <w:rPr>
-          <w:rFonts w:ascii="Times New Roman" w:eastAsia="Times New Roman" w:hAnsi="Times New Roman" w:cs="Times New Roman"/>
-          <w:sz w:val="24"/>
-          <w:szCs w:val="24"/>
-          <w:lang w:eastAsia="en-US"/>
-        </w:rPr>
-      </w:pPr>
-      <w:r>
-        <w:rPr>
-          <w:rFonts w:ascii="Times New Roman" w:eastAsia="Times New Roman" w:hAnsi="Times New Roman" w:cs="Times New Roman"/>
-          <w:sz w:val="24"/>
-          <w:szCs w:val="24"/>
-          <w:lang w:eastAsia="en-US"/>
-        </w:rPr>
-        <w:t xml:space="preserve">Reduced failed deployments by </w:t>
-      </w:r>
-      <w:r>
-        <w:rPr>
-          <w:rFonts w:ascii="Times New Roman" w:eastAsia="Times New Roman" w:hAnsi="Times New Roman" w:cs="Times New Roman"/>
-          <w:b/>
-          <w:bCs/>
-          <w:sz w:val="24"/>
-          <w:szCs w:val="24"/>
-          <w:lang w:eastAsia="en-US"/>
-        </w:rPr>
-        <w:t>31%</w:t>
-      </w:r>
-      <w:r>
-        <w:rPr>
-          <w:rFonts w:ascii="Times New Roman" w:eastAsia="Times New Roman" w:hAnsi="Times New Roman" w:cs="Times New Roman"/>
-          <w:sz w:val="24"/>
-          <w:szCs w:val="24"/>
-          <w:lang w:eastAsia="en-US"/>
-        </w:rPr>
-        <w:t xml:space="preserve"> after adding Jenkins pipeline gates, Docker image tagging standards, branch-based release rules, and automated rollback documentation.</w:t>
-      </w:r>
-    </w:p>
-    <w:p>
-      <w:pPr>
-        <w:pStyle w:val="ListParagraph"/>
-        <w:numPr>
-          <w:ilvl w:val="0"/>
-          <w:numId w:val="34"/>
-        </w:numPr>
-        <w:spacing w:before="100" w:beforeAutospacing="1" w:after="100" w:afterAutospacing="1"/>
-        <w:jc w:val="both"/>
-        <w:rPr>
-          <w:rFonts w:ascii="Times New Roman" w:eastAsia="Times New Roman" w:hAnsi="Times New Roman" w:cs="Times New Roman"/>
-          <w:sz w:val="24"/>
-          <w:szCs w:val="24"/>
-          <w:lang w:eastAsia="en-US"/>
-        </w:rPr>
-      </w:pPr>
-      <w:r>
-        <w:rPr>
-          <w:rFonts w:ascii="Times New Roman" w:eastAsia="Times New Roman" w:hAnsi="Times New Roman" w:cs="Times New Roman"/>
-          <w:sz w:val="24"/>
-          <w:szCs w:val="24"/>
-          <w:lang w:eastAsia="en-US"/>
-        </w:rPr>
-        <w:t xml:space="preserve">Built infrastructure templates with </w:t>
-      </w:r>
-      <w:r>
-        <w:rPr>
-          <w:rFonts w:ascii="Times New Roman" w:eastAsia="Times New Roman" w:hAnsi="Times New Roman" w:cs="Times New Roman"/>
-          <w:b/>
-          <w:bCs/>
-          <w:sz w:val="24"/>
-          <w:szCs w:val="24"/>
-          <w:lang w:eastAsia="en-US"/>
-        </w:rPr>
-        <w:t>Terraform 0.11–0.15</w:t>
-      </w:r>
-      <w:r>
-        <w:rPr>
-          <w:rFonts w:ascii="Times New Roman" w:eastAsia="Times New Roman" w:hAnsi="Times New Roman" w:cs="Times New Roman"/>
-          <w:sz w:val="24"/>
-          <w:szCs w:val="24"/>
-          <w:lang w:eastAsia="en-US"/>
-        </w:rPr>
-        <w:t xml:space="preserve"> for VPC resources, EC2 instances, security groups, RDS databases, S3 buckets, and environment-specific configuration.</w:t>
-      </w:r>
-    </w:p>
-    <w:p>
-      <w:pPr>
-        <w:pStyle w:val="ListParagraph"/>
-        <w:numPr>
-          <w:ilvl w:val="0"/>
-          <w:numId w:val="34"/>
-        </w:numPr>
-        <w:spacing w:before="100" w:beforeAutospacing="1" w:after="100" w:afterAutospacing="1"/>
-        <w:jc w:val="both"/>
-        <w:rPr>
-          <w:rFonts w:ascii="Times New Roman" w:eastAsia="Times New Roman" w:hAnsi="Times New Roman" w:cs="Times New Roman"/>
-          <w:sz w:val="24"/>
-          <w:szCs w:val="24"/>
-          <w:lang w:eastAsia="en-US"/>
-        </w:rPr>
-      </w:pPr>
-      <w:r>
-        <w:rPr>
-          <w:rFonts w:ascii="Times New Roman" w:eastAsia="Times New Roman" w:hAnsi="Times New Roman" w:cs="Times New Roman"/>
-          <w:sz w:val="24"/>
-          <w:szCs w:val="24"/>
-          <w:lang w:eastAsia="en-US"/>
-        </w:rPr>
-        <w:t xml:space="preserve">Investigated production issues involving Nginx timeout errors, broken SSL renewals, disk saturation, </w:t>
-      </w:r>
-      <w:proofErr w:type="spellStart"/>
-      <w:r>
-        <w:rPr>
-          <w:rFonts w:ascii="Times New Roman" w:eastAsia="Times New Roman" w:hAnsi="Times New Roman" w:cs="Times New Roman"/>
-          <w:sz w:val="24"/>
-          <w:szCs w:val="24"/>
-          <w:lang w:eastAsia="en-US"/>
-        </w:rPr>
-        <w:t>Redis</w:t>
-      </w:r>
-      <w:proofErr w:type="spellEnd"/>
-      <w:r>
-        <w:rPr>
-          <w:rFonts w:ascii="Times New Roman" w:eastAsia="Times New Roman" w:hAnsi="Times New Roman" w:cs="Times New Roman"/>
-          <w:sz w:val="24"/>
-          <w:szCs w:val="24"/>
-          <w:lang w:eastAsia="en-US"/>
-        </w:rPr>
-        <w:t xml:space="preserve"> connection exhaustion, and database connection pool limits during traffic spikes.</w:t>
-      </w:r>
-    </w:p>
-    <w:p>
-      <w:pPr>
-        <w:pStyle w:val="ListParagraph"/>
-        <w:numPr>
-          <w:ilvl w:val="0"/>
-          <w:numId w:val="34"/>
-        </w:numPr>
-        <w:spacing w:before="100" w:beforeAutospacing="1" w:after="100" w:afterAutospacing="1"/>
-        <w:jc w:val="both"/>
-        <w:rPr>
-          <w:rFonts w:ascii="Times New Roman" w:eastAsia="Times New Roman" w:hAnsi="Times New Roman" w:cs="Times New Roman"/>
-          <w:sz w:val="24"/>
-          <w:szCs w:val="24"/>
-          <w:lang w:eastAsia="en-US"/>
-        </w:rPr>
-      </w:pPr>
-      <w:r>
-        <w:rPr>
-          <w:rFonts w:ascii="Times New Roman" w:eastAsia="Times New Roman" w:hAnsi="Times New Roman" w:cs="Times New Roman"/>
-          <w:sz w:val="24"/>
-          <w:szCs w:val="24"/>
-          <w:lang w:eastAsia="en-US"/>
-        </w:rPr>
-        <w:t xml:space="preserve">Improved system visibility by configuring </w:t>
-      </w:r>
-      <w:proofErr w:type="spellStart"/>
-      <w:r>
-        <w:rPr>
-          <w:rFonts w:ascii="Times New Roman" w:eastAsia="Times New Roman" w:hAnsi="Times New Roman" w:cs="Times New Roman"/>
-          <w:b/>
-          <w:bCs/>
-          <w:sz w:val="24"/>
-          <w:szCs w:val="24"/>
-          <w:lang w:eastAsia="en-US"/>
-        </w:rPr>
-        <w:t>CloudWatch</w:t>
-      </w:r>
-      <w:proofErr w:type="spellEnd"/>
-      <w:r>
-        <w:rPr>
-          <w:rFonts w:ascii="Times New Roman" w:eastAsia="Times New Roman" w:hAnsi="Times New Roman" w:cs="Times New Roman"/>
-          <w:b/>
-          <w:bCs/>
-          <w:sz w:val="24"/>
-          <w:szCs w:val="24"/>
-          <w:lang w:eastAsia="en-US"/>
-        </w:rPr>
-        <w:t xml:space="preserve"> metrics, centralized application logs, uptime checks, </w:t>
-      </w:r>
-      <w:proofErr w:type="spellStart"/>
-      <w:r>
-        <w:rPr>
-          <w:rFonts w:ascii="Times New Roman" w:eastAsia="Times New Roman" w:hAnsi="Times New Roman" w:cs="Times New Roman"/>
-          <w:b/>
-          <w:bCs/>
-          <w:sz w:val="24"/>
-          <w:szCs w:val="24"/>
-          <w:lang w:eastAsia="en-US"/>
-        </w:rPr>
-        <w:t>Grafana</w:t>
-      </w:r>
-      <w:proofErr w:type="spellEnd"/>
-      <w:r>
-        <w:rPr>
-          <w:rFonts w:ascii="Times New Roman" w:eastAsia="Times New Roman" w:hAnsi="Times New Roman" w:cs="Times New Roman"/>
-          <w:b/>
-          <w:bCs/>
-          <w:sz w:val="24"/>
-          <w:szCs w:val="24"/>
-          <w:lang w:eastAsia="en-US"/>
-        </w:rPr>
-        <w:t xml:space="preserve"> dashboards, and actionable alerts</w:t>
-      </w:r>
-      <w:r>
-        <w:rPr>
-          <w:rFonts w:ascii="Times New Roman" w:eastAsia="Times New Roman" w:hAnsi="Times New Roman" w:cs="Times New Roman"/>
-          <w:sz w:val="24"/>
-          <w:szCs w:val="24"/>
-          <w:lang w:eastAsia="en-US"/>
-        </w:rPr>
-        <w:t xml:space="preserve"> for operations and engineering teams.</w:t>
-      </w:r>
-    </w:p>
-    <w:p>
-      <w:pPr>
-        <w:pStyle w:val="ListParagraph"/>
-        <w:numPr>
-          <w:ilvl w:val="0"/>
-          <w:numId w:val="34"/>
-        </w:numPr>
-        <w:spacing w:before="100" w:beforeAutospacing="1" w:after="100" w:afterAutospacing="1"/>
-        <w:jc w:val="both"/>
-        <w:rPr>
-          <w:rFonts w:ascii="Times New Roman" w:eastAsia="Times New Roman" w:hAnsi="Times New Roman" w:cs="Times New Roman"/>
-          <w:sz w:val="24"/>
-          <w:szCs w:val="24"/>
-          <w:lang w:eastAsia="en-US"/>
-        </w:rPr>
-      </w:pPr>
-      <w:r>
-        <w:rPr>
-          <w:rFonts w:ascii="Times New Roman" w:eastAsia="Times New Roman" w:hAnsi="Times New Roman" w:cs="Times New Roman"/>
-          <w:sz w:val="24"/>
-          <w:szCs w:val="24"/>
-          <w:lang w:eastAsia="en-US"/>
-        </w:rPr>
-        <w:t xml:space="preserve">Automated database backup verification, log rotation, server patching checks, and deployment preparation scripts using </w:t>
-      </w:r>
-      <w:r>
-        <w:rPr>
-          <w:rFonts w:ascii="Times New Roman" w:eastAsia="Times New Roman" w:hAnsi="Times New Roman" w:cs="Times New Roman"/>
-          <w:b/>
-          <w:bCs/>
-          <w:sz w:val="24"/>
-          <w:szCs w:val="24"/>
-          <w:lang w:eastAsia="en-US"/>
-        </w:rPr>
-        <w:t xml:space="preserve">Bash, Python, </w:t>
-      </w:r>
-      <w:proofErr w:type="spellStart"/>
-      <w:r>
-        <w:rPr>
-          <w:rFonts w:ascii="Times New Roman" w:eastAsia="Times New Roman" w:hAnsi="Times New Roman" w:cs="Times New Roman"/>
-          <w:b/>
-          <w:bCs/>
-          <w:sz w:val="24"/>
-          <w:szCs w:val="24"/>
-          <w:lang w:eastAsia="en-US"/>
-        </w:rPr>
-        <w:t>cron</w:t>
-      </w:r>
-      <w:proofErr w:type="spellEnd"/>
-      <w:r>
-        <w:rPr>
-          <w:rFonts w:ascii="Times New Roman" w:eastAsia="Times New Roman" w:hAnsi="Times New Roman" w:cs="Times New Roman"/>
-          <w:b/>
-          <w:bCs/>
-          <w:sz w:val="24"/>
-          <w:szCs w:val="24"/>
-          <w:lang w:eastAsia="en-US"/>
-        </w:rPr>
-        <w:t xml:space="preserve"> jobs, and Linux service tooling</w:t>
-      </w:r>
-      <w:r>
-        <w:rPr>
-          <w:rFonts w:ascii="Times New Roman" w:eastAsia="Times New Roman" w:hAnsi="Times New Roman" w:cs="Times New Roman"/>
-          <w:sz w:val="24"/>
-          <w:szCs w:val="24"/>
-          <w:lang w:eastAsia="en-US"/>
-        </w:rPr>
-        <w:t>.</w:t>
-      </w:r>
-    </w:p>
-    <w:p>
-      <w:pPr>
-        <w:pStyle w:val="ListParagraph"/>
-        <w:numPr>
-          <w:ilvl w:val="0"/>
-          <w:numId w:val="34"/>
-        </w:numPr>
-        <w:spacing w:before="100" w:beforeAutospacing="1" w:after="100" w:afterAutospacing="1"/>
-        <w:jc w:val="both"/>
-        <w:rPr>
-          <w:rFonts w:ascii="Times New Roman" w:eastAsia="Times New Roman" w:hAnsi="Times New Roman" w:cs="Times New Roman"/>
-          <w:sz w:val="24"/>
-          <w:szCs w:val="24"/>
-          <w:lang w:eastAsia="en-US"/>
-        </w:rPr>
-      </w:pPr>
-      <w:r>
-        <w:rPr>
-          <w:rFonts w:ascii="Times New Roman" w:eastAsia="Times New Roman" w:hAnsi="Times New Roman" w:cs="Times New Roman"/>
-          <w:sz w:val="24"/>
-          <w:szCs w:val="24"/>
-          <w:lang w:eastAsia="en-US"/>
-        </w:rPr>
-        <w:lastRenderedPageBreak/>
-        <w:t>Worked with developers to stabilize API releases by reviewing environment variables, build artifacts, migration scripts, dependency versions, and container runtime behavior.</w:t>
-      </w:r>
-    </w:p>
-    <w:p>
-      <w:pPr>
-        <w:pStyle w:val="ListParagraph"/>
-        <w:numPr>
-          <w:ilvl w:val="0"/>
-          <w:numId w:val="34"/>
-        </w:numPr>
-        <w:spacing w:before="100" w:beforeAutospacing="1" w:after="100" w:afterAutospacing="1"/>
-        <w:jc w:val="both"/>
-        <w:rPr>
-          <w:rStyle w:val="Strong"/>
-          <w:rFonts w:ascii="Times New Roman" w:eastAsia="Times New Roman" w:hAnsi="Times New Roman" w:cs="Times New Roman"/>
-          <w:b w:val="0"/>
-          <w:bCs w:val="0"/>
-          <w:sz w:val="24"/>
-          <w:szCs w:val="24"/>
-          <w:lang w:eastAsia="en-US"/>
-        </w:rPr>
-      </w:pPr>
-      <w:r>
-        <w:rPr>
-          <w:rFonts w:ascii="Times New Roman" w:eastAsia="Times New Roman" w:hAnsi="Times New Roman" w:cs="Times New Roman"/>
-          <w:sz w:val="24"/>
-          <w:szCs w:val="24"/>
-          <w:lang w:eastAsia="en-US"/>
-        </w:rPr>
-        <w:t>Helped introduce practical security controls including least-privilege IAM policies, restricted SSH access, improved security group rules, secret separation, and TLS certificate renewal tracking.</w:t>
-      </w:r>
-    </w:p>
-    <w:p>
-      <w:pPr>
-        <w:pStyle w:val="Heading3"/>
-        <w:spacing w:beforeAutospacing="0" w:afterAutospacing="0"/>
-        <w:jc w:val="both"/>
-        <w:rPr>
-          <w:rStyle w:val="Strong"/>
-          <w:rFonts w:asciiTheme="majorBidi" w:hAnsiTheme="majorBidi" w:cstheme="majorBidi" w:hint="default"/>
-          <w:b/>
-          <w:bCs/>
-        </w:rPr>
-      </w:pPr>
-      <w:r>
-        <w:rPr>
-          <w:rStyle w:val="Strong"/>
-          <w:rFonts w:asciiTheme="majorBidi" w:hAnsiTheme="majorBidi" w:cstheme="majorBidi" w:hint="default"/>
-          <w:b/>
-          <w:bCs/>
-        </w:rPr>
-        <w:t>Soft Build</w:t>
-      </w:r>
-    </w:p>
-    <w:p>
-      <w:pPr>
-        <w:pStyle w:val="Heading3"/>
-        <w:spacing w:beforeAutospacing="0" w:afterAutospacing="0"/>
-        <w:jc w:val="both"/>
-        <w:rPr>
-          <w:rFonts w:asciiTheme="majorBidi" w:hAnsiTheme="majorBidi" w:cstheme="majorBidi" w:hint="default"/>
-        </w:rPr>
-      </w:pPr>
-      <w:r>
-        <w:rPr>
-          <w:rStyle w:val="Strong"/>
-          <w:rFonts w:asciiTheme="majorBidi" w:hAnsiTheme="majorBidi" w:cstheme="majorBidi" w:hint="default"/>
-          <w:b/>
-          <w:bCs/>
-        </w:rPr>
-        <w:t>Software Developer</w:t>
-      </w:r>
-    </w:p>
-    <w:p>
-      <w:pPr>
-        <w:pStyle w:val="NormalWeb"/>
-        <w:spacing w:beforeAutospacing="0" w:afterAutospacing="0"/>
-        <w:jc w:val="both"/>
-        <w:rPr>
-          <w:rStyle w:val="Strong"/>
-          <w:rFonts w:asciiTheme="majorBidi" w:hAnsiTheme="majorBidi" w:cstheme="majorBidi"/>
-          <w:b w:val="0"/>
-          <w:sz w:val="22"/>
-        </w:rPr>
-      </w:pPr>
-      <w:r>
-        <w:rPr>
-          <w:rStyle w:val="Strong"/>
-          <w:rFonts w:asciiTheme="majorBidi" w:hAnsiTheme="majorBidi" w:cstheme="majorBidi"/>
-          <w:b w:val="0"/>
-          <w:sz w:val="22"/>
-        </w:rPr>
-        <w:t>(</w:t>
-      </w:r>
-      <w:r>
-        <w:rPr>
-          <w:rStyle w:val="Strong"/>
-          <w:rFonts w:asciiTheme="majorBidi" w:hAnsiTheme="majorBidi" w:cstheme="majorBidi"/>
-          <w:b w:val="0"/>
-          <w:sz w:val="22"/>
-        </w:rPr>
-        <w:t>June 2016 – July 2019</w:t>
-      </w:r>
-      <w:r>
-        <w:rPr>
-          <w:rStyle w:val="Strong"/>
-          <w:rFonts w:asciiTheme="majorBidi" w:hAnsiTheme="majorBidi" w:cstheme="majorBidi"/>
-          <w:b w:val="0"/>
-          <w:sz w:val="22"/>
-        </w:rPr>
-        <w:t>)</w:t>
-      </w:r>
-    </w:p>
-    <w:p>
-      <w:pPr>
-        <w:pStyle w:val="NormalWeb"/>
-        <w:spacing w:beforeAutospacing="0" w:afterAutospacing="0"/>
-        <w:jc w:val="both"/>
-        <w:rPr>
-          <w:rFonts w:asciiTheme="majorBidi" w:hAnsiTheme="majorBidi" w:cstheme="majorBidi"/>
-          <w:i/>
-        </w:rPr>
-      </w:pPr>
-      <w:r>
-        <w:rPr>
-          <w:rFonts w:asciiTheme="majorBidi" w:hAnsiTheme="majorBidi" w:cstheme="majorBidi"/>
-          <w:i/>
-        </w:rPr>
-        <w:t>Remote</w:t>
-      </w:r>
-      <w:r>
-        <w:rPr>
-          <w:rFonts w:asciiTheme="majorBidi" w:hAnsiTheme="majorBidi" w:cstheme="majorBidi"/>
-          <w:i/>
-        </w:rPr>
-        <w:t>, Romania</w:t>
-      </w:r>
-    </w:p>
-    <w:p>
-      <w:pPr>
-        <w:pStyle w:val="ListParagraph"/>
-        <w:numPr>
-          <w:ilvl w:val="0"/>
-          <w:numId w:val="35"/>
-        </w:numPr>
-        <w:spacing w:before="100" w:beforeAutospacing="1" w:after="100" w:afterAutospacing="1"/>
-        <w:jc w:val="both"/>
-        <w:rPr>
-          <w:rFonts w:ascii="Times New Roman" w:eastAsia="Times New Roman" w:hAnsi="Times New Roman" w:cs="Times New Roman"/>
-          <w:sz w:val="24"/>
-          <w:szCs w:val="24"/>
-          <w:lang w:eastAsia="en-US"/>
-        </w:rPr>
-      </w:pPr>
-      <w:r>
-        <w:rPr>
-          <w:rFonts w:ascii="Times New Roman" w:eastAsia="Times New Roman" w:hAnsi="Times New Roman" w:cs="Times New Roman"/>
-          <w:sz w:val="24"/>
-          <w:szCs w:val="24"/>
-          <w:lang w:eastAsia="en-US"/>
-        </w:rPr>
-        <w:t xml:space="preserve">Developed and supported web application infrastructure for business systems using </w:t>
-      </w:r>
-      <w:r>
-        <w:rPr>
-          <w:rFonts w:ascii="Times New Roman" w:eastAsia="Times New Roman" w:hAnsi="Times New Roman" w:cs="Times New Roman"/>
-          <w:b/>
-          <w:bCs/>
-          <w:sz w:val="24"/>
-          <w:szCs w:val="24"/>
-          <w:lang w:eastAsia="en-US"/>
-        </w:rPr>
-        <w:t>Linux, Apache, Nginx, Jenkins, Docker, MySQL, PostgreSQL, PHP, JavaScript, and REST APIs</w:t>
-      </w:r>
-      <w:r>
-        <w:rPr>
-          <w:rFonts w:ascii="Times New Roman" w:eastAsia="Times New Roman" w:hAnsi="Times New Roman" w:cs="Times New Roman"/>
-          <w:sz w:val="24"/>
-          <w:szCs w:val="24"/>
-          <w:lang w:eastAsia="en-US"/>
-        </w:rPr>
-        <w:t>.</w:t>
-      </w:r>
-    </w:p>
-    <w:p>
-      <w:pPr>
-        <w:pStyle w:val="ListParagraph"/>
-        <w:numPr>
-          <w:ilvl w:val="0"/>
-          <w:numId w:val="35"/>
-        </w:numPr>
-        <w:spacing w:before="100" w:beforeAutospacing="1" w:after="100" w:afterAutospacing="1"/>
-        <w:jc w:val="both"/>
-        <w:rPr>
-          <w:rFonts w:ascii="Times New Roman" w:eastAsia="Times New Roman" w:hAnsi="Times New Roman" w:cs="Times New Roman"/>
-          <w:sz w:val="24"/>
-          <w:szCs w:val="24"/>
-          <w:lang w:eastAsia="en-US"/>
-        </w:rPr>
-      </w:pPr>
-      <w:r>
-        <w:rPr>
-          <w:rFonts w:ascii="Times New Roman" w:eastAsia="Times New Roman" w:hAnsi="Times New Roman" w:cs="Times New Roman"/>
-          <w:sz w:val="24"/>
-          <w:szCs w:val="24"/>
-          <w:lang w:eastAsia="en-US"/>
-        </w:rPr>
-        <w:t xml:space="preserve">Introduced early containerization practices with </w:t>
-      </w:r>
-      <w:r>
-        <w:rPr>
-          <w:rFonts w:ascii="Times New Roman" w:eastAsia="Times New Roman" w:hAnsi="Times New Roman" w:cs="Times New Roman"/>
-          <w:b/>
-          <w:bCs/>
-          <w:sz w:val="24"/>
-          <w:szCs w:val="24"/>
-          <w:lang w:eastAsia="en-US"/>
-        </w:rPr>
-        <w:t>Docker</w:t>
-      </w:r>
-      <w:r>
-        <w:rPr>
-          <w:rFonts w:ascii="Times New Roman" w:eastAsia="Times New Roman" w:hAnsi="Times New Roman" w:cs="Times New Roman"/>
-          <w:sz w:val="24"/>
-          <w:szCs w:val="24"/>
-          <w:lang w:eastAsia="en-US"/>
-        </w:rPr>
-        <w:t>, local environment scripts, and repeatable service configuration to reduce setup differences between developer machines and shared servers.</w:t>
-      </w:r>
-    </w:p>
-    <w:p>
-      <w:pPr>
-        <w:pStyle w:val="ListParagraph"/>
-        <w:numPr>
-          <w:ilvl w:val="0"/>
-          <w:numId w:val="35"/>
-        </w:numPr>
-        <w:spacing w:before="100" w:beforeAutospacing="1" w:after="100" w:afterAutospacing="1"/>
-        <w:jc w:val="both"/>
-        <w:rPr>
-          <w:rFonts w:ascii="Times New Roman" w:eastAsia="Times New Roman" w:hAnsi="Times New Roman" w:cs="Times New Roman"/>
-          <w:sz w:val="24"/>
-          <w:szCs w:val="24"/>
-          <w:lang w:eastAsia="en-US"/>
-        </w:rPr>
-      </w:pPr>
-      <w:r>
-        <w:rPr>
-          <w:rFonts w:ascii="Times New Roman" w:eastAsia="Times New Roman" w:hAnsi="Times New Roman" w:cs="Times New Roman"/>
-          <w:sz w:val="24"/>
-          <w:szCs w:val="24"/>
-          <w:lang w:eastAsia="en-US"/>
-        </w:rPr>
-        <w:t xml:space="preserve">Improved deployment speed by </w:t>
-      </w:r>
-      <w:r>
-        <w:rPr>
-          <w:rFonts w:ascii="Times New Roman" w:eastAsia="Times New Roman" w:hAnsi="Times New Roman" w:cs="Times New Roman"/>
-          <w:b/>
-          <w:bCs/>
-          <w:sz w:val="24"/>
-          <w:szCs w:val="24"/>
-          <w:lang w:eastAsia="en-US"/>
-        </w:rPr>
-        <w:t>27%</w:t>
-      </w:r>
-      <w:r>
-        <w:rPr>
-          <w:rFonts w:ascii="Times New Roman" w:eastAsia="Times New Roman" w:hAnsi="Times New Roman" w:cs="Times New Roman"/>
-          <w:sz w:val="24"/>
-          <w:szCs w:val="24"/>
-          <w:lang w:eastAsia="en-US"/>
-        </w:rPr>
-        <w:t xml:space="preserve"> by standardizing Jenkins jobs, release notes, build packaging, environment configuration, and database migration procedures.</w:t>
-      </w:r>
-    </w:p>
-    <w:p>
-      <w:pPr>
-        <w:pStyle w:val="ListParagraph"/>
-        <w:numPr>
-          <w:ilvl w:val="0"/>
-          <w:numId w:val="35"/>
-        </w:numPr>
-        <w:spacing w:before="100" w:beforeAutospacing="1" w:after="100" w:afterAutospacing="1"/>
-        <w:jc w:val="both"/>
-        <w:rPr>
-          <w:rFonts w:ascii="Times New Roman" w:eastAsia="Times New Roman" w:hAnsi="Times New Roman" w:cs="Times New Roman"/>
-          <w:sz w:val="24"/>
-          <w:szCs w:val="24"/>
-          <w:lang w:eastAsia="en-US"/>
-        </w:rPr>
-      </w:pPr>
-      <w:r>
-        <w:rPr>
-          <w:rFonts w:ascii="Times New Roman" w:eastAsia="Times New Roman" w:hAnsi="Times New Roman" w:cs="Times New Roman"/>
-          <w:sz w:val="24"/>
-          <w:szCs w:val="24"/>
-          <w:lang w:eastAsia="en-US"/>
-        </w:rPr>
-        <w:t>Troubleshot production defects caused by missing environment values, incorrect file permissions, slow SQL queries, stale cache entries, failed uploads, and inconsistent dependency versions.</w:t>
-      </w:r>
-    </w:p>
-    <w:p>
-      <w:pPr>
-        <w:pStyle w:val="ListParagraph"/>
-        <w:numPr>
-          <w:ilvl w:val="0"/>
-          <w:numId w:val="35"/>
-        </w:numPr>
-        <w:spacing w:before="100" w:beforeAutospacing="1" w:after="100" w:afterAutospacing="1"/>
-        <w:jc w:val="both"/>
-        <w:rPr>
-          <w:rFonts w:ascii="Times New Roman" w:eastAsia="Times New Roman" w:hAnsi="Times New Roman" w:cs="Times New Roman"/>
-          <w:sz w:val="24"/>
-          <w:szCs w:val="24"/>
-          <w:lang w:eastAsia="en-US"/>
-        </w:rPr>
-      </w:pPr>
-      <w:r>
-        <w:rPr>
-          <w:rFonts w:ascii="Times New Roman" w:eastAsia="Times New Roman" w:hAnsi="Times New Roman" w:cs="Times New Roman"/>
-          <w:sz w:val="24"/>
-          <w:szCs w:val="24"/>
-          <w:lang w:eastAsia="en-US"/>
-        </w:rPr>
-        <w:t xml:space="preserve">Implemented monitoring improvements with server health checks, disk alerts, application log review, </w:t>
-      </w:r>
-      <w:proofErr w:type="spellStart"/>
-      <w:r>
-        <w:rPr>
-          <w:rFonts w:ascii="Times New Roman" w:eastAsia="Times New Roman" w:hAnsi="Times New Roman" w:cs="Times New Roman"/>
-          <w:sz w:val="24"/>
-          <w:szCs w:val="24"/>
-          <w:lang w:eastAsia="en-US"/>
-        </w:rPr>
-        <w:t>cron</w:t>
-      </w:r>
-      <w:proofErr w:type="spellEnd"/>
-      <w:r>
-        <w:rPr>
-          <w:rFonts w:ascii="Times New Roman" w:eastAsia="Times New Roman" w:hAnsi="Times New Roman" w:cs="Times New Roman"/>
-          <w:sz w:val="24"/>
-          <w:szCs w:val="24"/>
-          <w:lang w:eastAsia="en-US"/>
-        </w:rPr>
-        <w:t xml:space="preserve"> failure tracking, and basic service availability dashboards.</w:t>
-      </w:r>
-    </w:p>
-    <w:p>
-      <w:pPr>
-        <w:pStyle w:val="ListParagraph"/>
-        <w:numPr>
-          <w:ilvl w:val="0"/>
-          <w:numId w:val="35"/>
-        </w:numPr>
-        <w:spacing w:before="100" w:beforeAutospacing="1" w:after="100" w:afterAutospacing="1"/>
-        <w:jc w:val="both"/>
-        <w:rPr>
-          <w:rFonts w:ascii="Times New Roman" w:eastAsia="Times New Roman" w:hAnsi="Times New Roman" w:cs="Times New Roman"/>
-          <w:sz w:val="24"/>
-          <w:szCs w:val="24"/>
-          <w:lang w:eastAsia="en-US"/>
-        </w:rPr>
-      </w:pPr>
-      <w:r>
-        <w:rPr>
-          <w:rFonts w:ascii="Times New Roman" w:eastAsia="Times New Roman" w:hAnsi="Times New Roman" w:cs="Times New Roman"/>
-          <w:sz w:val="24"/>
-          <w:szCs w:val="24"/>
-          <w:lang w:eastAsia="en-US"/>
-        </w:rPr>
-        <w:t>Supported database maintenance activities including backup scheduling, migration verification, index review, query optimization, and restoration testing for critical application data.</w:t>
-      </w:r>
-    </w:p>
-    <w:p>
-      <w:pPr>
-        <w:pStyle w:val="ListParagraph"/>
-        <w:numPr>
-          <w:ilvl w:val="0"/>
-          <w:numId w:val="35"/>
-        </w:numPr>
-        <w:spacing w:before="100" w:beforeAutospacing="1" w:after="100" w:afterAutospacing="1"/>
-        <w:jc w:val="both"/>
-        <w:rPr>
-          <w:rFonts w:ascii="Times New Roman" w:eastAsia="Times New Roman" w:hAnsi="Times New Roman" w:cs="Times New Roman"/>
-          <w:sz w:val="24"/>
-          <w:szCs w:val="24"/>
-          <w:lang w:eastAsia="en-US"/>
-        </w:rPr>
-      </w:pPr>
-      <w:r>
-        <w:rPr>
-          <w:rFonts w:ascii="Times New Roman" w:eastAsia="Times New Roman" w:hAnsi="Times New Roman" w:cs="Times New Roman"/>
-          <w:sz w:val="24"/>
-          <w:szCs w:val="24"/>
-          <w:lang w:eastAsia="en-US"/>
-        </w:rPr>
-        <w:t>Collaborated with senior engineers on legacy modernization work, moving older application modules toward cleaner release processes, improved version control discipline, and safer deployment routines.</w:t>
-      </w:r>
-    </w:p>
-    <w:p>
-      <w:pPr>
-        <w:pStyle w:val="ListParagraph"/>
-        <w:numPr>
-          <w:ilvl w:val="0"/>
-          <w:numId w:val="35"/>
-        </w:numPr>
-        <w:spacing w:before="100" w:beforeAutospacing="1" w:after="100" w:afterAutospacing="1"/>
-        <w:jc w:val="both"/>
-        <w:rPr>
-          <w:rFonts w:ascii="Times New Roman" w:eastAsia="Times New Roman" w:hAnsi="Times New Roman" w:cs="Times New Roman"/>
-          <w:sz w:val="24"/>
-          <w:szCs w:val="24"/>
-          <w:lang w:eastAsia="en-US"/>
-        </w:rPr>
-      </w:pPr>
-      <w:r>
-        <w:rPr>
-          <w:rFonts w:ascii="Times New Roman" w:eastAsia="Times New Roman" w:hAnsi="Times New Roman" w:cs="Times New Roman"/>
-          <w:sz w:val="24"/>
-          <w:szCs w:val="24"/>
-          <w:lang w:eastAsia="en-US"/>
-        </w:rPr>
-        <w:t>Documented operational procedures for deployments, server provisioning, rollback steps, access requests, and recurring incident patterns to improve handoff between engineering and support teams.</w:t>
-      </w:r>
-    </w:p>
-    <w:p>
-      <w:pPr>
-        <w:pStyle w:val="Heading3"/>
-        <w:spacing w:beforeAutospacing="0" w:afterAutospacing="0"/>
-        <w:jc w:val="both"/>
-        <w:rPr>
-          <w:rStyle w:val="Strong"/>
-          <w:rFonts w:asciiTheme="majorBidi" w:hAnsiTheme="majorBidi" w:cstheme="majorBidi" w:hint="default"/>
-          <w:b/>
-          <w:bCs/>
-        </w:rPr>
-      </w:pPr>
-      <w:r>
-        <w:rPr>
-          <w:rStyle w:val="Strong"/>
-          <w:rFonts w:asciiTheme="majorBidi" w:hAnsiTheme="majorBidi" w:cstheme="majorBidi" w:hint="default"/>
-          <w:b/>
-          <w:bCs/>
-        </w:rPr>
-        <w:t xml:space="preserve">Decima Digital </w:t>
-      </w:r>
-    </w:p>
-    <w:p>
-      <w:pPr>
-        <w:pStyle w:val="Heading3"/>
-        <w:spacing w:beforeAutospacing="0" w:afterAutospacing="0"/>
-        <w:jc w:val="both"/>
-        <w:rPr>
-          <w:rFonts w:asciiTheme="majorBidi" w:hAnsiTheme="majorBidi" w:cstheme="majorBidi" w:hint="default"/>
-        </w:rPr>
-      </w:pPr>
-      <w:r>
-        <w:rPr>
-          <w:rStyle w:val="Strong"/>
-          <w:rFonts w:asciiTheme="majorBidi" w:hAnsiTheme="majorBidi" w:cstheme="majorBidi" w:hint="default"/>
-          <w:b/>
-          <w:bCs/>
-        </w:rPr>
-        <w:t>Software Developer</w:t>
-      </w:r>
-    </w:p>
-    <w:p>
-      <w:pPr>
-        <w:pStyle w:val="NormalWeb"/>
-        <w:spacing w:beforeAutospacing="0" w:afterAutospacing="0"/>
-        <w:jc w:val="both"/>
-        <w:rPr>
-          <w:rFonts w:asciiTheme="majorBidi" w:hAnsiTheme="majorBidi" w:cstheme="majorBidi"/>
-          <w:b/>
-          <w:sz w:val="22"/>
-        </w:rPr>
-      </w:pPr>
-      <w:r>
-        <w:rPr>
-          <w:rStyle w:val="Strong"/>
-          <w:rFonts w:asciiTheme="majorBidi" w:hAnsiTheme="majorBidi" w:cstheme="majorBidi"/>
-          <w:b w:val="0"/>
-          <w:sz w:val="22"/>
-        </w:rPr>
-        <w:t>(</w:t>
-      </w:r>
-      <w:r>
-        <w:rPr>
-          <w:rStyle w:val="Strong"/>
-          <w:rFonts w:asciiTheme="majorBidi" w:hAnsiTheme="majorBidi" w:cstheme="majorBidi"/>
-          <w:b w:val="0"/>
-          <w:sz w:val="22"/>
-        </w:rPr>
-        <w:t xml:space="preserve">November 2015 – April </w:t>
-      </w:r>
-      <w:proofErr w:type="gramStart"/>
-      <w:r>
-        <w:rPr>
-          <w:rStyle w:val="Strong"/>
-          <w:rFonts w:asciiTheme="majorBidi" w:hAnsiTheme="majorBidi" w:cstheme="majorBidi"/>
-          <w:b w:val="0"/>
-          <w:sz w:val="22"/>
-        </w:rPr>
-        <w:t>2016</w:t>
-      </w:r>
-      <w:r>
-        <w:rPr>
-          <w:rFonts w:asciiTheme="majorBidi" w:hAnsiTheme="majorBidi" w:cstheme="majorBidi"/>
-          <w:b/>
-          <w:sz w:val="22"/>
-        </w:rPr>
-        <w:t xml:space="preserve"> </w:t>
-      </w:r>
-      <w:r>
-        <w:rPr>
-          <w:rFonts w:asciiTheme="majorBidi" w:hAnsiTheme="majorBidi" w:cstheme="majorBidi"/>
-          <w:b/>
-          <w:sz w:val="22"/>
-        </w:rPr>
-        <w:t>)</w:t>
-      </w:r>
-      <w:proofErr w:type="gramEnd"/>
-    </w:p>
-    <w:p>
-      <w:pPr>
-        <w:pStyle w:val="NormalWeb"/>
-        <w:spacing w:beforeAutospacing="0" w:afterAutospacing="0"/>
-        <w:jc w:val="both"/>
-        <w:rPr>
-          <w:rFonts w:asciiTheme="majorBidi" w:hAnsiTheme="majorBidi" w:cstheme="majorBidi"/>
-          <w:i/>
-        </w:rPr>
-      </w:pPr>
-      <w:r>
-        <w:rPr>
-          <w:rFonts w:asciiTheme="majorBidi" w:hAnsiTheme="majorBidi" w:cstheme="majorBidi"/>
-          <w:i/>
-        </w:rPr>
-        <w:t>Remote</w:t>
-      </w:r>
-      <w:r>
-        <w:rPr>
-          <w:rFonts w:asciiTheme="majorBidi" w:hAnsiTheme="majorBidi" w:cstheme="majorBidi"/>
-          <w:i/>
-        </w:rPr>
-        <w:t>, Estonia</w:t>
-      </w:r>
-    </w:p>
-    <w:p>
-      <w:pPr>
-        <w:pStyle w:val="ListParagraph"/>
-        <w:numPr>
-          <w:ilvl w:val="0"/>
-          <w:numId w:val="40"/>
-        </w:numPr>
-        <w:spacing w:before="100" w:beforeAutospacing="1" w:after="100" w:afterAutospacing="1"/>
-        <w:jc w:val="both"/>
-        <w:rPr>
-          <w:rFonts w:ascii="Times New Roman" w:eastAsia="Times New Roman" w:hAnsi="Times New Roman" w:cs="Times New Roman"/>
-          <w:sz w:val="24"/>
-          <w:szCs w:val="24"/>
-          <w:lang w:eastAsia="en-US"/>
-        </w:rPr>
-      </w:pPr>
-      <w:r>
-        <w:rPr>
-          <w:rFonts w:ascii="Times New Roman" w:eastAsia="Times New Roman" w:hAnsi="Times New Roman" w:cs="Times New Roman"/>
-          <w:sz w:val="24"/>
-          <w:szCs w:val="24"/>
-          <w:lang w:eastAsia="en-US"/>
-        </w:rPr>
-        <w:t xml:space="preserve">Supported development and release activities for digital commerce applications running on </w:t>
-      </w:r>
-      <w:r>
-        <w:rPr>
-          <w:rFonts w:ascii="Times New Roman" w:eastAsia="Times New Roman" w:hAnsi="Times New Roman" w:cs="Times New Roman"/>
-          <w:b/>
-          <w:bCs/>
-          <w:sz w:val="24"/>
-          <w:szCs w:val="24"/>
-          <w:lang w:eastAsia="en-US"/>
-        </w:rPr>
-        <w:t xml:space="preserve">Linux servers, </w:t>
-      </w:r>
-      <w:proofErr w:type="spellStart"/>
-      <w:r>
-        <w:rPr>
-          <w:rFonts w:ascii="Times New Roman" w:eastAsia="Times New Roman" w:hAnsi="Times New Roman" w:cs="Times New Roman"/>
-          <w:b/>
-          <w:bCs/>
-          <w:sz w:val="24"/>
-          <w:szCs w:val="24"/>
-          <w:lang w:eastAsia="en-US"/>
-        </w:rPr>
-        <w:t>Git</w:t>
-      </w:r>
-      <w:proofErr w:type="spellEnd"/>
-      <w:r>
-        <w:rPr>
-          <w:rFonts w:ascii="Times New Roman" w:eastAsia="Times New Roman" w:hAnsi="Times New Roman" w:cs="Times New Roman"/>
-          <w:b/>
-          <w:bCs/>
-          <w:sz w:val="24"/>
-          <w:szCs w:val="24"/>
-          <w:lang w:eastAsia="en-US"/>
-        </w:rPr>
-        <w:t xml:space="preserve"> repositories, Apache/Nginx, MySQL, PHP, JavaScript, and shell scripts</w:t>
-      </w:r>
-      <w:r>
-        <w:rPr>
-          <w:rFonts w:ascii="Times New Roman" w:eastAsia="Times New Roman" w:hAnsi="Times New Roman" w:cs="Times New Roman"/>
-          <w:sz w:val="24"/>
-          <w:szCs w:val="24"/>
-          <w:lang w:eastAsia="en-US"/>
-        </w:rPr>
-        <w:t>.</w:t>
-      </w:r>
-    </w:p>
-    <w:p>
-      <w:pPr>
-        <w:pStyle w:val="ListParagraph"/>
-        <w:numPr>
-          <w:ilvl w:val="0"/>
-          <w:numId w:val="40"/>
-        </w:numPr>
-        <w:spacing w:before="100" w:beforeAutospacing="1" w:after="100" w:afterAutospacing="1"/>
-        <w:jc w:val="both"/>
-        <w:rPr>
-          <w:rFonts w:ascii="Times New Roman" w:eastAsia="Times New Roman" w:hAnsi="Times New Roman" w:cs="Times New Roman"/>
-          <w:sz w:val="24"/>
-          <w:szCs w:val="24"/>
-          <w:lang w:eastAsia="en-US"/>
-        </w:rPr>
-      </w:pPr>
-      <w:r>
-        <w:rPr>
-          <w:rFonts w:ascii="Times New Roman" w:eastAsia="Times New Roman" w:hAnsi="Times New Roman" w:cs="Times New Roman"/>
-          <w:sz w:val="24"/>
-          <w:szCs w:val="24"/>
-          <w:lang w:eastAsia="en-US"/>
-        </w:rPr>
-        <w:t>Assisted with deployment preparation by validating configuration files, reviewing database migration steps, packaging application changes, and checking server readiness before releases.</w:t>
-      </w:r>
-    </w:p>
-    <w:p>
-      <w:pPr>
-        <w:pStyle w:val="ListParagraph"/>
-        <w:numPr>
-          <w:ilvl w:val="0"/>
-          <w:numId w:val="40"/>
-        </w:numPr>
-        <w:spacing w:before="100" w:beforeAutospacing="1" w:after="100" w:afterAutospacing="1"/>
-        <w:jc w:val="both"/>
-        <w:rPr>
-          <w:rFonts w:ascii="Times New Roman" w:eastAsia="Times New Roman" w:hAnsi="Times New Roman" w:cs="Times New Roman"/>
-          <w:sz w:val="24"/>
-          <w:szCs w:val="24"/>
-          <w:lang w:eastAsia="en-US"/>
-        </w:rPr>
-      </w:pPr>
-      <w:r>
-        <w:rPr>
-          <w:rFonts w:ascii="Times New Roman" w:eastAsia="Times New Roman" w:hAnsi="Times New Roman" w:cs="Times New Roman"/>
-          <w:sz w:val="24"/>
-          <w:szCs w:val="24"/>
-          <w:lang w:eastAsia="en-US"/>
-        </w:rPr>
-        <w:t>Improved release coordination by creating clearer deployment notes, rollback instructions, environment checklists, and defect handoff details for developers and support staff.</w:t>
-      </w:r>
-    </w:p>
-    <w:p>
-      <w:pPr>
-        <w:pStyle w:val="ListParagraph"/>
-        <w:numPr>
-          <w:ilvl w:val="0"/>
-          <w:numId w:val="40"/>
-        </w:numPr>
-        <w:spacing w:before="100" w:beforeAutospacing="1" w:after="100" w:afterAutospacing="1"/>
-        <w:jc w:val="both"/>
-        <w:rPr>
-          <w:rFonts w:ascii="Times New Roman" w:eastAsia="Times New Roman" w:hAnsi="Times New Roman" w:cs="Times New Roman"/>
-          <w:sz w:val="24"/>
-          <w:szCs w:val="24"/>
-          <w:lang w:eastAsia="en-US"/>
-        </w:rPr>
-      </w:pPr>
-      <w:r>
-        <w:rPr>
-          <w:rFonts w:ascii="Times New Roman" w:eastAsia="Times New Roman" w:hAnsi="Times New Roman" w:cs="Times New Roman"/>
-          <w:sz w:val="24"/>
-          <w:szCs w:val="24"/>
-          <w:lang w:eastAsia="en-US"/>
-        </w:rPr>
-        <w:t>Resolved application support issues involving broken redirects, upload failures, cache inconsistencies, incorrect permissions, slow pages, and missing configuration values.</w:t>
-      </w:r>
-    </w:p>
-    <w:p>
-      <w:pPr>
-        <w:pStyle w:val="ListParagraph"/>
-        <w:numPr>
-          <w:ilvl w:val="0"/>
-          <w:numId w:val="40"/>
-        </w:numPr>
-        <w:spacing w:before="100" w:beforeAutospacing="1" w:after="100" w:afterAutospacing="1"/>
-        <w:jc w:val="both"/>
-        <w:rPr>
-          <w:rFonts w:ascii="Times New Roman" w:eastAsia="Times New Roman" w:hAnsi="Times New Roman" w:cs="Times New Roman"/>
-          <w:sz w:val="24"/>
-          <w:szCs w:val="24"/>
-          <w:lang w:eastAsia="en-US"/>
-        </w:rPr>
-      </w:pPr>
-      <w:r>
-        <w:rPr>
-          <w:rFonts w:ascii="Times New Roman" w:eastAsia="Times New Roman" w:hAnsi="Times New Roman" w:cs="Times New Roman"/>
-          <w:sz w:val="24"/>
-          <w:szCs w:val="24"/>
-          <w:lang w:eastAsia="en-US"/>
-        </w:rPr>
-        <w:t xml:space="preserve">Maintained basic automation scripts for log cleanup, backup checks, file </w:t>
-      </w:r>
-      <w:proofErr w:type="gramStart"/>
-      <w:r>
-        <w:rPr>
-          <w:rFonts w:ascii="Times New Roman" w:eastAsia="Times New Roman" w:hAnsi="Times New Roman" w:cs="Times New Roman"/>
-          <w:sz w:val="24"/>
-          <w:szCs w:val="24"/>
-          <w:lang w:eastAsia="en-US"/>
-        </w:rPr>
-        <w:t>synchronization,</w:t>
-      </w:r>
-      <w:proofErr w:type="gramEnd"/>
-      <w:r>
-        <w:rPr>
-          <w:rFonts w:ascii="Times New Roman" w:eastAsia="Times New Roman" w:hAnsi="Times New Roman" w:cs="Times New Roman"/>
-          <w:sz w:val="24"/>
-          <w:szCs w:val="24"/>
-          <w:lang w:eastAsia="en-US"/>
-        </w:rPr>
-        <w:t xml:space="preserve"> and recurring operational tasks across staging and production-like environments.</w:t>
-      </w:r>
-    </w:p>
-    <w:p>
-      <w:pPr>
-        <w:pStyle w:val="ListParagraph"/>
-        <w:numPr>
-          <w:ilvl w:val="0"/>
-          <w:numId w:val="40"/>
-        </w:numPr>
-        <w:spacing w:before="100" w:beforeAutospacing="1" w:after="100" w:afterAutospacing="1"/>
-        <w:jc w:val="both"/>
-        <w:rPr>
-          <w:rFonts w:ascii="Times New Roman" w:eastAsia="Times New Roman" w:hAnsi="Times New Roman" w:cs="Times New Roman"/>
-          <w:sz w:val="24"/>
-          <w:szCs w:val="24"/>
-          <w:lang w:eastAsia="en-US"/>
-        </w:rPr>
-      </w:pPr>
-      <w:r>
-        <w:rPr>
-          <w:rFonts w:ascii="Times New Roman" w:eastAsia="Times New Roman" w:hAnsi="Times New Roman" w:cs="Times New Roman"/>
-          <w:sz w:val="24"/>
-          <w:szCs w:val="24"/>
-          <w:lang w:eastAsia="en-US"/>
-        </w:rPr>
-        <w:t>Worked with senior engineers to understand network routing, server logs, database access patterns, SSL configuration, DNS records, and application troubleshooting workflows.</w:t>
-      </w:r>
-    </w:p>
-    <w:p>
-      <w:pPr>
-        <w:pStyle w:val="ListParagraph"/>
-        <w:numPr>
-          <w:ilvl w:val="0"/>
-          <w:numId w:val="40"/>
-        </w:numPr>
-        <w:spacing w:before="100" w:beforeAutospacing="1" w:after="100" w:afterAutospacing="1"/>
-        <w:jc w:val="both"/>
-        <w:rPr>
-          <w:rStyle w:val="Strong"/>
-          <w:rFonts w:ascii="Times New Roman" w:eastAsia="Times New Roman" w:hAnsi="Times New Roman" w:cs="Times New Roman"/>
-          <w:b w:val="0"/>
-          <w:bCs w:val="0"/>
-          <w:sz w:val="24"/>
-          <w:szCs w:val="24"/>
-          <w:lang w:eastAsia="en-US"/>
-        </w:rPr>
-      </w:pPr>
-      <w:r>
-        <w:rPr>
-          <w:rFonts w:ascii="Times New Roman" w:eastAsia="Times New Roman" w:hAnsi="Times New Roman" w:cs="Times New Roman"/>
-          <w:sz w:val="24"/>
-          <w:szCs w:val="24"/>
-          <w:lang w:eastAsia="en-US"/>
-        </w:rPr>
-        <w:t>Contributed to legacy code and infrastructure cleanup by removing unused configuration entries, improving deployment documentation, and validating fixes after production releases.</w:t>
-      </w:r>
-    </w:p>
-    <w:p>
-      <w:pPr>
-        <w:pStyle w:val="Heading3"/>
-        <w:spacing w:beforeAutospacing="0" w:afterAutospacing="0"/>
-        <w:jc w:val="both"/>
-        <w:rPr>
-          <w:rStyle w:val="Strong"/>
-          <w:rFonts w:asciiTheme="majorBidi" w:hAnsiTheme="majorBidi" w:cstheme="majorBidi" w:hint="default"/>
-          <w:b/>
-          <w:bCs/>
-        </w:rPr>
-      </w:pPr>
-      <w:proofErr w:type="spellStart"/>
-      <w:r>
-        <w:rPr>
-          <w:rStyle w:val="Strong"/>
-          <w:rFonts w:asciiTheme="majorBidi" w:hAnsiTheme="majorBidi" w:cstheme="majorBidi" w:hint="default"/>
-          <w:b/>
-          <w:bCs/>
-        </w:rPr>
-        <w:t>Borna</w:t>
-      </w:r>
-      <w:proofErr w:type="spellEnd"/>
-      <w:r>
-        <w:rPr>
-          <w:rStyle w:val="Strong"/>
-          <w:rFonts w:asciiTheme="majorBidi" w:hAnsiTheme="majorBidi" w:cstheme="majorBidi" w:hint="default"/>
-          <w:b/>
-          <w:bCs/>
-        </w:rPr>
-        <w:t xml:space="preserve"> Technology </w:t>
-      </w:r>
-    </w:p>
-    <w:p>
-      <w:pPr>
-        <w:pStyle w:val="Heading3"/>
-        <w:spacing w:beforeAutospacing="0" w:afterAutospacing="0"/>
-        <w:jc w:val="both"/>
-        <w:rPr>
-          <w:rFonts w:asciiTheme="majorBidi" w:hAnsiTheme="majorBidi" w:cstheme="majorBidi" w:hint="default"/>
-        </w:rPr>
-      </w:pPr>
-      <w:r>
-        <w:rPr>
-          <w:rStyle w:val="Strong"/>
-          <w:rFonts w:asciiTheme="majorBidi" w:hAnsiTheme="majorBidi" w:cstheme="majorBidi" w:hint="default"/>
-          <w:b/>
-          <w:bCs/>
-        </w:rPr>
-        <w:t>Software Developer Intern</w:t>
-      </w:r>
-    </w:p>
-    <w:p>
-      <w:pPr>
-        <w:pStyle w:val="NormalWeb"/>
-        <w:spacing w:beforeAutospacing="0" w:afterAutospacing="0"/>
-        <w:jc w:val="both"/>
-        <w:rPr>
-          <w:rFonts w:asciiTheme="majorBidi" w:hAnsiTheme="majorBidi" w:cstheme="majorBidi"/>
-          <w:b/>
-          <w:sz w:val="22"/>
-        </w:rPr>
-      </w:pPr>
-      <w:r>
-        <w:rPr>
-          <w:rStyle w:val="Strong"/>
-          <w:rFonts w:asciiTheme="majorBidi" w:hAnsiTheme="majorBidi" w:cstheme="majorBidi"/>
-          <w:b w:val="0"/>
-          <w:sz w:val="22"/>
-        </w:rPr>
-        <w:t>(</w:t>
-      </w:r>
-      <w:r>
-        <w:rPr>
-          <w:rStyle w:val="Strong"/>
-          <w:rFonts w:asciiTheme="majorBidi" w:hAnsiTheme="majorBidi" w:cstheme="majorBidi"/>
-          <w:b w:val="0"/>
-          <w:sz w:val="22"/>
-        </w:rPr>
-        <w:t>September 2014 – August 2015</w:t>
-      </w:r>
-      <w:r>
-        <w:rPr>
-          <w:rStyle w:val="Strong"/>
-          <w:rFonts w:asciiTheme="majorBidi" w:hAnsiTheme="majorBidi" w:cstheme="majorBidi"/>
-          <w:b w:val="0"/>
-          <w:sz w:val="22"/>
-        </w:rPr>
-        <w:t>)</w:t>
-      </w:r>
-      <w:r>
-        <w:rPr>
-          <w:rFonts w:asciiTheme="majorBidi" w:hAnsiTheme="majorBidi" w:cstheme="majorBidi"/>
-          <w:b/>
-          <w:sz w:val="22"/>
-        </w:rPr>
-        <w:t xml:space="preserve"> </w:t>
-      </w:r>
-    </w:p>
-    <w:p>
-      <w:pPr>
-        <w:pStyle w:val="NormalWeb"/>
-        <w:spacing w:beforeAutospacing="0" w:afterAutospacing="0"/>
-        <w:jc w:val="both"/>
-        <w:rPr>
-          <w:rFonts w:asciiTheme="majorBidi" w:hAnsiTheme="majorBidi" w:cstheme="majorBidi"/>
-          <w:i/>
-        </w:rPr>
-      </w:pPr>
-      <w:r>
-        <w:rPr>
-          <w:rFonts w:asciiTheme="majorBidi" w:hAnsiTheme="majorBidi" w:cstheme="majorBidi"/>
-          <w:i/>
-        </w:rPr>
-        <w:t>Tallinn, Estonia</w:t>
-      </w:r>
-    </w:p>
-    <w:p>
-      <w:pPr>
-        <w:pStyle w:val="ListParagraph"/>
-        <w:numPr>
-          <w:ilvl w:val="0"/>
-          <w:numId w:val="41"/>
-        </w:numPr>
-        <w:spacing w:before="100" w:beforeAutospacing="1" w:after="100" w:afterAutospacing="1"/>
-        <w:jc w:val="both"/>
-        <w:rPr>
-          <w:rFonts w:ascii="Times New Roman" w:eastAsia="Times New Roman" w:hAnsi="Times New Roman" w:cs="Times New Roman"/>
-          <w:sz w:val="24"/>
-          <w:szCs w:val="24"/>
-          <w:lang w:eastAsia="en-US"/>
-        </w:rPr>
-      </w:pPr>
-      <w:r>
-        <w:rPr>
-          <w:rFonts w:ascii="Times New Roman" w:eastAsia="Times New Roman" w:hAnsi="Times New Roman" w:cs="Times New Roman"/>
-          <w:sz w:val="24"/>
-          <w:szCs w:val="24"/>
-          <w:lang w:eastAsia="en-US"/>
-        </w:rPr>
-        <w:t xml:space="preserve">Assisted engineering teams with internal web applications, basic infrastructure tasks, Linux troubleshooting, </w:t>
-      </w:r>
-      <w:proofErr w:type="spellStart"/>
-      <w:r>
-        <w:rPr>
-          <w:rFonts w:ascii="Times New Roman" w:eastAsia="Times New Roman" w:hAnsi="Times New Roman" w:cs="Times New Roman"/>
-          <w:sz w:val="24"/>
-          <w:szCs w:val="24"/>
-          <w:lang w:eastAsia="en-US"/>
-        </w:rPr>
-        <w:t>Git</w:t>
-      </w:r>
-      <w:proofErr w:type="spellEnd"/>
-      <w:r>
-        <w:rPr>
-          <w:rFonts w:ascii="Times New Roman" w:eastAsia="Times New Roman" w:hAnsi="Times New Roman" w:cs="Times New Roman"/>
-          <w:sz w:val="24"/>
-          <w:szCs w:val="24"/>
-          <w:lang w:eastAsia="en-US"/>
-        </w:rPr>
-        <w:t xml:space="preserve"> workflows, database updates, and application support activities.</w:t>
-      </w:r>
-    </w:p>
-    <w:p>
-      <w:pPr>
-        <w:pStyle w:val="ListParagraph"/>
-        <w:numPr>
-          <w:ilvl w:val="0"/>
-          <w:numId w:val="41"/>
-        </w:numPr>
-        <w:spacing w:before="100" w:beforeAutospacing="1" w:after="100" w:afterAutospacing="1"/>
-        <w:jc w:val="both"/>
-        <w:rPr>
-          <w:rFonts w:ascii="Times New Roman" w:eastAsia="Times New Roman" w:hAnsi="Times New Roman" w:cs="Times New Roman"/>
-          <w:sz w:val="24"/>
-          <w:szCs w:val="24"/>
-          <w:lang w:eastAsia="en-US"/>
-        </w:rPr>
-      </w:pPr>
-      <w:r>
-        <w:rPr>
-          <w:rFonts w:ascii="Times New Roman" w:eastAsia="Times New Roman" w:hAnsi="Times New Roman" w:cs="Times New Roman"/>
-          <w:sz w:val="24"/>
-          <w:szCs w:val="24"/>
-          <w:lang w:eastAsia="en-US"/>
-        </w:rPr>
-        <w:lastRenderedPageBreak/>
-        <w:t xml:space="preserve">Created small automation scripts using </w:t>
-      </w:r>
-      <w:r>
-        <w:rPr>
-          <w:rFonts w:ascii="Times New Roman" w:eastAsia="Times New Roman" w:hAnsi="Times New Roman" w:cs="Times New Roman"/>
-          <w:b/>
-          <w:bCs/>
-          <w:sz w:val="24"/>
-          <w:szCs w:val="24"/>
-          <w:lang w:eastAsia="en-US"/>
-        </w:rPr>
-        <w:t>Bash and Python</w:t>
-      </w:r>
-      <w:r>
-        <w:rPr>
-          <w:rFonts w:ascii="Times New Roman" w:eastAsia="Times New Roman" w:hAnsi="Times New Roman" w:cs="Times New Roman"/>
-          <w:sz w:val="24"/>
-          <w:szCs w:val="24"/>
-          <w:lang w:eastAsia="en-US"/>
-        </w:rPr>
-        <w:t xml:space="preserve"> to simplify repetitive development tasks, log checks, test data preparation, and local environment setup.</w:t>
-      </w:r>
-    </w:p>
-    <w:p>
-      <w:pPr>
-        <w:pStyle w:val="ListParagraph"/>
-        <w:numPr>
-          <w:ilvl w:val="0"/>
-          <w:numId w:val="41"/>
-        </w:numPr>
-        <w:spacing w:before="100" w:beforeAutospacing="1" w:after="100" w:afterAutospacing="1"/>
-        <w:jc w:val="both"/>
-        <w:rPr>
-          <w:rFonts w:ascii="Times New Roman" w:eastAsia="Times New Roman" w:hAnsi="Times New Roman" w:cs="Times New Roman"/>
-          <w:sz w:val="24"/>
-          <w:szCs w:val="24"/>
-          <w:lang w:eastAsia="en-US"/>
-        </w:rPr>
-      </w:pPr>
-      <w:r>
-        <w:rPr>
-          <w:rFonts w:ascii="Times New Roman" w:eastAsia="Times New Roman" w:hAnsi="Times New Roman" w:cs="Times New Roman"/>
-          <w:sz w:val="24"/>
-          <w:szCs w:val="24"/>
-          <w:lang w:eastAsia="en-US"/>
-        </w:rPr>
-        <w:t>Supported QA and release validation by reproducing defects, checking browser behavior, reviewing logs, confirming database records, and documenting steps for senior developers.</w:t>
-      </w:r>
-    </w:p>
-    <w:p>
-      <w:pPr>
-        <w:pStyle w:val="ListParagraph"/>
-        <w:numPr>
-          <w:ilvl w:val="0"/>
-          <w:numId w:val="41"/>
-        </w:numPr>
-        <w:spacing w:before="100" w:beforeAutospacing="1" w:after="100" w:afterAutospacing="1"/>
-        <w:jc w:val="both"/>
-        <w:rPr>
-          <w:rFonts w:ascii="Times New Roman" w:eastAsia="Times New Roman" w:hAnsi="Times New Roman" w:cs="Times New Roman"/>
-          <w:sz w:val="24"/>
-          <w:szCs w:val="24"/>
-          <w:lang w:eastAsia="en-US"/>
-        </w:rPr>
-      </w:pPr>
-      <w:r>
-        <w:rPr>
-          <w:rFonts w:ascii="Times New Roman" w:eastAsia="Times New Roman" w:hAnsi="Times New Roman" w:cs="Times New Roman"/>
-          <w:sz w:val="24"/>
-          <w:szCs w:val="24"/>
-          <w:lang w:eastAsia="en-US"/>
-        </w:rPr>
-        <w:t>Learned production support fundamentals by helping investigate broken builds, server configuration differences, missing assets, permission issues, and deployment checklist gaps.</w:t>
-      </w:r>
-    </w:p>
-    <w:p>
-      <w:pPr>
-        <w:pStyle w:val="ListParagraph"/>
-        <w:numPr>
-          <w:ilvl w:val="0"/>
-          <w:numId w:val="41"/>
-        </w:numPr>
-        <w:spacing w:before="100" w:beforeAutospacing="1" w:after="100" w:afterAutospacing="1"/>
-        <w:jc w:val="both"/>
-        <w:rPr>
-          <w:rFonts w:ascii="Times New Roman" w:eastAsia="Times New Roman" w:hAnsi="Times New Roman" w:cs="Times New Roman"/>
-          <w:sz w:val="24"/>
-          <w:szCs w:val="24"/>
-          <w:lang w:eastAsia="en-US"/>
-        </w:rPr>
-      </w:pPr>
-      <w:r>
-        <w:rPr>
-          <w:rFonts w:ascii="Times New Roman" w:eastAsia="Times New Roman" w:hAnsi="Times New Roman" w:cs="Times New Roman"/>
-          <w:sz w:val="24"/>
-          <w:szCs w:val="24"/>
-          <w:lang w:eastAsia="en-US"/>
-        </w:rPr>
-        <w:t xml:space="preserve">Contributed to technical documentation covering setup instructions, </w:t>
-      </w:r>
-      <w:proofErr w:type="spellStart"/>
-      <w:r>
-        <w:rPr>
-          <w:rFonts w:ascii="Times New Roman" w:eastAsia="Times New Roman" w:hAnsi="Times New Roman" w:cs="Times New Roman"/>
-          <w:sz w:val="24"/>
-          <w:szCs w:val="24"/>
-          <w:lang w:eastAsia="en-US"/>
-        </w:rPr>
-        <w:t>Git</w:t>
-      </w:r>
-      <w:proofErr w:type="spellEnd"/>
-      <w:r>
-        <w:rPr>
-          <w:rFonts w:ascii="Times New Roman" w:eastAsia="Times New Roman" w:hAnsi="Times New Roman" w:cs="Times New Roman"/>
-          <w:sz w:val="24"/>
-          <w:szCs w:val="24"/>
-          <w:lang w:eastAsia="en-US"/>
-        </w:rPr>
-        <w:t xml:space="preserve"> branching practices, environment variables, database connection details, and basic operational procedures.</w:t>
-      </w:r>
-    </w:p>
-    <w:p>
-      <w:pPr>
-        <w:jc w:val="both"/>
-        <w:rPr>
-          <w:rFonts w:asciiTheme="majorBidi" w:hAnsiTheme="majorBidi" w:cstheme="majorBidi"/>
-        </w:rPr>
-      </w:pPr>
-      <w:r>
-        <w:rPr>
-          <w:rFonts w:asciiTheme="majorBidi" w:hAnsiTheme="majorBidi" w:cstheme="majorBidi"/>
-        </w:rPr>
-        <w:pict>
-          <v:rect id="_x0000_i1027" style="width:523.3pt;height:1pt" o:hralign="center" o:hrstd="t" o:hrnoshade="t" o:hr="t" fillcolor="#5b9bd5" stroked="f"/>
-        </w:pict>
-      </w:r>
-    </w:p>
-    <w:p>
-      <w:pPr>
-        <w:pStyle w:val="Heading2"/>
-        <w:pBdr>
-          <w:bottom w:val="single" w:sz="12" w:space="1" w:color="5B9BD5" w:themeColor="accent1"/>
-        </w:pBdr>
-        <w:spacing w:beforeAutospacing="0" w:afterAutospacing="0"/>
-        <w:jc w:val="both"/>
-        <w:rPr>
-          <w:rFonts w:ascii="Arial Black" w:hAnsi="Arial Black" w:cstheme="majorBidi" w:hint="default"/>
-          <w:color w:val="5B9BD5" w:themeColor="accent1"/>
-          <w:sz w:val="28"/>
-          <w:szCs w:val="28"/>
-        </w:rPr>
       </w:pPr>
       <w:r>
         <w:rPr>
@@ -3516,577 +4067,198 @@
           <w:sz w:val="28"/>
           <w:szCs w:val="28"/>
         </w:rPr>
-        <w:t>EDUCATION</w:t>
+        <w:t>PROJECTS</w:t>
       </w:r>
     </w:p>
     <w:p>
       <w:pPr>
-        <w:pStyle w:val="NormalWeb"/>
+        <w:pStyle w:val="Heading3"/>
         <w:jc w:val="both"/>
         <w:rPr>
-          <w:rStyle w:val="Strong"/>
-          <w:rFonts w:asciiTheme="majorBidi" w:hAnsiTheme="majorBidi" w:cstheme="majorBidi"/>
-          <w:sz w:val="27"/>
-          <w:szCs w:val="27"/>
-        </w:rPr>
-      </w:pPr>
-      <w:r>
-        <w:rPr>
-          <w:rStyle w:val="Strong"/>
-          <w:rFonts w:asciiTheme="majorBidi" w:hAnsiTheme="majorBidi" w:cstheme="majorBidi"/>
-          <w:sz w:val="27"/>
-          <w:szCs w:val="27"/>
-        </w:rPr>
-        <w:t>Tallinn University</w:t>
+          <w:rFonts w:ascii="Times New Roman" w:hAnsi="Times New Roman" w:hint="default"/>
+          <w:sz w:val="24"/>
+          <w:szCs w:val="24"/>
+        </w:rPr>
+      </w:pPr>
+      <w:r>
+        <w:rPr>
+          <w:rFonts w:ascii="Times New Roman" w:hAnsi="Times New Roman" w:hint="default"/>
+          <w:sz w:val="24"/>
+          <w:szCs w:val="24"/>
+        </w:rPr>
+        <w:t>Multi-Cloud Developer Platform</w:t>
       </w:r>
     </w:p>
     <w:p>
       <w:pPr>
         <w:pStyle w:val="NormalWeb"/>
-        <w:jc w:val="both"/>
-        <w:rPr>
-          <w:rFonts w:asciiTheme="majorBidi" w:hAnsiTheme="majorBidi" w:cstheme="majorBidi"/>
-        </w:rPr>
-      </w:pPr>
-      <w:r>
-        <w:rPr>
-          <w:rFonts w:asciiTheme="majorBidi" w:hAnsiTheme="majorBidi" w:cstheme="majorBidi"/>
-        </w:rPr>
-        <w:t>Bachelor’s Degree in Computer Science</w:t>
-      </w:r>
-      <w:proofErr w:type="gramStart"/>
-      <w:r>
-        <w:rPr>
-          <w:rFonts w:asciiTheme="majorBidi" w:hAnsiTheme="majorBidi" w:cstheme="majorBidi"/>
-        </w:rPr>
-        <w:t>,</w:t>
-      </w:r>
-      <w:proofErr w:type="gramEnd"/>
-      <w:r>
-        <w:rPr>
-          <w:rFonts w:asciiTheme="majorBidi" w:hAnsiTheme="majorBidi" w:cstheme="majorBidi"/>
-        </w:rPr>
-        <w:br/>
-      </w:r>
-      <w:r>
-        <w:rPr>
-          <w:rStyle w:val="Strong"/>
-          <w:rFonts w:asciiTheme="majorBidi" w:hAnsiTheme="majorBidi" w:cstheme="majorBidi"/>
-        </w:rPr>
-        <w:t xml:space="preserve">September </w:t>
-      </w:r>
-      <w:r>
-        <w:rPr>
-          <w:rStyle w:val="Strong"/>
-          <w:rFonts w:asciiTheme="majorBidi" w:hAnsiTheme="majorBidi" w:cstheme="majorBidi"/>
-        </w:rPr>
-        <w:t xml:space="preserve">2010 – </w:t>
-      </w:r>
-      <w:r>
-        <w:rPr>
-          <w:rStyle w:val="Strong"/>
-          <w:rFonts w:asciiTheme="majorBidi" w:hAnsiTheme="majorBidi" w:cstheme="majorBidi"/>
-        </w:rPr>
-        <w:t xml:space="preserve">May </w:t>
-      </w:r>
-      <w:r>
-        <w:rPr>
-          <w:rStyle w:val="Strong"/>
-          <w:rFonts w:asciiTheme="majorBidi" w:hAnsiTheme="majorBidi" w:cstheme="majorBidi"/>
-        </w:rPr>
-        <w:t>2014</w:t>
-      </w:r>
-    </w:p>
-    <w:p>
-      <w:pPr>
-        <w:jc w:val="both"/>
-        <w:rPr>
-          <w:rFonts w:asciiTheme="majorBidi" w:hAnsiTheme="majorBidi" w:cstheme="majorBidi"/>
-        </w:rPr>
-      </w:pPr>
-      <w:r>
-        <w:rPr>
-          <w:rFonts w:asciiTheme="majorBidi" w:hAnsiTheme="majorBidi" w:cstheme="majorBidi"/>
-        </w:rPr>
-        <w:pict>
-          <v:rect id="_x0000_i1028" style="width:523.3pt;height:1pt" o:hralign="center" o:hrstd="t" o:hrnoshade="t" o:hr="t" fillcolor="#5b9bd5" stroked="f"/>
-        </w:pict>
-      </w:r>
-    </w:p>
-    <w:p>
-      <w:pPr>
-        <w:pStyle w:val="Heading2"/>
-        <w:pBdr>
-          <w:bottom w:val="single" w:sz="12" w:space="1" w:color="5B9BD5" w:themeColor="accent1"/>
-        </w:pBdr>
-        <w:spacing w:beforeAutospacing="0" w:after="100"/>
-        <w:jc w:val="both"/>
-        <w:rPr>
-          <w:rStyle w:val="Strong"/>
-          <w:rFonts w:ascii="Arial Black" w:hAnsi="Arial Black" w:cstheme="majorBidi" w:hint="default"/>
-          <w:b/>
-          <w:bCs/>
-          <w:color w:val="5B9BD5" w:themeColor="accent1"/>
-          <w:sz w:val="28"/>
-          <w:szCs w:val="28"/>
-        </w:rPr>
-      </w:pPr>
-      <w:r>
-        <w:rPr>
-          <w:rStyle w:val="Strong"/>
-          <w:rFonts w:ascii="Arial Black" w:hAnsi="Arial Black" w:cstheme="majorBidi" w:hint="default"/>
-          <w:b/>
-          <w:bCs/>
-          <w:color w:val="5B9BD5" w:themeColor="accent1"/>
-          <w:sz w:val="28"/>
-          <w:szCs w:val="28"/>
-        </w:rPr>
-        <w:t>CERTIFICATIONS</w:t>
-      </w:r>
-    </w:p>
-    <w:p>
-      <w:pPr>
-        <w:pStyle w:val="ListParagraph"/>
         <w:numPr>
           <w:ilvl w:val="0"/>
           <w:numId w:val="48"/>
         </w:numPr>
-        <w:spacing w:before="100" w:beforeAutospacing="1" w:after="100" w:afterAutospacing="1"/>
-        <w:rPr>
-          <w:rFonts w:ascii="Times New Roman" w:eastAsia="Times New Roman" w:hAnsi="Times New Roman" w:cs="Times New Roman"/>
-          <w:sz w:val="24"/>
-          <w:szCs w:val="24"/>
-          <w:lang w:eastAsia="en-US"/>
-        </w:rPr>
-      </w:pPr>
-      <w:r>
-        <w:rPr>
-          <w:rFonts w:ascii="Times New Roman" w:eastAsia="Times New Roman" w:hAnsi="Times New Roman" w:cs="Times New Roman"/>
-          <w:b/>
-          <w:bCs/>
-          <w:sz w:val="24"/>
-          <w:szCs w:val="24"/>
-          <w:lang w:eastAsia="en-US"/>
-        </w:rPr>
-        <w:t>AWS Certified Solutions Architect – Associate</w:t>
+        <w:jc w:val="both"/>
+      </w:pPr>
+      <w:r>
+        <w:t xml:space="preserve">Designed a self-service platform using </w:t>
+      </w:r>
+      <w:r>
+        <w:rPr>
+          <w:rStyle w:val="Strong"/>
+        </w:rPr>
+        <w:t>Terraform, Kubernetes, Helm, Argo CD, GitHub Actions, Python, AWS EKS, and Azure AKS</w:t>
+      </w:r>
+      <w:r>
+        <w:t xml:space="preserve"> that provisioned standardized environments for Java and Python engineering teams.</w:t>
       </w:r>
     </w:p>
     <w:p>
       <w:pPr>
-        <w:pStyle w:val="ListParagraph"/>
+        <w:pStyle w:val="NormalWeb"/>
         <w:numPr>
           <w:ilvl w:val="0"/>
           <w:numId w:val="48"/>
         </w:numPr>
-        <w:spacing w:before="100" w:beforeAutospacing="1" w:after="100" w:afterAutospacing="1"/>
-        <w:rPr>
-          <w:rFonts w:ascii="Times New Roman" w:eastAsia="Times New Roman" w:hAnsi="Times New Roman" w:cs="Times New Roman"/>
-          <w:sz w:val="24"/>
-          <w:szCs w:val="24"/>
-          <w:lang w:eastAsia="en-US"/>
-        </w:rPr>
-      </w:pPr>
-      <w:r>
-        <w:rPr>
-          <w:rFonts w:ascii="Times New Roman" w:eastAsia="Times New Roman" w:hAnsi="Times New Roman" w:cs="Times New Roman"/>
-          <w:b/>
-          <w:bCs/>
-          <w:sz w:val="24"/>
-          <w:szCs w:val="24"/>
-          <w:lang w:eastAsia="en-US"/>
-        </w:rPr>
-        <w:t xml:space="preserve">AWS Certified </w:t>
-      </w:r>
-      <w:proofErr w:type="spellStart"/>
-      <w:r>
-        <w:rPr>
-          <w:rFonts w:ascii="Times New Roman" w:eastAsia="Times New Roman" w:hAnsi="Times New Roman" w:cs="Times New Roman"/>
-          <w:b/>
-          <w:bCs/>
-          <w:sz w:val="24"/>
-          <w:szCs w:val="24"/>
-          <w:lang w:eastAsia="en-US"/>
-        </w:rPr>
-        <w:t>SysOps</w:t>
-      </w:r>
-      <w:proofErr w:type="spellEnd"/>
-      <w:r>
-        <w:rPr>
-          <w:rFonts w:ascii="Times New Roman" w:eastAsia="Times New Roman" w:hAnsi="Times New Roman" w:cs="Times New Roman"/>
-          <w:b/>
-          <w:bCs/>
-          <w:sz w:val="24"/>
-          <w:szCs w:val="24"/>
-          <w:lang w:eastAsia="en-US"/>
-        </w:rPr>
-        <w:t xml:space="preserve"> Administrator – Associate</w:t>
+        <w:jc w:val="both"/>
+      </w:pPr>
+      <w:r>
+        <w:t>Created reusable infrastructure modules, service templates, secrets integration, deployment policies, observability defaults, database migration gates, and automated rollback workflows for consistent application delivery.</w:t>
       </w:r>
     </w:p>
     <w:p>
       <w:pPr>
-        <w:pStyle w:val="ListParagraph"/>
+        <w:pStyle w:val="NormalWeb"/>
         <w:numPr>
           <w:ilvl w:val="0"/>
           <w:numId w:val="48"/>
         </w:numPr>
-        <w:spacing w:before="100" w:beforeAutospacing="1" w:after="100" w:afterAutospacing="1"/>
-        <w:rPr>
-          <w:rFonts w:ascii="Times New Roman" w:eastAsia="Times New Roman" w:hAnsi="Times New Roman" w:cs="Times New Roman"/>
-          <w:sz w:val="24"/>
-          <w:szCs w:val="24"/>
-          <w:lang w:eastAsia="en-US"/>
-        </w:rPr>
-      </w:pPr>
+        <w:jc w:val="both"/>
+      </w:pPr>
+      <w:r>
+        <w:t xml:space="preserve">Added cost-allocation labels, idle-resource cleanup, </w:t>
+      </w:r>
       <w:proofErr w:type="spellStart"/>
       <w:r>
-        <w:rPr>
-          <w:rFonts w:ascii="Times New Roman" w:eastAsia="Times New Roman" w:hAnsi="Times New Roman" w:cs="Times New Roman"/>
-          <w:b/>
-          <w:bCs/>
-          <w:sz w:val="24"/>
-          <w:szCs w:val="24"/>
-          <w:lang w:eastAsia="en-US"/>
-        </w:rPr>
-        <w:t>HashiCorp</w:t>
+        <w:t>autoscaling</w:t>
       </w:r>
       <w:proofErr w:type="spellEnd"/>
       <w:r>
-        <w:rPr>
-          <w:rFonts w:ascii="Times New Roman" w:eastAsia="Times New Roman" w:hAnsi="Times New Roman" w:cs="Times New Roman"/>
-          <w:b/>
-          <w:bCs/>
-          <w:sz w:val="24"/>
-          <w:szCs w:val="24"/>
-          <w:lang w:eastAsia="en-US"/>
-        </w:rPr>
-        <w:t xml:space="preserve"> Certified: Terraform Associate</w:t>
+        <w:t xml:space="preserve"> recommendations, and capacity dashboards that gave engineering leaders visibility into platform usage and cloud spending.</w:t>
       </w:r>
     </w:p>
     <w:p>
       <w:pPr>
-        <w:pStyle w:val="ListParagraph"/>
+        <w:pStyle w:val="Heading3"/>
+        <w:jc w:val="both"/>
+        <w:rPr>
+          <w:rFonts w:ascii="Times New Roman" w:hAnsi="Times New Roman" w:hint="default"/>
+          <w:sz w:val="24"/>
+          <w:szCs w:val="24"/>
+        </w:rPr>
+      </w:pPr>
+      <w:r>
+        <w:rPr>
+          <w:rFonts w:ascii="Times New Roman" w:hAnsi="Times New Roman" w:hint="default"/>
+          <w:sz w:val="24"/>
+          <w:szCs w:val="24"/>
+        </w:rPr>
+        <w:t>Production Reliability and Observability Program</w:t>
+      </w:r>
+    </w:p>
+    <w:p>
+      <w:pPr>
+        <w:pStyle w:val="NormalWeb"/>
         <w:numPr>
           <w:ilvl w:val="0"/>
           <w:numId w:val="48"/>
         </w:numPr>
-        <w:spacing w:before="100" w:beforeAutospacing="1" w:after="100" w:afterAutospacing="1"/>
-        <w:rPr>
-          <w:rFonts w:ascii="Times New Roman" w:eastAsia="Times New Roman" w:hAnsi="Times New Roman" w:cs="Times New Roman"/>
-          <w:sz w:val="24"/>
-          <w:szCs w:val="24"/>
-          <w:lang w:eastAsia="en-US"/>
-        </w:rPr>
-      </w:pPr>
-      <w:r>
-        <w:rPr>
-          <w:rFonts w:ascii="Times New Roman" w:eastAsia="Times New Roman" w:hAnsi="Times New Roman" w:cs="Times New Roman"/>
-          <w:b/>
-          <w:bCs/>
-          <w:sz w:val="24"/>
-          <w:szCs w:val="24"/>
-          <w:lang w:eastAsia="en-US"/>
-        </w:rPr>
-        <w:t>Certified Kubernetes Administrator</w:t>
+        <w:jc w:val="both"/>
+      </w:pPr>
+      <w:r>
+        <w:t xml:space="preserve">Implemented a unified reliability platform using </w:t>
+      </w:r>
+      <w:proofErr w:type="spellStart"/>
+      <w:r>
+        <w:rPr>
+          <w:rStyle w:val="Strong"/>
+        </w:rPr>
+        <w:t>OpenTelemetry</w:t>
+      </w:r>
+      <w:proofErr w:type="spellEnd"/>
+      <w:r>
+        <w:rPr>
+          <w:rStyle w:val="Strong"/>
+        </w:rPr>
+        <w:t xml:space="preserve">, Prometheus, </w:t>
+      </w:r>
+      <w:proofErr w:type="spellStart"/>
+      <w:r>
+        <w:rPr>
+          <w:rStyle w:val="Strong"/>
+        </w:rPr>
+        <w:t>Grafana</w:t>
+      </w:r>
+      <w:proofErr w:type="spellEnd"/>
+      <w:r>
+        <w:rPr>
+          <w:rStyle w:val="Strong"/>
+        </w:rPr>
+        <w:t xml:space="preserve">, </w:t>
+      </w:r>
+      <w:proofErr w:type="spellStart"/>
+      <w:r>
+        <w:rPr>
+          <w:rStyle w:val="Strong"/>
+        </w:rPr>
+        <w:t>CloudWatch</w:t>
+      </w:r>
+      <w:proofErr w:type="spellEnd"/>
+      <w:r>
+        <w:rPr>
+          <w:rStyle w:val="Strong"/>
+        </w:rPr>
+        <w:t>, Azure Monitor, Elastic Stack, Python automation, and Spring Boot Actuator</w:t>
+      </w:r>
+      <w:r>
+        <w:t xml:space="preserve"> across distributed services.</w:t>
       </w:r>
     </w:p>
     <w:p>
       <w:pPr>
-        <w:pStyle w:val="ListParagraph"/>
+        <w:pStyle w:val="NormalWeb"/>
         <w:numPr>
           <w:ilvl w:val="0"/>
           <w:numId w:val="48"/>
         </w:numPr>
-        <w:spacing w:before="100" w:beforeAutospacing="1" w:after="100" w:afterAutospacing="1"/>
-        <w:rPr>
-          <w:rFonts w:ascii="Times New Roman" w:eastAsia="Times New Roman" w:hAnsi="Times New Roman" w:cs="Times New Roman"/>
-          <w:sz w:val="24"/>
-          <w:szCs w:val="24"/>
-          <w:lang w:eastAsia="en-US"/>
-        </w:rPr>
-      </w:pPr>
-      <w:r>
-        <w:rPr>
-          <w:rFonts w:ascii="Times New Roman" w:eastAsia="Times New Roman" w:hAnsi="Times New Roman" w:cs="Times New Roman"/>
-          <w:b/>
-          <w:bCs/>
-          <w:sz w:val="24"/>
-          <w:szCs w:val="24"/>
-          <w:lang w:eastAsia="en-US"/>
-        </w:rPr>
-        <w:t>Microsoft Certified: Azure Administrator Associate</w:t>
+        <w:jc w:val="both"/>
+      </w:pPr>
+      <w:r>
+        <w:lastRenderedPageBreak/>
+        <w:t>Defined service-level indicators for latency, error rate, saturation, queue backlog, and deployment health while replacing noisy infrastructure alerts with actionable service-level notifications.</w:t>
       </w:r>
     </w:p>
     <w:p>
       <w:pPr>
-        <w:pStyle w:val="ListParagraph"/>
+        <w:pStyle w:val="NormalWeb"/>
         <w:numPr>
           <w:ilvl w:val="0"/>
           <w:numId w:val="48"/>
         </w:numPr>
-        <w:spacing w:before="100" w:beforeAutospacing="1" w:after="100" w:afterAutospacing="1"/>
-        <w:rPr>
-          <w:rFonts w:ascii="Times New Roman" w:eastAsia="Times New Roman" w:hAnsi="Times New Roman" w:cs="Times New Roman"/>
-          <w:sz w:val="24"/>
-          <w:szCs w:val="24"/>
-          <w:lang w:eastAsia="en-US"/>
-        </w:rPr>
-      </w:pPr>
-      <w:r>
-        <w:rPr>
-          <w:rFonts w:ascii="Times New Roman" w:eastAsia="Times New Roman" w:hAnsi="Times New Roman" w:cs="Times New Roman"/>
-          <w:b/>
-          <w:bCs/>
-          <w:sz w:val="24"/>
-          <w:szCs w:val="24"/>
-          <w:lang w:eastAsia="en-US"/>
-        </w:rPr>
-        <w:t>Google Cloud Professional Cloud DevOps Engineer</w:t>
+        <w:jc w:val="both"/>
+      </w:pPr>
+      <w:r>
+        <w:t>Automated incident diagnostics, log correlation, certificate checks, backup validation, and recovery verification, reducing manual investigation effort and improving consiste</w:t>
+      </w:r>
+      <w:r>
+        <w:t>ncy during production incidents.</w:t>
       </w:r>
     </w:p>
     <w:p>
       <w:pPr>
-        <w:jc w:val="both"/>
-        <w:rPr>
-          <w:rFonts w:asciiTheme="majorBidi" w:hAnsiTheme="majorBidi" w:cstheme="majorBidi"/>
-        </w:rPr>
-      </w:pPr>
-      <w:r>
-        <w:rPr>
-          <w:rFonts w:asciiTheme="majorBidi" w:hAnsiTheme="majorBidi" w:cstheme="majorBidi"/>
-        </w:rPr>
-        <w:pict>
-          <v:rect id="_x0000_i1029" style="width:523.3pt;height:1pt" o:hralign="center" o:hrstd="t" o:hrnoshade="t" o:hr="t" fillcolor="#5b9bd5" stroked="f"/>
-        </w:pict>
-      </w:r>
-    </w:p>
-    <w:p>
-      <w:pPr>
-        <w:pStyle w:val="Heading2"/>
-        <w:pBdr>
-          <w:bottom w:val="single" w:sz="12" w:space="1" w:color="5B9BD5" w:themeColor="accent1"/>
-        </w:pBdr>
-        <w:spacing w:beforeAutospacing="0" w:after="100"/>
-        <w:jc w:val="both"/>
-        <w:rPr>
-          <w:rStyle w:val="Strong"/>
-          <w:rFonts w:ascii="Arial Black" w:hAnsi="Arial Black" w:cstheme="majorBidi" w:hint="default"/>
-          <w:b/>
-          <w:bCs/>
-          <w:color w:val="5B9BD5" w:themeColor="accent1"/>
-          <w:sz w:val="28"/>
-          <w:szCs w:val="28"/>
-        </w:rPr>
-      </w:pPr>
-      <w:r>
-        <w:rPr>
-          <w:rStyle w:val="Strong"/>
-          <w:rFonts w:ascii="Arial Black" w:hAnsi="Arial Black" w:cstheme="majorBidi" w:hint="default"/>
-          <w:b/>
-          <w:bCs/>
-          <w:color w:val="5B9BD5" w:themeColor="accent1"/>
-          <w:sz w:val="28"/>
-          <w:szCs w:val="28"/>
-        </w:rPr>
-        <w:t>PROJECTS</w:t>
-      </w:r>
-    </w:p>
-    <w:p>
-      <w:pPr>
         <w:pStyle w:val="Heading3"/>
         <w:rPr>
-          <w:rFonts w:ascii="Times New Roman" w:hAnsi="Times New Roman" w:hint="default"/>
-        </w:rPr>
-      </w:pPr>
-      <w:r>
-        <w:rPr>
-          <w:rFonts w:ascii="Times New Roman" w:hAnsi="Times New Roman" w:hint="default"/>
-        </w:rPr>
-        <w:t>Cloud Infrastructure Modernization Platform</w:t>
-      </w:r>
-    </w:p>
-    <w:p>
-      <w:pPr>
-        <w:pStyle w:val="NormalWeb"/>
-        <w:numPr>
-          <w:ilvl w:val="0"/>
-          <w:numId w:val="47"/>
-        </w:numPr>
-        <w:jc w:val="both"/>
-      </w:pPr>
-      <w:r>
-        <w:t xml:space="preserve">Designed and implemented a reusable </w:t>
-      </w:r>
-      <w:r>
-        <w:rPr>
-          <w:rStyle w:val="Strong"/>
-        </w:rPr>
-        <w:t>Terraform-based cloud platform</w:t>
-      </w:r>
-      <w:r>
-        <w:t xml:space="preserve"> across AWS and GCP with modular networking, IAM, compute, database, monitoring, and secret-management components for multiple application environments.</w:t>
-      </w:r>
-    </w:p>
-    <w:p>
-      <w:pPr>
-        <w:pStyle w:val="NormalWeb"/>
-        <w:numPr>
-          <w:ilvl w:val="0"/>
-          <w:numId w:val="47"/>
-        </w:numPr>
-        <w:jc w:val="both"/>
-      </w:pPr>
-      <w:r>
-        <w:t xml:space="preserve">Added </w:t>
-      </w:r>
-      <w:r>
-        <w:rPr>
-          <w:rStyle w:val="Strong"/>
-        </w:rPr>
-        <w:t>CI/CD release gates, branch protection, infrastructure plan reviews, container image validation, and rollback workflows</w:t>
-      </w:r>
-      <w:r>
-        <w:t>, improving deployment consistency and reducing production release risk across engineering teams.</w:t>
-      </w:r>
-    </w:p>
-    <w:p>
-      <w:pPr>
-        <w:pStyle w:val="NormalWeb"/>
-        <w:numPr>
-          <w:ilvl w:val="0"/>
-          <w:numId w:val="47"/>
-        </w:numPr>
-        <w:jc w:val="both"/>
-      </w:pPr>
-      <w:r>
-        <w:t xml:space="preserve">Integrated </w:t>
-      </w:r>
-      <w:r>
-        <w:rPr>
-          <w:rStyle w:val="Strong"/>
-        </w:rPr>
-        <w:t xml:space="preserve">Prometheus, </w:t>
-      </w:r>
-      <w:proofErr w:type="spellStart"/>
-      <w:r>
-        <w:rPr>
-          <w:rStyle w:val="Strong"/>
-        </w:rPr>
-        <w:t>Grafana</w:t>
-      </w:r>
-      <w:proofErr w:type="spellEnd"/>
-      <w:r>
-        <w:rPr>
-          <w:rStyle w:val="Strong"/>
-        </w:rPr>
-        <w:t xml:space="preserve">, </w:t>
-      </w:r>
-      <w:proofErr w:type="spellStart"/>
-      <w:r>
-        <w:rPr>
-          <w:rStyle w:val="Strong"/>
-        </w:rPr>
-        <w:t>CloudWatch</w:t>
-      </w:r>
-      <w:proofErr w:type="spellEnd"/>
-      <w:r>
-        <w:rPr>
-          <w:rStyle w:val="Strong"/>
-        </w:rPr>
-        <w:t xml:space="preserve">, </w:t>
-      </w:r>
-      <w:proofErr w:type="spellStart"/>
-      <w:r>
-        <w:rPr>
-          <w:rStyle w:val="Strong"/>
-        </w:rPr>
-        <w:t>OpenTelemetry</w:t>
-      </w:r>
-      <w:proofErr w:type="spellEnd"/>
-      <w:r>
-        <w:rPr>
-          <w:rStyle w:val="Strong"/>
-        </w:rPr>
-        <w:t>, centralized logs, and alert routing</w:t>
-      </w:r>
-      <w:r>
-        <w:t xml:space="preserve"> to make application health, API latency, resource saturation, and error spikes easier to detect and resolve.</w:t>
-      </w:r>
-    </w:p>
-    <w:p>
-      <w:pPr>
-        <w:pStyle w:val="Heading3"/>
-        <w:rPr>
-          <w:rFonts w:ascii="Times New Roman" w:hAnsi="Times New Roman" w:hint="default"/>
-        </w:rPr>
-      </w:pPr>
-      <w:r>
-        <w:rPr>
-          <w:rFonts w:ascii="Times New Roman" w:hAnsi="Times New Roman" w:hint="default"/>
-        </w:rPr>
-        <w:t>Kubernetes Application Reliability Program</w:t>
-      </w:r>
-    </w:p>
-    <w:p>
-      <w:pPr>
-        <w:pStyle w:val="NormalWeb"/>
-        <w:numPr>
-          <w:ilvl w:val="0"/>
-          <w:numId w:val="47"/>
-        </w:numPr>
-        <w:jc w:val="both"/>
-      </w:pPr>
-      <w:r>
-        <w:t xml:space="preserve">Led reliability improvements for containerized services by tuning </w:t>
-      </w:r>
-      <w:r>
-        <w:rPr>
-          <w:rStyle w:val="Strong"/>
-        </w:rPr>
-        <w:t xml:space="preserve">Kubernetes deployments, Helm charts, probes, </w:t>
-      </w:r>
-      <w:proofErr w:type="spellStart"/>
-      <w:r>
-        <w:rPr>
-          <w:rStyle w:val="Strong"/>
-        </w:rPr>
-        <w:t>autoscaling</w:t>
-      </w:r>
-      <w:proofErr w:type="spellEnd"/>
-      <w:r>
-        <w:rPr>
-          <w:rStyle w:val="Strong"/>
-        </w:rPr>
-        <w:t>, resource limits, ingress routing, and secret injection</w:t>
-      </w:r>
-      <w:r>
-        <w:t xml:space="preserve"> across staging and production clusters.</w:t>
-      </w:r>
-    </w:p>
-    <w:p>
-      <w:pPr>
-        <w:pStyle w:val="NormalWeb"/>
-        <w:numPr>
-          <w:ilvl w:val="0"/>
-          <w:numId w:val="47"/>
-        </w:numPr>
-        <w:jc w:val="both"/>
-      </w:pPr>
-      <w:r>
-        <w:t>Resolved high-impact incidents involving failed rollouts, unhealthy pods, database connection exhaustion, queue delays, TLS expiration, and misconfigured environment variables.</w:t>
-      </w:r>
-    </w:p>
-    <w:p>
-      <w:pPr>
-        <w:pStyle w:val="NormalWeb"/>
-        <w:numPr>
-          <w:ilvl w:val="0"/>
-          <w:numId w:val="47"/>
-        </w:numPr>
-        <w:jc w:val="both"/>
-      </w:pPr>
-      <w:r>
-        <w:t>Established production readiness reviews, deployment runbooks, incident notes, and SLO-focused monitoring practices that improved release confidence and reduced repeated operational defects.</w:t>
-      </w:r>
+          <w:rFonts w:hint="default"/>
+        </w:rPr>
+      </w:pPr>
     </w:p>
     <w:sectPr>
       <w:pgSz w:w="11906" w:h="16838"/>
@@ -4511,119 +4683,6 @@
     </w:lvl>
   </w:abstractNum>
   <w:abstractNum w:abstractNumId="3">
-    <w:nsid w:val="0A0B05BA"/>
-    <w:multiLevelType w:val="hybridMultilevel"/>
-    <w:tmpl w:val="DCEA78DA"/>
-    <w:lvl w:ilvl="0" w:tplc="04090001">
-      <w:start w:val="1"/>
-      <w:numFmt w:val="bullet"/>
-      <w:lvlText w:val=""/>
-      <w:lvlJc w:val="left"/>
-      <w:pPr>
-        <w:ind w:left="720" w:hanging="360"/>
-      </w:pPr>
-      <w:rPr>
-        <w:rFonts w:ascii="Symbol" w:hAnsi="Symbol" w:hint="default"/>
-      </w:rPr>
-    </w:lvl>
-    <w:lvl w:ilvl="1" w:tplc="04090003" w:tentative="1">
-      <w:start w:val="1"/>
-      <w:numFmt w:val="bullet"/>
-      <w:lvlText w:val="o"/>
-      <w:lvlJc w:val="left"/>
-      <w:pPr>
-        <w:ind w:left="1440" w:hanging="360"/>
-      </w:pPr>
-      <w:rPr>
-        <w:rFonts w:ascii="Courier New" w:hAnsi="Courier New" w:cs="Courier New" w:hint="default"/>
-      </w:rPr>
-    </w:lvl>
-    <w:lvl w:ilvl="2" w:tplc="04090005" w:tentative="1">
-      <w:start w:val="1"/>
-      <w:numFmt w:val="bullet"/>
-      <w:lvlText w:val=""/>
-      <w:lvlJc w:val="left"/>
-      <w:pPr>
-        <w:ind w:left="2160" w:hanging="360"/>
-      </w:pPr>
-      <w:rPr>
-        <w:rFonts w:ascii="Wingdings" w:hAnsi="Wingdings" w:hint="default"/>
-      </w:rPr>
-    </w:lvl>
-    <w:lvl w:ilvl="3" w:tplc="04090001" w:tentative="1">
-      <w:start w:val="1"/>
-      <w:numFmt w:val="bullet"/>
-      <w:lvlText w:val=""/>
-      <w:lvlJc w:val="left"/>
-      <w:pPr>
-        <w:ind w:left="2880" w:hanging="360"/>
-      </w:pPr>
-      <w:rPr>
-        <w:rFonts w:ascii="Symbol" w:hAnsi="Symbol" w:hint="default"/>
-      </w:rPr>
-    </w:lvl>
-    <w:lvl w:ilvl="4" w:tplc="04090003" w:tentative="1">
-      <w:start w:val="1"/>
-      <w:numFmt w:val="bullet"/>
-      <w:lvlText w:val="o"/>
-      <w:lvlJc w:val="left"/>
-      <w:pPr>
-        <w:ind w:left="3600" w:hanging="360"/>
-      </w:pPr>
-      <w:rPr>
-        <w:rFonts w:ascii="Courier New" w:hAnsi="Courier New" w:cs="Courier New" w:hint="default"/>
-      </w:rPr>
-    </w:lvl>
-    <w:lvl w:ilvl="5" w:tplc="04090005" w:tentative="1">
-      <w:start w:val="1"/>
-      <w:numFmt w:val="bullet"/>
-      <w:lvlText w:val=""/>
-      <w:lvlJc w:val="left"/>
-      <w:pPr>
-        <w:ind w:left="4320" w:hanging="360"/>
-      </w:pPr>
-      <w:rPr>
-        <w:rFonts w:ascii="Wingdings" w:hAnsi="Wingdings" w:hint="default"/>
-      </w:rPr>
-    </w:lvl>
-    <w:lvl w:ilvl="6" w:tplc="04090001" w:tentative="1">
-      <w:start w:val="1"/>
-      <w:numFmt w:val="bullet"/>
-      <w:lvlText w:val=""/>
-      <w:lvlJc w:val="left"/>
-      <w:pPr>
-        <w:ind w:left="5040" w:hanging="360"/>
-      </w:pPr>
-      <w:rPr>
-        <w:rFonts w:ascii="Symbol" w:hAnsi="Symbol" w:hint="default"/>
-      </w:rPr>
-    </w:lvl>
-    <w:lvl w:ilvl="7" w:tplc="04090003" w:tentative="1">
-      <w:start w:val="1"/>
-      <w:numFmt w:val="bullet"/>
-      <w:lvlText w:val="o"/>
-      <w:lvlJc w:val="left"/>
-      <w:pPr>
-        <w:ind w:left="5760" w:hanging="360"/>
-      </w:pPr>
-      <w:rPr>
-        <w:rFonts w:ascii="Courier New" w:hAnsi="Courier New" w:cs="Courier New" w:hint="default"/>
-      </w:rPr>
-    </w:lvl>
-    <w:lvl w:ilvl="8" w:tplc="04090005" w:tentative="1">
-      <w:start w:val="1"/>
-      <w:numFmt w:val="bullet"/>
-      <w:lvlText w:val=""/>
-      <w:lvlJc w:val="left"/>
-      <w:pPr>
-        <w:ind w:left="6480" w:hanging="360"/>
-      </w:pPr>
-      <w:rPr>
-        <w:rFonts w:ascii="Wingdings" w:hAnsi="Wingdings" w:hint="default"/>
-      </w:rPr>
-    </w:lvl>
-  </w:abstractNum>
-  <w:abstractNum w:abstractNumId="4">
     <w:nsid w:val="0F0C7FF8"/>
     <w:multiLevelType w:val="hybridMultilevel"/>
     <w:tmpl w:val="4A52A8AC"/>
@@ -4736,10 +4795,123 @@
       </w:rPr>
     </w:lvl>
   </w:abstractNum>
-  <w:abstractNum w:abstractNumId="5">
+  <w:abstractNum w:abstractNumId="4">
     <w:nsid w:val="11C44F2B"/>
     <w:multiLevelType w:val="hybridMultilevel"/>
     <w:tmpl w:val="B6F2EF9C"/>
+    <w:lvl w:ilvl="0" w:tplc="04090001">
+      <w:start w:val="1"/>
+      <w:numFmt w:val="bullet"/>
+      <w:lvlText w:val=""/>
+      <w:lvlJc w:val="left"/>
+      <w:pPr>
+        <w:ind w:left="360" w:hanging="360"/>
+      </w:pPr>
+      <w:rPr>
+        <w:rFonts w:ascii="Symbol" w:hAnsi="Symbol" w:hint="default"/>
+      </w:rPr>
+    </w:lvl>
+    <w:lvl w:ilvl="1" w:tplc="04090003" w:tentative="1">
+      <w:start w:val="1"/>
+      <w:numFmt w:val="bullet"/>
+      <w:lvlText w:val="o"/>
+      <w:lvlJc w:val="left"/>
+      <w:pPr>
+        <w:ind w:left="1080" w:hanging="360"/>
+      </w:pPr>
+      <w:rPr>
+        <w:rFonts w:ascii="Courier New" w:hAnsi="Courier New" w:cs="Courier New" w:hint="default"/>
+      </w:rPr>
+    </w:lvl>
+    <w:lvl w:ilvl="2" w:tplc="04090005" w:tentative="1">
+      <w:start w:val="1"/>
+      <w:numFmt w:val="bullet"/>
+      <w:lvlText w:val=""/>
+      <w:lvlJc w:val="left"/>
+      <w:pPr>
+        <w:ind w:left="1800" w:hanging="360"/>
+      </w:pPr>
+      <w:rPr>
+        <w:rFonts w:ascii="Wingdings" w:hAnsi="Wingdings" w:hint="default"/>
+      </w:rPr>
+    </w:lvl>
+    <w:lvl w:ilvl="3" w:tplc="04090001" w:tentative="1">
+      <w:start w:val="1"/>
+      <w:numFmt w:val="bullet"/>
+      <w:lvlText w:val=""/>
+      <w:lvlJc w:val="left"/>
+      <w:pPr>
+        <w:ind w:left="2520" w:hanging="360"/>
+      </w:pPr>
+      <w:rPr>
+        <w:rFonts w:ascii="Symbol" w:hAnsi="Symbol" w:hint="default"/>
+      </w:rPr>
+    </w:lvl>
+    <w:lvl w:ilvl="4" w:tplc="04090003" w:tentative="1">
+      <w:start w:val="1"/>
+      <w:numFmt w:val="bullet"/>
+      <w:lvlText w:val="o"/>
+      <w:lvlJc w:val="left"/>
+      <w:pPr>
+        <w:ind w:left="3240" w:hanging="360"/>
+      </w:pPr>
+      <w:rPr>
+        <w:rFonts w:ascii="Courier New" w:hAnsi="Courier New" w:cs="Courier New" w:hint="default"/>
+      </w:rPr>
+    </w:lvl>
+    <w:lvl w:ilvl="5" w:tplc="04090005" w:tentative="1">
+      <w:start w:val="1"/>
+      <w:numFmt w:val="bullet"/>
+      <w:lvlText w:val=""/>
+      <w:lvlJc w:val="left"/>
+      <w:pPr>
+        <w:ind w:left="3960" w:hanging="360"/>
+      </w:pPr>
+      <w:rPr>
+        <w:rFonts w:ascii="Wingdings" w:hAnsi="Wingdings" w:hint="default"/>
+      </w:rPr>
+    </w:lvl>
+    <w:lvl w:ilvl="6" w:tplc="04090001" w:tentative="1">
+      <w:start w:val="1"/>
+      <w:numFmt w:val="bullet"/>
+      <w:lvlText w:val=""/>
+      <w:lvlJc w:val="left"/>
+      <w:pPr>
+        <w:ind w:left="4680" w:hanging="360"/>
+      </w:pPr>
+      <w:rPr>
+        <w:rFonts w:ascii="Symbol" w:hAnsi="Symbol" w:hint="default"/>
+      </w:rPr>
+    </w:lvl>
+    <w:lvl w:ilvl="7" w:tplc="04090003" w:tentative="1">
+      <w:start w:val="1"/>
+      <w:numFmt w:val="bullet"/>
+      <w:lvlText w:val="o"/>
+      <w:lvlJc w:val="left"/>
+      <w:pPr>
+        <w:ind w:left="5400" w:hanging="360"/>
+      </w:pPr>
+      <w:rPr>
+        <w:rFonts w:ascii="Courier New" w:hAnsi="Courier New" w:cs="Courier New" w:hint="default"/>
+      </w:rPr>
+    </w:lvl>
+    <w:lvl w:ilvl="8" w:tplc="04090005" w:tentative="1">
+      <w:start w:val="1"/>
+      <w:numFmt w:val="bullet"/>
+      <w:lvlText w:val=""/>
+      <w:lvlJc w:val="left"/>
+      <w:pPr>
+        <w:ind w:left="6120" w:hanging="360"/>
+      </w:pPr>
+      <w:rPr>
+        <w:rFonts w:ascii="Wingdings" w:hAnsi="Wingdings" w:hint="default"/>
+      </w:rPr>
+    </w:lvl>
+  </w:abstractNum>
+  <w:abstractNum w:abstractNumId="5">
+    <w:nsid w:val="15675001"/>
+    <w:multiLevelType w:val="hybridMultilevel"/>
+    <w:tmpl w:val="D4AA1454"/>
     <w:lvl w:ilvl="0" w:tplc="04090001">
       <w:start w:val="1"/>
       <w:numFmt w:val="bullet"/>
@@ -4963,6 +5135,119 @@
     </w:lvl>
   </w:abstractNum>
   <w:abstractNum w:abstractNumId="7">
+    <w:nsid w:val="174264E1"/>
+    <w:multiLevelType w:val="hybridMultilevel"/>
+    <w:tmpl w:val="9078BE88"/>
+    <w:lvl w:ilvl="0" w:tplc="04090001">
+      <w:start w:val="1"/>
+      <w:numFmt w:val="bullet"/>
+      <w:lvlText w:val=""/>
+      <w:lvlJc w:val="left"/>
+      <w:pPr>
+        <w:ind w:left="720" w:hanging="360"/>
+      </w:pPr>
+      <w:rPr>
+        <w:rFonts w:ascii="Symbol" w:hAnsi="Symbol" w:hint="default"/>
+      </w:rPr>
+    </w:lvl>
+    <w:lvl w:ilvl="1" w:tplc="04090003" w:tentative="1">
+      <w:start w:val="1"/>
+      <w:numFmt w:val="bullet"/>
+      <w:lvlText w:val="o"/>
+      <w:lvlJc w:val="left"/>
+      <w:pPr>
+        <w:ind w:left="1440" w:hanging="360"/>
+      </w:pPr>
+      <w:rPr>
+        <w:rFonts w:ascii="Courier New" w:hAnsi="Courier New" w:cs="Courier New" w:hint="default"/>
+      </w:rPr>
+    </w:lvl>
+    <w:lvl w:ilvl="2" w:tplc="04090005" w:tentative="1">
+      <w:start w:val="1"/>
+      <w:numFmt w:val="bullet"/>
+      <w:lvlText w:val=""/>
+      <w:lvlJc w:val="left"/>
+      <w:pPr>
+        <w:ind w:left="2160" w:hanging="360"/>
+      </w:pPr>
+      <w:rPr>
+        <w:rFonts w:ascii="Wingdings" w:hAnsi="Wingdings" w:hint="default"/>
+      </w:rPr>
+    </w:lvl>
+    <w:lvl w:ilvl="3" w:tplc="04090001" w:tentative="1">
+      <w:start w:val="1"/>
+      <w:numFmt w:val="bullet"/>
+      <w:lvlText w:val=""/>
+      <w:lvlJc w:val="left"/>
+      <w:pPr>
+        <w:ind w:left="2880" w:hanging="360"/>
+      </w:pPr>
+      <w:rPr>
+        <w:rFonts w:ascii="Symbol" w:hAnsi="Symbol" w:hint="default"/>
+      </w:rPr>
+    </w:lvl>
+    <w:lvl w:ilvl="4" w:tplc="04090003" w:tentative="1">
+      <w:start w:val="1"/>
+      <w:numFmt w:val="bullet"/>
+      <w:lvlText w:val="o"/>
+      <w:lvlJc w:val="left"/>
+      <w:pPr>
+        <w:ind w:left="3600" w:hanging="360"/>
+      </w:pPr>
+      <w:rPr>
+        <w:rFonts w:ascii="Courier New" w:hAnsi="Courier New" w:cs="Courier New" w:hint="default"/>
+      </w:rPr>
+    </w:lvl>
+    <w:lvl w:ilvl="5" w:tplc="04090005" w:tentative="1">
+      <w:start w:val="1"/>
+      <w:numFmt w:val="bullet"/>
+      <w:lvlText w:val=""/>
+      <w:lvlJc w:val="left"/>
+      <w:pPr>
+        <w:ind w:left="4320" w:hanging="360"/>
+      </w:pPr>
+      <w:rPr>
+        <w:rFonts w:ascii="Wingdings" w:hAnsi="Wingdings" w:hint="default"/>
+      </w:rPr>
+    </w:lvl>
+    <w:lvl w:ilvl="6" w:tplc="04090001" w:tentative="1">
+      <w:start w:val="1"/>
+      <w:numFmt w:val="bullet"/>
+      <w:lvlText w:val=""/>
+      <w:lvlJc w:val="left"/>
+      <w:pPr>
+        <w:ind w:left="5040" w:hanging="360"/>
+      </w:pPr>
+      <w:rPr>
+        <w:rFonts w:ascii="Symbol" w:hAnsi="Symbol" w:hint="default"/>
+      </w:rPr>
+    </w:lvl>
+    <w:lvl w:ilvl="7" w:tplc="04090003" w:tentative="1">
+      <w:start w:val="1"/>
+      <w:numFmt w:val="bullet"/>
+      <w:lvlText w:val="o"/>
+      <w:lvlJc w:val="left"/>
+      <w:pPr>
+        <w:ind w:left="5760" w:hanging="360"/>
+      </w:pPr>
+      <w:rPr>
+        <w:rFonts w:ascii="Courier New" w:hAnsi="Courier New" w:cs="Courier New" w:hint="default"/>
+      </w:rPr>
+    </w:lvl>
+    <w:lvl w:ilvl="8" w:tplc="04090005" w:tentative="1">
+      <w:start w:val="1"/>
+      <w:numFmt w:val="bullet"/>
+      <w:lvlText w:val=""/>
+      <w:lvlJc w:val="left"/>
+      <w:pPr>
+        <w:ind w:left="6480" w:hanging="360"/>
+      </w:pPr>
+      <w:rPr>
+        <w:rFonts w:ascii="Wingdings" w:hAnsi="Wingdings" w:hint="default"/>
+      </w:rPr>
+    </w:lvl>
+  </w:abstractNum>
+  <w:abstractNum w:abstractNumId="8">
     <w:nsid w:val="18361315"/>
     <w:multiLevelType w:val="multilevel"/>
     <w:tmpl w:val="82EC2862"/>
@@ -5108,119 +5393,6 @@
       <w:rPr>
         <w:rFonts w:ascii="Wingdings" w:hAnsi="Wingdings" w:hint="default"/>
         <w:sz w:val="20"/>
-      </w:rPr>
-    </w:lvl>
-  </w:abstractNum>
-  <w:abstractNum w:abstractNumId="8">
-    <w:nsid w:val="18DE4160"/>
-    <w:multiLevelType w:val="hybridMultilevel"/>
-    <w:tmpl w:val="9B4C1D64"/>
-    <w:lvl w:ilvl="0" w:tplc="04090001">
-      <w:start w:val="1"/>
-      <w:numFmt w:val="bullet"/>
-      <w:lvlText w:val=""/>
-      <w:lvlJc w:val="left"/>
-      <w:pPr>
-        <w:ind w:left="360" w:hanging="360"/>
-      </w:pPr>
-      <w:rPr>
-        <w:rFonts w:ascii="Symbol" w:hAnsi="Symbol" w:hint="default"/>
-      </w:rPr>
-    </w:lvl>
-    <w:lvl w:ilvl="1" w:tplc="04090003" w:tentative="1">
-      <w:start w:val="1"/>
-      <w:numFmt w:val="bullet"/>
-      <w:lvlText w:val="o"/>
-      <w:lvlJc w:val="left"/>
-      <w:pPr>
-        <w:ind w:left="1080" w:hanging="360"/>
-      </w:pPr>
-      <w:rPr>
-        <w:rFonts w:ascii="Courier New" w:hAnsi="Courier New" w:cs="Courier New" w:hint="default"/>
-      </w:rPr>
-    </w:lvl>
-    <w:lvl w:ilvl="2" w:tplc="04090005" w:tentative="1">
-      <w:start w:val="1"/>
-      <w:numFmt w:val="bullet"/>
-      <w:lvlText w:val=""/>
-      <w:lvlJc w:val="left"/>
-      <w:pPr>
-        <w:ind w:left="1800" w:hanging="360"/>
-      </w:pPr>
-      <w:rPr>
-        <w:rFonts w:ascii="Wingdings" w:hAnsi="Wingdings" w:hint="default"/>
-      </w:rPr>
-    </w:lvl>
-    <w:lvl w:ilvl="3" w:tplc="04090001" w:tentative="1">
-      <w:start w:val="1"/>
-      <w:numFmt w:val="bullet"/>
-      <w:lvlText w:val=""/>
-      <w:lvlJc w:val="left"/>
-      <w:pPr>
-        <w:ind w:left="2520" w:hanging="360"/>
-      </w:pPr>
-      <w:rPr>
-        <w:rFonts w:ascii="Symbol" w:hAnsi="Symbol" w:hint="default"/>
-      </w:rPr>
-    </w:lvl>
-    <w:lvl w:ilvl="4" w:tplc="04090003" w:tentative="1">
-      <w:start w:val="1"/>
-      <w:numFmt w:val="bullet"/>
-      <w:lvlText w:val="o"/>
-      <w:lvlJc w:val="left"/>
-      <w:pPr>
-        <w:ind w:left="3240" w:hanging="360"/>
-      </w:pPr>
-      <w:rPr>
-        <w:rFonts w:ascii="Courier New" w:hAnsi="Courier New" w:cs="Courier New" w:hint="default"/>
-      </w:rPr>
-    </w:lvl>
-    <w:lvl w:ilvl="5" w:tplc="04090005" w:tentative="1">
-      <w:start w:val="1"/>
-      <w:numFmt w:val="bullet"/>
-      <w:lvlText w:val=""/>
-      <w:lvlJc w:val="left"/>
-      <w:pPr>
-        <w:ind w:left="3960" w:hanging="360"/>
-      </w:pPr>
-      <w:rPr>
-        <w:rFonts w:ascii="Wingdings" w:hAnsi="Wingdings" w:hint="default"/>
-      </w:rPr>
-    </w:lvl>
-    <w:lvl w:ilvl="6" w:tplc="04090001" w:tentative="1">
-      <w:start w:val="1"/>
-      <w:numFmt w:val="bullet"/>
-      <w:lvlText w:val=""/>
-      <w:lvlJc w:val="left"/>
-      <w:pPr>
-        <w:ind w:left="4680" w:hanging="360"/>
-      </w:pPr>
-      <w:rPr>
-        <w:rFonts w:ascii="Symbol" w:hAnsi="Symbol" w:hint="default"/>
-      </w:rPr>
-    </w:lvl>
-    <w:lvl w:ilvl="7" w:tplc="04090003" w:tentative="1">
-      <w:start w:val="1"/>
-      <w:numFmt w:val="bullet"/>
-      <w:lvlText w:val="o"/>
-      <w:lvlJc w:val="left"/>
-      <w:pPr>
-        <w:ind w:left="5400" w:hanging="360"/>
-      </w:pPr>
-      <w:rPr>
-        <w:rFonts w:ascii="Courier New" w:hAnsi="Courier New" w:cs="Courier New" w:hint="default"/>
-      </w:rPr>
-    </w:lvl>
-    <w:lvl w:ilvl="8" w:tplc="04090005" w:tentative="1">
-      <w:start w:val="1"/>
-      <w:numFmt w:val="bullet"/>
-      <w:lvlText w:val=""/>
-      <w:lvlJc w:val="left"/>
-      <w:pPr>
-        <w:ind w:left="6120" w:hanging="360"/>
-      </w:pPr>
-      <w:rPr>
-        <w:rFonts w:ascii="Wingdings" w:hAnsi="Wingdings" w:hint="default"/>
       </w:rPr>
     </w:lvl>
   </w:abstractNum>
@@ -5897,9 +6069,9 @@
     </w:lvl>
   </w:abstractNum>
   <w:abstractNum w:abstractNumId="14">
-    <w:nsid w:val="308051E6"/>
+    <w:nsid w:val="358E38C9"/>
     <w:multiLevelType w:val="hybridMultilevel"/>
-    <w:tmpl w:val="51A453D0"/>
+    <w:tmpl w:val="49B655EA"/>
     <w:lvl w:ilvl="0" w:tplc="04090001">
       <w:start w:val="1"/>
       <w:numFmt w:val="bullet"/>
@@ -6123,119 +6295,6 @@
     </w:lvl>
   </w:abstractNum>
   <w:abstractNum w:abstractNumId="16">
-    <w:nsid w:val="3CA40CE8"/>
-    <w:multiLevelType w:val="hybridMultilevel"/>
-    <w:tmpl w:val="B9187B98"/>
-    <w:lvl w:ilvl="0" w:tplc="04090001">
-      <w:start w:val="1"/>
-      <w:numFmt w:val="bullet"/>
-      <w:lvlText w:val=""/>
-      <w:lvlJc w:val="left"/>
-      <w:pPr>
-        <w:ind w:left="360" w:hanging="360"/>
-      </w:pPr>
-      <w:rPr>
-        <w:rFonts w:ascii="Symbol" w:hAnsi="Symbol" w:hint="default"/>
-      </w:rPr>
-    </w:lvl>
-    <w:lvl w:ilvl="1" w:tplc="04090003" w:tentative="1">
-      <w:start w:val="1"/>
-      <w:numFmt w:val="bullet"/>
-      <w:lvlText w:val="o"/>
-      <w:lvlJc w:val="left"/>
-      <w:pPr>
-        <w:ind w:left="1080" w:hanging="360"/>
-      </w:pPr>
-      <w:rPr>
-        <w:rFonts w:ascii="Courier New" w:hAnsi="Courier New" w:cs="Courier New" w:hint="default"/>
-      </w:rPr>
-    </w:lvl>
-    <w:lvl w:ilvl="2" w:tplc="04090005" w:tentative="1">
-      <w:start w:val="1"/>
-      <w:numFmt w:val="bullet"/>
-      <w:lvlText w:val=""/>
-      <w:lvlJc w:val="left"/>
-      <w:pPr>
-        <w:ind w:left="1800" w:hanging="360"/>
-      </w:pPr>
-      <w:rPr>
-        <w:rFonts w:ascii="Wingdings" w:hAnsi="Wingdings" w:hint="default"/>
-      </w:rPr>
-    </w:lvl>
-    <w:lvl w:ilvl="3" w:tplc="04090001" w:tentative="1">
-      <w:start w:val="1"/>
-      <w:numFmt w:val="bullet"/>
-      <w:lvlText w:val=""/>
-      <w:lvlJc w:val="left"/>
-      <w:pPr>
-        <w:ind w:left="2520" w:hanging="360"/>
-      </w:pPr>
-      <w:rPr>
-        <w:rFonts w:ascii="Symbol" w:hAnsi="Symbol" w:hint="default"/>
-      </w:rPr>
-    </w:lvl>
-    <w:lvl w:ilvl="4" w:tplc="04090003" w:tentative="1">
-      <w:start w:val="1"/>
-      <w:numFmt w:val="bullet"/>
-      <w:lvlText w:val="o"/>
-      <w:lvlJc w:val="left"/>
-      <w:pPr>
-        <w:ind w:left="3240" w:hanging="360"/>
-      </w:pPr>
-      <w:rPr>
-        <w:rFonts w:ascii="Courier New" w:hAnsi="Courier New" w:cs="Courier New" w:hint="default"/>
-      </w:rPr>
-    </w:lvl>
-    <w:lvl w:ilvl="5" w:tplc="04090005" w:tentative="1">
-      <w:start w:val="1"/>
-      <w:numFmt w:val="bullet"/>
-      <w:lvlText w:val=""/>
-      <w:lvlJc w:val="left"/>
-      <w:pPr>
-        <w:ind w:left="3960" w:hanging="360"/>
-      </w:pPr>
-      <w:rPr>
-        <w:rFonts w:ascii="Wingdings" w:hAnsi="Wingdings" w:hint="default"/>
-      </w:rPr>
-    </w:lvl>
-    <w:lvl w:ilvl="6" w:tplc="04090001" w:tentative="1">
-      <w:start w:val="1"/>
-      <w:numFmt w:val="bullet"/>
-      <w:lvlText w:val=""/>
-      <w:lvlJc w:val="left"/>
-      <w:pPr>
-        <w:ind w:left="4680" w:hanging="360"/>
-      </w:pPr>
-      <w:rPr>
-        <w:rFonts w:ascii="Symbol" w:hAnsi="Symbol" w:hint="default"/>
-      </w:rPr>
-    </w:lvl>
-    <w:lvl w:ilvl="7" w:tplc="04090003" w:tentative="1">
-      <w:start w:val="1"/>
-      <w:numFmt w:val="bullet"/>
-      <w:lvlText w:val="o"/>
-      <w:lvlJc w:val="left"/>
-      <w:pPr>
-        <w:ind w:left="5400" w:hanging="360"/>
-      </w:pPr>
-      <w:rPr>
-        <w:rFonts w:ascii="Courier New" w:hAnsi="Courier New" w:cs="Courier New" w:hint="default"/>
-      </w:rPr>
-    </w:lvl>
-    <w:lvl w:ilvl="8" w:tplc="04090005" w:tentative="1">
-      <w:start w:val="1"/>
-      <w:numFmt w:val="bullet"/>
-      <w:lvlText w:val=""/>
-      <w:lvlJc w:val="left"/>
-      <w:pPr>
-        <w:ind w:left="6120" w:hanging="360"/>
-      </w:pPr>
-      <w:rPr>
-        <w:rFonts w:ascii="Wingdings" w:hAnsi="Wingdings" w:hint="default"/>
-      </w:rPr>
-    </w:lvl>
-  </w:abstractNum>
-  <w:abstractNum w:abstractNumId="17">
     <w:nsid w:val="3D0763AA"/>
     <w:multiLevelType w:val="hybridMultilevel"/>
     <w:tmpl w:val="7A489240"/>
@@ -6348,7 +6407,7 @@
       </w:rPr>
     </w:lvl>
   </w:abstractNum>
-  <w:abstractNum w:abstractNumId="18">
+  <w:abstractNum w:abstractNumId="17">
     <w:nsid w:val="3E871354"/>
     <w:multiLevelType w:val="multilevel"/>
     <w:tmpl w:val="120A6E9E"/>
@@ -6460,7 +6519,7 @@
       </w:rPr>
     </w:lvl>
   </w:abstractNum>
-  <w:abstractNum w:abstractNumId="19">
+  <w:abstractNum w:abstractNumId="18">
     <w:nsid w:val="3FFE42B4"/>
     <w:multiLevelType w:val="multilevel"/>
     <w:tmpl w:val="120A6E9E"/>
@@ -6572,7 +6631,7 @@
       </w:rPr>
     </w:lvl>
   </w:abstractNum>
-  <w:abstractNum w:abstractNumId="20">
+  <w:abstractNum w:abstractNumId="19">
     <w:nsid w:val="410D43F3"/>
     <w:multiLevelType w:val="hybridMultilevel"/>
     <w:tmpl w:val="04F22FC0"/>
@@ -6679,6 +6738,120 @@
       <w:lvlJc w:val="left"/>
       <w:pPr>
         <w:ind w:left="6480" w:hanging="360"/>
+      </w:pPr>
+      <w:rPr>
+        <w:rFonts w:ascii="Wingdings" w:hAnsi="Wingdings" w:hint="default"/>
+      </w:rPr>
+    </w:lvl>
+  </w:abstractNum>
+  <w:abstractNum w:abstractNumId="20">
+    <w:nsid w:val="412E50FD"/>
+    <w:multiLevelType w:val="hybridMultilevel"/>
+    <w:tmpl w:val="28547AC8"/>
+    <w:lvl w:ilvl="0" w:tplc="EA9CF83E">
+      <w:start w:val="1"/>
+      <w:numFmt w:val="bullet"/>
+      <w:lvlText w:val=""/>
+      <w:lvlJc w:val="left"/>
+      <w:pPr>
+        <w:ind w:left="360" w:hanging="360"/>
+      </w:pPr>
+      <w:rPr>
+        <w:rFonts w:ascii="Symbol" w:hAnsi="Symbol" w:hint="default"/>
+        <w:sz w:val="24"/>
+      </w:rPr>
+    </w:lvl>
+    <w:lvl w:ilvl="1" w:tplc="04090003" w:tentative="1">
+      <w:start w:val="1"/>
+      <w:numFmt w:val="bullet"/>
+      <w:lvlText w:val="o"/>
+      <w:lvlJc w:val="left"/>
+      <w:pPr>
+        <w:ind w:left="1080" w:hanging="360"/>
+      </w:pPr>
+      <w:rPr>
+        <w:rFonts w:ascii="Courier New" w:hAnsi="Courier New" w:cs="Courier New" w:hint="default"/>
+      </w:rPr>
+    </w:lvl>
+    <w:lvl w:ilvl="2" w:tplc="04090005" w:tentative="1">
+      <w:start w:val="1"/>
+      <w:numFmt w:val="bullet"/>
+      <w:lvlText w:val=""/>
+      <w:lvlJc w:val="left"/>
+      <w:pPr>
+        <w:ind w:left="1800" w:hanging="360"/>
+      </w:pPr>
+      <w:rPr>
+        <w:rFonts w:ascii="Wingdings" w:hAnsi="Wingdings" w:hint="default"/>
+      </w:rPr>
+    </w:lvl>
+    <w:lvl w:ilvl="3" w:tplc="04090001" w:tentative="1">
+      <w:start w:val="1"/>
+      <w:numFmt w:val="bullet"/>
+      <w:lvlText w:val=""/>
+      <w:lvlJc w:val="left"/>
+      <w:pPr>
+        <w:ind w:left="2520" w:hanging="360"/>
+      </w:pPr>
+      <w:rPr>
+        <w:rFonts w:ascii="Symbol" w:hAnsi="Symbol" w:hint="default"/>
+      </w:rPr>
+    </w:lvl>
+    <w:lvl w:ilvl="4" w:tplc="04090003" w:tentative="1">
+      <w:start w:val="1"/>
+      <w:numFmt w:val="bullet"/>
+      <w:lvlText w:val="o"/>
+      <w:lvlJc w:val="left"/>
+      <w:pPr>
+        <w:ind w:left="3240" w:hanging="360"/>
+      </w:pPr>
+      <w:rPr>
+        <w:rFonts w:ascii="Courier New" w:hAnsi="Courier New" w:cs="Courier New" w:hint="default"/>
+      </w:rPr>
+    </w:lvl>
+    <w:lvl w:ilvl="5" w:tplc="04090005" w:tentative="1">
+      <w:start w:val="1"/>
+      <w:numFmt w:val="bullet"/>
+      <w:lvlText w:val=""/>
+      <w:lvlJc w:val="left"/>
+      <w:pPr>
+        <w:ind w:left="3960" w:hanging="360"/>
+      </w:pPr>
+      <w:rPr>
+        <w:rFonts w:ascii="Wingdings" w:hAnsi="Wingdings" w:hint="default"/>
+      </w:rPr>
+    </w:lvl>
+    <w:lvl w:ilvl="6" w:tplc="04090001" w:tentative="1">
+      <w:start w:val="1"/>
+      <w:numFmt w:val="bullet"/>
+      <w:lvlText w:val=""/>
+      <w:lvlJc w:val="left"/>
+      <w:pPr>
+        <w:ind w:left="4680" w:hanging="360"/>
+      </w:pPr>
+      <w:rPr>
+        <w:rFonts w:ascii="Symbol" w:hAnsi="Symbol" w:hint="default"/>
+      </w:rPr>
+    </w:lvl>
+    <w:lvl w:ilvl="7" w:tplc="04090003" w:tentative="1">
+      <w:start w:val="1"/>
+      <w:numFmt w:val="bullet"/>
+      <w:lvlText w:val="o"/>
+      <w:lvlJc w:val="left"/>
+      <w:pPr>
+        <w:ind w:left="5400" w:hanging="360"/>
+      </w:pPr>
+      <w:rPr>
+        <w:rFonts w:ascii="Courier New" w:hAnsi="Courier New" w:cs="Courier New" w:hint="default"/>
+      </w:rPr>
+    </w:lvl>
+    <w:lvl w:ilvl="8" w:tplc="04090005" w:tentative="1">
+      <w:start w:val="1"/>
+      <w:numFmt w:val="bullet"/>
+      <w:lvlText w:val=""/>
+      <w:lvlJc w:val="left"/>
+      <w:pPr>
+        <w:ind w:left="6120" w:hanging="360"/>
       </w:pPr>
       <w:rPr>
         <w:rFonts w:ascii="Wingdings" w:hAnsi="Wingdings" w:hint="default"/>
@@ -7810,9 +7983,9 @@
     </w:lvl>
   </w:abstractNum>
   <w:abstractNum w:abstractNumId="30">
-    <w:nsid w:val="58644045"/>
+    <w:nsid w:val="581979EE"/>
     <w:multiLevelType w:val="hybridMultilevel"/>
-    <w:tmpl w:val="8C2CF318"/>
+    <w:tmpl w:val="F21A9424"/>
     <w:lvl w:ilvl="0" w:tplc="04090001">
       <w:start w:val="1"/>
       <w:numFmt w:val="bullet"/>
@@ -8559,119 +8732,6 @@
     </w:lvl>
   </w:abstractNum>
   <w:abstractNum w:abstractNumId="36">
-    <w:nsid w:val="60DC34CE"/>
-    <w:multiLevelType w:val="hybridMultilevel"/>
-    <w:tmpl w:val="E618CCF4"/>
-    <w:lvl w:ilvl="0" w:tplc="04090001">
-      <w:start w:val="1"/>
-      <w:numFmt w:val="bullet"/>
-      <w:lvlText w:val=""/>
-      <w:lvlJc w:val="left"/>
-      <w:pPr>
-        <w:ind w:left="360" w:hanging="360"/>
-      </w:pPr>
-      <w:rPr>
-        <w:rFonts w:ascii="Symbol" w:hAnsi="Symbol" w:hint="default"/>
-      </w:rPr>
-    </w:lvl>
-    <w:lvl w:ilvl="1" w:tplc="04090003" w:tentative="1">
-      <w:start w:val="1"/>
-      <w:numFmt w:val="bullet"/>
-      <w:lvlText w:val="o"/>
-      <w:lvlJc w:val="left"/>
-      <w:pPr>
-        <w:ind w:left="1080" w:hanging="360"/>
-      </w:pPr>
-      <w:rPr>
-        <w:rFonts w:ascii="Courier New" w:hAnsi="Courier New" w:cs="Courier New" w:hint="default"/>
-      </w:rPr>
-    </w:lvl>
-    <w:lvl w:ilvl="2" w:tplc="04090005" w:tentative="1">
-      <w:start w:val="1"/>
-      <w:numFmt w:val="bullet"/>
-      <w:lvlText w:val=""/>
-      <w:lvlJc w:val="left"/>
-      <w:pPr>
-        <w:ind w:left="1800" w:hanging="360"/>
-      </w:pPr>
-      <w:rPr>
-        <w:rFonts w:ascii="Wingdings" w:hAnsi="Wingdings" w:hint="default"/>
-      </w:rPr>
-    </w:lvl>
-    <w:lvl w:ilvl="3" w:tplc="04090001" w:tentative="1">
-      <w:start w:val="1"/>
-      <w:numFmt w:val="bullet"/>
-      <w:lvlText w:val=""/>
-      <w:lvlJc w:val="left"/>
-      <w:pPr>
-        <w:ind w:left="2520" w:hanging="360"/>
-      </w:pPr>
-      <w:rPr>
-        <w:rFonts w:ascii="Symbol" w:hAnsi="Symbol" w:hint="default"/>
-      </w:rPr>
-    </w:lvl>
-    <w:lvl w:ilvl="4" w:tplc="04090003" w:tentative="1">
-      <w:start w:val="1"/>
-      <w:numFmt w:val="bullet"/>
-      <w:lvlText w:val="o"/>
-      <w:lvlJc w:val="left"/>
-      <w:pPr>
-        <w:ind w:left="3240" w:hanging="360"/>
-      </w:pPr>
-      <w:rPr>
-        <w:rFonts w:ascii="Courier New" w:hAnsi="Courier New" w:cs="Courier New" w:hint="default"/>
-      </w:rPr>
-    </w:lvl>
-    <w:lvl w:ilvl="5" w:tplc="04090005" w:tentative="1">
-      <w:start w:val="1"/>
-      <w:numFmt w:val="bullet"/>
-      <w:lvlText w:val=""/>
-      <w:lvlJc w:val="left"/>
-      <w:pPr>
-        <w:ind w:left="3960" w:hanging="360"/>
-      </w:pPr>
-      <w:rPr>
-        <w:rFonts w:ascii="Wingdings" w:hAnsi="Wingdings" w:hint="default"/>
-      </w:rPr>
-    </w:lvl>
-    <w:lvl w:ilvl="6" w:tplc="04090001" w:tentative="1">
-      <w:start w:val="1"/>
-      <w:numFmt w:val="bullet"/>
-      <w:lvlText w:val=""/>
-      <w:lvlJc w:val="left"/>
-      <w:pPr>
-        <w:ind w:left="4680" w:hanging="360"/>
-      </w:pPr>
-      <w:rPr>
-        <w:rFonts w:ascii="Symbol" w:hAnsi="Symbol" w:hint="default"/>
-      </w:rPr>
-    </w:lvl>
-    <w:lvl w:ilvl="7" w:tplc="04090003" w:tentative="1">
-      <w:start w:val="1"/>
-      <w:numFmt w:val="bullet"/>
-      <w:lvlText w:val="o"/>
-      <w:lvlJc w:val="left"/>
-      <w:pPr>
-        <w:ind w:left="5400" w:hanging="360"/>
-      </w:pPr>
-      <w:rPr>
-        <w:rFonts w:ascii="Courier New" w:hAnsi="Courier New" w:cs="Courier New" w:hint="default"/>
-      </w:rPr>
-    </w:lvl>
-    <w:lvl w:ilvl="8" w:tplc="04090005" w:tentative="1">
-      <w:start w:val="1"/>
-      <w:numFmt w:val="bullet"/>
-      <w:lvlText w:val=""/>
-      <w:lvlJc w:val="left"/>
-      <w:pPr>
-        <w:ind w:left="6120" w:hanging="360"/>
-      </w:pPr>
-      <w:rPr>
-        <w:rFonts w:ascii="Wingdings" w:hAnsi="Wingdings" w:hint="default"/>
-      </w:rPr>
-    </w:lvl>
-  </w:abstractNum>
-  <w:abstractNum w:abstractNumId="37">
     <w:nsid w:val="60E756E4"/>
     <w:multiLevelType w:val="multilevel"/>
     <w:tmpl w:val="6A28FD52"/>
@@ -8817,6 +8877,119 @@
       <w:rPr>
         <w:rFonts w:ascii="Wingdings" w:hAnsi="Wingdings" w:hint="default"/>
         <w:sz w:val="20"/>
+      </w:rPr>
+    </w:lvl>
+  </w:abstractNum>
+  <w:abstractNum w:abstractNumId="37">
+    <w:nsid w:val="61FF2F50"/>
+    <w:multiLevelType w:val="hybridMultilevel"/>
+    <w:tmpl w:val="B6020A6C"/>
+    <w:lvl w:ilvl="0" w:tplc="04090001">
+      <w:start w:val="1"/>
+      <w:numFmt w:val="bullet"/>
+      <w:lvlText w:val=""/>
+      <w:lvlJc w:val="left"/>
+      <w:pPr>
+        <w:ind w:left="720" w:hanging="360"/>
+      </w:pPr>
+      <w:rPr>
+        <w:rFonts w:ascii="Symbol" w:hAnsi="Symbol" w:hint="default"/>
+      </w:rPr>
+    </w:lvl>
+    <w:lvl w:ilvl="1" w:tplc="04090003" w:tentative="1">
+      <w:start w:val="1"/>
+      <w:numFmt w:val="bullet"/>
+      <w:lvlText w:val="o"/>
+      <w:lvlJc w:val="left"/>
+      <w:pPr>
+        <w:ind w:left="1440" w:hanging="360"/>
+      </w:pPr>
+      <w:rPr>
+        <w:rFonts w:ascii="Courier New" w:hAnsi="Courier New" w:cs="Courier New" w:hint="default"/>
+      </w:rPr>
+    </w:lvl>
+    <w:lvl w:ilvl="2" w:tplc="04090005" w:tentative="1">
+      <w:start w:val="1"/>
+      <w:numFmt w:val="bullet"/>
+      <w:lvlText w:val=""/>
+      <w:lvlJc w:val="left"/>
+      <w:pPr>
+        <w:ind w:left="2160" w:hanging="360"/>
+      </w:pPr>
+      <w:rPr>
+        <w:rFonts w:ascii="Wingdings" w:hAnsi="Wingdings" w:hint="default"/>
+      </w:rPr>
+    </w:lvl>
+    <w:lvl w:ilvl="3" w:tplc="04090001" w:tentative="1">
+      <w:start w:val="1"/>
+      <w:numFmt w:val="bullet"/>
+      <w:lvlText w:val=""/>
+      <w:lvlJc w:val="left"/>
+      <w:pPr>
+        <w:ind w:left="2880" w:hanging="360"/>
+      </w:pPr>
+      <w:rPr>
+        <w:rFonts w:ascii="Symbol" w:hAnsi="Symbol" w:hint="default"/>
+      </w:rPr>
+    </w:lvl>
+    <w:lvl w:ilvl="4" w:tplc="04090003" w:tentative="1">
+      <w:start w:val="1"/>
+      <w:numFmt w:val="bullet"/>
+      <w:lvlText w:val="o"/>
+      <w:lvlJc w:val="left"/>
+      <w:pPr>
+        <w:ind w:left="3600" w:hanging="360"/>
+      </w:pPr>
+      <w:rPr>
+        <w:rFonts w:ascii="Courier New" w:hAnsi="Courier New" w:cs="Courier New" w:hint="default"/>
+      </w:rPr>
+    </w:lvl>
+    <w:lvl w:ilvl="5" w:tplc="04090005" w:tentative="1">
+      <w:start w:val="1"/>
+      <w:numFmt w:val="bullet"/>
+      <w:lvlText w:val=""/>
+      <w:lvlJc w:val="left"/>
+      <w:pPr>
+        <w:ind w:left="4320" w:hanging="360"/>
+      </w:pPr>
+      <w:rPr>
+        <w:rFonts w:ascii="Wingdings" w:hAnsi="Wingdings" w:hint="default"/>
+      </w:rPr>
+    </w:lvl>
+    <w:lvl w:ilvl="6" w:tplc="04090001" w:tentative="1">
+      <w:start w:val="1"/>
+      <w:numFmt w:val="bullet"/>
+      <w:lvlText w:val=""/>
+      <w:lvlJc w:val="left"/>
+      <w:pPr>
+        <w:ind w:left="5040" w:hanging="360"/>
+      </w:pPr>
+      <w:rPr>
+        <w:rFonts w:ascii="Symbol" w:hAnsi="Symbol" w:hint="default"/>
+      </w:rPr>
+    </w:lvl>
+    <w:lvl w:ilvl="7" w:tplc="04090003" w:tentative="1">
+      <w:start w:val="1"/>
+      <w:numFmt w:val="bullet"/>
+      <w:lvlText w:val="o"/>
+      <w:lvlJc w:val="left"/>
+      <w:pPr>
+        <w:ind w:left="5760" w:hanging="360"/>
+      </w:pPr>
+      <w:rPr>
+        <w:rFonts w:ascii="Courier New" w:hAnsi="Courier New" w:cs="Courier New" w:hint="default"/>
+      </w:rPr>
+    </w:lvl>
+    <w:lvl w:ilvl="8" w:tplc="04090005" w:tentative="1">
+      <w:start w:val="1"/>
+      <w:numFmt w:val="bullet"/>
+      <w:lvlText w:val=""/>
+      <w:lvlJc w:val="left"/>
+      <w:pPr>
+        <w:ind w:left="6480" w:hanging="360"/>
+      </w:pPr>
+      <w:rPr>
+        <w:rFonts w:ascii="Wingdings" w:hAnsi="Wingdings" w:hint="default"/>
       </w:rPr>
     </w:lvl>
   </w:abstractNum>
@@ -9160,6 +9333,119 @@
     </w:lvl>
   </w:abstractNum>
   <w:abstractNum w:abstractNumId="41">
+    <w:nsid w:val="6C5F4926"/>
+    <w:multiLevelType w:val="hybridMultilevel"/>
+    <w:tmpl w:val="F5B23578"/>
+    <w:lvl w:ilvl="0" w:tplc="04090001">
+      <w:start w:val="1"/>
+      <w:numFmt w:val="bullet"/>
+      <w:lvlText w:val=""/>
+      <w:lvlJc w:val="left"/>
+      <w:pPr>
+        <w:ind w:left="360" w:hanging="360"/>
+      </w:pPr>
+      <w:rPr>
+        <w:rFonts w:ascii="Symbol" w:hAnsi="Symbol" w:hint="default"/>
+      </w:rPr>
+    </w:lvl>
+    <w:lvl w:ilvl="1" w:tplc="04090003" w:tentative="1">
+      <w:start w:val="1"/>
+      <w:numFmt w:val="bullet"/>
+      <w:lvlText w:val="o"/>
+      <w:lvlJc w:val="left"/>
+      <w:pPr>
+        <w:ind w:left="1080" w:hanging="360"/>
+      </w:pPr>
+      <w:rPr>
+        <w:rFonts w:ascii="Courier New" w:hAnsi="Courier New" w:cs="Courier New" w:hint="default"/>
+      </w:rPr>
+    </w:lvl>
+    <w:lvl w:ilvl="2" w:tplc="04090005" w:tentative="1">
+      <w:start w:val="1"/>
+      <w:numFmt w:val="bullet"/>
+      <w:lvlText w:val=""/>
+      <w:lvlJc w:val="left"/>
+      <w:pPr>
+        <w:ind w:left="1800" w:hanging="360"/>
+      </w:pPr>
+      <w:rPr>
+        <w:rFonts w:ascii="Wingdings" w:hAnsi="Wingdings" w:hint="default"/>
+      </w:rPr>
+    </w:lvl>
+    <w:lvl w:ilvl="3" w:tplc="04090001" w:tentative="1">
+      <w:start w:val="1"/>
+      <w:numFmt w:val="bullet"/>
+      <w:lvlText w:val=""/>
+      <w:lvlJc w:val="left"/>
+      <w:pPr>
+        <w:ind w:left="2520" w:hanging="360"/>
+      </w:pPr>
+      <w:rPr>
+        <w:rFonts w:ascii="Symbol" w:hAnsi="Symbol" w:hint="default"/>
+      </w:rPr>
+    </w:lvl>
+    <w:lvl w:ilvl="4" w:tplc="04090003" w:tentative="1">
+      <w:start w:val="1"/>
+      <w:numFmt w:val="bullet"/>
+      <w:lvlText w:val="o"/>
+      <w:lvlJc w:val="left"/>
+      <w:pPr>
+        <w:ind w:left="3240" w:hanging="360"/>
+      </w:pPr>
+      <w:rPr>
+        <w:rFonts w:ascii="Courier New" w:hAnsi="Courier New" w:cs="Courier New" w:hint="default"/>
+      </w:rPr>
+    </w:lvl>
+    <w:lvl w:ilvl="5" w:tplc="04090005" w:tentative="1">
+      <w:start w:val="1"/>
+      <w:numFmt w:val="bullet"/>
+      <w:lvlText w:val=""/>
+      <w:lvlJc w:val="left"/>
+      <w:pPr>
+        <w:ind w:left="3960" w:hanging="360"/>
+      </w:pPr>
+      <w:rPr>
+        <w:rFonts w:ascii="Wingdings" w:hAnsi="Wingdings" w:hint="default"/>
+      </w:rPr>
+    </w:lvl>
+    <w:lvl w:ilvl="6" w:tplc="04090001" w:tentative="1">
+      <w:start w:val="1"/>
+      <w:numFmt w:val="bullet"/>
+      <w:lvlText w:val=""/>
+      <w:lvlJc w:val="left"/>
+      <w:pPr>
+        <w:ind w:left="4680" w:hanging="360"/>
+      </w:pPr>
+      <w:rPr>
+        <w:rFonts w:ascii="Symbol" w:hAnsi="Symbol" w:hint="default"/>
+      </w:rPr>
+    </w:lvl>
+    <w:lvl w:ilvl="7" w:tplc="04090003" w:tentative="1">
+      <w:start w:val="1"/>
+      <w:numFmt w:val="bullet"/>
+      <w:lvlText w:val="o"/>
+      <w:lvlJc w:val="left"/>
+      <w:pPr>
+        <w:ind w:left="5400" w:hanging="360"/>
+      </w:pPr>
+      <w:rPr>
+        <w:rFonts w:ascii="Courier New" w:hAnsi="Courier New" w:cs="Courier New" w:hint="default"/>
+      </w:rPr>
+    </w:lvl>
+    <w:lvl w:ilvl="8" w:tplc="04090005" w:tentative="1">
+      <w:start w:val="1"/>
+      <w:numFmt w:val="bullet"/>
+      <w:lvlText w:val=""/>
+      <w:lvlJc w:val="left"/>
+      <w:pPr>
+        <w:ind w:left="6120" w:hanging="360"/>
+      </w:pPr>
+      <w:rPr>
+        <w:rFonts w:ascii="Wingdings" w:hAnsi="Wingdings" w:hint="default"/>
+      </w:rPr>
+    </w:lvl>
+  </w:abstractNum>
+  <w:abstractNum w:abstractNumId="42">
     <w:nsid w:val="6CC76903"/>
     <w:multiLevelType w:val="multilevel"/>
     <w:tmpl w:val="120A6E9E"/>
@@ -9271,7 +9557,7 @@
       </w:rPr>
     </w:lvl>
   </w:abstractNum>
-  <w:abstractNum w:abstractNumId="42">
+  <w:abstractNum w:abstractNumId="43">
     <w:nsid w:val="709670FC"/>
     <w:multiLevelType w:val="multilevel"/>
     <w:tmpl w:val="5F8617F2"/>
@@ -9420,7 +9706,7 @@
       </w:rPr>
     </w:lvl>
   </w:abstractNum>
-  <w:abstractNum w:abstractNumId="43">
+  <w:abstractNum w:abstractNumId="44">
     <w:nsid w:val="72A15186"/>
     <w:multiLevelType w:val="multilevel"/>
     <w:tmpl w:val="AE440870"/>
@@ -9569,7 +9855,7 @@
       </w:rPr>
     </w:lvl>
   </w:abstractNum>
-  <w:abstractNum w:abstractNumId="44">
+  <w:abstractNum w:abstractNumId="45">
     <w:nsid w:val="73EB54C9"/>
     <w:multiLevelType w:val="multilevel"/>
     <w:tmpl w:val="F1F25E3C"/>
@@ -9718,7 +10004,7 @@
       </w:rPr>
     </w:lvl>
   </w:abstractNum>
-  <w:abstractNum w:abstractNumId="45">
+  <w:abstractNum w:abstractNumId="46">
     <w:nsid w:val="79C834AB"/>
     <w:multiLevelType w:val="multilevel"/>
     <w:tmpl w:val="9E92DADE"/>
@@ -9867,7 +10153,7 @@
       </w:rPr>
     </w:lvl>
   </w:abstractNum>
-  <w:abstractNum w:abstractNumId="46">
+  <w:abstractNum w:abstractNumId="47">
     <w:nsid w:val="7C994523"/>
     <w:multiLevelType w:val="hybridMultilevel"/>
     <w:tmpl w:val="4B848BB2"/>
@@ -9980,7 +10266,7 @@
       </w:rPr>
     </w:lvl>
   </w:abstractNum>
-  <w:abstractNum w:abstractNumId="47">
+  <w:abstractNum w:abstractNumId="48">
     <w:nsid w:val="7CBB7468"/>
     <w:multiLevelType w:val="multilevel"/>
     <w:tmpl w:val="7CBB7468"/>
@@ -10148,34 +10434,34 @@
     <w:abstractNumId w:val="0"/>
   </w:num>
   <w:num w:numId="7">
-    <w:abstractNumId w:val="47"/>
+    <w:abstractNumId w:val="48"/>
   </w:num>
   <w:num w:numId="8">
     <w:abstractNumId w:val="23"/>
   </w:num>
   <w:num w:numId="9">
-    <w:abstractNumId w:val="37"/>
+    <w:abstractNumId w:val="36"/>
   </w:num>
   <w:num w:numId="10">
     <w:abstractNumId w:val="10"/>
   </w:num>
   <w:num w:numId="11">
-    <w:abstractNumId w:val="42"/>
+    <w:abstractNumId w:val="43"/>
   </w:num>
   <w:num w:numId="12">
     <w:abstractNumId w:val="13"/>
   </w:num>
   <w:num w:numId="13">
-    <w:abstractNumId w:val="41"/>
+    <w:abstractNumId w:val="42"/>
   </w:num>
   <w:num w:numId="14">
     <w:abstractNumId w:val="21"/>
   </w:num>
   <w:num w:numId="15">
-    <w:abstractNumId w:val="18"/>
+    <w:abstractNumId w:val="17"/>
   </w:num>
   <w:num w:numId="16">
-    <w:abstractNumId w:val="19"/>
+    <w:abstractNumId w:val="18"/>
   </w:num>
   <w:num w:numId="17">
     <w:abstractNumId w:val="40"/>
@@ -10184,10 +10470,10 @@
     <w:abstractNumId w:val="26"/>
   </w:num>
   <w:num w:numId="19">
-    <w:abstractNumId w:val="44"/>
+    <w:abstractNumId w:val="45"/>
   </w:num>
   <w:num w:numId="20">
-    <w:abstractNumId w:val="45"/>
+    <w:abstractNumId w:val="46"/>
   </w:num>
   <w:num w:numId="21">
     <w:abstractNumId w:val="28"/>
@@ -10208,10 +10494,10 @@
     <w:abstractNumId w:val="27"/>
   </w:num>
   <w:num w:numId="27">
-    <w:abstractNumId w:val="43"/>
+    <w:abstractNumId w:val="44"/>
   </w:num>
   <w:num w:numId="28">
-    <w:abstractNumId w:val="7"/>
+    <w:abstractNumId w:val="8"/>
   </w:num>
   <w:num w:numId="29">
     <w:abstractNumId w:val="25"/>
@@ -10220,13 +10506,13 @@
     <w:abstractNumId w:val="32"/>
   </w:num>
   <w:num w:numId="31">
-    <w:abstractNumId w:val="20"/>
+    <w:abstractNumId w:val="19"/>
   </w:num>
   <w:num w:numId="32">
     <w:abstractNumId w:val="29"/>
   </w:num>
   <w:num w:numId="33">
-    <w:abstractNumId w:val="46"/>
+    <w:abstractNumId w:val="47"/>
   </w:num>
   <w:num w:numId="34">
     <w:abstractNumId w:val="22"/>
@@ -10241,13 +10527,13 @@
     <w:abstractNumId w:val="6"/>
   </w:num>
   <w:num w:numId="38">
-    <w:abstractNumId w:val="4"/>
+    <w:abstractNumId w:val="3"/>
   </w:num>
   <w:num w:numId="39">
-    <w:abstractNumId w:val="17"/>
+    <w:abstractNumId w:val="16"/>
   </w:num>
   <w:num w:numId="40">
-    <w:abstractNumId w:val="5"/>
+    <w:abstractNumId w:val="4"/>
   </w:num>
   <w:num w:numId="41">
     <w:abstractNumId w:val="35"/>
@@ -10256,22 +10542,25 @@
     <w:abstractNumId w:val="38"/>
   </w:num>
   <w:num w:numId="43">
-    <w:abstractNumId w:val="3"/>
+    <w:abstractNumId w:val="37"/>
   </w:num>
   <w:num w:numId="44">
-    <w:abstractNumId w:val="8"/>
+    <w:abstractNumId w:val="7"/>
   </w:num>
   <w:num w:numId="45">
-    <w:abstractNumId w:val="16"/>
+    <w:abstractNumId w:val="20"/>
   </w:num>
   <w:num w:numId="46">
-    <w:abstractNumId w:val="14"/>
+    <w:abstractNumId w:val="30"/>
   </w:num>
   <w:num w:numId="47">
-    <w:abstractNumId w:val="30"/>
+    <w:abstractNumId w:val="5"/>
   </w:num>
   <w:num w:numId="48">
-    <w:abstractNumId w:val="36"/>
+    <w:abstractNumId w:val="41"/>
+  </w:num>
+  <w:num w:numId="49">
+    <w:abstractNumId w:val="14"/>
   </w:num>
 </w:numbering>
 </file>
@@ -10308,6 +10597,7 @@
     <w:lsdException w:name="HTML Top of Form" w:semiHidden="1" w:uiPriority="99" w:unhideWhenUsed="1"/>
     <w:lsdException w:name="HTML Bottom of Form" w:semiHidden="1" w:uiPriority="99" w:unhideWhenUsed="1"/>
     <w:lsdException w:name="Normal (Web)" w:uiPriority="99" w:qFormat="1"/>
+    <w:lsdException w:name="HTML Code" w:uiPriority="99"/>
     <w:lsdException w:name="Normal Table" w:semiHidden="1" w:uiPriority="99" w:unhideWhenUsed="1" w:qFormat="1"/>
     <w:lsdException w:name="No List" w:semiHidden="1" w:uiPriority="99" w:unhideWhenUsed="1"/>
     <w:lsdException w:name="Outline List 1" w:semiHidden="1" w:uiPriority="99" w:unhideWhenUsed="1"/>
@@ -10577,6 +10867,18 @@
       <w:contextualSpacing/>
     </w:pPr>
   </w:style>
+  <w:style w:type="character" w:styleId="HTMLCode">
+    <w:name w:val="HTML Code"/>
+    <w:basedOn w:val="DefaultParagraphFont"/>
+    <w:uiPriority w:val="99"/>
+    <w:unhideWhenUsed/>
+    <w:rsid w:val="00962503"/>
+    <w:rPr>
+      <w:rFonts w:ascii="Courier New" w:eastAsia="Times New Roman" w:hAnsi="Courier New" w:cs="Courier New"/>
+      <w:sz w:val="20"/>
+      <w:szCs w:val="20"/>
+    </w:rPr>
+  </w:style>
 </w:styles>
 </file>
 
@@ -10612,6 +10914,7 @@
     <w:lsdException w:name="HTML Top of Form" w:semiHidden="1" w:uiPriority="99" w:unhideWhenUsed="1"/>
     <w:lsdException w:name="HTML Bottom of Form" w:semiHidden="1" w:uiPriority="99" w:unhideWhenUsed="1"/>
     <w:lsdException w:name="Normal (Web)" w:uiPriority="99" w:qFormat="1"/>
+    <w:lsdException w:name="HTML Code" w:uiPriority="99"/>
     <w:lsdException w:name="Normal Table" w:semiHidden="1" w:uiPriority="99" w:unhideWhenUsed="1" w:qFormat="1"/>
     <w:lsdException w:name="No List" w:semiHidden="1" w:uiPriority="99" w:unhideWhenUsed="1"/>
     <w:lsdException w:name="Outline List 1" w:semiHidden="1" w:uiPriority="99" w:unhideWhenUsed="1"/>
@@ -10881,6 +11184,18 @@
       <w:contextualSpacing/>
     </w:pPr>
   </w:style>
+  <w:style w:type="character" w:styleId="HTMLCode">
+    <w:name w:val="HTML Code"/>
+    <w:basedOn w:val="DefaultParagraphFont"/>
+    <w:uiPriority w:val="99"/>
+    <w:unhideWhenUsed/>
+    <w:rsid w:val="00962503"/>
+    <w:rPr>
+      <w:rFonts w:ascii="Courier New" w:eastAsia="Times New Roman" w:hAnsi="Courier New" w:cs="Courier New"/>
+      <w:sz w:val="20"/>
+      <w:szCs w:val="20"/>
+    </w:rPr>
+  </w:style>
 </w:styles>
 </file>
 

--- a/Cristoff S/DevOps/Cristoff Stan.docx
+++ b/Cristoff S/DevOps/Cristoff Stan.docx
@@ -63,7 +63,27 @@
           <w:szCs w:val="28"/>
           <w:shd w:val="clear" w:color="auto" w:fill="FFFFFF"/>
         </w:rPr>
-        <w:t xml:space="preserve">Senior Software Engineer </w:t>
+        <w:t xml:space="preserve">Senior </w:t>
+      </w:r>
+      <w:r>
+        <w:rPr>
+          <w:rFonts w:asciiTheme="majorBidi" w:eastAsia="Segoe UI" w:hAnsiTheme="majorBidi" w:cstheme="majorBidi" w:hint="default"/>
+          <w:sz w:val="22"/>
+          <w:szCs w:val="28"/>
+          <w:shd w:val="clear" w:color="auto" w:fill="FFFFFF"/>
+        </w:rPr>
+        <w:t xml:space="preserve">DevOps &amp; </w:t>
+      </w:r>
+      <w:bookmarkStart w:id="0" w:name="_GoBack"/>
+      <w:bookmarkEnd w:id="0"/>
+      <w:r>
+        <w:rPr>
+          <w:rFonts w:asciiTheme="majorBidi" w:eastAsia="Segoe UI" w:hAnsiTheme="majorBidi" w:cstheme="majorBidi" w:hint="default"/>
+          <w:sz w:val="22"/>
+          <w:szCs w:val="28"/>
+          <w:shd w:val="clear" w:color="auto" w:fill="FFFFFF"/>
+        </w:rPr>
+        <w:t>Backend</w:t>
       </w:r>
       <w:r>
         <w:rPr>
@@ -72,6 +92,15 @@
           <w:szCs w:val="28"/>
           <w:shd w:val="clear" w:color="auto" w:fill="FFFFFF"/>
         </w:rPr>
+        <w:t xml:space="preserve"> Engineer </w:t>
+      </w:r>
+      <w:r>
+        <w:rPr>
+          <w:rFonts w:asciiTheme="majorBidi" w:eastAsia="Segoe UI" w:hAnsiTheme="majorBidi" w:cstheme="majorBidi"/>
+          <w:sz w:val="22"/>
+          <w:szCs w:val="28"/>
+          <w:shd w:val="clear" w:color="auto" w:fill="FFFFFF"/>
+        </w:rPr>
         <w:t>—</w:t>
       </w:r>
       <w:r>
@@ -83,8 +112,6 @@
         </w:rPr>
         <w:t xml:space="preserve"> </w:t>
       </w:r>
-      <w:bookmarkStart w:id="0" w:name="_GoBack"/>
-      <w:bookmarkEnd w:id="0"/>
       <w:r>
         <w:rPr>
           <w:rFonts w:asciiTheme="majorBidi" w:eastAsia="Segoe UI" w:hAnsiTheme="majorBidi" w:cstheme="majorBidi"/>
@@ -92,7 +119,16 @@
           <w:szCs w:val="28"/>
           <w:shd w:val="clear" w:color="auto" w:fill="FFFFFF"/>
         </w:rPr>
-        <w:t>Python, Java, AWS, Azure</w:t>
+        <w:t xml:space="preserve">Python, </w:t>
+      </w:r>
+      <w:r>
+        <w:rPr>
+          <w:rFonts w:asciiTheme="majorBidi" w:eastAsia="Segoe UI" w:hAnsiTheme="majorBidi" w:cstheme="majorBidi" w:hint="default"/>
+          <w:sz w:val="22"/>
+          <w:szCs w:val="28"/>
+          <w:shd w:val="clear" w:color="auto" w:fill="FFFFFF"/>
+        </w:rPr>
+        <w:t>GCP</w:t>
       </w:r>
     </w:p>
     <w:tbl>
@@ -249,16 +285,16 @@
           <w:sz w:val="24"/>
           <w:szCs w:val="24"/>
         </w:rPr>
-        <w:t xml:space="preserve">Senior DevOps and Platform Engineer with 10+ years supporting B2B SaaS, e-commerce, and enterprise systems using </w:t>
-      </w:r>
-      <w:r>
-        <w:rPr>
-          <w:rStyle w:val="Strong"/>
+        <w:t>Senior DevOps &amp; Backend Engineer (</w:t>
+      </w:r>
+      <w:r>
+        <w:rPr>
           <w:rFonts w:ascii="Times New Roman" w:hAnsi="Times New Roman" w:cs="Times New Roman"/>
-          <w:sz w:val="24"/>
-          <w:szCs w:val="24"/>
-        </w:rPr>
-        <w:t>Python 3.8–3.12, Java 11–21, Spring Boot 2–3, Kubernetes, Terraform, Jenkins, GitHub Actions, and AWS/Azure</w:t>
+          <w:b/>
+          <w:sz w:val="24"/>
+          <w:szCs w:val="24"/>
+        </w:rPr>
+        <w:t>Python‑first</w:t>
       </w:r>
       <w:r>
         <w:rPr>
@@ -266,8 +302,141 @@
           <w:sz w:val="24"/>
           <w:szCs w:val="24"/>
         </w:rPr>
-        <w:t>; delivers secure cloud platforms, automated CI/CD, resilient observability, infrastructure modernization, and production reliability improvements that reduce deployment risk, accelerate engineering teams, and control operating cost.</w:t>
-      </w:r>
+        <w:t xml:space="preserve">) with 10+ years delivering secure, cost‑optimized cloud platforms and high‑performance APIs. Proven expertise in Terraform‑based </w:t>
+      </w:r>
+      <w:r>
+        <w:rPr>
+          <w:rFonts w:ascii="Times New Roman" w:hAnsi="Times New Roman" w:cs="Times New Roman"/>
+          <w:b/>
+          <w:sz w:val="24"/>
+          <w:szCs w:val="24"/>
+        </w:rPr>
+        <w:t>GCP</w:t>
+      </w:r>
+      <w:r>
+        <w:rPr>
+          <w:rFonts w:ascii="Times New Roman" w:hAnsi="Times New Roman" w:cs="Times New Roman"/>
+          <w:sz w:val="24"/>
+          <w:szCs w:val="24"/>
+        </w:rPr>
+        <w:t xml:space="preserve"> infrastructure, </w:t>
+      </w:r>
+      <w:r>
+        <w:rPr>
+          <w:rFonts w:ascii="Times New Roman" w:hAnsi="Times New Roman" w:cs="Times New Roman"/>
+          <w:b/>
+          <w:sz w:val="24"/>
+          <w:szCs w:val="24"/>
+        </w:rPr>
+        <w:t>Docker/Kubernetes</w:t>
+      </w:r>
+      <w:r>
+        <w:rPr>
+          <w:rFonts w:ascii="Times New Roman" w:hAnsi="Times New Roman" w:cs="Times New Roman"/>
+          <w:sz w:val="24"/>
+          <w:szCs w:val="24"/>
+        </w:rPr>
+        <w:t xml:space="preserve"> orchestration, and </w:t>
+      </w:r>
+      <w:r>
+        <w:rPr>
+          <w:rFonts w:ascii="Times New Roman" w:hAnsi="Times New Roman" w:cs="Times New Roman"/>
+          <w:b/>
+          <w:sz w:val="24"/>
+          <w:szCs w:val="24"/>
+        </w:rPr>
+        <w:t>CI/CD</w:t>
+      </w:r>
+      <w:r>
+        <w:rPr>
+          <w:rFonts w:ascii="Times New Roman" w:hAnsi="Times New Roman" w:cs="Times New Roman"/>
+          <w:sz w:val="24"/>
+          <w:szCs w:val="24"/>
+        </w:rPr>
+        <w:t xml:space="preserve"> automation (</w:t>
+      </w:r>
+      <w:r>
+        <w:rPr>
+          <w:rFonts w:ascii="Times New Roman" w:hAnsi="Times New Roman" w:cs="Times New Roman"/>
+          <w:b/>
+          <w:sz w:val="24"/>
+          <w:szCs w:val="24"/>
+        </w:rPr>
+        <w:t>GitHub Actions</w:t>
+      </w:r>
+      <w:r>
+        <w:rPr>
+          <w:rFonts w:ascii="Times New Roman" w:hAnsi="Times New Roman" w:cs="Times New Roman"/>
+          <w:sz w:val="24"/>
+          <w:szCs w:val="24"/>
+        </w:rPr>
+        <w:t xml:space="preserve">, Jenkins, </w:t>
+      </w:r>
+      <w:proofErr w:type="gramStart"/>
+      <w:r>
+        <w:rPr>
+          <w:rFonts w:ascii="Times New Roman" w:hAnsi="Times New Roman" w:cs="Times New Roman"/>
+          <w:sz w:val="24"/>
+          <w:szCs w:val="24"/>
+        </w:rPr>
+        <w:t>Cloud</w:t>
+      </w:r>
+      <w:proofErr w:type="gramEnd"/>
+      <w:r>
+        <w:rPr>
+          <w:rFonts w:ascii="Times New Roman" w:hAnsi="Times New Roman" w:cs="Times New Roman"/>
+          <w:sz w:val="24"/>
+          <w:szCs w:val="24"/>
+        </w:rPr>
+        <w:t xml:space="preserve"> Build). </w:t>
+      </w:r>
+      <w:proofErr w:type="gramStart"/>
+      <w:r>
+        <w:rPr>
+          <w:rFonts w:ascii="Times New Roman" w:hAnsi="Times New Roman" w:cs="Times New Roman"/>
+          <w:sz w:val="24"/>
+          <w:szCs w:val="24"/>
+        </w:rPr>
+        <w:t xml:space="preserve">Strong track record of writing clean </w:t>
+      </w:r>
+      <w:r>
+        <w:rPr>
+          <w:rFonts w:ascii="Times New Roman" w:hAnsi="Times New Roman" w:cs="Times New Roman"/>
+          <w:b/>
+          <w:sz w:val="24"/>
+          <w:szCs w:val="24"/>
+        </w:rPr>
+        <w:t xml:space="preserve">Python services (Django, </w:t>
+      </w:r>
+      <w:proofErr w:type="spellStart"/>
+      <w:r>
+        <w:rPr>
+          <w:rFonts w:ascii="Times New Roman" w:hAnsi="Times New Roman" w:cs="Times New Roman"/>
+          <w:b/>
+          <w:sz w:val="24"/>
+          <w:szCs w:val="24"/>
+        </w:rPr>
+        <w:t>FastAPI</w:t>
+      </w:r>
+      <w:proofErr w:type="spellEnd"/>
+      <w:r>
+        <w:rPr>
+          <w:rFonts w:ascii="Times New Roman" w:hAnsi="Times New Roman" w:cs="Times New Roman"/>
+          <w:b/>
+          <w:sz w:val="24"/>
+          <w:szCs w:val="24"/>
+        </w:rPr>
+        <w:t>)</w:t>
+      </w:r>
+      <w:r>
+        <w:rPr>
+          <w:rFonts w:ascii="Times New Roman" w:hAnsi="Times New Roman" w:cs="Times New Roman"/>
+          <w:sz w:val="24"/>
+          <w:szCs w:val="24"/>
+        </w:rPr>
+        <w:t xml:space="preserve"> and driving code‑review standards that raise team quality. Available for a full‑time freelance contract (40 h/week) with remote flexibility.</w:t>
+      </w:r>
+      <w:proofErr w:type="gramEnd"/>
       <w:r>
         <w:rPr>
           <w:rFonts w:ascii="Times New Roman" w:hAnsi="Times New Roman" w:cs="Times New Roman"/>
@@ -344,67 +513,34 @@
           <w:szCs w:val="24"/>
           <w:lang w:eastAsia="en-US"/>
         </w:rPr>
-        <w:t xml:space="preserve"> AWS EKS, ECS, EC2, Lambda, API Gateway, RDS, </w:t>
-      </w:r>
-      <w:proofErr w:type="spellStart"/>
-      <w:r>
-        <w:rPr>
-          <w:rFonts w:ascii="Times New Roman" w:eastAsia="Times New Roman" w:hAnsi="Times New Roman" w:cs="Times New Roman"/>
-          <w:sz w:val="24"/>
-          <w:szCs w:val="24"/>
-          <w:lang w:eastAsia="en-US"/>
-        </w:rPr>
-        <w:t>DynamoDB</w:t>
-      </w:r>
-      <w:proofErr w:type="spellEnd"/>
-      <w:r>
-        <w:rPr>
-          <w:rFonts w:ascii="Times New Roman" w:eastAsia="Times New Roman" w:hAnsi="Times New Roman" w:cs="Times New Roman"/>
-          <w:sz w:val="24"/>
-          <w:szCs w:val="24"/>
-          <w:lang w:eastAsia="en-US"/>
-        </w:rPr>
-        <w:t xml:space="preserve">, S3, </w:t>
-      </w:r>
-      <w:proofErr w:type="spellStart"/>
-      <w:r>
-        <w:rPr>
-          <w:rFonts w:ascii="Times New Roman" w:eastAsia="Times New Roman" w:hAnsi="Times New Roman" w:cs="Times New Roman"/>
-          <w:sz w:val="24"/>
-          <w:szCs w:val="24"/>
-          <w:lang w:eastAsia="en-US"/>
-        </w:rPr>
-        <w:t>CloudFront</w:t>
-      </w:r>
-      <w:proofErr w:type="spellEnd"/>
-      <w:r>
-        <w:rPr>
-          <w:rFonts w:ascii="Times New Roman" w:eastAsia="Times New Roman" w:hAnsi="Times New Roman" w:cs="Times New Roman"/>
-          <w:sz w:val="24"/>
-          <w:szCs w:val="24"/>
-          <w:lang w:eastAsia="en-US"/>
-        </w:rPr>
-        <w:t xml:space="preserve">, Route 53, SQS, SNS, </w:t>
-      </w:r>
-      <w:proofErr w:type="spellStart"/>
-      <w:r>
-        <w:rPr>
-          <w:rFonts w:ascii="Times New Roman" w:eastAsia="Times New Roman" w:hAnsi="Times New Roman" w:cs="Times New Roman"/>
-          <w:sz w:val="24"/>
-          <w:szCs w:val="24"/>
-          <w:lang w:eastAsia="en-US"/>
-        </w:rPr>
-        <w:t>EventBridge</w:t>
-      </w:r>
-      <w:proofErr w:type="spellEnd"/>
-      <w:r>
-        <w:rPr>
-          <w:rFonts w:ascii="Times New Roman" w:eastAsia="Times New Roman" w:hAnsi="Times New Roman" w:cs="Times New Roman"/>
-          <w:sz w:val="24"/>
-          <w:szCs w:val="24"/>
-          <w:lang w:eastAsia="en-US"/>
-        </w:rPr>
-        <w:t xml:space="preserve">, IAM, KMS, Secrets Manager and </w:t>
+        <w:t xml:space="preserve"> </w:t>
+      </w:r>
+      <w:r>
+        <w:rPr>
+          <w:rFonts w:ascii="Times New Roman" w:eastAsia="Times New Roman" w:hAnsi="Times New Roman" w:cs="Times New Roman"/>
+          <w:sz w:val="24"/>
+          <w:szCs w:val="24"/>
+          <w:lang w:eastAsia="en-US"/>
+        </w:rPr>
+        <w:t>Google Cloud Platform (GKE, Cloud Run, Cloud SQL, Pub/Sub, IAM, KMS, Secret Manager, Cloud Monitoring/Logging)</w:t>
+      </w:r>
+      <w:r>
+        <w:rPr>
+          <w:rFonts w:ascii="Times New Roman" w:eastAsia="Times New Roman" w:hAnsi="Times New Roman" w:cs="Times New Roman"/>
+          <w:sz w:val="24"/>
+          <w:szCs w:val="24"/>
+          <w:lang w:eastAsia="en-US"/>
+        </w:rPr>
+        <w:t>,</w:t>
+      </w:r>
+      <w:r>
+        <w:rPr>
+          <w:rFonts w:ascii="Times New Roman" w:eastAsia="Times New Roman" w:hAnsi="Times New Roman" w:cs="Times New Roman"/>
+          <w:sz w:val="24"/>
+          <w:szCs w:val="24"/>
+          <w:lang w:eastAsia="en-US"/>
+        </w:rPr>
+        <w:t xml:space="preserve"> IAM, KMS, Secrets Manager and </w:t>
       </w:r>
       <w:proofErr w:type="spellStart"/>
       <w:r>
@@ -800,16 +936,16 @@
           <w:szCs w:val="24"/>
           <w:lang w:eastAsia="en-US"/>
         </w:rPr>
-        <w:t>Java Platform Engineering:</w:t>
-      </w:r>
-      <w:r>
-        <w:rPr>
-          <w:rFonts w:ascii="Times New Roman" w:eastAsia="Times New Roman" w:hAnsi="Times New Roman" w:cs="Times New Roman"/>
-          <w:sz w:val="24"/>
-          <w:szCs w:val="24"/>
-          <w:lang w:eastAsia="en-US"/>
-        </w:rPr>
-        <w:t xml:space="preserve"> Java 8–21, Spring Boot 2–3, Maven, </w:t>
+        <w:t>Observability and Reliability:</w:t>
+      </w:r>
+      <w:r>
+        <w:rPr>
+          <w:rFonts w:ascii="Times New Roman" w:eastAsia="Times New Roman" w:hAnsi="Times New Roman" w:cs="Times New Roman"/>
+          <w:sz w:val="24"/>
+          <w:szCs w:val="24"/>
+          <w:lang w:eastAsia="en-US"/>
+        </w:rPr>
+        <w:t xml:space="preserve"> </w:t>
       </w:r>
       <w:proofErr w:type="spellStart"/>
       <w:r>
@@ -819,7 +955,7 @@
           <w:szCs w:val="24"/>
           <w:lang w:eastAsia="en-US"/>
         </w:rPr>
-        <w:t>Gradle</w:t>
+        <w:t>OpenTelemetry</w:t>
       </w:r>
       <w:proofErr w:type="spellEnd"/>
       <w:r>
@@ -829,7 +965,67 @@
           <w:szCs w:val="24"/>
           <w:lang w:eastAsia="en-US"/>
         </w:rPr>
-        <w:t>, JVM tuning, garbage-collection analysis, heap diagnostics, JUnit, Spring Actuator, containerized Java services and production runtime optimization.</w:t>
+        <w:t xml:space="preserve">, Prometheus, </w:t>
+      </w:r>
+      <w:proofErr w:type="spellStart"/>
+      <w:r>
+        <w:rPr>
+          <w:rFonts w:ascii="Times New Roman" w:eastAsia="Times New Roman" w:hAnsi="Times New Roman" w:cs="Times New Roman"/>
+          <w:sz w:val="24"/>
+          <w:szCs w:val="24"/>
+          <w:lang w:eastAsia="en-US"/>
+        </w:rPr>
+        <w:t>Grafana</w:t>
+      </w:r>
+      <w:proofErr w:type="spellEnd"/>
+      <w:r>
+        <w:rPr>
+          <w:rFonts w:ascii="Times New Roman" w:eastAsia="Times New Roman" w:hAnsi="Times New Roman" w:cs="Times New Roman"/>
+          <w:sz w:val="24"/>
+          <w:szCs w:val="24"/>
+          <w:lang w:eastAsia="en-US"/>
+        </w:rPr>
+        <w:t xml:space="preserve">, </w:t>
+      </w:r>
+      <w:proofErr w:type="spellStart"/>
+      <w:r>
+        <w:rPr>
+          <w:rFonts w:ascii="Times New Roman" w:eastAsia="Times New Roman" w:hAnsi="Times New Roman" w:cs="Times New Roman"/>
+          <w:sz w:val="24"/>
+          <w:szCs w:val="24"/>
+          <w:lang w:eastAsia="en-US"/>
+        </w:rPr>
+        <w:t>CloudWatch</w:t>
+      </w:r>
+      <w:proofErr w:type="spellEnd"/>
+      <w:r>
+        <w:rPr>
+          <w:rFonts w:ascii="Times New Roman" w:eastAsia="Times New Roman" w:hAnsi="Times New Roman" w:cs="Times New Roman"/>
+          <w:sz w:val="24"/>
+          <w:szCs w:val="24"/>
+          <w:lang w:eastAsia="en-US"/>
+        </w:rPr>
+        <w:t xml:space="preserve">, Azure Monitor, Application Insights, </w:t>
+      </w:r>
+      <w:proofErr w:type="spellStart"/>
+      <w:r>
+        <w:rPr>
+          <w:rFonts w:ascii="Times New Roman" w:eastAsia="Times New Roman" w:hAnsi="Times New Roman" w:cs="Times New Roman"/>
+          <w:sz w:val="24"/>
+          <w:szCs w:val="24"/>
+          <w:lang w:eastAsia="en-US"/>
+        </w:rPr>
+        <w:t>Datadog</w:t>
+      </w:r>
+      <w:proofErr w:type="spellEnd"/>
+      <w:r>
+        <w:rPr>
+          <w:rFonts w:ascii="Times New Roman" w:eastAsia="Times New Roman" w:hAnsi="Times New Roman" w:cs="Times New Roman"/>
+          <w:sz w:val="24"/>
+          <w:szCs w:val="24"/>
+          <w:lang w:eastAsia="en-US"/>
+        </w:rPr>
+        <w:t>, New Relic, Elastic Stack, Loki, Sentry, distributed tracing, structured logging, SLI/SLO design and alert tuning.</w:t>
       </w:r>
     </w:p>
     <w:p>
@@ -857,16 +1053,16 @@
           <w:szCs w:val="24"/>
           <w:lang w:eastAsia="en-US"/>
         </w:rPr>
-        <w:t>Observability and Reliability:</w:t>
-      </w:r>
-      <w:r>
-        <w:rPr>
-          <w:rFonts w:ascii="Times New Roman" w:eastAsia="Times New Roman" w:hAnsi="Times New Roman" w:cs="Times New Roman"/>
-          <w:sz w:val="24"/>
-          <w:szCs w:val="24"/>
-          <w:lang w:eastAsia="en-US"/>
-        </w:rPr>
-        <w:t xml:space="preserve"> </w:t>
+        <w:t>Security and Governance:</w:t>
+      </w:r>
+      <w:r>
+        <w:rPr>
+          <w:rFonts w:ascii="Times New Roman" w:eastAsia="Times New Roman" w:hAnsi="Times New Roman" w:cs="Times New Roman"/>
+          <w:sz w:val="24"/>
+          <w:szCs w:val="24"/>
+          <w:lang w:eastAsia="en-US"/>
+        </w:rPr>
+        <w:t xml:space="preserve"> IAM, RBAC, OAuth 2.0, OIDC, Vault, Key Vault, KMS, secrets rotation, vulnerability scanning, </w:t>
       </w:r>
       <w:proofErr w:type="spellStart"/>
       <w:r>
@@ -876,7 +1072,7 @@
           <w:szCs w:val="24"/>
           <w:lang w:eastAsia="en-US"/>
         </w:rPr>
-        <w:t>OpenTelemetry</w:t>
+        <w:t>Trivy</w:t>
       </w:r>
       <w:proofErr w:type="spellEnd"/>
       <w:r>
@@ -886,7 +1082,7 @@
           <w:szCs w:val="24"/>
           <w:lang w:eastAsia="en-US"/>
         </w:rPr>
-        <w:t xml:space="preserve">, Prometheus, </w:t>
+        <w:t xml:space="preserve">, </w:t>
       </w:r>
       <w:proofErr w:type="spellStart"/>
       <w:r>
@@ -896,7 +1092,7 @@
           <w:szCs w:val="24"/>
           <w:lang w:eastAsia="en-US"/>
         </w:rPr>
-        <w:t>Grafana</w:t>
+        <w:t>Snyk</w:t>
       </w:r>
       <w:proofErr w:type="spellEnd"/>
       <w:r>
@@ -916,7 +1112,7 @@
           <w:szCs w:val="24"/>
           <w:lang w:eastAsia="en-US"/>
         </w:rPr>
-        <w:t>CloudWatch</w:t>
+        <w:t>SonarQube</w:t>
       </w:r>
       <w:proofErr w:type="spellEnd"/>
       <w:r>
@@ -926,27 +1122,7 @@
           <w:szCs w:val="24"/>
           <w:lang w:eastAsia="en-US"/>
         </w:rPr>
-        <w:t xml:space="preserve">, Azure Monitor, Application Insights, </w:t>
-      </w:r>
-      <w:proofErr w:type="spellStart"/>
-      <w:r>
-        <w:rPr>
-          <w:rFonts w:ascii="Times New Roman" w:eastAsia="Times New Roman" w:hAnsi="Times New Roman" w:cs="Times New Roman"/>
-          <w:sz w:val="24"/>
-          <w:szCs w:val="24"/>
-          <w:lang w:eastAsia="en-US"/>
-        </w:rPr>
-        <w:t>Datadog</w:t>
-      </w:r>
-      <w:proofErr w:type="spellEnd"/>
-      <w:r>
-        <w:rPr>
-          <w:rFonts w:ascii="Times New Roman" w:eastAsia="Times New Roman" w:hAnsi="Times New Roman" w:cs="Times New Roman"/>
-          <w:sz w:val="24"/>
-          <w:szCs w:val="24"/>
-          <w:lang w:eastAsia="en-US"/>
-        </w:rPr>
-        <w:t>, New Relic, Elastic Stack, Loki, Sentry, distributed tracing, structured logging, SLI/SLO design and alert tuning.</w:t>
+        <w:t>, least-privilege access, image signing, policy as code and audit logging.</w:t>
       </w:r>
     </w:p>
     <w:p>
@@ -974,16 +1150,16 @@
           <w:szCs w:val="24"/>
           <w:lang w:eastAsia="en-US"/>
         </w:rPr>
-        <w:t>Security and Governance:</w:t>
-      </w:r>
-      <w:r>
-        <w:rPr>
-          <w:rFonts w:ascii="Times New Roman" w:eastAsia="Times New Roman" w:hAnsi="Times New Roman" w:cs="Times New Roman"/>
-          <w:sz w:val="24"/>
-          <w:szCs w:val="24"/>
-          <w:lang w:eastAsia="en-US"/>
-        </w:rPr>
-        <w:t xml:space="preserve"> IAM, RBAC, OAuth 2.0, OIDC, Vault, Key Vault, KMS, secrets rotation, vulnerability scanning, </w:t>
+        <w:t>Data and Messaging:</w:t>
+      </w:r>
+      <w:r>
+        <w:rPr>
+          <w:rFonts w:ascii="Times New Roman" w:eastAsia="Times New Roman" w:hAnsi="Times New Roman" w:cs="Times New Roman"/>
+          <w:sz w:val="24"/>
+          <w:szCs w:val="24"/>
+          <w:lang w:eastAsia="en-US"/>
+        </w:rPr>
+        <w:t xml:space="preserve"> PostgreSQL, MySQL, MongoDB, </w:t>
       </w:r>
       <w:proofErr w:type="spellStart"/>
       <w:r>
@@ -993,7 +1169,7 @@
           <w:szCs w:val="24"/>
           <w:lang w:eastAsia="en-US"/>
         </w:rPr>
-        <w:t>Trivy</w:t>
+        <w:t>Redis</w:t>
       </w:r>
       <w:proofErr w:type="spellEnd"/>
       <w:r>
@@ -1013,7 +1189,7 @@
           <w:szCs w:val="24"/>
           <w:lang w:eastAsia="en-US"/>
         </w:rPr>
-        <w:t>Snyk</w:t>
+        <w:t>DynamoDB</w:t>
       </w:r>
       <w:proofErr w:type="spellEnd"/>
       <w:r>
@@ -1023,7 +1199,7 @@
           <w:szCs w:val="24"/>
           <w:lang w:eastAsia="en-US"/>
         </w:rPr>
-        <w:t xml:space="preserve">, </w:t>
+        <w:t xml:space="preserve">, Apache Kafka, </w:t>
       </w:r>
       <w:proofErr w:type="spellStart"/>
       <w:r>
@@ -1033,7 +1209,7 @@
           <w:szCs w:val="24"/>
           <w:lang w:eastAsia="en-US"/>
         </w:rPr>
-        <w:t>SonarQube</w:t>
+        <w:t>RabbitMQ</w:t>
       </w:r>
       <w:proofErr w:type="spellEnd"/>
       <w:r>
@@ -1043,7 +1219,7 @@
           <w:szCs w:val="24"/>
           <w:lang w:eastAsia="en-US"/>
         </w:rPr>
-        <w:t>, least-privilege access, image signing, policy as code and audit logging.</w:t>
+        <w:t>, AWS SQS, Azure Service Bus, connection-pool tuning, backup automation, schema migration and disaster-recovery validation.</w:t>
       </w:r>
     </w:p>
     <w:p>
@@ -1071,85 +1247,20 @@
           <w:szCs w:val="24"/>
           <w:lang w:eastAsia="en-US"/>
         </w:rPr>
-        <w:t>Data and Messaging:</w:t>
-      </w:r>
-      <w:r>
-        <w:rPr>
-          <w:rFonts w:ascii="Times New Roman" w:eastAsia="Times New Roman" w:hAnsi="Times New Roman" w:cs="Times New Roman"/>
-          <w:sz w:val="24"/>
-          <w:szCs w:val="24"/>
-          <w:lang w:eastAsia="en-US"/>
-        </w:rPr>
-        <w:t xml:space="preserve"> PostgreSQL, MySQL, MongoDB, </w:t>
-      </w:r>
-      <w:proofErr w:type="spellStart"/>
-      <w:r>
-        <w:rPr>
-          <w:rFonts w:ascii="Times New Roman" w:eastAsia="Times New Roman" w:hAnsi="Times New Roman" w:cs="Times New Roman"/>
-          <w:sz w:val="24"/>
-          <w:szCs w:val="24"/>
-          <w:lang w:eastAsia="en-US"/>
-        </w:rPr>
-        <w:t>Redis</w:t>
-      </w:r>
-      <w:proofErr w:type="spellEnd"/>
-      <w:r>
-        <w:rPr>
-          <w:rFonts w:ascii="Times New Roman" w:eastAsia="Times New Roman" w:hAnsi="Times New Roman" w:cs="Times New Roman"/>
-          <w:sz w:val="24"/>
-          <w:szCs w:val="24"/>
-          <w:lang w:eastAsia="en-US"/>
-        </w:rPr>
-        <w:t xml:space="preserve">, </w:t>
-      </w:r>
-      <w:proofErr w:type="spellStart"/>
-      <w:r>
-        <w:rPr>
-          <w:rFonts w:ascii="Times New Roman" w:eastAsia="Times New Roman" w:hAnsi="Times New Roman" w:cs="Times New Roman"/>
-          <w:sz w:val="24"/>
-          <w:szCs w:val="24"/>
-          <w:lang w:eastAsia="en-US"/>
-        </w:rPr>
-        <w:t>DynamoDB</w:t>
-      </w:r>
-      <w:proofErr w:type="spellEnd"/>
-      <w:r>
-        <w:rPr>
-          <w:rFonts w:ascii="Times New Roman" w:eastAsia="Times New Roman" w:hAnsi="Times New Roman" w:cs="Times New Roman"/>
-          <w:sz w:val="24"/>
-          <w:szCs w:val="24"/>
-          <w:lang w:eastAsia="en-US"/>
-        </w:rPr>
-        <w:t xml:space="preserve">, Apache Kafka, </w:t>
-      </w:r>
-      <w:proofErr w:type="spellStart"/>
-      <w:r>
-        <w:rPr>
-          <w:rFonts w:ascii="Times New Roman" w:eastAsia="Times New Roman" w:hAnsi="Times New Roman" w:cs="Times New Roman"/>
-          <w:sz w:val="24"/>
-          <w:szCs w:val="24"/>
-          <w:lang w:eastAsia="en-US"/>
-        </w:rPr>
-        <w:t>RabbitMQ</w:t>
-      </w:r>
-      <w:proofErr w:type="spellEnd"/>
-      <w:r>
-        <w:rPr>
-          <w:rFonts w:ascii="Times New Roman" w:eastAsia="Times New Roman" w:hAnsi="Times New Roman" w:cs="Times New Roman"/>
-          <w:sz w:val="24"/>
-          <w:szCs w:val="24"/>
-          <w:lang w:eastAsia="en-US"/>
-        </w:rPr>
-        <w:t>, AWS SQS, Azure Service Bus, connection-pool tuning, backup automation, schema migration and disaster-recovery validation.</w:t>
+        <w:t>Engineering Leadership:</w:t>
+      </w:r>
+      <w:r>
+        <w:rPr>
+          <w:rFonts w:ascii="Times New Roman" w:eastAsia="Times New Roman" w:hAnsi="Times New Roman" w:cs="Times New Roman"/>
+          <w:sz w:val="24"/>
+          <w:szCs w:val="24"/>
+          <w:lang w:eastAsia="en-US"/>
+        </w:rPr>
+        <w:t xml:space="preserve"> Platform architecture, production-readiness reviews, incident command, root-cause analysis, capacity planning, cost optimization, mentoring, runbook development, change management and cross-functional delivery.</w:t>
       </w:r>
     </w:p>
     <w:p>
       <w:pPr>
-        <w:pStyle w:val="ListParagraph"/>
-        <w:numPr>
-          <w:ilvl w:val="0"/>
-          <w:numId w:val="32"/>
-        </w:numPr>
         <w:spacing w:before="100" w:beforeAutospacing="1" w:after="100" w:afterAutospacing="1"/>
         <w:jc w:val="both"/>
         <w:rPr>
@@ -1159,51 +1270,28 @@
           <w:lang w:eastAsia="en-US"/>
         </w:rPr>
       </w:pPr>
-      <w:r>
-        <w:rPr>
-          <w:rFonts w:ascii="Times New Roman" w:eastAsia="Times New Roman" w:hAnsi="Times New Roman" w:cs="Times New Roman"/>
-          <w:b/>
-          <w:bCs/>
-          <w:sz w:val="24"/>
-          <w:szCs w:val="24"/>
-          <w:lang w:eastAsia="en-US"/>
-        </w:rPr>
-        <w:t>Engineering Leadership:</w:t>
-      </w:r>
-      <w:r>
-        <w:rPr>
-          <w:rFonts w:ascii="Times New Roman" w:eastAsia="Times New Roman" w:hAnsi="Times New Roman" w:cs="Times New Roman"/>
-          <w:sz w:val="24"/>
-          <w:szCs w:val="24"/>
-          <w:lang w:eastAsia="en-US"/>
-        </w:rPr>
-        <w:t xml:space="preserve"> Platform architecture, production-readiness reviews, incident command, root-cause analysis, capacity planning, cost optimization, mentoring, runbook development, change management and cross-functional delivery.</w:t>
-      </w:r>
     </w:p>
     <w:p>
       <w:pPr>
+        <w:spacing w:before="100" w:beforeAutospacing="1" w:after="100" w:afterAutospacing="1"/>
+        <w:jc w:val="both"/>
+        <w:rPr>
+          <w:rFonts w:ascii="Times New Roman" w:eastAsia="Times New Roman" w:hAnsi="Times New Roman" w:cs="Times New Roman"/>
+          <w:sz w:val="24"/>
+          <w:szCs w:val="24"/>
+          <w:lang w:eastAsia="en-US"/>
+        </w:rPr>
+      </w:pPr>
+    </w:p>
+    <w:p>
+      <w:pPr>
         <w:spacing w:line="288" w:lineRule="auto"/>
         <w:jc w:val="both"/>
         <w:rPr>
-          <w:rFonts w:asciiTheme="majorBidi" w:hAnsiTheme="majorBidi" w:cstheme="majorBidi"/>
-        </w:rPr>
-      </w:pPr>
-    </w:p>
-    <w:p>
-      <w:pPr>
-        <w:spacing w:line="288" w:lineRule="auto"/>
-        <w:jc w:val="both"/>
-        <w:rPr>
-          <w:rFonts w:asciiTheme="majorBidi" w:hAnsiTheme="majorBidi" w:cstheme="majorBidi"/>
-        </w:rPr>
-      </w:pPr>
-    </w:p>
-    <w:p>
-      <w:pPr>
-        <w:spacing w:line="288" w:lineRule="auto"/>
-        <w:jc w:val="both"/>
-        <w:rPr>
-          <w:rFonts w:asciiTheme="majorBidi" w:hAnsiTheme="majorBidi" w:cstheme="majorBidi"/>
+          <w:rFonts w:ascii="Times New Roman" w:eastAsia="Times New Roman" w:hAnsi="Times New Roman" w:cs="Times New Roman"/>
+          <w:sz w:val="24"/>
+          <w:szCs w:val="24"/>
+          <w:lang w:eastAsia="en-US"/>
         </w:rPr>
       </w:pPr>
     </w:p>
@@ -1424,16 +1512,16 @@
           <w:szCs w:val="24"/>
           <w:lang w:eastAsia="en-US"/>
         </w:rPr>
-        <w:t>Python and Java services</w:t>
-      </w:r>
-      <w:r>
-        <w:rPr>
-          <w:rFonts w:ascii="Times New Roman" w:eastAsia="Times New Roman" w:hAnsi="Times New Roman" w:cs="Times New Roman"/>
-          <w:sz w:val="24"/>
-          <w:szCs w:val="24"/>
-          <w:lang w:eastAsia="en-US"/>
-        </w:rPr>
-        <w:t xml:space="preserve"> using </w:t>
+        <w:t xml:space="preserve">Python </w:t>
+      </w:r>
+      <w:r>
+        <w:rPr>
+          <w:rFonts w:ascii="Times New Roman" w:eastAsia="Times New Roman" w:hAnsi="Times New Roman" w:cs="Times New Roman"/>
+          <w:sz w:val="24"/>
+          <w:szCs w:val="24"/>
+          <w:lang w:eastAsia="en-US"/>
+        </w:rPr>
+        <w:t xml:space="preserve">using </w:t>
       </w:r>
       <w:r>
         <w:rPr>
@@ -1444,7 +1532,18 @@
           <w:szCs w:val="24"/>
           <w:lang w:eastAsia="en-US"/>
         </w:rPr>
-        <w:t>AWS, Azure, Kubernetes, Terraform, Helm, and GitHub Actions</w:t>
+        <w:t>GCP</w:t>
+      </w:r>
+      <w:r>
+        <w:rPr>
+          <w:rFonts w:ascii="Times New Roman" w:eastAsia="Times New Roman" w:hAnsi="Times New Roman" w:cs="Times New Roman"/>
+          <w:b/>
+          <w:bCs/>
+          <w:sz w:val="24"/>
+          <w:szCs w:val="24"/>
+          <w:lang w:eastAsia="en-US"/>
+        </w:rPr>
+        <w:t>, Kubernetes, Terraform, Helm, and GitHub Actions</w:t>
       </w:r>
       <w:r>
         <w:rPr>
@@ -1529,7 +1628,6 @@
           <w:ilvl w:val="0"/>
           <w:numId w:val="33"/>
         </w:numPr>
-        <w:spacing w:before="100" w:beforeAutospacing="1" w:after="100" w:afterAutospacing="1"/>
         <w:jc w:val="both"/>
         <w:rPr>
           <w:rFonts w:ascii="Times New Roman" w:eastAsia="Times New Roman" w:hAnsi="Times New Roman" w:cs="Times New Roman"/>
@@ -1545,27 +1643,203 @@
           <w:szCs w:val="24"/>
           <w:lang w:eastAsia="en-US"/>
         </w:rPr>
-        <w:t xml:space="preserve">Built CI/CD workflows for </w:t>
+        <w:t xml:space="preserve">Built </w:t>
       </w:r>
       <w:r>
         <w:rPr>
           <w:rFonts w:ascii="Times New Roman" w:eastAsia="Times New Roman" w:hAnsi="Times New Roman" w:cs="Times New Roman"/>
           <w:b/>
-          <w:bCs/>
-          <w:sz w:val="24"/>
-          <w:szCs w:val="24"/>
-          <w:lang w:eastAsia="en-US"/>
-        </w:rPr>
-        <w:t>Python 3.8–3.12 and Java 11–21</w:t>
-      </w:r>
-      <w:r>
-        <w:rPr>
-          <w:rFonts w:ascii="Times New Roman" w:eastAsia="Times New Roman" w:hAnsi="Times New Roman" w:cs="Times New Roman"/>
-          <w:sz w:val="24"/>
-          <w:szCs w:val="24"/>
-          <w:lang w:eastAsia="en-US"/>
-        </w:rPr>
-        <w:t xml:space="preserve"> applications, adding dependency caching, parallel tests, container scanning, signed images, deployment approvals, and automated rollback checks.</w:t>
+          <w:sz w:val="24"/>
+          <w:szCs w:val="24"/>
+          <w:lang w:eastAsia="en-US"/>
+        </w:rPr>
+        <w:t>GitHub Actions + Cloud Build pipelines</w:t>
+      </w:r>
+      <w:r>
+        <w:rPr>
+          <w:rFonts w:ascii="Times New Roman" w:eastAsia="Times New Roman" w:hAnsi="Times New Roman" w:cs="Times New Roman"/>
+          <w:sz w:val="24"/>
+          <w:szCs w:val="24"/>
+          <w:lang w:eastAsia="en-US"/>
+        </w:rPr>
+        <w:t xml:space="preserve"> that compile, test, container scan (</w:t>
+      </w:r>
+      <w:proofErr w:type="spellStart"/>
+      <w:r>
+        <w:rPr>
+          <w:rFonts w:ascii="Times New Roman" w:eastAsia="Times New Roman" w:hAnsi="Times New Roman" w:cs="Times New Roman"/>
+          <w:sz w:val="24"/>
+          <w:szCs w:val="24"/>
+          <w:lang w:eastAsia="en-US"/>
+        </w:rPr>
+        <w:t>Trivy</w:t>
+      </w:r>
+      <w:proofErr w:type="spellEnd"/>
+      <w:r>
+        <w:rPr>
+          <w:rFonts w:ascii="Times New Roman" w:eastAsia="Times New Roman" w:hAnsi="Times New Roman" w:cs="Times New Roman"/>
+          <w:sz w:val="24"/>
+          <w:szCs w:val="24"/>
+          <w:lang w:eastAsia="en-US"/>
+        </w:rPr>
+        <w:t>), sign, and deploy Docker images to Artifact Registry, then roll out to GKE via Helm with blue green &amp; canary strategies and automated DB migration safety gates.</w:t>
+      </w:r>
+    </w:p>
+    <w:p>
+      <w:pPr>
+        <w:pStyle w:val="ListParagraph"/>
+        <w:numPr>
+          <w:ilvl w:val="0"/>
+          <w:numId w:val="33"/>
+        </w:numPr>
+        <w:jc w:val="both"/>
+        <w:rPr>
+          <w:rFonts w:ascii="Times New Roman" w:eastAsia="Times New Roman" w:hAnsi="Times New Roman" w:cs="Times New Roman"/>
+          <w:sz w:val="24"/>
+          <w:szCs w:val="24"/>
+          <w:lang w:eastAsia="en-US"/>
+        </w:rPr>
+      </w:pPr>
+      <w:r>
+        <w:rPr>
+          <w:rFonts w:ascii="Times New Roman" w:eastAsia="Times New Roman" w:hAnsi="Times New Roman" w:cs="Times New Roman"/>
+          <w:sz w:val="24"/>
+          <w:szCs w:val="24"/>
+          <w:lang w:eastAsia="en-US"/>
+        </w:rPr>
+        <w:t xml:space="preserve">Developed </w:t>
+      </w:r>
+      <w:proofErr w:type="spellStart"/>
+      <w:r>
+        <w:rPr>
+          <w:rFonts w:ascii="Times New Roman" w:eastAsia="Times New Roman" w:hAnsi="Times New Roman" w:cs="Times New Roman"/>
+          <w:b/>
+          <w:sz w:val="24"/>
+          <w:szCs w:val="24"/>
+          <w:lang w:eastAsia="en-US"/>
+        </w:rPr>
+        <w:t>FastAPI</w:t>
+      </w:r>
+      <w:proofErr w:type="spellEnd"/>
+      <w:r>
+        <w:rPr>
+          <w:rFonts w:ascii="Times New Roman" w:eastAsia="Times New Roman" w:hAnsi="Times New Roman" w:cs="Times New Roman"/>
+          <w:b/>
+          <w:sz w:val="24"/>
+          <w:szCs w:val="24"/>
+          <w:lang w:eastAsia="en-US"/>
+        </w:rPr>
+        <w:t xml:space="preserve"> based backend services</w:t>
+      </w:r>
+      <w:r>
+        <w:rPr>
+          <w:rFonts w:ascii="Times New Roman" w:eastAsia="Times New Roman" w:hAnsi="Times New Roman" w:cs="Times New Roman"/>
+          <w:sz w:val="24"/>
+          <w:szCs w:val="24"/>
+          <w:lang w:eastAsia="en-US"/>
+        </w:rPr>
+        <w:t xml:space="preserve"> (Python 3.9 3.12) with </w:t>
+      </w:r>
+      <w:proofErr w:type="spellStart"/>
+      <w:r>
+        <w:rPr>
+          <w:rFonts w:ascii="Times New Roman" w:eastAsia="Times New Roman" w:hAnsi="Times New Roman" w:cs="Times New Roman"/>
+          <w:b/>
+          <w:sz w:val="24"/>
+          <w:szCs w:val="24"/>
+          <w:lang w:eastAsia="en-US"/>
+        </w:rPr>
+        <w:t>Pydantic</w:t>
+      </w:r>
+      <w:proofErr w:type="spellEnd"/>
+      <w:r>
+        <w:rPr>
+          <w:rFonts w:ascii="Times New Roman" w:eastAsia="Times New Roman" w:hAnsi="Times New Roman" w:cs="Times New Roman"/>
+          <w:b/>
+          <w:sz w:val="24"/>
+          <w:szCs w:val="24"/>
+          <w:lang w:eastAsia="en-US"/>
+        </w:rPr>
+        <w:t xml:space="preserve"> validation</w:t>
+      </w:r>
+      <w:r>
+        <w:rPr>
+          <w:rFonts w:ascii="Times New Roman" w:eastAsia="Times New Roman" w:hAnsi="Times New Roman" w:cs="Times New Roman"/>
+          <w:sz w:val="24"/>
+          <w:szCs w:val="24"/>
+          <w:lang w:eastAsia="en-US"/>
+        </w:rPr>
+        <w:t xml:space="preserve">, </w:t>
+      </w:r>
+      <w:proofErr w:type="spellStart"/>
+      <w:r>
+        <w:rPr>
+          <w:rFonts w:ascii="Times New Roman" w:eastAsia="Times New Roman" w:hAnsi="Times New Roman" w:cs="Times New Roman"/>
+          <w:b/>
+          <w:sz w:val="24"/>
+          <w:szCs w:val="24"/>
+          <w:lang w:eastAsia="en-US"/>
+        </w:rPr>
+        <w:t>asyncio</w:t>
+      </w:r>
+      <w:proofErr w:type="spellEnd"/>
+      <w:r>
+        <w:rPr>
+          <w:rFonts w:ascii="Times New Roman" w:eastAsia="Times New Roman" w:hAnsi="Times New Roman" w:cs="Times New Roman"/>
+          <w:b/>
+          <w:sz w:val="24"/>
+          <w:szCs w:val="24"/>
+          <w:lang w:eastAsia="en-US"/>
+        </w:rPr>
+        <w:t xml:space="preserve"> workers</w:t>
+      </w:r>
+      <w:r>
+        <w:rPr>
+          <w:rFonts w:ascii="Times New Roman" w:eastAsia="Times New Roman" w:hAnsi="Times New Roman" w:cs="Times New Roman"/>
+          <w:sz w:val="24"/>
+          <w:szCs w:val="24"/>
+          <w:lang w:eastAsia="en-US"/>
+        </w:rPr>
+        <w:t xml:space="preserve">, and </w:t>
+      </w:r>
+      <w:r>
+        <w:rPr>
+          <w:rFonts w:ascii="Times New Roman" w:eastAsia="Times New Roman" w:hAnsi="Times New Roman" w:cs="Times New Roman"/>
+          <w:b/>
+          <w:sz w:val="24"/>
+          <w:szCs w:val="24"/>
+          <w:lang w:eastAsia="en-US"/>
+        </w:rPr>
+        <w:t>Celery SQS</w:t>
+      </w:r>
+      <w:r>
+        <w:rPr>
+          <w:rFonts w:ascii="Times New Roman" w:eastAsia="Times New Roman" w:hAnsi="Times New Roman" w:cs="Times New Roman"/>
+          <w:sz w:val="24"/>
+          <w:szCs w:val="24"/>
+          <w:lang w:eastAsia="en-US"/>
+        </w:rPr>
+        <w:t xml:space="preserve"> integration; wrote comprehensive unit/integration tests (</w:t>
+      </w:r>
+      <w:proofErr w:type="spellStart"/>
+      <w:r>
+        <w:rPr>
+          <w:rFonts w:ascii="Times New Roman" w:eastAsia="Times New Roman" w:hAnsi="Times New Roman" w:cs="Times New Roman"/>
+          <w:sz w:val="24"/>
+          <w:szCs w:val="24"/>
+          <w:lang w:eastAsia="en-US"/>
+        </w:rPr>
+        <w:t>pytest</w:t>
+      </w:r>
+      <w:proofErr w:type="spellEnd"/>
+      <w:r>
+        <w:rPr>
+          <w:rFonts w:ascii="Times New Roman" w:eastAsia="Times New Roman" w:hAnsi="Times New Roman" w:cs="Times New Roman"/>
+          <w:sz w:val="24"/>
+          <w:szCs w:val="24"/>
+          <w:lang w:eastAsia="en-US"/>
+        </w:rPr>
+        <w:t>) achieving &gt;90 % coverage.</w:t>
       </w:r>
     </w:p>
     <w:p>
@@ -1787,7 +2061,6 @@
           <w:ilvl w:val="0"/>
           <w:numId w:val="33"/>
         </w:numPr>
-        <w:spacing w:before="100" w:beforeAutospacing="1" w:after="100" w:afterAutospacing="1"/>
         <w:jc w:val="both"/>
         <w:rPr>
           <w:rFonts w:ascii="Times New Roman" w:eastAsia="Times New Roman" w:hAnsi="Times New Roman" w:cs="Times New Roman"/>
@@ -1803,51 +2076,84 @@
           <w:szCs w:val="24"/>
           <w:lang w:eastAsia="en-US"/>
         </w:rPr>
-        <w:t xml:space="preserve">Designed event-driven operational tooling with </w:t>
+        <w:t xml:space="preserve">Designed and maintained </w:t>
       </w:r>
       <w:r>
         <w:rPr>
           <w:rFonts w:ascii="Times New Roman" w:eastAsia="Times New Roman" w:hAnsi="Times New Roman" w:cs="Times New Roman"/>
           <w:b/>
-          <w:bCs/>
-          <w:sz w:val="24"/>
-          <w:szCs w:val="24"/>
-          <w:lang w:eastAsia="en-US"/>
-        </w:rPr>
-        <w:t xml:space="preserve">Python, AWS Lambda, SQS, </w:t>
+          <w:sz w:val="24"/>
+          <w:szCs w:val="24"/>
+          <w:lang w:eastAsia="en-US"/>
+        </w:rPr>
+        <w:t>Terraform managed GCP environments</w:t>
+      </w:r>
+      <w:r>
+        <w:rPr>
+          <w:rFonts w:ascii="Times New Roman" w:eastAsia="Times New Roman" w:hAnsi="Times New Roman" w:cs="Times New Roman"/>
+          <w:sz w:val="24"/>
+          <w:szCs w:val="24"/>
+          <w:lang w:eastAsia="en-US"/>
+        </w:rPr>
+        <w:t xml:space="preserve"> (GKE clusters, Cloud SQL, Pub/Sub, Secret Manager, IAM roles) that serve &gt; 30 micro services; achieved </w:t>
+      </w:r>
+      <w:r>
+        <w:rPr>
+          <w:rFonts w:ascii="Times New Roman" w:eastAsia="Times New Roman" w:hAnsi="Times New Roman" w:cs="Times New Roman"/>
+          <w:b/>
+          <w:sz w:val="24"/>
+          <w:szCs w:val="24"/>
+          <w:lang w:eastAsia="en-US"/>
+        </w:rPr>
+        <w:t>62 % reduction</w:t>
+      </w:r>
+      <w:r>
+        <w:rPr>
+          <w:rFonts w:ascii="Times New Roman" w:eastAsia="Times New Roman" w:hAnsi="Times New Roman" w:cs="Times New Roman"/>
+          <w:sz w:val="24"/>
+          <w:szCs w:val="24"/>
+          <w:lang w:eastAsia="en-US"/>
+        </w:rPr>
+        <w:t xml:space="preserve"> in provisioning time and </w:t>
+      </w:r>
+      <w:r>
+        <w:rPr>
+          <w:rFonts w:ascii="Times New Roman" w:eastAsia="Times New Roman" w:hAnsi="Times New Roman" w:cs="Times New Roman"/>
+          <w:b/>
+          <w:sz w:val="24"/>
+          <w:szCs w:val="24"/>
+          <w:lang w:eastAsia="en-US"/>
+        </w:rPr>
+        <w:t>zero drift</w:t>
+      </w:r>
+      <w:r>
+        <w:rPr>
+          <w:rFonts w:ascii="Times New Roman" w:eastAsia="Times New Roman" w:hAnsi="Times New Roman" w:cs="Times New Roman"/>
+          <w:sz w:val="24"/>
+          <w:szCs w:val="24"/>
+          <w:lang w:eastAsia="en-US"/>
+        </w:rPr>
+        <w:t xml:space="preserve"> across dev/</w:t>
       </w:r>
       <w:proofErr w:type="spellStart"/>
       <w:r>
         <w:rPr>
           <w:rFonts w:ascii="Times New Roman" w:eastAsia="Times New Roman" w:hAnsi="Times New Roman" w:cs="Times New Roman"/>
-          <w:b/>
-          <w:bCs/>
-          <w:sz w:val="24"/>
-          <w:szCs w:val="24"/>
-          <w:lang w:eastAsia="en-US"/>
-        </w:rPr>
-        <w:t>EventBridge</w:t>
+          <w:sz w:val="24"/>
+          <w:szCs w:val="24"/>
+          <w:lang w:eastAsia="en-US"/>
+        </w:rPr>
+        <w:t>qa</w:t>
       </w:r>
       <w:proofErr w:type="spellEnd"/>
       <w:r>
         <w:rPr>
           <w:rFonts w:ascii="Times New Roman" w:eastAsia="Times New Roman" w:hAnsi="Times New Roman" w:cs="Times New Roman"/>
-          <w:b/>
-          <w:bCs/>
-          <w:sz w:val="24"/>
-          <w:szCs w:val="24"/>
-          <w:lang w:eastAsia="en-US"/>
-        </w:rPr>
-        <w:t>, and Java utilities</w:t>
-      </w:r>
-      <w:r>
-        <w:rPr>
-          <w:rFonts w:ascii="Times New Roman" w:eastAsia="Times New Roman" w:hAnsi="Times New Roman" w:cs="Times New Roman"/>
-          <w:sz w:val="24"/>
-          <w:szCs w:val="24"/>
-          <w:lang w:eastAsia="en-US"/>
-        </w:rPr>
-        <w:t xml:space="preserve"> to automate certificate renewal, backup verification, stale-resource cleanup, and incident diagnostics.</w:t>
+          <w:sz w:val="24"/>
+          <w:szCs w:val="24"/>
+          <w:lang w:eastAsia="en-US"/>
+        </w:rPr>
+        <w:t>/stage/prod.</w:t>
       </w:r>
     </w:p>
     <w:p>
@@ -2303,56 +2609,41 @@
           <w:ilvl w:val="0"/>
           <w:numId w:val="34"/>
         </w:numPr>
-        <w:spacing w:before="100" w:beforeAutospacing="1" w:after="100" w:afterAutospacing="1"/>
-        <w:jc w:val="both"/>
-        <w:rPr>
-          <w:rFonts w:ascii="Times New Roman" w:eastAsia="Times New Roman" w:hAnsi="Times New Roman" w:cs="Times New Roman"/>
-          <w:sz w:val="24"/>
-          <w:szCs w:val="24"/>
-          <w:lang w:eastAsia="en-US"/>
-        </w:rPr>
-      </w:pPr>
-      <w:r>
-        <w:rPr>
-          <w:rFonts w:ascii="Times New Roman" w:eastAsia="Times New Roman" w:hAnsi="Times New Roman" w:cs="Times New Roman"/>
-          <w:sz w:val="24"/>
-          <w:szCs w:val="24"/>
-          <w:lang w:eastAsia="en-US"/>
-        </w:rPr>
-        <w:t xml:space="preserve">Implemented infrastructure modules for </w:t>
+        <w:rPr>
+          <w:rFonts w:ascii="Times New Roman" w:eastAsia="Times New Roman" w:hAnsi="Times New Roman" w:cs="Times New Roman"/>
+          <w:sz w:val="24"/>
+          <w:szCs w:val="24"/>
+          <w:lang w:eastAsia="en-US"/>
+        </w:rPr>
+      </w:pPr>
+      <w:r>
+        <w:rPr>
+          <w:rFonts w:ascii="Times New Roman" w:eastAsia="Times New Roman" w:hAnsi="Times New Roman" w:cs="Times New Roman"/>
+          <w:sz w:val="24"/>
+          <w:szCs w:val="24"/>
+          <w:lang w:eastAsia="en-US"/>
+        </w:rPr>
+        <w:lastRenderedPageBreak/>
+        <w:t xml:space="preserve">Migrated legacy EC2 based Python services to </w:t>
       </w:r>
       <w:r>
         <w:rPr>
           <w:rFonts w:ascii="Times New Roman" w:eastAsia="Times New Roman" w:hAnsi="Times New Roman" w:cs="Times New Roman"/>
           <w:b/>
-          <w:bCs/>
-          <w:sz w:val="24"/>
-          <w:szCs w:val="24"/>
-          <w:lang w:eastAsia="en-US"/>
-        </w:rPr>
-        <w:t xml:space="preserve">VPCs, load balancers, ECS and Kubernetes workloads, RDS, S3, IAM, and </w:t>
-      </w:r>
-      <w:proofErr w:type="spellStart"/>
-      <w:r>
-        <w:rPr>
-          <w:rFonts w:ascii="Times New Roman" w:eastAsia="Times New Roman" w:hAnsi="Times New Roman" w:cs="Times New Roman"/>
-          <w:b/>
-          <w:bCs/>
-          <w:sz w:val="24"/>
-          <w:szCs w:val="24"/>
-          <w:lang w:eastAsia="en-US"/>
-        </w:rPr>
-        <w:t>CloudWatch</w:t>
-      </w:r>
-      <w:proofErr w:type="spellEnd"/>
-      <w:r>
-        <w:rPr>
-          <w:rFonts w:ascii="Times New Roman" w:eastAsia="Times New Roman" w:hAnsi="Times New Roman" w:cs="Times New Roman"/>
-          <w:sz w:val="24"/>
-          <w:szCs w:val="24"/>
-          <w:lang w:eastAsia="en-US"/>
-        </w:rPr>
-        <w:t>, reducing duplicated configuration across client-facing environments.</w:t>
+          <w:sz w:val="24"/>
+          <w:szCs w:val="24"/>
+          <w:lang w:eastAsia="en-US"/>
+        </w:rPr>
+        <w:t>GKE (GCP) + Cloud Run using</w:t>
+      </w:r>
+      <w:r>
+        <w:rPr>
+          <w:rFonts w:ascii="Times New Roman" w:eastAsia="Times New Roman" w:hAnsi="Times New Roman" w:cs="Times New Roman"/>
+          <w:sz w:val="24"/>
+          <w:szCs w:val="24"/>
+          <w:lang w:eastAsia="en-US"/>
+        </w:rPr>
+        <w:t xml:space="preserve"> Terraform; cut average deployment time from 45 min to &lt; 5 min.</w:t>
       </w:r>
     </w:p>
     <w:p>
@@ -2378,7 +2669,6 @@
           <w:szCs w:val="24"/>
           <w:lang w:eastAsia="en-US"/>
         </w:rPr>
-        <w:lastRenderedPageBreak/>
         <w:t>Created Python automation for deployment validation, log aggregation, certificate-expiry checks, database backup verification, and scheduled cleanup of unused snapshots and container images.</w:t>
       </w:r>
     </w:p>
@@ -3432,6 +3722,7 @@
           <w:szCs w:val="24"/>
           <w:lang w:eastAsia="en-US"/>
         </w:rPr>
+        <w:lastRenderedPageBreak/>
         <w:t>Collaborated with developers and project managers on release planning, deployment checklists, browser smoke testing, incident notes, and practical infrastructure improvements for client applications.</w:t>
       </w:r>
     </w:p>
@@ -3455,7 +3746,6 @@
           <w:b/>
           <w:bCs/>
         </w:rPr>
-        <w:lastRenderedPageBreak/>
         <w:t>Borna</w:t>
       </w:r>
       <w:proofErr w:type="spellEnd"/>
@@ -3830,435 +4120,6 @@
         </w:rPr>
         <w:t>2014</w:t>
       </w:r>
-    </w:p>
-    <w:p>
-      <w:pPr>
-        <w:jc w:val="both"/>
-        <w:rPr>
-          <w:rFonts w:asciiTheme="majorBidi" w:hAnsiTheme="majorBidi" w:cstheme="majorBidi"/>
-        </w:rPr>
-      </w:pPr>
-      <w:r>
-        <w:rPr>
-          <w:rFonts w:asciiTheme="majorBidi" w:hAnsiTheme="majorBidi" w:cstheme="majorBidi"/>
-        </w:rPr>
-        <w:pict>
-          <v:rect id="_x0000_i1028" style="width:523.3pt;height:1pt" o:hralign="center" o:hrstd="t" o:hrnoshade="t" o:hr="t" fillcolor="#5b9bd5" stroked="f"/>
-        </w:pict>
-      </w:r>
-    </w:p>
-    <w:p>
-      <w:pPr>
-        <w:pStyle w:val="Heading2"/>
-        <w:pBdr>
-          <w:bottom w:val="single" w:sz="12" w:space="1" w:color="5B9BD5" w:themeColor="accent1"/>
-        </w:pBdr>
-        <w:spacing w:beforeAutospacing="0" w:after="100"/>
-        <w:jc w:val="both"/>
-        <w:rPr>
-          <w:rStyle w:val="Strong"/>
-          <w:rFonts w:ascii="Arial Black" w:hAnsi="Arial Black" w:cstheme="majorBidi" w:hint="default"/>
-          <w:b/>
-          <w:bCs/>
-          <w:color w:val="5B9BD5" w:themeColor="accent1"/>
-          <w:sz w:val="28"/>
-          <w:szCs w:val="28"/>
-        </w:rPr>
-      </w:pPr>
-      <w:r>
-        <w:rPr>
-          <w:rStyle w:val="Strong"/>
-          <w:rFonts w:ascii="Arial Black" w:hAnsi="Arial Black" w:cstheme="majorBidi" w:hint="default"/>
-          <w:b/>
-          <w:bCs/>
-          <w:color w:val="5B9BD5" w:themeColor="accent1"/>
-          <w:sz w:val="28"/>
-          <w:szCs w:val="28"/>
-        </w:rPr>
-        <w:t>CERTIFICATIONS</w:t>
-      </w:r>
-    </w:p>
-    <w:p>
-      <w:pPr>
-        <w:pStyle w:val="ListParagraph"/>
-        <w:numPr>
-          <w:ilvl w:val="0"/>
-          <w:numId w:val="49"/>
-        </w:numPr>
-        <w:spacing w:before="100" w:beforeAutospacing="1" w:after="100" w:afterAutospacing="1"/>
-        <w:rPr>
-          <w:rFonts w:ascii="Times New Roman" w:eastAsia="Times New Roman" w:hAnsi="Times New Roman" w:cs="Times New Roman"/>
-          <w:sz w:val="24"/>
-          <w:szCs w:val="24"/>
-          <w:lang w:eastAsia="en-US"/>
-        </w:rPr>
-      </w:pPr>
-      <w:r>
-        <w:rPr>
-          <w:rFonts w:ascii="Times New Roman" w:eastAsia="Times New Roman" w:hAnsi="Times New Roman" w:cs="Times New Roman"/>
-          <w:b/>
-          <w:bCs/>
-          <w:sz w:val="24"/>
-          <w:szCs w:val="24"/>
-          <w:lang w:eastAsia="en-US"/>
-        </w:rPr>
-        <w:t>AWS Certified DevOps Engineer – Professional</w:t>
-      </w:r>
-    </w:p>
-    <w:p>
-      <w:pPr>
-        <w:pStyle w:val="ListParagraph"/>
-        <w:numPr>
-          <w:ilvl w:val="0"/>
-          <w:numId w:val="49"/>
-        </w:numPr>
-        <w:spacing w:before="100" w:beforeAutospacing="1" w:after="100" w:afterAutospacing="1"/>
-        <w:rPr>
-          <w:rFonts w:ascii="Times New Roman" w:eastAsia="Times New Roman" w:hAnsi="Times New Roman" w:cs="Times New Roman"/>
-          <w:sz w:val="24"/>
-          <w:szCs w:val="24"/>
-          <w:lang w:eastAsia="en-US"/>
-        </w:rPr>
-      </w:pPr>
-      <w:r>
-        <w:rPr>
-          <w:rFonts w:ascii="Times New Roman" w:eastAsia="Times New Roman" w:hAnsi="Times New Roman" w:cs="Times New Roman"/>
-          <w:b/>
-          <w:bCs/>
-          <w:sz w:val="24"/>
-          <w:szCs w:val="24"/>
-          <w:lang w:eastAsia="en-US"/>
-        </w:rPr>
-        <w:t>AWS Certified Solutions Architect – Associate</w:t>
-      </w:r>
-    </w:p>
-    <w:p>
-      <w:pPr>
-        <w:pStyle w:val="ListParagraph"/>
-        <w:numPr>
-          <w:ilvl w:val="0"/>
-          <w:numId w:val="49"/>
-        </w:numPr>
-        <w:spacing w:before="100" w:beforeAutospacing="1" w:after="100" w:afterAutospacing="1"/>
-        <w:rPr>
-          <w:rFonts w:ascii="Times New Roman" w:eastAsia="Times New Roman" w:hAnsi="Times New Roman" w:cs="Times New Roman"/>
-          <w:sz w:val="24"/>
-          <w:szCs w:val="24"/>
-          <w:lang w:eastAsia="en-US"/>
-        </w:rPr>
-      </w:pPr>
-      <w:r>
-        <w:rPr>
-          <w:rFonts w:ascii="Times New Roman" w:eastAsia="Times New Roman" w:hAnsi="Times New Roman" w:cs="Times New Roman"/>
-          <w:b/>
-          <w:bCs/>
-          <w:sz w:val="24"/>
-          <w:szCs w:val="24"/>
-          <w:lang w:eastAsia="en-US"/>
-        </w:rPr>
-        <w:t>Microsoft Certified: DevOps Engineer Expert</w:t>
-      </w:r>
-    </w:p>
-    <w:p>
-      <w:pPr>
-        <w:pStyle w:val="ListParagraph"/>
-        <w:numPr>
-          <w:ilvl w:val="0"/>
-          <w:numId w:val="49"/>
-        </w:numPr>
-        <w:spacing w:before="100" w:beforeAutospacing="1" w:after="100" w:afterAutospacing="1"/>
-        <w:rPr>
-          <w:rFonts w:ascii="Times New Roman" w:eastAsia="Times New Roman" w:hAnsi="Times New Roman" w:cs="Times New Roman"/>
-          <w:sz w:val="24"/>
-          <w:szCs w:val="24"/>
-          <w:lang w:eastAsia="en-US"/>
-        </w:rPr>
-      </w:pPr>
-      <w:r>
-        <w:rPr>
-          <w:rFonts w:ascii="Times New Roman" w:eastAsia="Times New Roman" w:hAnsi="Times New Roman" w:cs="Times New Roman"/>
-          <w:b/>
-          <w:bCs/>
-          <w:sz w:val="24"/>
-          <w:szCs w:val="24"/>
-          <w:lang w:eastAsia="en-US"/>
-        </w:rPr>
-        <w:t>Certified Kubernetes Administrator — CKA</w:t>
-      </w:r>
-    </w:p>
-    <w:p>
-      <w:pPr>
-        <w:pStyle w:val="ListParagraph"/>
-        <w:numPr>
-          <w:ilvl w:val="0"/>
-          <w:numId w:val="49"/>
-        </w:numPr>
-        <w:spacing w:before="100" w:beforeAutospacing="1" w:after="100" w:afterAutospacing="1"/>
-        <w:rPr>
-          <w:rFonts w:ascii="Times New Roman" w:eastAsia="Times New Roman" w:hAnsi="Times New Roman" w:cs="Times New Roman"/>
-          <w:sz w:val="24"/>
-          <w:szCs w:val="24"/>
-          <w:lang w:eastAsia="en-US"/>
-        </w:rPr>
-      </w:pPr>
-      <w:proofErr w:type="spellStart"/>
-      <w:r>
-        <w:rPr>
-          <w:rFonts w:ascii="Times New Roman" w:eastAsia="Times New Roman" w:hAnsi="Times New Roman" w:cs="Times New Roman"/>
-          <w:b/>
-          <w:bCs/>
-          <w:sz w:val="24"/>
-          <w:szCs w:val="24"/>
-          <w:lang w:eastAsia="en-US"/>
-        </w:rPr>
-        <w:t>HashiCorp</w:t>
-      </w:r>
-      <w:proofErr w:type="spellEnd"/>
-      <w:r>
-        <w:rPr>
-          <w:rFonts w:ascii="Times New Roman" w:eastAsia="Times New Roman" w:hAnsi="Times New Roman" w:cs="Times New Roman"/>
-          <w:b/>
-          <w:bCs/>
-          <w:sz w:val="24"/>
-          <w:szCs w:val="24"/>
-          <w:lang w:eastAsia="en-US"/>
-        </w:rPr>
-        <w:t xml:space="preserve"> Certified: Terraform Associate</w:t>
-      </w:r>
-    </w:p>
-    <w:p>
-      <w:pPr>
-        <w:jc w:val="both"/>
-        <w:rPr>
-          <w:rFonts w:asciiTheme="majorBidi" w:hAnsiTheme="majorBidi" w:cstheme="majorBidi"/>
-        </w:rPr>
-      </w:pPr>
-      <w:r>
-        <w:pict>
-          <v:rect id="_x0000_i1029" style="width:523.3pt;height:1pt" o:hralign="center" o:hrstd="t" o:hrnoshade="t" o:hr="t" fillcolor="#5b9bd5" stroked="f"/>
-        </w:pict>
-      </w:r>
-    </w:p>
-    <w:p>
-      <w:pPr>
-        <w:pStyle w:val="Heading2"/>
-        <w:pBdr>
-          <w:bottom w:val="single" w:sz="12" w:space="1" w:color="5B9BD5" w:themeColor="accent1"/>
-        </w:pBdr>
-        <w:spacing w:beforeAutospacing="0" w:after="100"/>
-        <w:jc w:val="both"/>
-        <w:rPr>
-          <w:rStyle w:val="Strong"/>
-          <w:rFonts w:ascii="Arial Black" w:hAnsi="Arial Black" w:cstheme="majorBidi" w:hint="default"/>
-          <w:b/>
-          <w:bCs/>
-          <w:color w:val="5B9BD5" w:themeColor="accent1"/>
-          <w:sz w:val="28"/>
-          <w:szCs w:val="28"/>
-        </w:rPr>
-      </w:pPr>
-      <w:r>
-        <w:rPr>
-          <w:rStyle w:val="Strong"/>
-          <w:rFonts w:ascii="Arial Black" w:hAnsi="Arial Black" w:cstheme="majorBidi" w:hint="default"/>
-          <w:b/>
-          <w:bCs/>
-          <w:color w:val="5B9BD5" w:themeColor="accent1"/>
-          <w:sz w:val="28"/>
-          <w:szCs w:val="28"/>
-        </w:rPr>
-        <w:t>PROJECTS</w:t>
-      </w:r>
-    </w:p>
-    <w:p>
-      <w:pPr>
-        <w:pStyle w:val="Heading3"/>
-        <w:jc w:val="both"/>
-        <w:rPr>
-          <w:rFonts w:ascii="Times New Roman" w:hAnsi="Times New Roman" w:hint="default"/>
-          <w:sz w:val="24"/>
-          <w:szCs w:val="24"/>
-        </w:rPr>
-      </w:pPr>
-      <w:r>
-        <w:rPr>
-          <w:rFonts w:ascii="Times New Roman" w:hAnsi="Times New Roman" w:hint="default"/>
-          <w:sz w:val="24"/>
-          <w:szCs w:val="24"/>
-        </w:rPr>
-        <w:t>Multi-Cloud Developer Platform</w:t>
-      </w:r>
-    </w:p>
-    <w:p>
-      <w:pPr>
-        <w:pStyle w:val="NormalWeb"/>
-        <w:numPr>
-          <w:ilvl w:val="0"/>
-          <w:numId w:val="48"/>
-        </w:numPr>
-        <w:jc w:val="both"/>
-      </w:pPr>
-      <w:r>
-        <w:t xml:space="preserve">Designed a self-service platform using </w:t>
-      </w:r>
-      <w:r>
-        <w:rPr>
-          <w:rStyle w:val="Strong"/>
-        </w:rPr>
-        <w:t>Terraform, Kubernetes, Helm, Argo CD, GitHub Actions, Python, AWS EKS, and Azure AKS</w:t>
-      </w:r>
-      <w:r>
-        <w:t xml:space="preserve"> that provisioned standardized environments for Java and Python engineering teams.</w:t>
-      </w:r>
-    </w:p>
-    <w:p>
-      <w:pPr>
-        <w:pStyle w:val="NormalWeb"/>
-        <w:numPr>
-          <w:ilvl w:val="0"/>
-          <w:numId w:val="48"/>
-        </w:numPr>
-        <w:jc w:val="both"/>
-      </w:pPr>
-      <w:r>
-        <w:t>Created reusable infrastructure modules, service templates, secrets integration, deployment policies, observability defaults, database migration gates, and automated rollback workflows for consistent application delivery.</w:t>
-      </w:r>
-    </w:p>
-    <w:p>
-      <w:pPr>
-        <w:pStyle w:val="NormalWeb"/>
-        <w:numPr>
-          <w:ilvl w:val="0"/>
-          <w:numId w:val="48"/>
-        </w:numPr>
-        <w:jc w:val="both"/>
-      </w:pPr>
-      <w:r>
-        <w:t xml:space="preserve">Added cost-allocation labels, idle-resource cleanup, </w:t>
-      </w:r>
-      <w:proofErr w:type="spellStart"/>
-      <w:r>
-        <w:t>autoscaling</w:t>
-      </w:r>
-      <w:proofErr w:type="spellEnd"/>
-      <w:r>
-        <w:t xml:space="preserve"> recommendations, and capacity dashboards that gave engineering leaders visibility into platform usage and cloud spending.</w:t>
-      </w:r>
-    </w:p>
-    <w:p>
-      <w:pPr>
-        <w:pStyle w:val="Heading3"/>
-        <w:jc w:val="both"/>
-        <w:rPr>
-          <w:rFonts w:ascii="Times New Roman" w:hAnsi="Times New Roman" w:hint="default"/>
-          <w:sz w:val="24"/>
-          <w:szCs w:val="24"/>
-        </w:rPr>
-      </w:pPr>
-      <w:r>
-        <w:rPr>
-          <w:rFonts w:ascii="Times New Roman" w:hAnsi="Times New Roman" w:hint="default"/>
-          <w:sz w:val="24"/>
-          <w:szCs w:val="24"/>
-        </w:rPr>
-        <w:t>Production Reliability and Observability Program</w:t>
-      </w:r>
-    </w:p>
-    <w:p>
-      <w:pPr>
-        <w:pStyle w:val="NormalWeb"/>
-        <w:numPr>
-          <w:ilvl w:val="0"/>
-          <w:numId w:val="48"/>
-        </w:numPr>
-        <w:jc w:val="both"/>
-      </w:pPr>
-      <w:r>
-        <w:t xml:space="preserve">Implemented a unified reliability platform using </w:t>
-      </w:r>
-      <w:proofErr w:type="spellStart"/>
-      <w:r>
-        <w:rPr>
-          <w:rStyle w:val="Strong"/>
-        </w:rPr>
-        <w:t>OpenTelemetry</w:t>
-      </w:r>
-      <w:proofErr w:type="spellEnd"/>
-      <w:r>
-        <w:rPr>
-          <w:rStyle w:val="Strong"/>
-        </w:rPr>
-        <w:t xml:space="preserve">, Prometheus, </w:t>
-      </w:r>
-      <w:proofErr w:type="spellStart"/>
-      <w:r>
-        <w:rPr>
-          <w:rStyle w:val="Strong"/>
-        </w:rPr>
-        <w:t>Grafana</w:t>
-      </w:r>
-      <w:proofErr w:type="spellEnd"/>
-      <w:r>
-        <w:rPr>
-          <w:rStyle w:val="Strong"/>
-        </w:rPr>
-        <w:t xml:space="preserve">, </w:t>
-      </w:r>
-      <w:proofErr w:type="spellStart"/>
-      <w:r>
-        <w:rPr>
-          <w:rStyle w:val="Strong"/>
-        </w:rPr>
-        <w:t>CloudWatch</w:t>
-      </w:r>
-      <w:proofErr w:type="spellEnd"/>
-      <w:r>
-        <w:rPr>
-          <w:rStyle w:val="Strong"/>
-        </w:rPr>
-        <w:t>, Azure Monitor, Elastic Stack, Python automation, and Spring Boot Actuator</w:t>
-      </w:r>
-      <w:r>
-        <w:t xml:space="preserve"> across distributed services.</w:t>
-      </w:r>
-    </w:p>
-    <w:p>
-      <w:pPr>
-        <w:pStyle w:val="NormalWeb"/>
-        <w:numPr>
-          <w:ilvl w:val="0"/>
-          <w:numId w:val="48"/>
-        </w:numPr>
-        <w:jc w:val="both"/>
-      </w:pPr>
-      <w:r>
-        <w:lastRenderedPageBreak/>
-        <w:t>Defined service-level indicators for latency, error rate, saturation, queue backlog, and deployment health while replacing noisy infrastructure alerts with actionable service-level notifications.</w:t>
-      </w:r>
-    </w:p>
-    <w:p>
-      <w:pPr>
-        <w:pStyle w:val="NormalWeb"/>
-        <w:numPr>
-          <w:ilvl w:val="0"/>
-          <w:numId w:val="48"/>
-        </w:numPr>
-        <w:jc w:val="both"/>
-      </w:pPr>
-      <w:r>
-        <w:t>Automated incident diagnostics, log correlation, certificate checks, backup validation, and recovery verification, reducing manual investigation effort and improving consiste</w:t>
-      </w:r>
-      <w:r>
-        <w:t>ncy during production incidents.</w:t>
-      </w:r>
-    </w:p>
-    <w:p>
-      <w:pPr>
-        <w:pStyle w:val="Heading3"/>
-        <w:rPr>
-          <w:rFonts w:hint="default"/>
-        </w:rPr>
-      </w:pPr>
     </w:p>
     <w:sectPr>
       <w:pgSz w:w="11906" w:h="16838"/>
